--- a/EmbedDLL_C2_Dropper-Loader_FINAL_DEFANGED.docx
+++ b/EmbedDLL_C2_Dropper-Loader_FINAL_DEFANGED.docx
@@ -166,9 +166,8 @@
           <w:sz w:val="44"/>
           <w:szCs w:val="44"/>
         </w:rPr>
-        <w:t>C</w:t>
-      </w:r>
-      <w:proofErr w:type="gramStart"/>
+        <w:t>C2</w:t>
+      </w:r>
       <w:r>
         <w:rPr>
           <w:rFonts w:ascii="Montserrat Medium" w:hAnsi="Montserrat Medium" w:cs="Times New Roman"/>
@@ -177,7 +176,7 @@
           <w:sz w:val="44"/>
           <w:szCs w:val="44"/>
         </w:rPr>
-        <w:t>2</w:t>
+        <w:t>.</w:t>
       </w:r>
       <w:r>
         <w:rPr>
@@ -187,7 +186,7 @@
           <w:sz w:val="44"/>
           <w:szCs w:val="44"/>
         </w:rPr>
-        <w:t>.</w:t>
+        <w:t>Bootstrap</w:t>
       </w:r>
       <w:r>
         <w:rPr>
@@ -197,7 +196,7 @@
           <w:sz w:val="44"/>
           <w:szCs w:val="44"/>
         </w:rPr>
-        <w:t>Bootstrap</w:t>
+        <w:t>.</w:t>
       </w:r>
       <w:r>
         <w:rPr>
@@ -207,7 +206,7 @@
           <w:sz w:val="44"/>
           <w:szCs w:val="44"/>
         </w:rPr>
-        <w:t>.</w:t>
+        <w:t>Dropper</w:t>
       </w:r>
       <w:r>
         <w:rPr>
@@ -217,9 +216,8 @@
           <w:sz w:val="44"/>
           <w:szCs w:val="44"/>
         </w:rPr>
-        <w:t>Dropper</w:t>
-      </w:r>
-      <w:proofErr w:type="gramEnd"/>
+        <w:t>.</w:t>
+      </w:r>
       <w:r>
         <w:rPr>
           <w:rFonts w:ascii="Montserrat Medium" w:hAnsi="Montserrat Medium" w:cs="Times New Roman"/>
@@ -228,9 +226,13 @@
           <w:sz w:val="44"/>
           <w:szCs w:val="44"/>
         </w:rPr>
-        <w:t>.</w:t>
-      </w:r>
-      <w:r>
+        <w:t>Loader</w:t>
+      </w:r>
+    </w:p>
+    <w:p>
+      <w:pPr>
+        <w:spacing w:after="160" w:line="259" w:lineRule="auto"/>
+        <w:jc w:val="center"/>
         <w:rPr>
           <w:rFonts w:ascii="Montserrat Medium" w:hAnsi="Montserrat Medium" w:cs="Times New Roman"/>
           <w:bCs/>
@@ -238,8 +240,7 @@
           <w:sz w:val="44"/>
           <w:szCs w:val="44"/>
         </w:rPr>
-        <w:t>Loader</w:t>
-      </w:r>
+      </w:pPr>
     </w:p>
     <w:p>
       <w:pPr>
@@ -249,8 +250,6 @@
           <w:rFonts w:ascii="Montserrat Medium" w:hAnsi="Montserrat Medium" w:cs="Times New Roman"/>
           <w:bCs/>
           <w:color w:val="004E76"/>
-          <w:sz w:val="44"/>
-          <w:szCs w:val="44"/>
         </w:rPr>
       </w:pPr>
     </w:p>
@@ -264,24 +263,21 @@
           <w:color w:val="004E76"/>
         </w:rPr>
       </w:pPr>
-    </w:p>
-    <w:p>
-      <w:pPr>
-        <w:spacing w:after="160" w:line="259" w:lineRule="auto"/>
-        <w:jc w:val="center"/>
+      <w:r>
         <w:rPr>
           <w:rFonts w:ascii="Montserrat Medium" w:hAnsi="Montserrat Medium" w:cs="Times New Roman"/>
           <w:bCs/>
           <w:color w:val="004E76"/>
         </w:rPr>
-      </w:pPr>
+        <w:t>January 2,</w:t>
+      </w:r>
       <w:r>
         <w:rPr>
           <w:rFonts w:ascii="Montserrat Medium" w:hAnsi="Montserrat Medium" w:cs="Times New Roman"/>
           <w:bCs/>
           <w:color w:val="004E76"/>
         </w:rPr>
-        <w:t>January 2,</w:t>
+        <w:t xml:space="preserve"> 202</w:t>
       </w:r>
       <w:r>
         <w:rPr>
@@ -289,26 +285,8 @@
           <w:bCs/>
           <w:color w:val="004E76"/>
         </w:rPr>
-        <w:t xml:space="preserve"> </w:t>
-      </w:r>
-      <w:proofErr w:type="gramStart"/>
-      <w:r>
-        <w:rPr>
-          <w:rFonts w:ascii="Montserrat Medium" w:hAnsi="Montserrat Medium" w:cs="Times New Roman"/>
-          <w:bCs/>
-          <w:color w:val="004E76"/>
-        </w:rPr>
-        <w:t>202</w:t>
-      </w:r>
-      <w:r>
-        <w:rPr>
-          <w:rFonts w:ascii="Montserrat Medium" w:hAnsi="Montserrat Medium" w:cs="Times New Roman"/>
-          <w:bCs/>
-          <w:color w:val="004E76"/>
-        </w:rPr>
         <w:t>6</w:t>
       </w:r>
-      <w:proofErr w:type="gramEnd"/>
       <w:r>
         <w:rPr>
           <w:rFonts w:ascii="Montserrat Medium" w:hAnsi="Montserrat Medium" w:cs="Times New Roman"/>
@@ -3272,21 +3250,7 @@
         <w:rPr>
           <w:rFonts w:ascii="Montserrat Medium" w:hAnsi="Montserrat Medium"/>
         </w:rPr>
-        <w:t xml:space="preserve"> </w:t>
-      </w:r>
-      <w:proofErr w:type="gramStart"/>
-      <w:r>
-        <w:rPr>
-          <w:rFonts w:ascii="Montserrat Medium" w:hAnsi="Montserrat Medium"/>
-        </w:rPr>
-        <w:t>loader</w:t>
-      </w:r>
-      <w:proofErr w:type="gramEnd"/>
-      <w:r>
-        <w:rPr>
-          <w:rFonts w:ascii="Montserrat Medium" w:hAnsi="Montserrat Medium"/>
-        </w:rPr>
-        <w:t xml:space="preserve"> that deploys a secondary payload using DLL reflection and Living-off-the-Land binaries. The malware is designed to evade static detection through AES-encrypted embedded resources and reflective assembly loading. Persistence is achieved via registry Run keys and execution is proxied through MSBuild.</w:t>
+        <w:t xml:space="preserve"> loader that deploys a secondary payload using DLL reflection and Living-off-the-Land binaries. The malware is designed to evade static detection through AES-encrypted embedded resources and reflective assembly loading. Persistence is achieved via registry Run keys and execution is proxied through MSBuild.</w:t>
       </w:r>
       <w:r>
         <w:rPr>
@@ -3523,17 +3487,8 @@
           <w:rFonts w:ascii="Montserrat Medium" w:hAnsi="Montserrat Medium"/>
           <w:szCs w:val="24"/>
         </w:rPr>
-        <w:t xml:space="preserve">To analyze the managed .NET DLL (Malware.cryptlib64.dll), a controlled execution environment was established. The DLL requires a hosting process, as it contains managed code entry points that cannot </w:t>
-      </w:r>
-      <w:proofErr w:type="gramStart"/>
-      <w:r>
-        <w:rPr>
-          <w:rFonts w:ascii="Montserrat Medium" w:hAnsi="Montserrat Medium"/>
-          <w:szCs w:val="24"/>
-        </w:rPr>
-        <w:t>execute</w:t>
-      </w:r>
-      <w:proofErr w:type="gramEnd"/>
+        <w:t>To analyze the managed .NET DLL (Malware.cryptlib64.dll), a controlled execution environment was established. The DLL requires a hosting process, as it contains managed code entry points that cannot execute</w:t>
+      </w:r>
       <w:r>
         <w:rPr>
           <w:rFonts w:ascii="Montserrat Medium" w:hAnsi="Montserrat Medium"/>
@@ -3687,39 +3642,7 @@
           <w:rFonts w:ascii="Montserrat Medium" w:hAnsi="Montserrat Medium"/>
           <w:szCs w:val="24"/>
         </w:rPr>
-        <w:t>Loading Mechanism: Using .NET Reflection APIs Assembly[.]</w:t>
-      </w:r>
-      <w:proofErr w:type="spellStart"/>
-      <w:r>
-        <w:rPr>
-          <w:rFonts w:ascii="Montserrat Medium" w:hAnsi="Montserrat Medium"/>
-          <w:szCs w:val="24"/>
-        </w:rPr>
-        <w:t>LoadFile</w:t>
-      </w:r>
-      <w:proofErr w:type="spellEnd"/>
-      <w:r>
-        <w:rPr>
-          <w:rFonts w:ascii="Montserrat Medium" w:hAnsi="Montserrat Medium"/>
-          <w:szCs w:val="24"/>
-        </w:rPr>
-        <w:t xml:space="preserve">(), </w:t>
-      </w:r>
-      <w:proofErr w:type="spellStart"/>
-      <w:r>
-        <w:rPr>
-          <w:rFonts w:ascii="Montserrat Medium" w:hAnsi="Montserrat Medium"/>
-          <w:szCs w:val="24"/>
-        </w:rPr>
-        <w:t>MethodInfo</w:t>
-      </w:r>
-      <w:proofErr w:type="spellEnd"/>
-      <w:r>
-        <w:rPr>
-          <w:rFonts w:ascii="Montserrat Medium" w:hAnsi="Montserrat Medium"/>
-          <w:szCs w:val="24"/>
-        </w:rPr>
-        <w:t>[.]Invoke()</w:t>
+        <w:t>Loading Mechanism: Using .NET Reflection APIs Assembly[.]LoadFile(), MethodInfo[.]Invoke()</w:t>
       </w:r>
     </w:p>
     <w:p>
@@ -3740,23 +3663,7 @@
           <w:rFonts w:ascii="Montserrat Medium" w:hAnsi="Montserrat Medium"/>
           <w:szCs w:val="24"/>
         </w:rPr>
-        <w:t>Entry Point: Calling EmbedDLL[.]Program[.]</w:t>
-      </w:r>
-      <w:proofErr w:type="gramStart"/>
-      <w:r>
-        <w:rPr>
-          <w:rFonts w:ascii="Montserrat Medium" w:hAnsi="Montserrat Medium"/>
-          <w:szCs w:val="24"/>
-        </w:rPr>
-        <w:t>embed(</w:t>
-      </w:r>
-      <w:proofErr w:type="gramEnd"/>
-      <w:r>
-        <w:rPr>
-          <w:rFonts w:ascii="Montserrat Medium" w:hAnsi="Montserrat Medium"/>
-          <w:szCs w:val="24"/>
-        </w:rPr>
-        <w:t>) method</w:t>
+        <w:t>Entry Point: Calling EmbedDLL[.]Program[.]embed() method</w:t>
       </w:r>
     </w:p>
     <w:p>
@@ -4220,29 +4127,13 @@
           <w:rFonts w:ascii="Montserrat Medium" w:hAnsi="Montserrat Medium"/>
           <w:szCs w:val="24"/>
         </w:rPr>
-        <w:t xml:space="preserve">All findings reflect </w:t>
-      </w:r>
-      <w:proofErr w:type="gramStart"/>
+        <w:t>All findings reflect the DLL's capabilities when properly loaded</w:t>
+      </w:r>
       <w:r>
         <w:rPr>
           <w:rFonts w:ascii="Montserrat Medium" w:hAnsi="Montserrat Medium"/>
           <w:szCs w:val="24"/>
         </w:rPr>
-        <w:t>the DLL's</w:t>
-      </w:r>
-      <w:proofErr w:type="gramEnd"/>
-      <w:r>
-        <w:rPr>
-          <w:rFonts w:ascii="Montserrat Medium" w:hAnsi="Montserrat Medium"/>
-          <w:szCs w:val="24"/>
-        </w:rPr>
-        <w:t xml:space="preserve"> capabilities when properly loaded</w:t>
-      </w:r>
-      <w:r>
-        <w:rPr>
-          <w:rFonts w:ascii="Montserrat Medium" w:hAnsi="Montserrat Medium"/>
-          <w:szCs w:val="24"/>
-        </w:rPr>
         <w:br w:type="page"/>
       </w:r>
     </w:p>
@@ -4273,7 +4164,19 @@
         <w:rPr>
           <w:rFonts w:ascii="Montserrat Medium" w:hAnsi="Montserrat Medium"/>
         </w:rPr>
-        <w:t xml:space="preserve"> Callback to a C2 server is also initiated.</w:t>
+        <w:t xml:space="preserve"> Callback to a C2 server is </w:t>
+      </w:r>
+      <w:r>
+        <w:rPr>
+          <w:rFonts w:ascii="Montserrat Medium" w:hAnsi="Montserrat Medium"/>
+        </w:rPr>
+        <w:t>also</w:t>
+      </w:r>
+      <w:r>
+        <w:rPr>
+          <w:rFonts w:ascii="Montserrat Medium" w:hAnsi="Montserrat Medium"/>
+        </w:rPr>
+        <w:t xml:space="preserve"> initiated.</w:t>
       </w:r>
     </w:p>
     <w:p>
@@ -4301,7 +4204,7 @@
           <w:noProof/>
         </w:rPr>
         <w:drawing>
-          <wp:anchor distT="0" distB="0" distL="114300" distR="114300" simplePos="0" relativeHeight="251659264" behindDoc="1" locked="0" layoutInCell="1" allowOverlap="1" wp14:anchorId="5A45D4B4" wp14:editId="4B3BFFC8">
+          <wp:anchor distT="0" distB="0" distL="114300" distR="114300" simplePos="0" relativeHeight="251659264" behindDoc="1" locked="0" layoutInCell="1" allowOverlap="1" wp14:anchorId="5A45D4B4" wp14:editId="2B842781">
             <wp:simplePos x="0" y="0"/>
             <wp:positionH relativeFrom="margin">
               <wp:posOffset>0</wp:posOffset>
@@ -4578,7 +4481,7 @@
           <w:noProof/>
         </w:rPr>
         <w:drawing>
-          <wp:inline distT="0" distB="0" distL="0" distR="0" wp14:anchorId="78FA3533" wp14:editId="2D6D557F">
+          <wp:inline distT="0" distB="0" distL="0" distR="0" wp14:anchorId="78FA3533" wp14:editId="30247123">
             <wp:extent cx="5064125" cy="8229600"/>
             <wp:effectExtent l="0" t="0" r="3175" b="0"/>
             <wp:docPr id="800585426" name="Picture 4"/>
@@ -5375,23 +5278,13 @@
         </w:rPr>
         <w:t xml:space="preserve">The XML payload is dropped in </w:t>
       </w:r>
-      <w:proofErr w:type="gramStart"/>
       <w:r>
         <w:rPr>
           <w:rFonts w:ascii="Montserrat Medium" w:hAnsi="Montserrat Medium"/>
           <w:i/>
           <w:iCs/>
         </w:rPr>
-        <w:t>Public</w:t>
-      </w:r>
-      <w:proofErr w:type="gramEnd"/>
-      <w:r>
-        <w:rPr>
-          <w:rFonts w:ascii="Montserrat Medium" w:hAnsi="Montserrat Medium"/>
-          <w:i/>
-          <w:iCs/>
-        </w:rPr>
-        <w:t xml:space="preserve"> user folder</w:t>
+        <w:t>Public user folder</w:t>
       </w:r>
     </w:p>
     <w:p>
@@ -6089,23 +5982,13 @@
           <w:iCs/>
         </w:rPr>
       </w:pPr>
-      <w:proofErr w:type="gramStart"/>
       <w:r>
         <w:rPr>
           <w:rFonts w:ascii="Montserrat Medium" w:hAnsi="Montserrat Medium"/>
           <w:i/>
           <w:iCs/>
         </w:rPr>
-        <w:t>Figure :</w:t>
-      </w:r>
-      <w:proofErr w:type="gramEnd"/>
-      <w:r>
-        <w:rPr>
-          <w:rFonts w:ascii="Montserrat Medium" w:hAnsi="Montserrat Medium"/>
-          <w:i/>
-          <w:iCs/>
-        </w:rPr>
-        <w:t xml:space="preserve"> H</w:t>
+        <w:t>Figure : H</w:t>
       </w:r>
       <w:r>
         <w:rPr>
@@ -6175,23 +6058,13 @@
           <w:iCs/>
         </w:rPr>
       </w:pPr>
-      <w:proofErr w:type="gramStart"/>
       <w:r>
         <w:rPr>
           <w:rFonts w:ascii="Montserrat Medium" w:hAnsi="Montserrat Medium"/>
           <w:i/>
           <w:iCs/>
         </w:rPr>
-        <w:t>Figure :</w:t>
-      </w:r>
-      <w:proofErr w:type="gramEnd"/>
-      <w:r>
-        <w:rPr>
-          <w:rFonts w:ascii="Montserrat Medium" w:hAnsi="Montserrat Medium"/>
-          <w:i/>
-          <w:iCs/>
-        </w:rPr>
-        <w:t xml:space="preserve"> </w:t>
+        <w:t xml:space="preserve">Figure : </w:t>
       </w:r>
       <w:r>
         <w:rPr>
@@ -6325,7 +6198,7 @@
           <w:sz w:val="28"/>
           <w:szCs w:val="28"/>
         </w:rPr>
-        <w:t>Notable Embedded Strings and Indicators</w:t>
+        <w:t>Notable Strings and Indicators</w:t>
       </w:r>
     </w:p>
     <w:p>
@@ -6347,37 +6220,121 @@
     </w:p>
     <w:p>
       <w:pPr>
+        <w:numPr>
+          <w:ilvl w:val="0"/>
+          <w:numId w:val="28"/>
+        </w:numPr>
         <w:spacing w:after="160" w:line="259" w:lineRule="auto"/>
         <w:rPr>
           <w:rFonts w:ascii="Montserrat Medium" w:hAnsi="Montserrat Medium"/>
           <w:b/>
           <w:bCs/>
-          <w:sz w:val="28"/>
-          <w:szCs w:val="28"/>
-        </w:rPr>
-      </w:pPr>
-    </w:p>
-    <w:p>
-      <w:pPr>
-        <w:spacing w:after="160" w:line="259" w:lineRule="auto"/>
+        </w:rPr>
+      </w:pPr>
+      <w:r>
         <w:rPr>
           <w:rFonts w:ascii="Montserrat Medium" w:hAnsi="Montserrat Medium"/>
           <w:b/>
           <w:bCs/>
-          <w:sz w:val="28"/>
-          <w:szCs w:val="28"/>
-        </w:rPr>
-      </w:pPr>
-    </w:p>
-    <w:p>
-      <w:pPr>
+        </w:rPr>
+        <w:t>These indicate a .NET loader:</w:t>
+      </w:r>
+    </w:p>
+    <w:p>
+      <w:pPr>
+        <w:pStyle w:val="ListParagraph"/>
+        <w:numPr>
+          <w:ilvl w:val="1"/>
+          <w:numId w:val="28"/>
+        </w:numPr>
+        <w:spacing w:after="160" w:line="259" w:lineRule="auto"/>
+        <w:rPr>
+          <w:rFonts w:ascii="Montserrat Medium" w:hAnsi="Montserrat Medium"/>
+        </w:rPr>
+      </w:pPr>
+      <w:r>
+        <w:rPr>
+          <w:rFonts w:ascii="Montserrat Medium" w:hAnsi="Montserrat Medium"/>
+        </w:rPr>
+        <w:t>v4.0.30319</w:t>
+      </w:r>
+    </w:p>
+    <w:p>
+      <w:pPr>
+        <w:pStyle w:val="ListParagraph"/>
+        <w:numPr>
+          <w:ilvl w:val="1"/>
+          <w:numId w:val="28"/>
+        </w:numPr>
+        <w:spacing w:after="160" w:line="259" w:lineRule="auto"/>
+        <w:rPr>
+          <w:rFonts w:ascii="Montserrat Medium" w:hAnsi="Montserrat Medium"/>
+        </w:rPr>
+      </w:pPr>
+      <w:r>
+        <w:rPr>
+          <w:rFonts w:ascii="Montserrat Medium" w:hAnsi="Montserrat Medium"/>
+        </w:rPr>
+        <w:t>mscoree.dll</w:t>
+      </w:r>
+    </w:p>
+    <w:p>
+      <w:pPr>
+        <w:pStyle w:val="ListParagraph"/>
+        <w:numPr>
+          <w:ilvl w:val="1"/>
+          <w:numId w:val="28"/>
+        </w:numPr>
+        <w:spacing w:after="160" w:line="259" w:lineRule="auto"/>
+        <w:rPr>
+          <w:rFonts w:ascii="Montserrat Medium" w:hAnsi="Montserrat Medium"/>
+        </w:rPr>
+      </w:pPr>
+      <w:r>
+        <w:rPr>
+          <w:rFonts w:ascii="Montserrat Medium" w:hAnsi="Montserrat Medium"/>
+        </w:rPr>
+        <w:t>System.Reflection</w:t>
+      </w:r>
+    </w:p>
+    <w:p>
+      <w:pPr>
+        <w:pStyle w:val="ListParagraph"/>
+        <w:numPr>
+          <w:ilvl w:val="1"/>
+          <w:numId w:val="28"/>
+        </w:numPr>
+        <w:spacing w:after="160" w:line="259" w:lineRule="auto"/>
+        <w:rPr>
+          <w:rFonts w:ascii="Montserrat Medium" w:hAnsi="Montserrat Medium"/>
+        </w:rPr>
+      </w:pPr>
+      <w:r>
+        <w:rPr>
+          <w:rFonts w:ascii="Montserrat Medium" w:hAnsi="Montserrat Medium"/>
+        </w:rPr>
+        <w:t>Assembly.Load</w:t>
+      </w:r>
+    </w:p>
+    <w:p>
+      <w:pPr>
+        <w:spacing w:after="160" w:line="259" w:lineRule="auto"/>
+        <w:rPr>
+          <w:rFonts w:ascii="Montserrat Medium" w:hAnsi="Montserrat Medium"/>
+        </w:rPr>
+      </w:pPr>
+    </w:p>
+    <w:p>
+      <w:pPr>
+        <w:numPr>
+          <w:ilvl w:val="0"/>
+          <w:numId w:val="28"/>
+        </w:numPr>
         <w:spacing w:after="160" w:line="259" w:lineRule="auto"/>
         <w:rPr>
           <w:rFonts w:ascii="Montserrat Medium" w:hAnsi="Montserrat Medium"/>
           <w:b/>
           <w:bCs/>
-          <w:sz w:val="28"/>
-          <w:szCs w:val="28"/>
         </w:rPr>
       </w:pPr>
       <w:r>
@@ -6385,145 +6342,681 @@
           <w:rFonts w:ascii="Montserrat Medium" w:hAnsi="Montserrat Medium"/>
           <w:b/>
           <w:bCs/>
-          <w:sz w:val="28"/>
-          <w:szCs w:val="28"/>
-        </w:rPr>
-        <w:t>Imported functions / APIs:</w:t>
-      </w:r>
-    </w:p>
-    <w:p>
-      <w:pPr>
-        <w:spacing w:after="160" w:line="259" w:lineRule="auto"/>
-        <w:rPr>
-          <w:rFonts w:ascii="Montserrat Medium" w:hAnsi="Montserrat Medium"/>
-          <w:szCs w:val="24"/>
-        </w:rPr>
-      </w:pPr>
-      <w:r>
+        </w:rPr>
+        <w:t>Embedded Payload Indicators:</w:t>
+      </w:r>
+    </w:p>
+    <w:p>
+      <w:pPr>
+        <w:pStyle w:val="ListParagraph"/>
+        <w:numPr>
+          <w:ilvl w:val="1"/>
+          <w:numId w:val="28"/>
+        </w:numPr>
+        <w:spacing w:after="160" w:line="259" w:lineRule="auto"/>
+        <w:rPr>
+          <w:rFonts w:ascii="Montserrat Medium" w:hAnsi="Montserrat Medium"/>
+        </w:rPr>
+      </w:pPr>
+      <w:r>
+        <w:rPr>
+          <w:rFonts w:ascii="Montserrat Medium" w:hAnsi="Montserrat Medium"/>
+        </w:rPr>
+        <w:t>EmbedDLL.dll</w:t>
+      </w:r>
+    </w:p>
+    <w:p>
+      <w:pPr>
+        <w:pStyle w:val="ListParagraph"/>
+        <w:numPr>
+          <w:ilvl w:val="1"/>
+          <w:numId w:val="28"/>
+        </w:numPr>
+        <w:spacing w:after="160" w:line="259" w:lineRule="auto"/>
+        <w:rPr>
+          <w:rFonts w:ascii="Montserrat Medium" w:hAnsi="Montserrat Medium"/>
+        </w:rPr>
+      </w:pPr>
+      <w:r>
+        <w:rPr>
+          <w:rFonts w:ascii="Montserrat Medium" w:hAnsi="Montserrat Medium"/>
+        </w:rPr>
+        <w:t>EmbedDLL</w:t>
+      </w:r>
+    </w:p>
+    <w:p>
+      <w:pPr>
+        <w:pStyle w:val="ListParagraph"/>
+        <w:numPr>
+          <w:ilvl w:val="1"/>
+          <w:numId w:val="28"/>
+        </w:numPr>
+        <w:spacing w:after="160" w:line="259" w:lineRule="auto"/>
+        <w:rPr>
+          <w:rFonts w:ascii="Montserrat Medium" w:hAnsi="Montserrat Medium"/>
+        </w:rPr>
+      </w:pPr>
+      <w:r>
+        <w:rPr>
+          <w:rFonts w:ascii="Montserrat Medium" w:hAnsi="Montserrat Medium"/>
+        </w:rPr>
+        <w:t>\EmbedDLL.dll</w:t>
+      </w:r>
+    </w:p>
+    <w:p>
+      <w:pPr>
+        <w:pStyle w:val="ListParagraph"/>
+        <w:numPr>
+          <w:ilvl w:val="1"/>
+          <w:numId w:val="28"/>
+        </w:numPr>
+        <w:spacing w:after="160" w:line="259" w:lineRule="auto"/>
+        <w:rPr>
+          <w:rFonts w:ascii="Montserrat Medium" w:hAnsi="Montserrat Medium"/>
+        </w:rPr>
+      </w:pPr>
+      <w:r>
+        <w:rPr>
+          <w:rFonts w:ascii="Montserrat Medium" w:hAnsi="Montserrat Medium"/>
+        </w:rPr>
+        <w:t>InternalName: EmbedDLL.dll</w:t>
+      </w:r>
+    </w:p>
+    <w:p>
+      <w:pPr>
+        <w:pStyle w:val="ListParagraph"/>
+        <w:numPr>
+          <w:ilvl w:val="1"/>
+          <w:numId w:val="28"/>
+        </w:numPr>
+        <w:spacing w:after="160" w:line="259" w:lineRule="auto"/>
+        <w:rPr>
+          <w:rFonts w:ascii="Montserrat Medium" w:hAnsi="Montserrat Medium"/>
+        </w:rPr>
+      </w:pPr>
+      <w:r>
+        <w:rPr>
+          <w:rFonts w:ascii="Montserrat Medium" w:hAnsi="Montserrat Medium"/>
+        </w:rPr>
+        <w:t>OriginalFilename: EmbedDLL.dll</w:t>
+      </w:r>
+      <w:r>
+        <w:rPr>
+          <w:rFonts w:ascii="Montserrat Medium" w:hAnsi="Montserrat Medium"/>
+        </w:rPr>
+        <w:tab/>
+      </w:r>
+    </w:p>
+    <w:p>
+      <w:pPr>
+        <w:spacing w:after="160" w:line="259" w:lineRule="auto"/>
+        <w:rPr>
+          <w:rFonts w:ascii="Montserrat Medium" w:hAnsi="Montserrat Medium"/>
+        </w:rPr>
+      </w:pPr>
+    </w:p>
+    <w:p>
+      <w:pPr>
+        <w:numPr>
+          <w:ilvl w:val="0"/>
+          <w:numId w:val="28"/>
+        </w:numPr>
+        <w:spacing w:after="160" w:line="259" w:lineRule="auto"/>
         <w:rPr>
           <w:rFonts w:ascii="Montserrat Medium" w:hAnsi="Montserrat Medium"/>
           <w:b/>
           <w:bCs/>
-          <w:sz w:val="28"/>
-          <w:szCs w:val="28"/>
-        </w:rPr>
-        <w:tab/>
-      </w:r>
-      <w:r>
-        <w:rPr>
-          <w:rFonts w:ascii="Montserrat Medium" w:hAnsi="Montserrat Medium"/>
-          <w:szCs w:val="24"/>
-        </w:rPr>
-        <w:t>AES_Encrypt</w:t>
-      </w:r>
-    </w:p>
-    <w:p>
-      <w:pPr>
-        <w:spacing w:after="160" w:line="259" w:lineRule="auto"/>
-        <w:ind w:left="720"/>
-        <w:rPr>
-          <w:rFonts w:ascii="Montserrat Medium" w:hAnsi="Montserrat Medium"/>
-          <w:szCs w:val="24"/>
-        </w:rPr>
-      </w:pPr>
-      <w:r>
-        <w:rPr>
-          <w:rFonts w:ascii="Montserrat Medium" w:hAnsi="Montserrat Medium"/>
-          <w:szCs w:val="24"/>
-        </w:rPr>
-        <w:t>AES_Decrypt</w:t>
-      </w:r>
-    </w:p>
-    <w:p>
-      <w:pPr>
-        <w:spacing w:after="160" w:line="259" w:lineRule="auto"/>
-        <w:ind w:left="720"/>
-        <w:rPr>
-          <w:rFonts w:ascii="Montserrat Medium" w:hAnsi="Montserrat Medium"/>
-          <w:szCs w:val="24"/>
-        </w:rPr>
-      </w:pPr>
-      <w:r>
-        <w:rPr>
-          <w:rFonts w:ascii="Montserrat Medium" w:hAnsi="Montserrat Medium"/>
-          <w:szCs w:val="24"/>
-        </w:rPr>
-        <w:t>CreateEncryptor</w:t>
-      </w:r>
-    </w:p>
-    <w:p>
-      <w:pPr>
-        <w:spacing w:after="160" w:line="259" w:lineRule="auto"/>
-        <w:ind w:left="720"/>
-        <w:rPr>
-          <w:rFonts w:ascii="Montserrat Medium" w:hAnsi="Montserrat Medium"/>
-          <w:szCs w:val="24"/>
-        </w:rPr>
-      </w:pPr>
-      <w:r>
-        <w:rPr>
-          <w:rFonts w:ascii="Montserrat Medium" w:hAnsi="Montserrat Medium"/>
-          <w:szCs w:val="24"/>
-        </w:rPr>
-        <w:t>GetEnvironmentVariable</w:t>
-      </w:r>
-    </w:p>
-    <w:p>
-      <w:pPr>
-        <w:spacing w:after="160" w:line="259" w:lineRule="auto"/>
-        <w:ind w:left="720"/>
-        <w:rPr>
-          <w:rFonts w:ascii="Montserrat Medium" w:hAnsi="Montserrat Medium"/>
-          <w:szCs w:val="24"/>
-        </w:rPr>
-      </w:pPr>
-      <w:r>
-        <w:rPr>
-          <w:rFonts w:ascii="Montserrat Medium" w:hAnsi="Montserrat Medium"/>
-          <w:szCs w:val="24"/>
-        </w:rPr>
-        <w:t>WriteAllText</w:t>
-      </w:r>
-    </w:p>
-    <w:p>
-      <w:pPr>
-        <w:spacing w:after="160" w:line="259" w:lineRule="auto"/>
-        <w:ind w:left="720"/>
+        </w:rPr>
+      </w:pPr>
+      <w:r>
         <w:rPr>
           <w:rFonts w:ascii="Montserrat Medium" w:hAnsi="Montserrat Medium"/>
           <w:b/>
           <w:bCs/>
-          <w:sz w:val="28"/>
-          <w:szCs w:val="28"/>
-        </w:rPr>
-      </w:pPr>
-      <w:r>
-        <w:rPr>
-          <w:rFonts w:ascii="Montserrat Medium" w:hAnsi="Montserrat Medium"/>
-          <w:szCs w:val="24"/>
-        </w:rPr>
-        <w:t>MemoryStream</w:t>
-      </w:r>
-      <w:r>
+        </w:rPr>
+        <w:t>AES Encryption of Embedded Payload Indicators:</w:t>
+      </w:r>
+    </w:p>
+    <w:p>
+      <w:pPr>
+        <w:pStyle w:val="ListParagraph"/>
+        <w:numPr>
+          <w:ilvl w:val="1"/>
+          <w:numId w:val="28"/>
+        </w:numPr>
+        <w:spacing w:after="160" w:line="259" w:lineRule="auto"/>
+        <w:rPr>
+          <w:rFonts w:ascii="Montserrat Medium" w:hAnsi="Montserrat Medium"/>
+        </w:rPr>
+      </w:pPr>
+      <w:r>
+        <w:rPr>
+          <w:rFonts w:ascii="Montserrat Medium" w:hAnsi="Montserrat Medium"/>
+        </w:rPr>
+        <w:t>System.Security.Cryptography</w:t>
+      </w:r>
+    </w:p>
+    <w:p>
+      <w:pPr>
+        <w:pStyle w:val="ListParagraph"/>
+        <w:numPr>
+          <w:ilvl w:val="1"/>
+          <w:numId w:val="28"/>
+        </w:numPr>
+        <w:spacing w:after="160" w:line="259" w:lineRule="auto"/>
+        <w:rPr>
+          <w:rFonts w:ascii="Montserrat Medium" w:hAnsi="Montserrat Medium"/>
+        </w:rPr>
+      </w:pPr>
+      <w:r>
+        <w:rPr>
+          <w:rFonts w:ascii="Montserrat Medium" w:hAnsi="Montserrat Medium"/>
+        </w:rPr>
+        <w:t>RijndaelManaged</w:t>
+      </w:r>
+    </w:p>
+    <w:p>
+      <w:pPr>
+        <w:pStyle w:val="ListParagraph"/>
+        <w:numPr>
+          <w:ilvl w:val="1"/>
+          <w:numId w:val="28"/>
+        </w:numPr>
+        <w:spacing w:after="160" w:line="259" w:lineRule="auto"/>
+        <w:rPr>
+          <w:rFonts w:ascii="Montserrat Medium" w:hAnsi="Montserrat Medium"/>
+        </w:rPr>
+      </w:pPr>
+      <w:r>
+        <w:rPr>
+          <w:rFonts w:ascii="Montserrat Medium" w:hAnsi="Montserrat Medium"/>
+        </w:rPr>
+        <w:t>Rfc2898DeriveBytes</w:t>
+      </w:r>
+    </w:p>
+    <w:p>
+      <w:pPr>
+        <w:pStyle w:val="ListParagraph"/>
+        <w:numPr>
+          <w:ilvl w:val="1"/>
+          <w:numId w:val="28"/>
+        </w:numPr>
+        <w:spacing w:after="160" w:line="259" w:lineRule="auto"/>
+        <w:rPr>
+          <w:rFonts w:ascii="Montserrat Medium" w:hAnsi="Montserrat Medium"/>
+        </w:rPr>
+      </w:pPr>
+      <w:r>
+        <w:rPr>
+          <w:rFonts w:ascii="Montserrat Medium" w:hAnsi="Montserrat Medium"/>
+        </w:rPr>
+        <w:t>AES_Encrypt</w:t>
+      </w:r>
+    </w:p>
+    <w:p>
+      <w:pPr>
+        <w:pStyle w:val="ListParagraph"/>
+        <w:numPr>
+          <w:ilvl w:val="1"/>
+          <w:numId w:val="28"/>
+        </w:numPr>
+        <w:spacing w:after="160" w:line="259" w:lineRule="auto"/>
+        <w:rPr>
+          <w:rFonts w:ascii="Montserrat Medium" w:hAnsi="Montserrat Medium"/>
+        </w:rPr>
+      </w:pPr>
+      <w:r>
+        <w:rPr>
+          <w:rFonts w:ascii="Montserrat Medium" w:hAnsi="Montserrat Medium"/>
+        </w:rPr>
+        <w:t>AES_Decrypt</w:t>
+      </w:r>
+    </w:p>
+    <w:p>
+      <w:pPr>
+        <w:pStyle w:val="ListParagraph"/>
+        <w:numPr>
+          <w:ilvl w:val="1"/>
+          <w:numId w:val="28"/>
+        </w:numPr>
+        <w:spacing w:after="160" w:line="259" w:lineRule="auto"/>
+        <w:rPr>
+          <w:rFonts w:ascii="Montserrat Medium" w:hAnsi="Montserrat Medium"/>
+        </w:rPr>
+      </w:pPr>
+      <w:r>
+        <w:rPr>
+          <w:rFonts w:ascii="Montserrat Medium" w:hAnsi="Montserrat Medium"/>
+        </w:rPr>
+        <w:t>passwordBytes</w:t>
+      </w:r>
+    </w:p>
+    <w:p>
+      <w:pPr>
+        <w:pStyle w:val="ListParagraph"/>
+        <w:numPr>
+          <w:ilvl w:val="1"/>
+          <w:numId w:val="28"/>
+        </w:numPr>
+        <w:spacing w:after="160" w:line="259" w:lineRule="auto"/>
+        <w:rPr>
+          <w:rFonts w:ascii="Montserrat Medium" w:hAnsi="Montserrat Medium"/>
+        </w:rPr>
+      </w:pPr>
+      <w:r>
+        <w:rPr>
+          <w:rFonts w:ascii="Montserrat Medium" w:hAnsi="Montserrat Medium"/>
+        </w:rPr>
+        <w:t>bytesToBeEncrypted</w:t>
+      </w:r>
+    </w:p>
+    <w:p>
+      <w:pPr>
+        <w:pStyle w:val="ListParagraph"/>
+        <w:numPr>
+          <w:ilvl w:val="1"/>
+          <w:numId w:val="28"/>
+        </w:numPr>
+        <w:spacing w:after="160" w:line="259" w:lineRule="auto"/>
+        <w:rPr>
+          <w:rFonts w:ascii="Montserrat Medium" w:hAnsi="Montserrat Medium"/>
+        </w:rPr>
+      </w:pPr>
+      <w:r>
+        <w:rPr>
+          <w:rFonts w:ascii="Montserrat Medium" w:hAnsi="Montserrat Medium"/>
+        </w:rPr>
+        <w:t>bytesToBeDecrypted</w:t>
+      </w:r>
+    </w:p>
+    <w:p>
+      <w:pPr>
+        <w:spacing w:after="160" w:line="259" w:lineRule="auto"/>
+        <w:rPr>
+          <w:rFonts w:ascii="Montserrat Medium" w:hAnsi="Montserrat Medium"/>
+        </w:rPr>
+      </w:pPr>
+    </w:p>
+    <w:p>
+      <w:pPr>
+        <w:numPr>
+          <w:ilvl w:val="0"/>
+          <w:numId w:val="28"/>
+        </w:numPr>
+        <w:spacing w:after="160" w:line="259" w:lineRule="auto"/>
         <w:rPr>
           <w:rFonts w:ascii="Montserrat Medium" w:hAnsi="Montserrat Medium"/>
           <w:b/>
           <w:bCs/>
-          <w:sz w:val="28"/>
-          <w:szCs w:val="28"/>
-        </w:rPr>
-        <w:t xml:space="preserve"> </w:t>
-      </w:r>
-    </w:p>
-    <w:p>
-      <w:pPr>
-        <w:spacing w:after="160" w:line="259" w:lineRule="auto"/>
-        <w:jc w:val="center"/>
-        <w:rPr>
-          <w:rFonts w:ascii="Montserrat Medium" w:hAnsi="Montserrat Medium"/>
-          <w:szCs w:val="24"/>
-        </w:rPr>
-      </w:pPr>
+        </w:rPr>
+      </w:pPr>
+      <w:r>
+        <w:rPr>
+          <w:rFonts w:ascii="Montserrat Medium" w:hAnsi="Montserrat Medium"/>
+          <w:b/>
+          <w:bCs/>
+        </w:rPr>
+        <w:t>Hardcoded Password:</w:t>
+      </w:r>
+    </w:p>
+    <w:p>
+      <w:pPr>
+        <w:pStyle w:val="ListParagraph"/>
+        <w:numPr>
+          <w:ilvl w:val="1"/>
+          <w:numId w:val="28"/>
+        </w:numPr>
+        <w:spacing w:after="160" w:line="259" w:lineRule="auto"/>
+        <w:rPr>
+          <w:rFonts w:ascii="Montserrat Medium" w:hAnsi="Montserrat Medium"/>
+        </w:rPr>
+      </w:pPr>
+      <w:r>
+        <w:rPr>
+          <w:rFonts w:ascii="Montserrat Medium" w:hAnsi="Montserrat Medium"/>
+        </w:rPr>
+        <w:t>p0w3r0verwh3lm1ng!</w:t>
+      </w:r>
+    </w:p>
+    <w:p>
+      <w:pPr>
+        <w:spacing w:after="160" w:line="259" w:lineRule="auto"/>
+        <w:rPr>
+          <w:rFonts w:ascii="Montserrat Medium" w:hAnsi="Montserrat Medium"/>
+        </w:rPr>
+        <w:sectPr>
+          <w:type w:val="continuous"/>
+          <w:pgSz w:w="12240" w:h="15840"/>
+          <w:pgMar w:top="1440" w:right="1440" w:bottom="1440" w:left="1440" w:header="720" w:footer="720" w:gutter="0"/>
+          <w:cols w:space="720"/>
+        </w:sectPr>
+      </w:pPr>
+    </w:p>
+    <w:p>
+      <w:pPr>
+        <w:spacing w:after="160" w:line="259" w:lineRule="auto"/>
+        <w:rPr>
+          <w:rFonts w:ascii="Montserrat Medium" w:hAnsi="Montserrat Medium"/>
+        </w:rPr>
+      </w:pPr>
+    </w:p>
+    <w:p>
+      <w:pPr>
+        <w:numPr>
+          <w:ilvl w:val="0"/>
+          <w:numId w:val="28"/>
+        </w:numPr>
+        <w:spacing w:after="160" w:line="259" w:lineRule="auto"/>
+        <w:rPr>
+          <w:rFonts w:ascii="Montserrat Medium" w:hAnsi="Montserrat Medium"/>
+          <w:b/>
+          <w:bCs/>
+        </w:rPr>
+      </w:pPr>
+      <w:r>
+        <w:rPr>
+          <w:rFonts w:ascii="Montserrat Medium" w:hAnsi="Montserrat Medium"/>
+          <w:b/>
+          <w:bCs/>
+        </w:rPr>
+        <w:t>Large Base64 / High Entropy Blobs:</w:t>
+      </w:r>
+    </w:p>
+    <w:p>
+      <w:pPr>
+        <w:pStyle w:val="ListParagraph"/>
+        <w:numPr>
+          <w:ilvl w:val="1"/>
+          <w:numId w:val="28"/>
+        </w:numPr>
+        <w:spacing w:after="160" w:line="259" w:lineRule="auto"/>
+        <w:rPr>
+          <w:rFonts w:ascii="Montserrat Medium" w:hAnsi="Montserrat Medium"/>
+        </w:rPr>
+      </w:pPr>
+      <w:r>
+        <w:rPr>
+          <w:rFonts w:ascii="Montserrat Medium" w:hAnsi="Montserrat Medium"/>
+        </w:rPr>
+        <w:t>pxQRI8YJc6jVr3x45Y+ti/tT8W+3HpQHbcw1yZJQ9goNh...</w:t>
+      </w:r>
+    </w:p>
+    <w:p>
+      <w:pPr>
+        <w:spacing w:after="160" w:line="259" w:lineRule="auto"/>
+        <w:rPr>
+          <w:rFonts w:ascii="Montserrat Medium" w:hAnsi="Montserrat Medium"/>
+        </w:rPr>
+      </w:pPr>
+    </w:p>
+    <w:p>
+      <w:pPr>
+        <w:numPr>
+          <w:ilvl w:val="0"/>
+          <w:numId w:val="28"/>
+        </w:numPr>
+        <w:spacing w:after="160" w:line="259" w:lineRule="auto"/>
+        <w:rPr>
+          <w:rFonts w:ascii="Montserrat Medium" w:hAnsi="Montserrat Medium"/>
+          <w:b/>
+          <w:bCs/>
+        </w:rPr>
+      </w:pPr>
+      <w:r>
+        <w:rPr>
+          <w:rFonts w:ascii="Montserrat Medium" w:hAnsi="Montserrat Medium"/>
+          <w:b/>
+          <w:bCs/>
+        </w:rPr>
+        <w:t>In-Memory Execution Indicators:</w:t>
+      </w:r>
+    </w:p>
+    <w:p>
+      <w:pPr>
+        <w:pStyle w:val="ListParagraph"/>
+        <w:numPr>
+          <w:ilvl w:val="1"/>
+          <w:numId w:val="28"/>
+        </w:numPr>
+        <w:spacing w:after="160" w:line="259" w:lineRule="auto"/>
+        <w:rPr>
+          <w:rFonts w:ascii="Montserrat Medium" w:hAnsi="Montserrat Medium"/>
+        </w:rPr>
+      </w:pPr>
+      <w:r>
+        <w:rPr>
+          <w:rFonts w:ascii="Montserrat Medium" w:hAnsi="Montserrat Medium"/>
+        </w:rPr>
+        <w:t>System[.]Reflection</w:t>
+      </w:r>
+    </w:p>
+    <w:p>
+      <w:pPr>
+        <w:pStyle w:val="ListParagraph"/>
+        <w:numPr>
+          <w:ilvl w:val="1"/>
+          <w:numId w:val="28"/>
+        </w:numPr>
+        <w:spacing w:after="160" w:line="259" w:lineRule="auto"/>
+        <w:rPr>
+          <w:rFonts w:ascii="Montserrat Medium" w:hAnsi="Montserrat Medium"/>
+        </w:rPr>
+      </w:pPr>
+      <w:r>
+        <w:rPr>
+          <w:rFonts w:ascii="Montserrat Medium" w:hAnsi="Montserrat Medium"/>
+        </w:rPr>
+        <w:t>MemoryStream</w:t>
+      </w:r>
+    </w:p>
+    <w:p>
+      <w:pPr>
+        <w:pStyle w:val="ListParagraph"/>
+        <w:numPr>
+          <w:ilvl w:val="1"/>
+          <w:numId w:val="28"/>
+        </w:numPr>
+        <w:spacing w:after="160" w:line="259" w:lineRule="auto"/>
+        <w:rPr>
+          <w:rFonts w:ascii="Montserrat Medium" w:hAnsi="Montserrat Medium"/>
+        </w:rPr>
+      </w:pPr>
+      <w:r>
+        <w:rPr>
+          <w:rFonts w:ascii="Montserrat Medium" w:hAnsi="Montserrat Medium"/>
+        </w:rPr>
+        <w:t>Assembly</w:t>
+      </w:r>
+    </w:p>
+    <w:p>
+      <w:pPr>
+        <w:pStyle w:val="ListParagraph"/>
+        <w:numPr>
+          <w:ilvl w:val="1"/>
+          <w:numId w:val="28"/>
+        </w:numPr>
+        <w:spacing w:after="160" w:line="259" w:lineRule="auto"/>
+        <w:rPr>
+          <w:rFonts w:ascii="Montserrat Medium" w:hAnsi="Montserrat Medium"/>
+        </w:rPr>
+      </w:pPr>
+      <w:r>
+        <w:rPr>
+          <w:rFonts w:ascii="Montserrat Medium" w:hAnsi="Montserrat Medium"/>
+        </w:rPr>
+        <w:t>InitializeArray</w:t>
+      </w:r>
+    </w:p>
+    <w:p>
+      <w:pPr>
+        <w:pStyle w:val="ListParagraph"/>
+        <w:numPr>
+          <w:ilvl w:val="1"/>
+          <w:numId w:val="28"/>
+        </w:numPr>
+        <w:spacing w:after="160" w:line="259" w:lineRule="auto"/>
+        <w:rPr>
+          <w:rFonts w:ascii="Montserrat Medium" w:hAnsi="Montserrat Medium"/>
+        </w:rPr>
+      </w:pPr>
+      <w:r>
+        <w:rPr>
+          <w:rFonts w:ascii="Montserrat Medium" w:hAnsi="Montserrat Medium"/>
+        </w:rPr>
+        <w:t>MethodInfo.Invoke (implied)</w:t>
+      </w:r>
+    </w:p>
+    <w:p>
+      <w:pPr>
+        <w:spacing w:after="160" w:line="259" w:lineRule="auto"/>
+        <w:rPr>
+          <w:rFonts w:ascii="Montserrat Medium" w:hAnsi="Montserrat Medium"/>
+        </w:rPr>
+      </w:pPr>
+    </w:p>
+    <w:p>
+      <w:pPr>
+        <w:numPr>
+          <w:ilvl w:val="0"/>
+          <w:numId w:val="28"/>
+        </w:numPr>
+        <w:spacing w:after="160" w:line="259" w:lineRule="auto"/>
+        <w:rPr>
+          <w:rFonts w:ascii="Montserrat Medium" w:hAnsi="Montserrat Medium"/>
+          <w:b/>
+          <w:bCs/>
+        </w:rPr>
+      </w:pPr>
+      <w:r>
+        <w:rPr>
+          <w:rFonts w:ascii="Montserrat Medium" w:hAnsi="Montserrat Medium"/>
+          <w:b/>
+          <w:bCs/>
+        </w:rPr>
+        <w:t>Script-based Secondary Execution:</w:t>
+      </w:r>
+    </w:p>
+    <w:p>
+      <w:pPr>
+        <w:pStyle w:val="ListParagraph"/>
+        <w:numPr>
+          <w:ilvl w:val="1"/>
+          <w:numId w:val="28"/>
+        </w:numPr>
+        <w:spacing w:after="160" w:line="259" w:lineRule="auto"/>
+        <w:rPr>
+          <w:rFonts w:ascii="Montserrat Medium" w:hAnsi="Montserrat Medium"/>
+        </w:rPr>
+      </w:pPr>
+      <w:r>
+        <w:rPr>
+          <w:rFonts w:ascii="Montserrat Medium" w:hAnsi="Montserrat Medium"/>
+        </w:rPr>
+        <w:t xml:space="preserve">U2V0IG9TaGVsbCA9IENyZWF0ZU9iamVjdCAoIldzY3JpcHQuU2hlbGwiKSAK... which converts to </w:t>
+      </w:r>
+      <w:r>
+        <w:sym w:font="Wingdings" w:char="F0E0"/>
+      </w:r>
+      <w:r>
+        <w:rPr>
+          <w:rFonts w:ascii="Montserrat Medium" w:hAnsi="Montserrat Medium"/>
+        </w:rPr>
+        <w:t xml:space="preserve"> C:\Windows\Microsoft[.]NET\Framework\v4.0.30319\MSBuild[.]exe</w:t>
+      </w:r>
+    </w:p>
+    <w:p>
+      <w:pPr>
+        <w:spacing w:after="160" w:line="259" w:lineRule="auto"/>
+        <w:rPr>
+          <w:rFonts w:ascii="Montserrat Medium" w:hAnsi="Montserrat Medium"/>
+        </w:rPr>
+      </w:pPr>
+    </w:p>
+    <w:p>
+      <w:pPr>
+        <w:numPr>
+          <w:ilvl w:val="0"/>
+          <w:numId w:val="28"/>
+        </w:numPr>
+        <w:spacing w:after="160" w:line="259" w:lineRule="auto"/>
+        <w:rPr>
+          <w:rFonts w:ascii="Montserrat Medium" w:hAnsi="Montserrat Medium"/>
+        </w:rPr>
+      </w:pPr>
+      <w:r>
+        <w:rPr>
+          <w:rFonts w:ascii="Montserrat Medium" w:hAnsi="Montserrat Medium"/>
+          <w:b/>
+          <w:bCs/>
+        </w:rPr>
+        <w:t>LoL Execution Script Drop Location:</w:t>
+      </w:r>
+    </w:p>
+    <w:p>
+      <w:pPr>
+        <w:pStyle w:val="ListParagraph"/>
+        <w:numPr>
+          <w:ilvl w:val="1"/>
+          <w:numId w:val="28"/>
+        </w:numPr>
+        <w:spacing w:after="160" w:line="259" w:lineRule="auto"/>
+        <w:rPr>
+          <w:rFonts w:ascii="Montserrat Medium" w:hAnsi="Montserrat Medium"/>
+        </w:rPr>
+      </w:pPr>
+      <w:r>
+        <w:rPr>
+          <w:rFonts w:ascii="Montserrat Medium" w:hAnsi="Montserrat Medium"/>
+        </w:rPr>
+        <w:t>C:\Users\Public\Documents\embed[.]vbs</w:t>
+      </w:r>
+    </w:p>
+    <w:p>
+      <w:pPr>
+        <w:spacing w:after="160" w:line="259" w:lineRule="auto"/>
+        <w:rPr>
+          <w:rFonts w:ascii="Montserrat Medium" w:hAnsi="Montserrat Medium"/>
+        </w:rPr>
+      </w:pPr>
+    </w:p>
+    <w:p>
+      <w:pPr>
+        <w:numPr>
+          <w:ilvl w:val="0"/>
+          <w:numId w:val="28"/>
+        </w:numPr>
+        <w:spacing w:after="160" w:line="259" w:lineRule="auto"/>
+        <w:rPr>
+          <w:rFonts w:ascii="Montserrat Medium" w:hAnsi="Montserrat Medium"/>
+        </w:rPr>
+      </w:pPr>
+      <w:r>
+        <w:rPr>
+          <w:rFonts w:ascii="Montserrat Medium" w:hAnsi="Montserrat Medium"/>
+          <w:b/>
+          <w:bCs/>
+        </w:rPr>
+        <w:t>Persistence Mechanism Registry Key:</w:t>
+      </w:r>
+    </w:p>
+    <w:p>
+      <w:pPr>
+        <w:pStyle w:val="ListParagraph"/>
+        <w:numPr>
+          <w:ilvl w:val="1"/>
+          <w:numId w:val="28"/>
+        </w:numPr>
+        <w:spacing w:after="160" w:line="259" w:lineRule="auto"/>
+        <w:rPr>
+          <w:rFonts w:ascii="Montserrat Medium" w:hAnsi="Montserrat Medium"/>
+        </w:rPr>
+      </w:pPr>
+      <w:r>
+        <w:rPr>
+          <w:rFonts w:ascii="Montserrat Medium" w:hAnsi="Montserrat Medium"/>
+        </w:rPr>
+        <w:t>HKCU\Software\Microsoft\Windows\CurrentVersion\Run</w:t>
+      </w:r>
     </w:p>
     <w:p>
       <w:pPr>
@@ -6537,7 +7030,11 @@
           <w:szCs w:val="28"/>
         </w:rPr>
       </w:pPr>
-      <w:r>
+    </w:p>
+    <w:p>
+      <w:pPr>
+        <w:spacing w:after="160" w:line="259" w:lineRule="auto"/>
+        <w:jc w:val="center"/>
         <w:rPr>
           <w:rFonts w:ascii="Montserrat Medium" w:eastAsiaTheme="majorEastAsia" w:hAnsi="Montserrat Medium" w:cstheme="majorBidi"/>
           <w:b/>
@@ -6546,12 +7043,94 @@
           <w:sz w:val="28"/>
           <w:szCs w:val="28"/>
         </w:rPr>
-        <w:t>Suspicious Strings:</w:t>
-      </w:r>
-    </w:p>
-    <w:p>
-      <w:pPr>
-        <w:spacing w:after="160" w:line="259" w:lineRule="auto"/>
+      </w:pPr>
+    </w:p>
+    <w:p>
+      <w:pPr>
+        <w:pStyle w:val="Heading2"/>
+        <w:rPr>
+          <w:sz w:val="28"/>
+          <w:szCs w:val="28"/>
+        </w:rPr>
+      </w:pPr>
+      <w:bookmarkStart w:id="12" w:name="_Toc220233327"/>
+      <w:r>
+        <w:rPr>
+          <w:sz w:val="28"/>
+          <w:szCs w:val="28"/>
+        </w:rPr>
+        <w:t xml:space="preserve">Stage </w:t>
+      </w:r>
+      <w:r>
+        <w:rPr>
+          <w:sz w:val="28"/>
+          <w:szCs w:val="28"/>
+        </w:rPr>
+        <w:t>2</w:t>
+      </w:r>
+      <w:r>
+        <w:rPr>
+          <w:sz w:val="28"/>
+          <w:szCs w:val="28"/>
+        </w:rPr>
+        <w:t xml:space="preserve"> </w:t>
+      </w:r>
+      <w:r>
+        <w:rPr>
+          <w:sz w:val="28"/>
+          <w:szCs w:val="28"/>
+        </w:rPr>
+        <w:t>–</w:t>
+      </w:r>
+      <w:r>
+        <w:rPr>
+          <w:sz w:val="28"/>
+          <w:szCs w:val="28"/>
+        </w:rPr>
+        <w:t xml:space="preserve"> </w:t>
+      </w:r>
+      <w:bookmarkEnd w:id="12"/>
+      <w:r>
+        <w:rPr>
+          <w:sz w:val="28"/>
+          <w:szCs w:val="28"/>
+        </w:rPr>
+        <w:t>VBScript</w:t>
+      </w:r>
+      <w:r>
+        <w:rPr>
+          <w:sz w:val="28"/>
+          <w:szCs w:val="28"/>
+        </w:rPr>
+        <w:t xml:space="preserve"> Persistent Launcher</w:t>
+      </w:r>
+    </w:p>
+    <w:p>
+      <w:pPr>
+        <w:rPr>
+          <w:rFonts w:ascii="Montserrat Medium" w:hAnsi="Montserrat Medium"/>
+        </w:rPr>
+      </w:pPr>
+    </w:p>
+    <w:p>
+      <w:pPr>
+        <w:rPr>
+          <w:rFonts w:ascii="Montserrat Medium" w:hAnsi="Montserrat Medium"/>
+        </w:rPr>
+      </w:pPr>
+    </w:p>
+    <w:p>
+      <w:pPr>
+        <w:spacing w:after="160" w:line="259" w:lineRule="auto"/>
+        <w:rPr>
+          <w:rFonts w:ascii="Montserrat Medium" w:eastAsiaTheme="majorEastAsia" w:hAnsi="Montserrat Medium" w:cstheme="majorBidi"/>
+          <w:bCs/>
+          <w:color w:val="auto"/>
+          <w:sz w:val="28"/>
+          <w:szCs w:val="28"/>
+        </w:rPr>
+      </w:pPr>
+      <w:r>
         <w:rPr>
           <w:rFonts w:ascii="Montserrat Medium" w:eastAsiaTheme="majorEastAsia" w:hAnsi="Montserrat Medium" w:cstheme="majorBidi"/>
           <w:b/>
@@ -6560,12 +7139,323 @@
           <w:sz w:val="28"/>
           <w:szCs w:val="28"/>
         </w:rPr>
-      </w:pPr>
-    </w:p>
-    <w:p>
-      <w:pPr>
-        <w:spacing w:after="160" w:line="259" w:lineRule="auto"/>
-        <w:jc w:val="center"/>
+        <w:t>Notable Strings and Indicators</w:t>
+      </w:r>
+    </w:p>
+    <w:p>
+      <w:pPr>
+        <w:rPr>
+          <w:rFonts w:ascii="Montserrat Medium" w:hAnsi="Montserrat Medium"/>
+        </w:rPr>
+      </w:pPr>
+    </w:p>
+    <w:p>
+      <w:pPr>
+        <w:rPr>
+          <w:rFonts w:ascii="Montserrat Medium" w:hAnsi="Montserrat Medium"/>
+        </w:rPr>
+      </w:pPr>
+    </w:p>
+    <w:p>
+      <w:pPr>
+        <w:pStyle w:val="Heading2"/>
+        <w:rPr>
+          <w:sz w:val="28"/>
+          <w:szCs w:val="28"/>
+        </w:rPr>
+      </w:pPr>
+      <w:bookmarkStart w:id="13" w:name="_Toc220233328"/>
+      <w:r>
+        <w:rPr>
+          <w:sz w:val="28"/>
+          <w:szCs w:val="28"/>
+        </w:rPr>
+        <w:t xml:space="preserve">Stage </w:t>
+      </w:r>
+      <w:r>
+        <w:rPr>
+          <w:sz w:val="28"/>
+          <w:szCs w:val="28"/>
+        </w:rPr>
+        <w:t>3</w:t>
+      </w:r>
+      <w:r>
+        <w:rPr>
+          <w:sz w:val="28"/>
+          <w:szCs w:val="28"/>
+        </w:rPr>
+        <w:t xml:space="preserve">: </w:t>
+      </w:r>
+      <w:bookmarkEnd w:id="13"/>
+      <w:r>
+        <w:rPr>
+          <w:sz w:val="28"/>
+          <w:szCs w:val="28"/>
+        </w:rPr>
+        <w:t>Grunt HTTP Stager</w:t>
+      </w:r>
+    </w:p>
+    <w:p>
+      <w:pPr>
+        <w:rPr>
+          <w:rFonts w:ascii="Montserrat Medium" w:hAnsi="Montserrat Medium"/>
+        </w:rPr>
+      </w:pPr>
+    </w:p>
+    <w:p>
+      <w:pPr>
+        <w:pStyle w:val="ListParagraph"/>
+        <w:numPr>
+          <w:ilvl w:val="0"/>
+          <w:numId w:val="14"/>
+        </w:numPr>
+        <w:spacing w:after="160" w:line="259" w:lineRule="auto"/>
+        <w:rPr>
+          <w:rFonts w:ascii="Montserrat Medium" w:eastAsiaTheme="majorEastAsia" w:hAnsi="Montserrat Medium" w:cstheme="majorBidi"/>
+          <w:bCs/>
+          <w:color w:val="auto"/>
+          <w:szCs w:val="24"/>
+        </w:rPr>
+      </w:pPr>
+      <w:r>
+        <w:rPr>
+          <w:rFonts w:ascii="Montserrat Medium" w:eastAsiaTheme="majorEastAsia" w:hAnsi="Montserrat Medium" w:cstheme="majorBidi"/>
+          <w:bCs/>
+          <w:color w:val="auto"/>
+          <w:szCs w:val="24"/>
+        </w:rPr>
+        <w:t>Filen</w:t>
+      </w:r>
+      <w:r>
+        <w:rPr>
+          <w:rFonts w:ascii="Montserrat Medium" w:eastAsiaTheme="majorEastAsia" w:hAnsi="Montserrat Medium" w:cstheme="majorBidi"/>
+          <w:b/>
+          <w:color w:val="auto"/>
+          <w:szCs w:val="24"/>
+        </w:rPr>
+        <w:t>ame:</w:t>
+      </w:r>
+      <w:r>
+        <w:rPr>
+          <w:rFonts w:ascii="Montserrat Medium" w:eastAsiaTheme="majorEastAsia" w:hAnsi="Montserrat Medium" w:cstheme="majorBidi"/>
+          <w:bCs/>
+          <w:color w:val="auto"/>
+          <w:szCs w:val="24"/>
+        </w:rPr>
+        <w:t xml:space="preserve"> bk1ha411.4nu.exe</w:t>
+      </w:r>
+    </w:p>
+    <w:p>
+      <w:pPr>
+        <w:pStyle w:val="ListParagraph"/>
+        <w:numPr>
+          <w:ilvl w:val="0"/>
+          <w:numId w:val="14"/>
+        </w:numPr>
+        <w:spacing w:after="160" w:line="259" w:lineRule="auto"/>
+        <w:rPr>
+          <w:rFonts w:ascii="Montserrat Medium" w:eastAsiaTheme="majorEastAsia" w:hAnsi="Montserrat Medium" w:cstheme="majorBidi"/>
+          <w:bCs/>
+          <w:color w:val="auto"/>
+          <w:szCs w:val="24"/>
+        </w:rPr>
+      </w:pPr>
+      <w:r>
+        <w:rPr>
+          <w:rFonts w:ascii="Montserrat Medium" w:eastAsiaTheme="majorEastAsia" w:hAnsi="Montserrat Medium" w:cstheme="majorBidi"/>
+          <w:b/>
+          <w:color w:val="auto"/>
+          <w:szCs w:val="24"/>
+        </w:rPr>
+        <w:t>SHA256:</w:t>
+      </w:r>
+      <w:r>
+        <w:rPr>
+          <w:rFonts w:ascii="Montserrat Medium" w:eastAsiaTheme="majorEastAsia" w:hAnsi="Montserrat Medium" w:cstheme="majorBidi"/>
+          <w:bCs/>
+          <w:color w:val="auto"/>
+          <w:szCs w:val="24"/>
+        </w:rPr>
+        <w:t xml:space="preserve"> B8E0EC99C18BF28062FFB9BB385C0109A27AF71D332BC7FC00580D88D3A30721</w:t>
+      </w:r>
+    </w:p>
+    <w:p>
+      <w:pPr>
+        <w:pStyle w:val="ListParagraph"/>
+        <w:numPr>
+          <w:ilvl w:val="0"/>
+          <w:numId w:val="14"/>
+        </w:numPr>
+        <w:spacing w:after="160" w:line="259" w:lineRule="auto"/>
+        <w:rPr>
+          <w:rFonts w:ascii="Montserrat Medium" w:eastAsiaTheme="majorEastAsia" w:hAnsi="Montserrat Medium" w:cstheme="majorBidi"/>
+          <w:bCs/>
+          <w:color w:val="auto"/>
+          <w:szCs w:val="24"/>
+        </w:rPr>
+      </w:pPr>
+      <w:r>
+        <w:rPr>
+          <w:rFonts w:ascii="Montserrat Medium" w:eastAsiaTheme="majorEastAsia" w:hAnsi="Montserrat Medium" w:cstheme="majorBidi"/>
+          <w:b/>
+          <w:color w:val="auto"/>
+          <w:szCs w:val="24"/>
+        </w:rPr>
+        <w:t>Entropy:</w:t>
+      </w:r>
+      <w:r>
+        <w:rPr>
+          <w:rFonts w:ascii="Montserrat Medium" w:eastAsiaTheme="majorEastAsia" w:hAnsi="Montserrat Medium" w:cstheme="majorBidi"/>
+          <w:bCs/>
+          <w:color w:val="auto"/>
+          <w:szCs w:val="24"/>
+        </w:rPr>
+        <w:t xml:space="preserve"> 5.181</w:t>
+      </w:r>
+    </w:p>
+    <w:p>
+      <w:pPr>
+        <w:pStyle w:val="ListParagraph"/>
+        <w:numPr>
+          <w:ilvl w:val="0"/>
+          <w:numId w:val="14"/>
+        </w:numPr>
+        <w:spacing w:after="160" w:line="259" w:lineRule="auto"/>
+        <w:rPr>
+          <w:rFonts w:ascii="Montserrat Medium" w:eastAsiaTheme="majorEastAsia" w:hAnsi="Montserrat Medium" w:cstheme="majorBidi"/>
+          <w:bCs/>
+          <w:color w:val="auto"/>
+          <w:szCs w:val="24"/>
+        </w:rPr>
+      </w:pPr>
+      <w:r>
+        <w:rPr>
+          <w:rFonts w:ascii="Montserrat Medium" w:eastAsiaTheme="majorEastAsia" w:hAnsi="Montserrat Medium" w:cstheme="majorBidi"/>
+          <w:b/>
+          <w:color w:val="auto"/>
+          <w:szCs w:val="24"/>
+        </w:rPr>
+        <w:t>File Size:</w:t>
+      </w:r>
+      <w:r>
+        <w:rPr>
+          <w:rFonts w:ascii="Montserrat Medium" w:eastAsiaTheme="majorEastAsia" w:hAnsi="Montserrat Medium" w:cstheme="majorBidi"/>
+          <w:bCs/>
+          <w:color w:val="auto"/>
+          <w:szCs w:val="24"/>
+        </w:rPr>
+        <w:t xml:space="preserve"> 11776 bytes</w:t>
+      </w:r>
+    </w:p>
+    <w:p>
+      <w:pPr>
+        <w:pStyle w:val="ListParagraph"/>
+        <w:numPr>
+          <w:ilvl w:val="0"/>
+          <w:numId w:val="14"/>
+        </w:numPr>
+        <w:spacing w:after="160" w:line="259" w:lineRule="auto"/>
+        <w:rPr>
+          <w:rFonts w:ascii="Montserrat Medium" w:eastAsiaTheme="majorEastAsia" w:hAnsi="Montserrat Medium" w:cstheme="majorBidi"/>
+          <w:bCs/>
+          <w:color w:val="auto"/>
+          <w:szCs w:val="24"/>
+        </w:rPr>
+      </w:pPr>
+      <w:r>
+        <w:rPr>
+          <w:rFonts w:ascii="Montserrat Medium" w:eastAsiaTheme="majorEastAsia" w:hAnsi="Montserrat Medium" w:cstheme="majorBidi"/>
+          <w:b/>
+          <w:color w:val="auto"/>
+          <w:szCs w:val="24"/>
+        </w:rPr>
+        <w:t>File Type:</w:t>
+      </w:r>
+      <w:r>
+        <w:rPr>
+          <w:rFonts w:ascii="Montserrat Medium" w:eastAsiaTheme="majorEastAsia" w:hAnsi="Montserrat Medium" w:cstheme="majorBidi"/>
+          <w:bCs/>
+          <w:color w:val="auto"/>
+          <w:szCs w:val="24"/>
+        </w:rPr>
+        <w:t xml:space="preserve"> </w:t>
+      </w:r>
+      <w:r>
+        <w:rPr>
+          <w:rFonts w:ascii="Montserrat Medium" w:eastAsiaTheme="majorEastAsia" w:hAnsi="Montserrat Medium" w:cstheme="majorBidi"/>
+          <w:bCs/>
+          <w:color w:val="auto"/>
+          <w:szCs w:val="24"/>
+        </w:rPr>
+        <w:t>MZ</w:t>
+      </w:r>
+    </w:p>
+    <w:p>
+      <w:pPr>
+        <w:pStyle w:val="ListParagraph"/>
+        <w:numPr>
+          <w:ilvl w:val="0"/>
+          <w:numId w:val="14"/>
+        </w:numPr>
+        <w:spacing w:after="160" w:line="259" w:lineRule="auto"/>
+        <w:rPr>
+          <w:rFonts w:ascii="Montserrat Medium" w:eastAsiaTheme="majorEastAsia" w:hAnsi="Montserrat Medium" w:cstheme="majorBidi"/>
+          <w:bCs/>
+          <w:color w:val="auto"/>
+          <w:szCs w:val="24"/>
+        </w:rPr>
+      </w:pPr>
+      <w:r>
+        <w:rPr>
+          <w:rFonts w:ascii="Montserrat Medium" w:eastAsiaTheme="majorEastAsia" w:hAnsi="Montserrat Medium" w:cstheme="majorBidi"/>
+          <w:b/>
+          <w:color w:val="auto"/>
+          <w:szCs w:val="24"/>
+        </w:rPr>
+        <w:t>Architecture:</w:t>
+      </w:r>
+      <w:r>
+        <w:rPr>
+          <w:rFonts w:ascii="Montserrat Medium" w:eastAsiaTheme="majorEastAsia" w:hAnsi="Montserrat Medium" w:cstheme="majorBidi"/>
+          <w:bCs/>
+          <w:color w:val="auto"/>
+          <w:szCs w:val="24"/>
+        </w:rPr>
+        <w:t xml:space="preserve"> </w:t>
+      </w:r>
+      <w:r>
+        <w:rPr>
+          <w:rFonts w:ascii="Montserrat Medium" w:eastAsiaTheme="majorEastAsia" w:hAnsi="Montserrat Medium" w:cstheme="majorBidi"/>
+          <w:bCs/>
+          <w:color w:val="auto"/>
+          <w:szCs w:val="24"/>
+        </w:rPr>
+        <w:t>x64</w:t>
+      </w:r>
+    </w:p>
+    <w:p>
+      <w:pPr>
+        <w:spacing w:after="160" w:line="259" w:lineRule="auto"/>
+        <w:rPr>
+          <w:rFonts w:ascii="Montserrat Medium" w:eastAsiaTheme="majorEastAsia" w:hAnsi="Montserrat Medium" w:cstheme="majorBidi"/>
+          <w:bCs/>
+          <w:color w:val="auto"/>
+          <w:szCs w:val="24"/>
+        </w:rPr>
+      </w:pPr>
+    </w:p>
+    <w:p>
+      <w:pPr>
+        <w:spacing w:after="160" w:line="259" w:lineRule="auto"/>
+        <w:rPr>
+          <w:rFonts w:ascii="Montserrat Medium" w:eastAsiaTheme="majorEastAsia" w:hAnsi="Montserrat Medium" w:cstheme="majorBidi"/>
+          <w:bCs/>
+          <w:color w:val="auto"/>
+          <w:sz w:val="28"/>
+          <w:szCs w:val="28"/>
+        </w:rPr>
+      </w:pPr>
+      <w:r>
         <w:rPr>
           <w:rFonts w:ascii="Montserrat Medium" w:eastAsiaTheme="majorEastAsia" w:hAnsi="Montserrat Medium" w:cstheme="majorBidi"/>
           <w:b/>
@@ -6574,94 +7464,527 @@
           <w:sz w:val="28"/>
           <w:szCs w:val="28"/>
         </w:rPr>
-      </w:pPr>
-    </w:p>
-    <w:p>
-      <w:pPr>
-        <w:pStyle w:val="Heading2"/>
-        <w:rPr>
-          <w:sz w:val="28"/>
-          <w:szCs w:val="28"/>
-        </w:rPr>
-      </w:pPr>
-      <w:bookmarkStart w:id="12" w:name="_Toc220233327"/>
-      <w:r>
-        <w:rPr>
-          <w:sz w:val="28"/>
-          <w:szCs w:val="28"/>
-        </w:rPr>
-        <w:t xml:space="preserve">Stage </w:t>
-      </w:r>
-      <w:r>
-        <w:rPr>
-          <w:sz w:val="28"/>
-          <w:szCs w:val="28"/>
-        </w:rPr>
-        <w:t>2</w:t>
-      </w:r>
-      <w:r>
-        <w:rPr>
-          <w:sz w:val="28"/>
-          <w:szCs w:val="28"/>
-        </w:rPr>
-        <w:t xml:space="preserve"> </w:t>
-      </w:r>
-      <w:r>
-        <w:rPr>
-          <w:sz w:val="28"/>
-          <w:szCs w:val="28"/>
-        </w:rPr>
-        <w:t>–</w:t>
-      </w:r>
-      <w:r>
-        <w:rPr>
-          <w:sz w:val="28"/>
-          <w:szCs w:val="28"/>
-        </w:rPr>
-        <w:t xml:space="preserve"> </w:t>
-      </w:r>
-      <w:bookmarkEnd w:id="12"/>
-      <w:r>
-        <w:rPr>
-          <w:sz w:val="28"/>
-          <w:szCs w:val="28"/>
-        </w:rPr>
-        <w:t>VBScript</w:t>
-      </w:r>
-      <w:r>
-        <w:rPr>
-          <w:sz w:val="28"/>
-          <w:szCs w:val="28"/>
-        </w:rPr>
-        <w:t xml:space="preserve"> Persistent Launcher</w:t>
-      </w:r>
-    </w:p>
-    <w:p>
-      <w:pPr>
-        <w:rPr>
-          <w:rFonts w:ascii="Montserrat Medium" w:hAnsi="Montserrat Medium"/>
-        </w:rPr>
-      </w:pPr>
-    </w:p>
-    <w:p>
-      <w:pPr>
-        <w:rPr>
-          <w:rFonts w:ascii="Montserrat Medium" w:hAnsi="Montserrat Medium"/>
-        </w:rPr>
-      </w:pPr>
-    </w:p>
-    <w:p>
-      <w:pPr>
+        <w:t>Notable Strings and Indicators</w:t>
+      </w:r>
+    </w:p>
+    <w:p>
+      <w:pPr>
+        <w:numPr>
+          <w:ilvl w:val="0"/>
+          <w:numId w:val="27"/>
+        </w:numPr>
         <w:spacing w:after="160" w:line="259" w:lineRule="auto"/>
         <w:rPr>
           <w:rFonts w:ascii="Montserrat Medium" w:eastAsiaTheme="majorEastAsia" w:hAnsi="Montserrat Medium" w:cstheme="majorBidi"/>
           <w:bCs/>
           <w:color w:val="auto"/>
-          <w:sz w:val="28"/>
-          <w:szCs w:val="28"/>
-        </w:rPr>
-      </w:pPr>
-      <w:r>
+          <w:szCs w:val="24"/>
+        </w:rPr>
+      </w:pPr>
+      <w:r>
+        <w:rPr>
+          <w:rFonts w:ascii="Montserrat Medium" w:eastAsiaTheme="majorEastAsia" w:hAnsi="Montserrat Medium" w:cstheme="majorBidi"/>
+          <w:b/>
+          <w:color w:val="auto"/>
+          <w:szCs w:val="24"/>
+        </w:rPr>
+        <w:t>Hardcoded C2 endpoint:</w:t>
+      </w:r>
+      <w:r>
+        <w:rPr>
+          <w:rFonts w:ascii="Montserrat Medium" w:eastAsiaTheme="majorEastAsia" w:hAnsi="Montserrat Medium" w:cstheme="majorBidi"/>
+          <w:bCs/>
+          <w:color w:val="auto"/>
+          <w:szCs w:val="24"/>
+        </w:rPr>
+        <w:br/>
+        <w:t>h</w:t>
+      </w:r>
+      <w:r>
+        <w:rPr>
+          <w:rFonts w:ascii="Montserrat Medium" w:eastAsiaTheme="majorEastAsia" w:hAnsi="Montserrat Medium" w:cstheme="majorBidi"/>
+          <w:bCs/>
+          <w:color w:val="auto"/>
+          <w:szCs w:val="24"/>
+        </w:rPr>
+        <w:t>xx</w:t>
+      </w:r>
+      <w:r>
+        <w:rPr>
+          <w:rFonts w:ascii="Montserrat Medium" w:eastAsiaTheme="majorEastAsia" w:hAnsi="Montserrat Medium" w:cstheme="majorBidi"/>
+          <w:bCs/>
+          <w:color w:val="auto"/>
+          <w:szCs w:val="24"/>
+        </w:rPr>
+        <w:t>p://srv</w:t>
+      </w:r>
+      <w:r>
+        <w:rPr>
+          <w:rFonts w:ascii="Montserrat Medium" w:eastAsiaTheme="majorEastAsia" w:hAnsi="Montserrat Medium" w:cstheme="majorBidi"/>
+          <w:bCs/>
+          <w:color w:val="auto"/>
+          <w:szCs w:val="24"/>
+        </w:rPr>
+        <w:t>[</w:t>
+      </w:r>
+      <w:r>
+        <w:rPr>
+          <w:rFonts w:ascii="Montserrat Medium" w:eastAsiaTheme="majorEastAsia" w:hAnsi="Montserrat Medium" w:cstheme="majorBidi"/>
+          <w:bCs/>
+          <w:color w:val="auto"/>
+          <w:szCs w:val="24"/>
+        </w:rPr>
+        <w:t>.</w:t>
+      </w:r>
+      <w:r>
+        <w:rPr>
+          <w:rFonts w:ascii="Montserrat Medium" w:eastAsiaTheme="majorEastAsia" w:hAnsi="Montserrat Medium" w:cstheme="majorBidi"/>
+          <w:bCs/>
+          <w:color w:val="auto"/>
+          <w:szCs w:val="24"/>
+        </w:rPr>
+        <w:t>]</w:t>
+      </w:r>
+      <w:r>
+        <w:rPr>
+          <w:rFonts w:ascii="Montserrat Medium" w:eastAsiaTheme="majorEastAsia" w:hAnsi="Montserrat Medium" w:cstheme="majorBidi"/>
+          <w:bCs/>
+          <w:color w:val="auto"/>
+          <w:szCs w:val="24"/>
+        </w:rPr>
+        <w:t>masterchiefsgruntemporium</w:t>
+      </w:r>
+      <w:r>
+        <w:rPr>
+          <w:rFonts w:ascii="Montserrat Medium" w:eastAsiaTheme="majorEastAsia" w:hAnsi="Montserrat Medium" w:cstheme="majorBidi"/>
+          <w:bCs/>
+          <w:color w:val="auto"/>
+          <w:szCs w:val="24"/>
+        </w:rPr>
+        <w:t>[</w:t>
+      </w:r>
+      <w:r>
+        <w:rPr>
+          <w:rFonts w:ascii="Montserrat Medium" w:eastAsiaTheme="majorEastAsia" w:hAnsi="Montserrat Medium" w:cstheme="majorBidi"/>
+          <w:bCs/>
+          <w:color w:val="auto"/>
+          <w:szCs w:val="24"/>
+        </w:rPr>
+        <w:t>.</w:t>
+      </w:r>
+      <w:r>
+        <w:rPr>
+          <w:rFonts w:ascii="Montserrat Medium" w:eastAsiaTheme="majorEastAsia" w:hAnsi="Montserrat Medium" w:cstheme="majorBidi"/>
+          <w:bCs/>
+          <w:color w:val="auto"/>
+          <w:szCs w:val="24"/>
+        </w:rPr>
+        <w:t>]</w:t>
+      </w:r>
+      <w:r>
+        <w:rPr>
+          <w:rFonts w:ascii="Montserrat Medium" w:eastAsiaTheme="majorEastAsia" w:hAnsi="Montserrat Medium" w:cstheme="majorBidi"/>
+          <w:bCs/>
+          <w:color w:val="auto"/>
+          <w:szCs w:val="24"/>
+        </w:rPr>
+        <w:t>local:80</w:t>
+      </w:r>
+    </w:p>
+    <w:p>
+      <w:pPr>
+        <w:numPr>
+          <w:ilvl w:val="0"/>
+          <w:numId w:val="27"/>
+        </w:numPr>
+        <w:spacing w:after="160" w:line="259" w:lineRule="auto"/>
+        <w:rPr>
+          <w:rFonts w:ascii="Montserrat Medium" w:eastAsiaTheme="majorEastAsia" w:hAnsi="Montserrat Medium" w:cstheme="majorBidi"/>
+          <w:bCs/>
+          <w:color w:val="auto"/>
+          <w:szCs w:val="24"/>
+        </w:rPr>
+      </w:pPr>
+      <w:r>
+        <w:rPr>
+          <w:rFonts w:ascii="Montserrat Medium" w:eastAsiaTheme="majorEastAsia" w:hAnsi="Montserrat Medium" w:cstheme="majorBidi"/>
+          <w:b/>
+          <w:color w:val="auto"/>
+          <w:szCs w:val="24"/>
+        </w:rPr>
+        <w:t>Beacon parameter format:</w:t>
+      </w:r>
+      <w:r>
+        <w:rPr>
+          <w:rFonts w:ascii="Montserrat Medium" w:eastAsiaTheme="majorEastAsia" w:hAnsi="Montserrat Medium" w:cstheme="majorBidi"/>
+          <w:bCs/>
+          <w:color w:val="auto"/>
+          <w:szCs w:val="24"/>
+        </w:rPr>
+        <w:br/>
+        <w:t>i=&lt;id&gt;&amp;data={encrypted}&amp;session=&lt;token&gt;</w:t>
+      </w:r>
+    </w:p>
+    <w:p>
+      <w:pPr>
+        <w:numPr>
+          <w:ilvl w:val="0"/>
+          <w:numId w:val="27"/>
+        </w:numPr>
+        <w:spacing w:after="160" w:line="259" w:lineRule="auto"/>
+        <w:rPr>
+          <w:rFonts w:ascii="Montserrat Medium" w:eastAsiaTheme="majorEastAsia" w:hAnsi="Montserrat Medium" w:cstheme="majorBidi"/>
+          <w:b/>
+          <w:color w:val="auto"/>
+          <w:szCs w:val="24"/>
+        </w:rPr>
+      </w:pPr>
+      <w:r>
+        <w:rPr>
+          <w:rFonts w:ascii="Montserrat Medium" w:eastAsiaTheme="majorEastAsia" w:hAnsi="Montserrat Medium" w:cstheme="majorBidi"/>
+          <w:b/>
+          <w:color w:val="auto"/>
+          <w:szCs w:val="24"/>
+        </w:rPr>
+        <w:t>HTTP masquerading:</w:t>
+      </w:r>
+    </w:p>
+    <w:p>
+      <w:pPr>
+        <w:numPr>
+          <w:ilvl w:val="1"/>
+          <w:numId w:val="27"/>
+        </w:numPr>
+        <w:spacing w:after="160" w:line="259" w:lineRule="auto"/>
+        <w:rPr>
+          <w:rFonts w:ascii="Montserrat Medium" w:eastAsiaTheme="majorEastAsia" w:hAnsi="Montserrat Medium" w:cstheme="majorBidi"/>
+          <w:bCs/>
+          <w:color w:val="auto"/>
+          <w:szCs w:val="24"/>
+        </w:rPr>
+      </w:pPr>
+      <w:r>
+        <w:rPr>
+          <w:rFonts w:ascii="Montserrat Medium" w:eastAsiaTheme="majorEastAsia" w:hAnsi="Montserrat Medium" w:cstheme="majorBidi"/>
+          <w:bCs/>
+          <w:color w:val="auto"/>
+          <w:szCs w:val="24"/>
+        </w:rPr>
+        <w:t>User-Agent: Mozilla/5.0 (Windows NT 6.1)…Chrome/41.0…</w:t>
+      </w:r>
+    </w:p>
+    <w:p>
+      <w:pPr>
+        <w:numPr>
+          <w:ilvl w:val="1"/>
+          <w:numId w:val="27"/>
+        </w:numPr>
+        <w:spacing w:after="160" w:line="259" w:lineRule="auto"/>
+        <w:rPr>
+          <w:rFonts w:ascii="Montserrat Medium" w:eastAsiaTheme="majorEastAsia" w:hAnsi="Montserrat Medium" w:cstheme="majorBidi"/>
+          <w:bCs/>
+          <w:color w:val="auto"/>
+          <w:szCs w:val="24"/>
+        </w:rPr>
+      </w:pPr>
+      <w:r>
+        <w:rPr>
+          <w:rFonts w:ascii="Montserrat Medium" w:eastAsiaTheme="majorEastAsia" w:hAnsi="Montserrat Medium" w:cstheme="majorBidi"/>
+          <w:bCs/>
+          <w:color w:val="auto"/>
+          <w:szCs w:val="24"/>
+        </w:rPr>
+        <w:t>Cookie template: ASPSESSIONID={GUID}; SESSIONID=…</w:t>
+      </w:r>
+    </w:p>
+    <w:p>
+      <w:pPr>
+        <w:numPr>
+          <w:ilvl w:val="0"/>
+          <w:numId w:val="27"/>
+        </w:numPr>
+        <w:spacing w:after="160" w:line="259" w:lineRule="auto"/>
+        <w:rPr>
+          <w:rFonts w:ascii="Montserrat Medium" w:eastAsiaTheme="majorEastAsia" w:hAnsi="Montserrat Medium" w:cstheme="majorBidi"/>
+          <w:b/>
+          <w:color w:val="auto"/>
+          <w:szCs w:val="24"/>
+        </w:rPr>
+      </w:pPr>
+      <w:r>
+        <w:rPr>
+          <w:rFonts w:ascii="Montserrat Medium" w:eastAsiaTheme="majorEastAsia" w:hAnsi="Montserrat Medium" w:cstheme="majorBidi"/>
+          <w:b/>
+          <w:color w:val="auto"/>
+          <w:szCs w:val="24"/>
+        </w:rPr>
+        <w:t>Encrypted message structure:</w:t>
+      </w:r>
+    </w:p>
+    <w:p>
+      <w:pPr>
+        <w:pStyle w:val="ListParagraph"/>
+        <w:numPr>
+          <w:ilvl w:val="1"/>
+          <w:numId w:val="27"/>
+        </w:numPr>
+        <w:spacing w:after="160" w:line="259" w:lineRule="auto"/>
+        <w:rPr>
+          <w:rFonts w:ascii="Montserrat Medium" w:eastAsiaTheme="majorEastAsia" w:hAnsi="Montserrat Medium" w:cstheme="majorBidi"/>
+          <w:bCs/>
+          <w:color w:val="auto"/>
+          <w:szCs w:val="24"/>
+        </w:rPr>
+      </w:pPr>
+      <w:r>
+        <w:rPr>
+          <w:rFonts w:ascii="Montserrat Medium" w:eastAsiaTheme="majorEastAsia" w:hAnsi="Montserrat Medium" w:cstheme="majorBidi"/>
+          <w:bCs/>
+          <w:color w:val="auto"/>
+          <w:szCs w:val="24"/>
+        </w:rPr>
+        <w:t>{"GUID":"{0}","Type":{1},"Meta":"{2}","IV":"{3}",</w:t>
+      </w:r>
+    </w:p>
+    <w:p>
+      <w:pPr>
+        <w:pStyle w:val="ListParagraph"/>
+        <w:numPr>
+          <w:ilvl w:val="1"/>
+          <w:numId w:val="27"/>
+        </w:numPr>
+        <w:spacing w:after="160" w:line="259" w:lineRule="auto"/>
+        <w:rPr>
+          <w:rFonts w:ascii="Montserrat Medium" w:eastAsiaTheme="majorEastAsia" w:hAnsi="Montserrat Medium" w:cstheme="majorBidi"/>
+          <w:bCs/>
+          <w:color w:val="auto"/>
+          <w:szCs w:val="24"/>
+        </w:rPr>
+      </w:pPr>
+      <w:r>
+        <w:rPr>
+          <w:rFonts w:ascii="Montserrat Medium" w:eastAsiaTheme="majorEastAsia" w:hAnsi="Montserrat Medium" w:cstheme="majorBidi"/>
+          <w:bCs/>
+          <w:color w:val="auto"/>
+          <w:szCs w:val="24"/>
+        </w:rPr>
+        <w:t>"EncryptedMessage":"{4}","HMAC":"{5}"}</w:t>
+      </w:r>
+    </w:p>
+    <w:p>
+      <w:pPr>
+        <w:pStyle w:val="ListParagraph"/>
+        <w:spacing w:after="160" w:line="259" w:lineRule="auto"/>
+        <w:ind w:left="1440"/>
+        <w:rPr>
+          <w:rFonts w:ascii="Montserrat Medium" w:eastAsiaTheme="majorEastAsia" w:hAnsi="Montserrat Medium" w:cstheme="majorBidi"/>
+          <w:bCs/>
+          <w:color w:val="auto"/>
+          <w:szCs w:val="24"/>
+        </w:rPr>
+      </w:pPr>
+    </w:p>
+    <w:p>
+      <w:pPr>
+        <w:pStyle w:val="ListParagraph"/>
+        <w:spacing w:after="160" w:line="259" w:lineRule="auto"/>
+        <w:ind w:left="1440"/>
+        <w:rPr>
+          <w:rFonts w:ascii="Montserrat Medium" w:eastAsiaTheme="majorEastAsia" w:hAnsi="Montserrat Medium" w:cstheme="majorBidi"/>
+          <w:bCs/>
+          <w:color w:val="auto"/>
+          <w:szCs w:val="24"/>
+        </w:rPr>
+      </w:pPr>
+    </w:p>
+    <w:p>
+      <w:pPr>
+        <w:pStyle w:val="ListParagraph"/>
+        <w:numPr>
+          <w:ilvl w:val="0"/>
+          <w:numId w:val="27"/>
+        </w:numPr>
+        <w:spacing w:after="160" w:line="259" w:lineRule="auto"/>
+        <w:rPr>
+          <w:rFonts w:ascii="Montserrat Medium" w:eastAsiaTheme="majorEastAsia" w:hAnsi="Montserrat Medium" w:cstheme="majorBidi"/>
+          <w:bCs/>
+          <w:color w:val="auto"/>
+          <w:szCs w:val="24"/>
+        </w:rPr>
+      </w:pPr>
+      <w:r>
+        <w:rPr>
+          <w:rFonts w:ascii="Montserrat Medium" w:eastAsiaTheme="majorEastAsia" w:hAnsi="Montserrat Medium" w:cstheme="majorBidi"/>
+          <w:b/>
+          <w:color w:val="auto"/>
+          <w:szCs w:val="24"/>
+        </w:rPr>
+        <w:t>Certificate pinning indicators:</w:t>
+      </w:r>
+    </w:p>
+    <w:p>
+      <w:pPr>
+        <w:pStyle w:val="ListParagraph"/>
+        <w:numPr>
+          <w:ilvl w:val="1"/>
+          <w:numId w:val="27"/>
+        </w:numPr>
+        <w:spacing w:after="160" w:line="259" w:lineRule="auto"/>
+        <w:rPr>
+          <w:rFonts w:ascii="Montserrat Medium" w:eastAsiaTheme="majorEastAsia" w:hAnsi="Montserrat Medium" w:cstheme="majorBidi"/>
+          <w:bCs/>
+          <w:color w:val="auto"/>
+          <w:szCs w:val="24"/>
+        </w:rPr>
+      </w:pPr>
+      <w:r>
+        <w:rPr>
+          <w:rFonts w:ascii="Montserrat Medium" w:eastAsiaTheme="majorEastAsia" w:hAnsi="Montserrat Medium" w:cstheme="majorBidi"/>
+          <w:bCs/>
+          <w:color w:val="auto"/>
+          <w:szCs w:val="24"/>
+        </w:rPr>
+        <w:t>ValidateCert</w:t>
+      </w:r>
+    </w:p>
+    <w:p>
+      <w:pPr>
+        <w:pStyle w:val="ListParagraph"/>
+        <w:numPr>
+          <w:ilvl w:val="1"/>
+          <w:numId w:val="27"/>
+        </w:numPr>
+        <w:spacing w:after="160" w:line="259" w:lineRule="auto"/>
+        <w:rPr>
+          <w:rFonts w:ascii="Montserrat Medium" w:eastAsiaTheme="majorEastAsia" w:hAnsi="Montserrat Medium" w:cstheme="majorBidi"/>
+          <w:bCs/>
+          <w:color w:val="auto"/>
+          <w:szCs w:val="24"/>
+        </w:rPr>
+      </w:pPr>
+      <w:r>
+        <w:rPr>
+          <w:rFonts w:ascii="Montserrat Medium" w:eastAsiaTheme="majorEastAsia" w:hAnsi="Montserrat Medium" w:cstheme="majorBidi"/>
+          <w:bCs/>
+          <w:color w:val="auto"/>
+          <w:szCs w:val="24"/>
+        </w:rPr>
+        <w:t>CovenantCertHash</w:t>
+      </w:r>
+    </w:p>
+    <w:p>
+      <w:pPr>
+        <w:pStyle w:val="ListParagraph"/>
+        <w:numPr>
+          <w:ilvl w:val="1"/>
+          <w:numId w:val="27"/>
+        </w:numPr>
+        <w:spacing w:after="160" w:line="259" w:lineRule="auto"/>
+        <w:rPr>
+          <w:rFonts w:ascii="Montserrat Medium" w:eastAsiaTheme="majorEastAsia" w:hAnsi="Montserrat Medium" w:cstheme="majorBidi"/>
+          <w:bCs/>
+          <w:color w:val="auto"/>
+          <w:szCs w:val="24"/>
+        </w:rPr>
+      </w:pPr>
+      <w:r>
+        <w:rPr>
+          <w:rFonts w:ascii="Montserrat Medium" w:eastAsiaTheme="majorEastAsia" w:hAnsi="Montserrat Medium" w:cstheme="majorBidi"/>
+          <w:bCs/>
+          <w:color w:val="auto"/>
+          <w:szCs w:val="24"/>
+        </w:rPr>
+        <w:t>UseCertPinning</w:t>
+      </w:r>
+    </w:p>
+    <w:p>
+      <w:pPr>
+        <w:numPr>
+          <w:ilvl w:val="0"/>
+          <w:numId w:val="27"/>
+        </w:numPr>
+        <w:spacing w:after="160" w:line="259" w:lineRule="auto"/>
+        <w:rPr>
+          <w:rFonts w:ascii="Montserrat Medium" w:eastAsiaTheme="majorEastAsia" w:hAnsi="Montserrat Medium" w:cstheme="majorBidi"/>
+          <w:bCs/>
+          <w:color w:val="auto"/>
+          <w:szCs w:val="24"/>
+        </w:rPr>
+      </w:pPr>
+      <w:r>
+        <w:rPr>
+          <w:rFonts w:ascii="Montserrat Medium" w:eastAsiaTheme="majorEastAsia" w:hAnsi="Montserrat Medium" w:cstheme="majorBidi"/>
+          <w:b/>
+          <w:color w:val="auto"/>
+          <w:szCs w:val="24"/>
+        </w:rPr>
+        <w:t>Framework identifiers:</w:t>
+      </w:r>
+      <w:r>
+        <w:rPr>
+          <w:rFonts w:ascii="Montserrat Medium" w:eastAsiaTheme="majorEastAsia" w:hAnsi="Montserrat Medium" w:cstheme="majorBidi"/>
+          <w:bCs/>
+          <w:color w:val="auto"/>
+          <w:szCs w:val="24"/>
+        </w:rPr>
+        <w:br/>
+        <w:t>GruntStager</w:t>
+      </w:r>
+    </w:p>
+    <w:p>
+      <w:pPr>
+        <w:pStyle w:val="ListParagraph"/>
+        <w:numPr>
+          <w:ilvl w:val="1"/>
+          <w:numId w:val="27"/>
+        </w:numPr>
+        <w:spacing w:after="160" w:line="259" w:lineRule="auto"/>
+        <w:rPr>
+          <w:rFonts w:ascii="Montserrat Medium" w:eastAsiaTheme="majorEastAsia" w:hAnsi="Montserrat Medium" w:cstheme="majorBidi"/>
+          <w:bCs/>
+          <w:color w:val="auto"/>
+          <w:szCs w:val="24"/>
+        </w:rPr>
+      </w:pPr>
+      <w:r>
+        <w:rPr>
+          <w:rFonts w:ascii="Montserrat Medium" w:eastAsiaTheme="majorEastAsia" w:hAnsi="Montserrat Medium" w:cstheme="majorBidi"/>
+          <w:bCs/>
+          <w:color w:val="auto"/>
+          <w:szCs w:val="24"/>
+        </w:rPr>
+        <w:t>ExecuteStager</w:t>
+      </w:r>
+    </w:p>
+    <w:p>
+      <w:pPr>
+        <w:pStyle w:val="ListParagraph"/>
+        <w:numPr>
+          <w:ilvl w:val="1"/>
+          <w:numId w:val="27"/>
+        </w:numPr>
+        <w:spacing w:after="160" w:line="259" w:lineRule="auto"/>
+        <w:rPr>
+          <w:rFonts w:ascii="Montserrat Medium" w:eastAsiaTheme="majorEastAsia" w:hAnsi="Montserrat Medium" w:cstheme="majorBidi"/>
+          <w:bCs/>
+          <w:color w:val="auto"/>
+          <w:szCs w:val="24"/>
+        </w:rPr>
+      </w:pPr>
+      <w:r>
+        <w:rPr>
+          <w:rFonts w:ascii="Montserrat Medium" w:eastAsiaTheme="majorEastAsia" w:hAnsi="Montserrat Medium" w:cstheme="majorBidi"/>
+          <w:bCs/>
+          <w:color w:val="auto"/>
+          <w:szCs w:val="24"/>
+        </w:rPr>
+        <w:t>CookieWebClient</w:t>
+      </w:r>
+    </w:p>
+    <w:p>
+      <w:pPr>
+        <w:spacing w:after="160" w:line="259" w:lineRule="auto"/>
+        <w:jc w:val="center"/>
         <w:rPr>
           <w:rFonts w:ascii="Montserrat Medium" w:eastAsiaTheme="majorEastAsia" w:hAnsi="Montserrat Medium" w:cstheme="majorBidi"/>
           <w:b/>
@@ -6670,21 +7993,6 @@
           <w:sz w:val="28"/>
           <w:szCs w:val="28"/>
         </w:rPr>
-        <w:t>Notable Embedded Strings and Indicators</w:t>
-      </w:r>
-    </w:p>
-    <w:p>
-      <w:pPr>
-        <w:rPr>
-          <w:rFonts w:ascii="Montserrat Medium" w:hAnsi="Montserrat Medium"/>
-        </w:rPr>
-      </w:pPr>
-    </w:p>
-    <w:p>
-      <w:pPr>
-        <w:rPr>
-          <w:rFonts w:ascii="Montserrat Medium" w:hAnsi="Montserrat Medium"/>
-        </w:rPr>
       </w:pPr>
     </w:p>
     <w:p>
@@ -6695,298 +8003,38 @@
           <w:szCs w:val="28"/>
         </w:rPr>
       </w:pPr>
-      <w:bookmarkStart w:id="13" w:name="_Toc220233328"/>
       <w:r>
         <w:rPr>
           <w:sz w:val="28"/>
           <w:szCs w:val="28"/>
         </w:rPr>
-        <w:t xml:space="preserve">Stage </w:t>
+        <w:t xml:space="preserve">Stage 4: </w:t>
       </w:r>
       <w:r>
         <w:rPr>
           <w:sz w:val="28"/>
           <w:szCs w:val="28"/>
         </w:rPr>
-        <w:t>3</w:t>
+        <w:t xml:space="preserve">Final </w:t>
       </w:r>
       <w:r>
         <w:rPr>
           <w:sz w:val="28"/>
           <w:szCs w:val="28"/>
         </w:rPr>
-        <w:t xml:space="preserve">: </w:t>
-      </w:r>
-      <w:bookmarkEnd w:id="13"/>
+        <w:t xml:space="preserve">Covenant </w:t>
+      </w:r>
       <w:r>
         <w:rPr>
           <w:sz w:val="28"/>
           <w:szCs w:val="28"/>
         </w:rPr>
-        <w:t>Grunt HTTP Stager</w:t>
-      </w:r>
-    </w:p>
-    <w:p>
-      <w:pPr>
-        <w:rPr>
-          <w:rFonts w:ascii="Montserrat Medium" w:hAnsi="Montserrat Medium"/>
-        </w:rPr>
-      </w:pPr>
-    </w:p>
-    <w:p>
-      <w:pPr>
-        <w:pStyle w:val="ListParagraph"/>
-        <w:numPr>
-          <w:ilvl w:val="0"/>
-          <w:numId w:val="14"/>
-        </w:numPr>
-        <w:spacing w:after="160" w:line="259" w:lineRule="auto"/>
-        <w:rPr>
-          <w:rFonts w:ascii="Montserrat Medium" w:eastAsiaTheme="majorEastAsia" w:hAnsi="Montserrat Medium" w:cstheme="majorBidi"/>
-          <w:bCs/>
-          <w:color w:val="auto"/>
-          <w:szCs w:val="24"/>
-        </w:rPr>
-      </w:pPr>
-      <w:r>
-        <w:rPr>
-          <w:rFonts w:ascii="Montserrat Medium" w:eastAsiaTheme="majorEastAsia" w:hAnsi="Montserrat Medium" w:cstheme="majorBidi"/>
-          <w:bCs/>
-          <w:color w:val="auto"/>
-          <w:szCs w:val="24"/>
-        </w:rPr>
-        <w:t>Filen</w:t>
-      </w:r>
-      <w:r>
-        <w:rPr>
-          <w:rFonts w:ascii="Montserrat Medium" w:eastAsiaTheme="majorEastAsia" w:hAnsi="Montserrat Medium" w:cstheme="majorBidi"/>
-          <w:b/>
-          <w:color w:val="auto"/>
-          <w:szCs w:val="24"/>
-        </w:rPr>
-        <w:t>ame:</w:t>
-      </w:r>
-      <w:r>
-        <w:rPr>
-          <w:rFonts w:ascii="Montserrat Medium" w:eastAsiaTheme="majorEastAsia" w:hAnsi="Montserrat Medium" w:cstheme="majorBidi"/>
-          <w:bCs/>
-          <w:color w:val="auto"/>
-          <w:szCs w:val="24"/>
-        </w:rPr>
-        <w:t xml:space="preserve"> bk1ha411.4nu.exe</w:t>
-      </w:r>
-    </w:p>
-    <w:p>
-      <w:pPr>
-        <w:pStyle w:val="ListParagraph"/>
-        <w:numPr>
-          <w:ilvl w:val="0"/>
-          <w:numId w:val="14"/>
-        </w:numPr>
-        <w:spacing w:after="160" w:line="259" w:lineRule="auto"/>
-        <w:rPr>
-          <w:rFonts w:ascii="Montserrat Medium" w:eastAsiaTheme="majorEastAsia" w:hAnsi="Montserrat Medium" w:cstheme="majorBidi"/>
-          <w:bCs/>
-          <w:color w:val="auto"/>
-          <w:szCs w:val="24"/>
-        </w:rPr>
-      </w:pPr>
-      <w:r>
-        <w:rPr>
-          <w:rFonts w:ascii="Montserrat Medium" w:eastAsiaTheme="majorEastAsia" w:hAnsi="Montserrat Medium" w:cstheme="majorBidi"/>
-          <w:b/>
-          <w:color w:val="auto"/>
-          <w:szCs w:val="24"/>
-        </w:rPr>
-        <w:t>SHA256:</w:t>
-      </w:r>
-      <w:r>
-        <w:rPr>
-          <w:rFonts w:ascii="Montserrat Medium" w:eastAsiaTheme="majorEastAsia" w:hAnsi="Montserrat Medium" w:cstheme="majorBidi"/>
-          <w:bCs/>
-          <w:color w:val="auto"/>
-          <w:szCs w:val="24"/>
-        </w:rPr>
-        <w:t xml:space="preserve"> B8E0EC99C18BF28062FFB9BB385C0109A27AF71D332BC7FC00580D88D3A30721</w:t>
-      </w:r>
-    </w:p>
-    <w:p>
-      <w:pPr>
-        <w:pStyle w:val="ListParagraph"/>
-        <w:numPr>
-          <w:ilvl w:val="0"/>
-          <w:numId w:val="14"/>
-        </w:numPr>
-        <w:spacing w:after="160" w:line="259" w:lineRule="auto"/>
-        <w:rPr>
-          <w:rFonts w:ascii="Montserrat Medium" w:eastAsiaTheme="majorEastAsia" w:hAnsi="Montserrat Medium" w:cstheme="majorBidi"/>
-          <w:bCs/>
-          <w:color w:val="auto"/>
-          <w:szCs w:val="24"/>
-        </w:rPr>
-      </w:pPr>
-      <w:r>
-        <w:rPr>
-          <w:rFonts w:ascii="Montserrat Medium" w:eastAsiaTheme="majorEastAsia" w:hAnsi="Montserrat Medium" w:cstheme="majorBidi"/>
-          <w:b/>
-          <w:color w:val="auto"/>
-          <w:szCs w:val="24"/>
-        </w:rPr>
-        <w:t>Entropy:</w:t>
-      </w:r>
-      <w:r>
-        <w:rPr>
-          <w:rFonts w:ascii="Montserrat Medium" w:eastAsiaTheme="majorEastAsia" w:hAnsi="Montserrat Medium" w:cstheme="majorBidi"/>
-          <w:bCs/>
-          <w:color w:val="auto"/>
-          <w:szCs w:val="24"/>
-        </w:rPr>
-        <w:t xml:space="preserve"> 5.181</w:t>
-      </w:r>
-    </w:p>
-    <w:p>
-      <w:pPr>
-        <w:pStyle w:val="ListParagraph"/>
-        <w:numPr>
-          <w:ilvl w:val="0"/>
-          <w:numId w:val="14"/>
-        </w:numPr>
-        <w:spacing w:after="160" w:line="259" w:lineRule="auto"/>
-        <w:rPr>
-          <w:rFonts w:ascii="Montserrat Medium" w:eastAsiaTheme="majorEastAsia" w:hAnsi="Montserrat Medium" w:cstheme="majorBidi"/>
-          <w:bCs/>
-          <w:color w:val="auto"/>
-          <w:szCs w:val="24"/>
-        </w:rPr>
-      </w:pPr>
-      <w:r>
-        <w:rPr>
-          <w:rFonts w:ascii="Montserrat Medium" w:eastAsiaTheme="majorEastAsia" w:hAnsi="Montserrat Medium" w:cstheme="majorBidi"/>
-          <w:b/>
-          <w:color w:val="auto"/>
-          <w:szCs w:val="24"/>
-        </w:rPr>
-        <w:t>File Size:</w:t>
-      </w:r>
-      <w:r>
-        <w:rPr>
-          <w:rFonts w:ascii="Montserrat Medium" w:eastAsiaTheme="majorEastAsia" w:hAnsi="Montserrat Medium" w:cstheme="majorBidi"/>
-          <w:bCs/>
-          <w:color w:val="auto"/>
-          <w:szCs w:val="24"/>
-        </w:rPr>
-        <w:t xml:space="preserve"> 11776 bytes</w:t>
-      </w:r>
-    </w:p>
-    <w:p>
-      <w:pPr>
-        <w:pStyle w:val="ListParagraph"/>
-        <w:numPr>
-          <w:ilvl w:val="0"/>
-          <w:numId w:val="14"/>
-        </w:numPr>
-        <w:spacing w:after="160" w:line="259" w:lineRule="auto"/>
-        <w:rPr>
-          <w:rFonts w:ascii="Montserrat Medium" w:eastAsiaTheme="majorEastAsia" w:hAnsi="Montserrat Medium" w:cstheme="majorBidi"/>
-          <w:bCs/>
-          <w:color w:val="auto"/>
-          <w:szCs w:val="24"/>
-        </w:rPr>
-      </w:pPr>
-      <w:r>
-        <w:rPr>
-          <w:rFonts w:ascii="Montserrat Medium" w:eastAsiaTheme="majorEastAsia" w:hAnsi="Montserrat Medium" w:cstheme="majorBidi"/>
-          <w:b/>
-          <w:color w:val="auto"/>
-          <w:szCs w:val="24"/>
-        </w:rPr>
-        <w:t>File Type:</w:t>
-      </w:r>
-      <w:r>
-        <w:rPr>
-          <w:rFonts w:ascii="Montserrat Medium" w:eastAsiaTheme="majorEastAsia" w:hAnsi="Montserrat Medium" w:cstheme="majorBidi"/>
-          <w:bCs/>
-          <w:color w:val="auto"/>
-          <w:szCs w:val="24"/>
-        </w:rPr>
-        <w:t xml:space="preserve"> </w:t>
-      </w:r>
-      <w:r>
-        <w:rPr>
-          <w:rFonts w:ascii="Montserrat Medium" w:eastAsiaTheme="majorEastAsia" w:hAnsi="Montserrat Medium" w:cstheme="majorBidi"/>
-          <w:bCs/>
-          <w:color w:val="auto"/>
-          <w:szCs w:val="24"/>
-        </w:rPr>
-        <w:t>MZ</w:t>
-      </w:r>
-    </w:p>
-    <w:p>
-      <w:pPr>
-        <w:pStyle w:val="ListParagraph"/>
-        <w:numPr>
-          <w:ilvl w:val="0"/>
-          <w:numId w:val="14"/>
-        </w:numPr>
-        <w:spacing w:after="160" w:line="259" w:lineRule="auto"/>
-        <w:rPr>
-          <w:rFonts w:ascii="Montserrat Medium" w:eastAsiaTheme="majorEastAsia" w:hAnsi="Montserrat Medium" w:cstheme="majorBidi"/>
-          <w:bCs/>
-          <w:color w:val="auto"/>
-          <w:szCs w:val="24"/>
-        </w:rPr>
-      </w:pPr>
-      <w:r>
-        <w:rPr>
-          <w:rFonts w:ascii="Montserrat Medium" w:eastAsiaTheme="majorEastAsia" w:hAnsi="Montserrat Medium" w:cstheme="majorBidi"/>
-          <w:b/>
-          <w:color w:val="auto"/>
-          <w:szCs w:val="24"/>
-        </w:rPr>
-        <w:t>Architecture:</w:t>
-      </w:r>
-      <w:r>
-        <w:rPr>
-          <w:rFonts w:ascii="Montserrat Medium" w:eastAsiaTheme="majorEastAsia" w:hAnsi="Montserrat Medium" w:cstheme="majorBidi"/>
-          <w:bCs/>
-          <w:color w:val="auto"/>
-          <w:szCs w:val="24"/>
-        </w:rPr>
-        <w:t xml:space="preserve"> </w:t>
-      </w:r>
-      <w:r>
-        <w:rPr>
-          <w:rFonts w:ascii="Montserrat Medium" w:eastAsiaTheme="majorEastAsia" w:hAnsi="Montserrat Medium" w:cstheme="majorBidi"/>
-          <w:bCs/>
-          <w:color w:val="auto"/>
-          <w:szCs w:val="24"/>
-        </w:rPr>
-        <w:t>x64</w:t>
-      </w:r>
-    </w:p>
-    <w:p>
-      <w:pPr>
-        <w:spacing w:after="160" w:line="259" w:lineRule="auto"/>
-        <w:rPr>
-          <w:rFonts w:ascii="Montserrat Medium" w:eastAsiaTheme="majorEastAsia" w:hAnsi="Montserrat Medium" w:cstheme="majorBidi"/>
-          <w:bCs/>
-          <w:color w:val="auto"/>
-          <w:szCs w:val="24"/>
-        </w:rPr>
-      </w:pPr>
-    </w:p>
-    <w:p>
-      <w:pPr>
-        <w:spacing w:after="160" w:line="259" w:lineRule="auto"/>
-        <w:rPr>
-          <w:rFonts w:ascii="Montserrat Medium" w:eastAsiaTheme="majorEastAsia" w:hAnsi="Montserrat Medium" w:cstheme="majorBidi"/>
-          <w:bCs/>
-          <w:color w:val="auto"/>
-          <w:sz w:val="28"/>
-          <w:szCs w:val="28"/>
-        </w:rPr>
-      </w:pPr>
-      <w:r>
+        <w:t>Implant</w:t>
+      </w:r>
+    </w:p>
+    <w:p>
+      <w:pPr>
+        <w:spacing w:after="160" w:line="259" w:lineRule="auto"/>
         <w:rPr>
           <w:rFonts w:ascii="Montserrat Medium" w:eastAsiaTheme="majorEastAsia" w:hAnsi="Montserrat Medium" w:cstheme="majorBidi"/>
           <w:b/>
@@ -6995,508 +8043,20 @@
           <w:sz w:val="28"/>
           <w:szCs w:val="28"/>
         </w:rPr>
-        <w:t>Notable Embedded Strings and Indicators</w:t>
-      </w:r>
-    </w:p>
-    <w:p>
-      <w:pPr>
-        <w:numPr>
-          <w:ilvl w:val="0"/>
-          <w:numId w:val="13"/>
-        </w:numPr>
+      </w:pPr>
+    </w:p>
+    <w:p>
+      <w:pPr>
         <w:spacing w:after="160" w:line="259" w:lineRule="auto"/>
         <w:rPr>
           <w:rFonts w:ascii="Montserrat Medium" w:eastAsiaTheme="majorEastAsia" w:hAnsi="Montserrat Medium" w:cstheme="majorBidi"/>
           <w:bCs/>
           <w:color w:val="auto"/>
-          <w:szCs w:val="24"/>
-        </w:rPr>
-      </w:pPr>
-      <w:r>
-        <w:rPr>
-          <w:rFonts w:ascii="Montserrat Medium" w:eastAsiaTheme="majorEastAsia" w:hAnsi="Montserrat Medium" w:cstheme="majorBidi"/>
-          <w:b/>
-          <w:color w:val="auto"/>
-          <w:szCs w:val="24"/>
-        </w:rPr>
-        <w:t>Hardcoded C2 endpoint:</w:t>
-      </w:r>
-      <w:r>
-        <w:rPr>
-          <w:rFonts w:ascii="Montserrat Medium" w:eastAsiaTheme="majorEastAsia" w:hAnsi="Montserrat Medium" w:cstheme="majorBidi"/>
-          <w:bCs/>
-          <w:color w:val="auto"/>
-          <w:szCs w:val="24"/>
-        </w:rPr>
-        <w:br/>
-        <w:t>h</w:t>
-      </w:r>
-      <w:r>
-        <w:rPr>
-          <w:rFonts w:ascii="Montserrat Medium" w:eastAsiaTheme="majorEastAsia" w:hAnsi="Montserrat Medium" w:cstheme="majorBidi"/>
-          <w:bCs/>
-          <w:color w:val="auto"/>
-          <w:szCs w:val="24"/>
-        </w:rPr>
-        <w:t>xx</w:t>
-      </w:r>
-      <w:r>
-        <w:rPr>
-          <w:rFonts w:ascii="Montserrat Medium" w:eastAsiaTheme="majorEastAsia" w:hAnsi="Montserrat Medium" w:cstheme="majorBidi"/>
-          <w:bCs/>
-          <w:color w:val="auto"/>
-          <w:szCs w:val="24"/>
-        </w:rPr>
-        <w:t>p://srv</w:t>
-      </w:r>
-      <w:r>
-        <w:rPr>
-          <w:rFonts w:ascii="Montserrat Medium" w:eastAsiaTheme="majorEastAsia" w:hAnsi="Montserrat Medium" w:cstheme="majorBidi"/>
-          <w:bCs/>
-          <w:color w:val="auto"/>
-          <w:szCs w:val="24"/>
-        </w:rPr>
-        <w:t>[</w:t>
-      </w:r>
-      <w:r>
-        <w:rPr>
-          <w:rFonts w:ascii="Montserrat Medium" w:eastAsiaTheme="majorEastAsia" w:hAnsi="Montserrat Medium" w:cstheme="majorBidi"/>
-          <w:bCs/>
-          <w:color w:val="auto"/>
-          <w:szCs w:val="24"/>
-        </w:rPr>
-        <w:t>.</w:t>
-      </w:r>
-      <w:r>
-        <w:rPr>
-          <w:rFonts w:ascii="Montserrat Medium" w:eastAsiaTheme="majorEastAsia" w:hAnsi="Montserrat Medium" w:cstheme="majorBidi"/>
-          <w:bCs/>
-          <w:color w:val="auto"/>
-          <w:szCs w:val="24"/>
-        </w:rPr>
-        <w:t>]</w:t>
-      </w:r>
-      <w:r>
-        <w:rPr>
-          <w:rFonts w:ascii="Montserrat Medium" w:eastAsiaTheme="majorEastAsia" w:hAnsi="Montserrat Medium" w:cstheme="majorBidi"/>
-          <w:bCs/>
-          <w:color w:val="auto"/>
-          <w:szCs w:val="24"/>
-        </w:rPr>
-        <w:t>masterchiefsgruntemporium</w:t>
-      </w:r>
-      <w:r>
-        <w:rPr>
-          <w:rFonts w:ascii="Montserrat Medium" w:eastAsiaTheme="majorEastAsia" w:hAnsi="Montserrat Medium" w:cstheme="majorBidi"/>
-          <w:bCs/>
-          <w:color w:val="auto"/>
-          <w:szCs w:val="24"/>
-        </w:rPr>
-        <w:t>[</w:t>
-      </w:r>
-      <w:r>
-        <w:rPr>
-          <w:rFonts w:ascii="Montserrat Medium" w:eastAsiaTheme="majorEastAsia" w:hAnsi="Montserrat Medium" w:cstheme="majorBidi"/>
-          <w:bCs/>
-          <w:color w:val="auto"/>
-          <w:szCs w:val="24"/>
-        </w:rPr>
-        <w:t>.</w:t>
-      </w:r>
-      <w:r>
-        <w:rPr>
-          <w:rFonts w:ascii="Montserrat Medium" w:eastAsiaTheme="majorEastAsia" w:hAnsi="Montserrat Medium" w:cstheme="majorBidi"/>
-          <w:bCs/>
-          <w:color w:val="auto"/>
-          <w:szCs w:val="24"/>
-        </w:rPr>
-        <w:t>]</w:t>
-      </w:r>
-      <w:r>
-        <w:rPr>
-          <w:rFonts w:ascii="Montserrat Medium" w:eastAsiaTheme="majorEastAsia" w:hAnsi="Montserrat Medium" w:cstheme="majorBidi"/>
-          <w:bCs/>
-          <w:color w:val="auto"/>
-          <w:szCs w:val="24"/>
-        </w:rPr>
-        <w:t>local:80</w:t>
-      </w:r>
-    </w:p>
-    <w:p>
-      <w:pPr>
-        <w:numPr>
-          <w:ilvl w:val="0"/>
-          <w:numId w:val="13"/>
-        </w:numPr>
-        <w:spacing w:after="160" w:line="259" w:lineRule="auto"/>
-        <w:rPr>
-          <w:rFonts w:ascii="Montserrat Medium" w:eastAsiaTheme="majorEastAsia" w:hAnsi="Montserrat Medium" w:cstheme="majorBidi"/>
-          <w:bCs/>
-          <w:color w:val="auto"/>
-          <w:szCs w:val="24"/>
-        </w:rPr>
-      </w:pPr>
-      <w:r>
-        <w:rPr>
-          <w:rFonts w:ascii="Montserrat Medium" w:eastAsiaTheme="majorEastAsia" w:hAnsi="Montserrat Medium" w:cstheme="majorBidi"/>
-          <w:b/>
-          <w:color w:val="auto"/>
-          <w:szCs w:val="24"/>
-        </w:rPr>
-        <w:t>Beacon parameter format:</w:t>
-      </w:r>
-      <w:r>
-        <w:rPr>
-          <w:rFonts w:ascii="Montserrat Medium" w:eastAsiaTheme="majorEastAsia" w:hAnsi="Montserrat Medium" w:cstheme="majorBidi"/>
-          <w:bCs/>
-          <w:color w:val="auto"/>
-          <w:szCs w:val="24"/>
-        </w:rPr>
-        <w:br/>
-        <w:t>i=&lt;id&gt;&amp;data={encrypted}&amp;session=&lt;token&gt;</w:t>
-      </w:r>
-    </w:p>
-    <w:p>
-      <w:pPr>
-        <w:numPr>
-          <w:ilvl w:val="0"/>
-          <w:numId w:val="13"/>
-        </w:numPr>
-        <w:spacing w:after="160" w:line="259" w:lineRule="auto"/>
-        <w:rPr>
-          <w:rFonts w:ascii="Montserrat Medium" w:eastAsiaTheme="majorEastAsia" w:hAnsi="Montserrat Medium" w:cstheme="majorBidi"/>
-          <w:b/>
-          <w:color w:val="auto"/>
-          <w:szCs w:val="24"/>
-        </w:rPr>
-      </w:pPr>
-      <w:r>
-        <w:rPr>
-          <w:rFonts w:ascii="Montserrat Medium" w:eastAsiaTheme="majorEastAsia" w:hAnsi="Montserrat Medium" w:cstheme="majorBidi"/>
-          <w:b/>
-          <w:color w:val="auto"/>
-          <w:szCs w:val="24"/>
-        </w:rPr>
-        <w:t>HTTP masquerading:</w:t>
-      </w:r>
-    </w:p>
-    <w:p>
-      <w:pPr>
-        <w:numPr>
-          <w:ilvl w:val="1"/>
-          <w:numId w:val="13"/>
-        </w:numPr>
-        <w:spacing w:after="160" w:line="259" w:lineRule="auto"/>
-        <w:rPr>
-          <w:rFonts w:ascii="Montserrat Medium" w:eastAsiaTheme="majorEastAsia" w:hAnsi="Montserrat Medium" w:cstheme="majorBidi"/>
-          <w:bCs/>
-          <w:color w:val="auto"/>
-          <w:szCs w:val="24"/>
-        </w:rPr>
-      </w:pPr>
-      <w:r>
-        <w:rPr>
-          <w:rFonts w:ascii="Montserrat Medium" w:eastAsiaTheme="majorEastAsia" w:hAnsi="Montserrat Medium" w:cstheme="majorBidi"/>
-          <w:bCs/>
-          <w:color w:val="auto"/>
-          <w:szCs w:val="24"/>
-        </w:rPr>
-        <w:t xml:space="preserve">User-Agent: Mozilla/5.0 (Windows NT </w:t>
-      </w:r>
-      <w:proofErr w:type="gramStart"/>
-      <w:r>
-        <w:rPr>
-          <w:rFonts w:ascii="Montserrat Medium" w:eastAsiaTheme="majorEastAsia" w:hAnsi="Montserrat Medium" w:cstheme="majorBidi"/>
-          <w:bCs/>
-          <w:color w:val="auto"/>
-          <w:szCs w:val="24"/>
-        </w:rPr>
-        <w:t>6.1)…</w:t>
-      </w:r>
-      <w:proofErr w:type="gramEnd"/>
-      <w:r>
-        <w:rPr>
-          <w:rFonts w:ascii="Montserrat Medium" w:eastAsiaTheme="majorEastAsia" w:hAnsi="Montserrat Medium" w:cstheme="majorBidi"/>
-          <w:bCs/>
-          <w:color w:val="auto"/>
-          <w:szCs w:val="24"/>
-        </w:rPr>
-        <w:t>Chrome/41.0…</w:t>
-      </w:r>
-    </w:p>
-    <w:p>
-      <w:pPr>
-        <w:numPr>
-          <w:ilvl w:val="1"/>
-          <w:numId w:val="13"/>
-        </w:numPr>
-        <w:spacing w:after="160" w:line="259" w:lineRule="auto"/>
-        <w:rPr>
-          <w:rFonts w:ascii="Montserrat Medium" w:eastAsiaTheme="majorEastAsia" w:hAnsi="Montserrat Medium" w:cstheme="majorBidi"/>
-          <w:bCs/>
-          <w:color w:val="auto"/>
-          <w:szCs w:val="24"/>
-        </w:rPr>
-      </w:pPr>
-      <w:r>
-        <w:rPr>
-          <w:rFonts w:ascii="Montserrat Medium" w:eastAsiaTheme="majorEastAsia" w:hAnsi="Montserrat Medium" w:cstheme="majorBidi"/>
-          <w:bCs/>
-          <w:color w:val="auto"/>
-          <w:szCs w:val="24"/>
-        </w:rPr>
-        <w:t>Cookie template: ASPSESSIONID={GUID}; SESSIONID=…</w:t>
-      </w:r>
-    </w:p>
-    <w:p>
-      <w:pPr>
-        <w:numPr>
-          <w:ilvl w:val="0"/>
-          <w:numId w:val="13"/>
-        </w:numPr>
-        <w:spacing w:after="160" w:line="259" w:lineRule="auto"/>
-        <w:rPr>
-          <w:rFonts w:ascii="Montserrat Medium" w:eastAsiaTheme="majorEastAsia" w:hAnsi="Montserrat Medium" w:cstheme="majorBidi"/>
-          <w:b/>
-          <w:color w:val="auto"/>
-          <w:szCs w:val="24"/>
-        </w:rPr>
-      </w:pPr>
-      <w:r>
-        <w:rPr>
-          <w:rFonts w:ascii="Montserrat Medium" w:eastAsiaTheme="majorEastAsia" w:hAnsi="Montserrat Medium" w:cstheme="majorBidi"/>
-          <w:b/>
-          <w:color w:val="auto"/>
-          <w:szCs w:val="24"/>
-        </w:rPr>
-        <w:t>Encrypted message structure:</w:t>
-      </w:r>
-    </w:p>
-    <w:p>
-      <w:pPr>
-        <w:spacing w:after="160" w:line="259" w:lineRule="auto"/>
-        <w:ind w:left="720"/>
-        <w:rPr>
-          <w:rFonts w:ascii="Montserrat Medium" w:eastAsiaTheme="majorEastAsia" w:hAnsi="Montserrat Medium" w:cstheme="majorBidi"/>
-          <w:bCs/>
-          <w:color w:val="auto"/>
-          <w:szCs w:val="24"/>
-        </w:rPr>
-      </w:pPr>
-      <w:r>
-        <w:rPr>
-          <w:rFonts w:ascii="Montserrat Medium" w:eastAsiaTheme="majorEastAsia" w:hAnsi="Montserrat Medium" w:cstheme="majorBidi"/>
-          <w:bCs/>
-          <w:color w:val="auto"/>
-          <w:szCs w:val="24"/>
-        </w:rPr>
-        <w:t>{"GUID"</w:t>
-      </w:r>
-      <w:proofErr w:type="gramStart"/>
-      <w:r>
-        <w:rPr>
-          <w:rFonts w:ascii="Montserrat Medium" w:eastAsiaTheme="majorEastAsia" w:hAnsi="Montserrat Medium" w:cstheme="majorBidi"/>
-          <w:bCs/>
-          <w:color w:val="auto"/>
-          <w:szCs w:val="24"/>
-        </w:rPr>
-        <w:t>:"{0}"</w:t>
-      </w:r>
-      <w:proofErr w:type="gramEnd"/>
-      <w:r>
-        <w:rPr>
-          <w:rFonts w:ascii="Montserrat Medium" w:eastAsiaTheme="majorEastAsia" w:hAnsi="Montserrat Medium" w:cstheme="majorBidi"/>
-          <w:bCs/>
-          <w:color w:val="auto"/>
-          <w:szCs w:val="24"/>
-        </w:rPr>
-        <w:t>,"Type</w:t>
-      </w:r>
-      <w:proofErr w:type="gramStart"/>
-      <w:r>
-        <w:rPr>
-          <w:rFonts w:ascii="Montserrat Medium" w:eastAsiaTheme="majorEastAsia" w:hAnsi="Montserrat Medium" w:cstheme="majorBidi"/>
-          <w:bCs/>
-          <w:color w:val="auto"/>
-          <w:szCs w:val="24"/>
-        </w:rPr>
-        <w:t>":{1},</w:t>
-      </w:r>
-      <w:proofErr w:type="gramEnd"/>
-      <w:r>
-        <w:rPr>
-          <w:rFonts w:ascii="Montserrat Medium" w:eastAsiaTheme="majorEastAsia" w:hAnsi="Montserrat Medium" w:cstheme="majorBidi"/>
-          <w:bCs/>
-          <w:color w:val="auto"/>
-          <w:szCs w:val="24"/>
-        </w:rPr>
-        <w:t>"Meta"</w:t>
-      </w:r>
-      <w:proofErr w:type="gramStart"/>
-      <w:r>
-        <w:rPr>
-          <w:rFonts w:ascii="Montserrat Medium" w:eastAsiaTheme="majorEastAsia" w:hAnsi="Montserrat Medium" w:cstheme="majorBidi"/>
-          <w:bCs/>
-          <w:color w:val="auto"/>
-          <w:szCs w:val="24"/>
-        </w:rPr>
-        <w:t>:"{2}"</w:t>
-      </w:r>
-      <w:proofErr w:type="gramEnd"/>
-      <w:r>
-        <w:rPr>
-          <w:rFonts w:ascii="Montserrat Medium" w:eastAsiaTheme="majorEastAsia" w:hAnsi="Montserrat Medium" w:cstheme="majorBidi"/>
-          <w:bCs/>
-          <w:color w:val="auto"/>
-          <w:szCs w:val="24"/>
-        </w:rPr>
-        <w:t>,"IV"</w:t>
-      </w:r>
-      <w:proofErr w:type="gramStart"/>
-      <w:r>
-        <w:rPr>
-          <w:rFonts w:ascii="Montserrat Medium" w:eastAsiaTheme="majorEastAsia" w:hAnsi="Montserrat Medium" w:cstheme="majorBidi"/>
-          <w:bCs/>
-          <w:color w:val="auto"/>
-          <w:szCs w:val="24"/>
-        </w:rPr>
-        <w:t>:"{3}"</w:t>
-      </w:r>
-      <w:proofErr w:type="gramEnd"/>
-      <w:r>
-        <w:rPr>
-          <w:rFonts w:ascii="Montserrat Medium" w:eastAsiaTheme="majorEastAsia" w:hAnsi="Montserrat Medium" w:cstheme="majorBidi"/>
-          <w:bCs/>
-          <w:color w:val="auto"/>
-          <w:szCs w:val="24"/>
-        </w:rPr>
-        <w:t>,</w:t>
-      </w:r>
-    </w:p>
-    <w:p>
-      <w:pPr>
-        <w:spacing w:after="160" w:line="259" w:lineRule="auto"/>
-        <w:ind w:left="720"/>
-        <w:rPr>
-          <w:rFonts w:ascii="Montserrat Medium" w:eastAsiaTheme="majorEastAsia" w:hAnsi="Montserrat Medium" w:cstheme="majorBidi"/>
-          <w:bCs/>
-          <w:color w:val="auto"/>
-          <w:szCs w:val="24"/>
-        </w:rPr>
-      </w:pPr>
-      <w:r>
-        <w:rPr>
-          <w:rFonts w:ascii="Montserrat Medium" w:eastAsiaTheme="majorEastAsia" w:hAnsi="Montserrat Medium" w:cstheme="majorBidi"/>
-          <w:bCs/>
-          <w:color w:val="auto"/>
-          <w:szCs w:val="24"/>
-        </w:rPr>
-        <w:t>"EncryptedMessage"</w:t>
-      </w:r>
-      <w:proofErr w:type="gramStart"/>
-      <w:r>
-        <w:rPr>
-          <w:rFonts w:ascii="Montserrat Medium" w:eastAsiaTheme="majorEastAsia" w:hAnsi="Montserrat Medium" w:cstheme="majorBidi"/>
-          <w:bCs/>
-          <w:color w:val="auto"/>
-          <w:szCs w:val="24"/>
-        </w:rPr>
-        <w:t>:"{4}"</w:t>
-      </w:r>
-      <w:proofErr w:type="gramEnd"/>
-      <w:r>
-        <w:rPr>
-          <w:rFonts w:ascii="Montserrat Medium" w:eastAsiaTheme="majorEastAsia" w:hAnsi="Montserrat Medium" w:cstheme="majorBidi"/>
-          <w:bCs/>
-          <w:color w:val="auto"/>
-          <w:szCs w:val="24"/>
-        </w:rPr>
-        <w:t>,"HMAC"</w:t>
-      </w:r>
-      <w:proofErr w:type="gramStart"/>
-      <w:r>
-        <w:rPr>
-          <w:rFonts w:ascii="Montserrat Medium" w:eastAsiaTheme="majorEastAsia" w:hAnsi="Montserrat Medium" w:cstheme="majorBidi"/>
-          <w:bCs/>
-          <w:color w:val="auto"/>
-          <w:szCs w:val="24"/>
-        </w:rPr>
-        <w:t>:"{5}"}</w:t>
-      </w:r>
-      <w:proofErr w:type="gramEnd"/>
-    </w:p>
-    <w:p>
-      <w:pPr>
-        <w:numPr>
-          <w:ilvl w:val="0"/>
-          <w:numId w:val="13"/>
-        </w:numPr>
-        <w:spacing w:after="160" w:line="259" w:lineRule="auto"/>
-        <w:rPr>
-          <w:rFonts w:ascii="Montserrat Medium" w:eastAsiaTheme="majorEastAsia" w:hAnsi="Montserrat Medium" w:cstheme="majorBidi"/>
-          <w:bCs/>
-          <w:color w:val="auto"/>
-          <w:szCs w:val="24"/>
-        </w:rPr>
-      </w:pPr>
-      <w:r>
-        <w:rPr>
-          <w:rFonts w:ascii="Montserrat Medium" w:eastAsiaTheme="majorEastAsia" w:hAnsi="Montserrat Medium" w:cstheme="majorBidi"/>
-          <w:b/>
-          <w:color w:val="auto"/>
-          <w:szCs w:val="24"/>
-        </w:rPr>
-        <w:t>Certificate pinning indicators:</w:t>
-      </w:r>
-      <w:r>
-        <w:rPr>
-          <w:rFonts w:ascii="Montserrat Medium" w:eastAsiaTheme="majorEastAsia" w:hAnsi="Montserrat Medium" w:cstheme="majorBidi"/>
-          <w:bCs/>
-          <w:color w:val="auto"/>
-          <w:szCs w:val="24"/>
-        </w:rPr>
-        <w:br/>
-        <w:t>UseCertPinning, ValidateCert, CovenantCertHash</w:t>
-      </w:r>
-    </w:p>
-    <w:p>
-      <w:pPr>
-        <w:numPr>
-          <w:ilvl w:val="0"/>
-          <w:numId w:val="13"/>
-        </w:numPr>
-        <w:spacing w:after="160" w:line="259" w:lineRule="auto"/>
-        <w:rPr>
-          <w:rFonts w:ascii="Montserrat Medium" w:eastAsiaTheme="majorEastAsia" w:hAnsi="Montserrat Medium" w:cstheme="majorBidi"/>
-          <w:bCs/>
-          <w:color w:val="auto"/>
-          <w:szCs w:val="24"/>
-        </w:rPr>
-      </w:pPr>
-      <w:r>
-        <w:rPr>
-          <w:rFonts w:ascii="Montserrat Medium" w:eastAsiaTheme="majorEastAsia" w:hAnsi="Montserrat Medium" w:cstheme="majorBidi"/>
-          <w:b/>
-          <w:color w:val="auto"/>
-          <w:szCs w:val="24"/>
-        </w:rPr>
-        <w:t>Framework identifiers:</w:t>
-      </w:r>
-      <w:r>
-        <w:rPr>
-          <w:rFonts w:ascii="Montserrat Medium" w:eastAsiaTheme="majorEastAsia" w:hAnsi="Montserrat Medium" w:cstheme="majorBidi"/>
-          <w:bCs/>
-          <w:color w:val="auto"/>
-          <w:szCs w:val="24"/>
-        </w:rPr>
-        <w:br/>
-        <w:t>GruntStager, ExecuteStager, CookieWebClient</w:t>
-      </w:r>
-    </w:p>
-    <w:p>
-      <w:pPr>
-        <w:spacing w:after="160" w:line="259" w:lineRule="auto"/>
-        <w:jc w:val="center"/>
+          <w:sz w:val="28"/>
+          <w:szCs w:val="28"/>
+        </w:rPr>
+      </w:pPr>
+      <w:r>
         <w:rPr>
           <w:rFonts w:ascii="Montserrat Medium" w:eastAsiaTheme="majorEastAsia" w:hAnsi="Montserrat Medium" w:cstheme="majorBidi"/>
           <w:b/>
@@ -7505,43 +8065,7 @@
           <w:sz w:val="28"/>
           <w:szCs w:val="28"/>
         </w:rPr>
-      </w:pPr>
-    </w:p>
-    <w:p>
-      <w:pPr>
-        <w:pStyle w:val="Heading2"/>
-        <w:rPr>
-          <w:sz w:val="28"/>
-          <w:szCs w:val="28"/>
-        </w:rPr>
-      </w:pPr>
-      <w:r>
-        <w:rPr>
-          <w:sz w:val="28"/>
-          <w:szCs w:val="28"/>
-        </w:rPr>
-        <w:t xml:space="preserve">Stage 4: </w:t>
-      </w:r>
-      <w:r>
-        <w:rPr>
-          <w:sz w:val="28"/>
-          <w:szCs w:val="28"/>
-        </w:rPr>
-        <w:t xml:space="preserve">Final </w:t>
-      </w:r>
-      <w:r>
-        <w:rPr>
-          <w:sz w:val="28"/>
-          <w:szCs w:val="28"/>
-        </w:rPr>
-        <w:t xml:space="preserve">Covenant </w:t>
-      </w:r>
-      <w:r>
-        <w:rPr>
-          <w:sz w:val="28"/>
-          <w:szCs w:val="28"/>
-        </w:rPr>
-        <w:t>Implant</w:t>
+        <w:t>Notable Strings and Indicators</w:t>
       </w:r>
     </w:p>
     <w:p>
@@ -7836,23 +8360,13 @@
           <w:iCs/>
         </w:rPr>
       </w:pPr>
-      <w:proofErr w:type="gramStart"/>
       <w:r>
         <w:rPr>
           <w:rFonts w:ascii="Montserrat Medium" w:hAnsi="Montserrat Medium"/>
           <w:i/>
           <w:iCs/>
         </w:rPr>
-        <w:t>Figure :</w:t>
-      </w:r>
-      <w:proofErr w:type="gramEnd"/>
-      <w:r>
-        <w:rPr>
-          <w:rFonts w:ascii="Montserrat Medium" w:hAnsi="Montserrat Medium"/>
-          <w:i/>
-          <w:iCs/>
-        </w:rPr>
-        <w:t xml:space="preserve"> ProcMon shows files </w:t>
+        <w:t xml:space="preserve">Figure : ProcMon shows files </w:t>
       </w:r>
       <w:r>
         <w:rPr>
@@ -7943,23 +8457,13 @@
           <w:iCs/>
         </w:rPr>
       </w:pPr>
-      <w:proofErr w:type="gramStart"/>
       <w:r>
         <w:rPr>
           <w:rFonts w:ascii="Montserrat Medium" w:hAnsi="Montserrat Medium"/>
           <w:i/>
           <w:iCs/>
         </w:rPr>
-        <w:t>Figure :</w:t>
-      </w:r>
-      <w:proofErr w:type="gramEnd"/>
-      <w:r>
-        <w:rPr>
-          <w:rFonts w:ascii="Montserrat Medium" w:hAnsi="Montserrat Medium"/>
-          <w:i/>
-          <w:iCs/>
-        </w:rPr>
-        <w:t xml:space="preserve"> Persistence registry key created after initial EmbedDLL.dll execution</w:t>
+        <w:t>Figure : Persistence registry key created after initial EmbedDLL.dll execution</w:t>
       </w:r>
     </w:p>
     <w:p>
@@ -8029,23 +8533,13 @@
           <w:iCs/>
         </w:rPr>
       </w:pPr>
-      <w:proofErr w:type="gramStart"/>
       <w:r>
         <w:rPr>
           <w:rFonts w:ascii="Montserrat Medium" w:hAnsi="Montserrat Medium"/>
           <w:i/>
           <w:iCs/>
         </w:rPr>
-        <w:t>Figure :</w:t>
-      </w:r>
-      <w:proofErr w:type="gramEnd"/>
-      <w:r>
-        <w:rPr>
-          <w:rFonts w:ascii="Montserrat Medium" w:hAnsi="Montserrat Medium"/>
-          <w:i/>
-          <w:iCs/>
-        </w:rPr>
-        <w:t xml:space="preserve"> Wireshark packet capture showing HTTP call to C2 server</w:t>
+        <w:t>Figure : Wireshark packet capture showing HTTP call to C2 server</w:t>
       </w:r>
     </w:p>
     <w:p>
@@ -8115,23 +8609,13 @@
           <w:iCs/>
         </w:rPr>
       </w:pPr>
-      <w:proofErr w:type="gramStart"/>
       <w:r>
         <w:rPr>
           <w:rFonts w:ascii="Montserrat Medium" w:hAnsi="Montserrat Medium"/>
           <w:i/>
           <w:iCs/>
         </w:rPr>
-        <w:t>Figure :</w:t>
-      </w:r>
-      <w:proofErr w:type="gramEnd"/>
-      <w:r>
-        <w:rPr>
-          <w:rFonts w:ascii="Montserrat Medium" w:hAnsi="Montserrat Medium"/>
-          <w:i/>
-          <w:iCs/>
-        </w:rPr>
-        <w:t xml:space="preserve"> Successful request on port 80</w:t>
+        <w:t>Figure : Successful request on port 80</w:t>
       </w:r>
     </w:p>
     <w:p>
@@ -8398,49 +8882,21 @@
           <w:iCs/>
         </w:rPr>
       </w:pPr>
-      <w:proofErr w:type="gramStart"/>
       <w:r>
         <w:rPr>
           <w:rFonts w:ascii="Montserrat Medium" w:hAnsi="Montserrat Medium"/>
           <w:i/>
           <w:iCs/>
         </w:rPr>
-        <w:t>Figure :</w:t>
-      </w:r>
-      <w:proofErr w:type="gramEnd"/>
+        <w:t xml:space="preserve">Figure : </w:t>
+      </w:r>
       <w:r>
         <w:rPr>
           <w:rFonts w:ascii="Montserrat Medium" w:hAnsi="Montserrat Medium"/>
           <w:i/>
           <w:iCs/>
         </w:rPr>
-        <w:t xml:space="preserve"> </w:t>
-      </w:r>
-      <w:r>
-        <w:rPr>
-          <w:rFonts w:ascii="Montserrat Medium" w:hAnsi="Montserrat Medium"/>
-          <w:i/>
-          <w:iCs/>
-        </w:rPr>
-        <w:t>XML arguments for embed[.]</w:t>
-      </w:r>
-      <w:proofErr w:type="spellStart"/>
-      <w:r>
-        <w:rPr>
-          <w:rFonts w:ascii="Montserrat Medium" w:hAnsi="Montserrat Medium"/>
-          <w:i/>
-          <w:iCs/>
-        </w:rPr>
-        <w:t>vbs</w:t>
-      </w:r>
-      <w:proofErr w:type="spellEnd"/>
-      <w:r>
-        <w:rPr>
-          <w:rFonts w:ascii="Montserrat Medium" w:hAnsi="Montserrat Medium"/>
-          <w:i/>
-          <w:iCs/>
-        </w:rPr>
-        <w:t xml:space="preserve"> to </w:t>
+        <w:t xml:space="preserve">XML arguments for embed[.]vbs to </w:t>
       </w:r>
       <w:r>
         <w:rPr>
@@ -8518,23 +8974,13 @@
           <w:iCs/>
         </w:rPr>
       </w:pPr>
-      <w:proofErr w:type="gramStart"/>
       <w:r>
         <w:rPr>
           <w:rFonts w:ascii="Montserrat Medium" w:hAnsi="Montserrat Medium"/>
           <w:i/>
           <w:iCs/>
         </w:rPr>
-        <w:t>Figure :</w:t>
-      </w:r>
-      <w:proofErr w:type="gramEnd"/>
-      <w:r>
-        <w:rPr>
-          <w:rFonts w:ascii="Montserrat Medium" w:hAnsi="Montserrat Medium"/>
-          <w:i/>
-          <w:iCs/>
-        </w:rPr>
-        <w:t xml:space="preserve"> Ncat </w:t>
+        <w:t xml:space="preserve">Figure : Ncat </w:t>
       </w:r>
       <w:r>
         <w:rPr>
@@ -8651,14 +9097,24 @@
           <w:rFonts w:ascii="Montserrat Medium" w:hAnsi="Montserrat Medium"/>
         </w:rPr>
       </w:pPr>
-      <w:proofErr w:type="gramStart"/>
-      <w:r>
-        <w:rPr>
-          <w:rFonts w:ascii="Montserrat Medium" w:hAnsi="Montserrat Medium"/>
-        </w:rPr>
-        <w:t>Figure :</w:t>
-      </w:r>
-      <w:proofErr w:type="gramEnd"/>
+      <w:r>
+        <w:rPr>
+          <w:rFonts w:ascii="Montserrat Medium" w:hAnsi="Montserrat Medium"/>
+        </w:rPr>
+        <w:t xml:space="preserve">Figure : </w:t>
+      </w:r>
+      <w:r>
+        <w:rPr>
+          <w:rFonts w:ascii="Montserrat Medium" w:hAnsi="Montserrat Medium"/>
+        </w:rPr>
+        <w:t>Exported HTML</w:t>
+      </w:r>
+      <w:r>
+        <w:rPr>
+          <w:rFonts w:ascii="Montserrat Medium" w:hAnsi="Montserrat Medium"/>
+        </w:rPr>
+        <w:t xml:space="preserve"> POST</w:t>
+      </w:r>
       <w:r>
         <w:rPr>
           <w:rFonts w:ascii="Montserrat Medium" w:hAnsi="Montserrat Medium"/>
@@ -8669,24 +9125,6 @@
         <w:rPr>
           <w:rFonts w:ascii="Montserrat Medium" w:hAnsi="Montserrat Medium"/>
         </w:rPr>
-        <w:t>Exported HTML</w:t>
-      </w:r>
-      <w:r>
-        <w:rPr>
-          <w:rFonts w:ascii="Montserrat Medium" w:hAnsi="Montserrat Medium"/>
-        </w:rPr>
-        <w:t xml:space="preserve"> POST</w:t>
-      </w:r>
-      <w:r>
-        <w:rPr>
-          <w:rFonts w:ascii="Montserrat Medium" w:hAnsi="Montserrat Medium"/>
-        </w:rPr>
-        <w:t xml:space="preserve"> </w:t>
-      </w:r>
-      <w:r>
-        <w:rPr>
-          <w:rFonts w:ascii="Montserrat Medium" w:hAnsi="Montserrat Medium"/>
-        </w:rPr>
         <w:t>file</w:t>
       </w:r>
       <w:r>
@@ -8722,21 +9160,7 @@
         <w:rPr>
           <w:rFonts w:ascii="Montserrat Medium" w:hAnsi="Montserrat Medium"/>
         </w:rPr>
-        <w:t xml:space="preserve">message portion in this HTTP </w:t>
-      </w:r>
-      <w:proofErr w:type="gramStart"/>
-      <w:r>
-        <w:rPr>
-          <w:rFonts w:ascii="Montserrat Medium" w:hAnsi="Montserrat Medium"/>
-        </w:rPr>
-        <w:t>POST</w:t>
-      </w:r>
-      <w:proofErr w:type="gramEnd"/>
-      <w:r>
-        <w:rPr>
-          <w:rFonts w:ascii="Montserrat Medium" w:hAnsi="Montserrat Medium"/>
-        </w:rPr>
-        <w:t xml:space="preserve"> </w:t>
+        <w:t xml:space="preserve">message portion in this HTTP POST </w:t>
       </w:r>
       <w:r>
         <w:rPr>
@@ -8782,21 +9206,7 @@
         <w:rPr>
           <w:rFonts w:ascii="Montserrat Medium" w:hAnsi="Montserrat Medium"/>
         </w:rPr>
-        <w:t xml:space="preserve">GUID </w:t>
-      </w:r>
-      <w:proofErr w:type="gramStart"/>
-      <w:r>
-        <w:rPr>
-          <w:rFonts w:ascii="Montserrat Medium" w:hAnsi="Montserrat Medium"/>
-        </w:rPr>
-        <w:t xml:space="preserve">  :</w:t>
-      </w:r>
-      <w:proofErr w:type="gramEnd"/>
-      <w:r>
-        <w:rPr>
-          <w:rFonts w:ascii="Montserrat Medium" w:hAnsi="Montserrat Medium"/>
-        </w:rPr>
-        <w:t xml:space="preserve"> 4f1113988d3b14972c77</w:t>
+        <w:t>GUID   : 4f1113988d3b14972c77</w:t>
       </w:r>
     </w:p>
     <w:p>
@@ -8806,19 +9216,11 @@
           <w:rFonts w:ascii="Montserrat Medium" w:hAnsi="Montserrat Medium"/>
         </w:rPr>
       </w:pPr>
-      <w:proofErr w:type="gramStart"/>
-      <w:r>
-        <w:rPr>
-          <w:rFonts w:ascii="Montserrat Medium" w:hAnsi="Montserrat Medium"/>
-        </w:rPr>
-        <w:t>Opcode :</w:t>
-      </w:r>
-      <w:proofErr w:type="gramEnd"/>
-      <w:r>
-        <w:rPr>
-          <w:rFonts w:ascii="Montserrat Medium" w:hAnsi="Montserrat Medium"/>
-        </w:rPr>
-        <w:t xml:space="preserve"> 0x154615aa</w:t>
+      <w:r>
+        <w:rPr>
+          <w:rFonts w:ascii="Montserrat Medium" w:hAnsi="Montserrat Medium"/>
+        </w:rPr>
+        <w:t>Opcode : 0x154615aa</w:t>
       </w:r>
     </w:p>
     <w:p>
@@ -8846,21 +9248,7 @@
         <w:rPr>
           <w:rFonts w:ascii="Montserrat Medium" w:hAnsi="Montserrat Medium"/>
         </w:rPr>
-        <w:t xml:space="preserve">Beacon ID </w:t>
-      </w:r>
-      <w:proofErr w:type="gramStart"/>
-      <w:r>
-        <w:rPr>
-          <w:rFonts w:ascii="Montserrat Medium" w:hAnsi="Montserrat Medium"/>
-        </w:rPr>
-        <w:t xml:space="preserve">  :</w:t>
-      </w:r>
-      <w:proofErr w:type="gramEnd"/>
-      <w:r>
-        <w:rPr>
-          <w:rFonts w:ascii="Montserrat Medium" w:hAnsi="Montserrat Medium"/>
-        </w:rPr>
-        <w:t xml:space="preserve"> 0x8938d318 (2302202648)</w:t>
+        <w:t>Beacon ID   : 0x8938d318 (2302202648)</w:t>
       </w:r>
     </w:p>
     <w:p>
@@ -8874,21 +9262,7 @@
         <w:rPr>
           <w:rFonts w:ascii="Montserrat Medium" w:hAnsi="Montserrat Medium"/>
         </w:rPr>
-        <w:t xml:space="preserve">Uptime </w:t>
-      </w:r>
-      <w:proofErr w:type="gramStart"/>
-      <w:r>
-        <w:rPr>
-          <w:rFonts w:ascii="Montserrat Medium" w:hAnsi="Montserrat Medium"/>
-        </w:rPr>
-        <w:t>low  :</w:t>
-      </w:r>
-      <w:proofErr w:type="gramEnd"/>
-      <w:r>
-        <w:rPr>
-          <w:rFonts w:ascii="Montserrat Medium" w:hAnsi="Montserrat Medium"/>
-        </w:rPr>
-        <w:t xml:space="preserve"> 0x38a4de1c (950328860)</w:t>
+        <w:t>Uptime low  : 0x38a4de1c (950328860)</w:t>
       </w:r>
     </w:p>
     <w:p>
@@ -8902,21 +9276,7 @@
         <w:rPr>
           <w:rFonts w:ascii="Montserrat Medium" w:hAnsi="Montserrat Medium"/>
         </w:rPr>
-        <w:t xml:space="preserve">Uptime </w:t>
-      </w:r>
-      <w:proofErr w:type="gramStart"/>
-      <w:r>
-        <w:rPr>
-          <w:rFonts w:ascii="Montserrat Medium" w:hAnsi="Montserrat Medium"/>
-        </w:rPr>
-        <w:t>high :</w:t>
-      </w:r>
-      <w:proofErr w:type="gramEnd"/>
-      <w:r>
-        <w:rPr>
-          <w:rFonts w:ascii="Montserrat Medium" w:hAnsi="Montserrat Medium"/>
-        </w:rPr>
-        <w:t xml:space="preserve"> 0xdd007378 (3707794296)</w:t>
+        <w:t>Uptime high : 0xdd007378 (3707794296)</w:t>
       </w:r>
     </w:p>
     <w:p>
@@ -8930,21 +9290,7 @@
         <w:rPr>
           <w:rFonts w:ascii="Montserrat Medium" w:hAnsi="Montserrat Medium"/>
         </w:rPr>
-        <w:t xml:space="preserve">Flags     </w:t>
-      </w:r>
-      <w:proofErr w:type="gramStart"/>
-      <w:r>
-        <w:rPr>
-          <w:rFonts w:ascii="Montserrat Medium" w:hAnsi="Montserrat Medium"/>
-        </w:rPr>
-        <w:t xml:space="preserve">  :</w:t>
-      </w:r>
-      <w:proofErr w:type="gramEnd"/>
-      <w:r>
-        <w:rPr>
-          <w:rFonts w:ascii="Montserrat Medium" w:hAnsi="Montserrat Medium"/>
-        </w:rPr>
-        <w:t xml:space="preserve"> 0x5d30d302 (1563480834)</w:t>
+        <w:t>Flags       : 0x5d30d302 (1563480834)</w:t>
       </w:r>
     </w:p>
     <w:p>
@@ -8958,21 +9304,7 @@
         <w:rPr>
           <w:rFonts w:ascii="Montserrat Medium" w:hAnsi="Montserrat Medium"/>
         </w:rPr>
-        <w:t xml:space="preserve">OS </w:t>
-      </w:r>
-      <w:proofErr w:type="gramStart"/>
-      <w:r>
-        <w:rPr>
-          <w:rFonts w:ascii="Montserrat Medium" w:hAnsi="Montserrat Medium"/>
-        </w:rPr>
-        <w:t>version  :</w:t>
-      </w:r>
-      <w:proofErr w:type="gramEnd"/>
-      <w:r>
-        <w:rPr>
-          <w:rFonts w:ascii="Montserrat Medium" w:hAnsi="Montserrat Medium"/>
-        </w:rPr>
-        <w:t xml:space="preserve"> 0x0d221e46 (220339782)</w:t>
+        <w:t>OS version  : 0x0d221e46 (220339782)</w:t>
       </w:r>
     </w:p>
     <w:p>
@@ -8986,21 +9318,7 @@
         <w:rPr>
           <w:rFonts w:ascii="Montserrat Medium" w:hAnsi="Montserrat Medium"/>
         </w:rPr>
-        <w:t xml:space="preserve">PID       </w:t>
-      </w:r>
-      <w:proofErr w:type="gramStart"/>
-      <w:r>
-        <w:rPr>
-          <w:rFonts w:ascii="Montserrat Medium" w:hAnsi="Montserrat Medium"/>
-        </w:rPr>
-        <w:t xml:space="preserve">  :</w:t>
-      </w:r>
-      <w:proofErr w:type="gramEnd"/>
-      <w:r>
-        <w:rPr>
-          <w:rFonts w:ascii="Montserrat Medium" w:hAnsi="Montserrat Medium"/>
-        </w:rPr>
-        <w:t xml:space="preserve"> 0x1db5043a (498402362)</w:t>
+        <w:t>PID         : 0x1db5043a (498402362)</w:t>
       </w:r>
     </w:p>
     <w:p>
@@ -9014,21 +9332,7 @@
         <w:rPr>
           <w:rFonts w:ascii="Montserrat Medium" w:hAnsi="Montserrat Medium"/>
         </w:rPr>
-        <w:t xml:space="preserve">PPID      </w:t>
-      </w:r>
-      <w:proofErr w:type="gramStart"/>
-      <w:r>
-        <w:rPr>
-          <w:rFonts w:ascii="Montserrat Medium" w:hAnsi="Montserrat Medium"/>
-        </w:rPr>
-        <w:t xml:space="preserve">  :</w:t>
-      </w:r>
-      <w:proofErr w:type="gramEnd"/>
-      <w:r>
-        <w:rPr>
-          <w:rFonts w:ascii="Montserrat Medium" w:hAnsi="Montserrat Medium"/>
-        </w:rPr>
-        <w:t xml:space="preserve"> 0xd584cc5d (3582250077)</w:t>
+        <w:t>PPID        : 0xd584cc5d (3582250077)</w:t>
       </w:r>
     </w:p>
     <w:p>
@@ -9042,21 +9346,7 @@
         <w:rPr>
           <w:rFonts w:ascii="Montserrat Medium" w:hAnsi="Montserrat Medium"/>
         </w:rPr>
-        <w:t xml:space="preserve">Arch      </w:t>
-      </w:r>
-      <w:proofErr w:type="gramStart"/>
-      <w:r>
-        <w:rPr>
-          <w:rFonts w:ascii="Montserrat Medium" w:hAnsi="Montserrat Medium"/>
-        </w:rPr>
-        <w:t xml:space="preserve">  :</w:t>
-      </w:r>
-      <w:proofErr w:type="gramEnd"/>
-      <w:r>
-        <w:rPr>
-          <w:rFonts w:ascii="Montserrat Medium" w:hAnsi="Montserrat Medium"/>
-        </w:rPr>
-        <w:t xml:space="preserve"> 0x981f4c53 (2552187987)</w:t>
+        <w:t>Arch        : 0x981f4c53 (2552187987)</w:t>
       </w:r>
     </w:p>
     <w:p>
@@ -9070,21 +9360,7 @@
         <w:rPr>
           <w:rFonts w:ascii="Montserrat Medium" w:hAnsi="Montserrat Medium"/>
         </w:rPr>
-        <w:t xml:space="preserve">Privilege </w:t>
-      </w:r>
-      <w:proofErr w:type="gramStart"/>
-      <w:r>
-        <w:rPr>
-          <w:rFonts w:ascii="Montserrat Medium" w:hAnsi="Montserrat Medium"/>
-        </w:rPr>
-        <w:t xml:space="preserve">  :</w:t>
-      </w:r>
-      <w:proofErr w:type="gramEnd"/>
-      <w:r>
-        <w:rPr>
-          <w:rFonts w:ascii="Montserrat Medium" w:hAnsi="Montserrat Medium"/>
-        </w:rPr>
-        <w:t xml:space="preserve"> 0x8e487bff (2387115007)</w:t>
+        <w:t>Privilege   : 0x8e487bff (2387115007)</w:t>
       </w:r>
     </w:p>
     <w:p>
@@ -9098,21 +9374,7 @@
         <w:rPr>
           <w:rFonts w:ascii="Montserrat Medium" w:hAnsi="Montserrat Medium"/>
         </w:rPr>
-        <w:t xml:space="preserve">Net </w:t>
-      </w:r>
-      <w:proofErr w:type="gramStart"/>
-      <w:r>
-        <w:rPr>
-          <w:rFonts w:ascii="Montserrat Medium" w:hAnsi="Montserrat Medium"/>
-        </w:rPr>
-        <w:t>status  :</w:t>
-      </w:r>
-      <w:proofErr w:type="gramEnd"/>
-      <w:r>
-        <w:rPr>
-          <w:rFonts w:ascii="Montserrat Medium" w:hAnsi="Montserrat Medium"/>
-        </w:rPr>
-        <w:t xml:space="preserve"> 0x162a26c5 (371861189)</w:t>
+        <w:t>Net status  : 0x162a26c5 (371861189)</w:t>
       </w:r>
     </w:p>
     <w:p>
@@ -9126,21 +9388,7 @@
         <w:rPr>
           <w:rFonts w:ascii="Montserrat Medium" w:hAnsi="Montserrat Medium"/>
         </w:rPr>
-        <w:t xml:space="preserve">Unknown 1 </w:t>
-      </w:r>
-      <w:proofErr w:type="gramStart"/>
-      <w:r>
-        <w:rPr>
-          <w:rFonts w:ascii="Montserrat Medium" w:hAnsi="Montserrat Medium"/>
-        </w:rPr>
-        <w:t xml:space="preserve">  :</w:t>
-      </w:r>
-      <w:proofErr w:type="gramEnd"/>
-      <w:r>
-        <w:rPr>
-          <w:rFonts w:ascii="Montserrat Medium" w:hAnsi="Montserrat Medium"/>
-        </w:rPr>
-        <w:t xml:space="preserve"> 0x30ca19da (818551258)</w:t>
+        <w:t>Unknown 1   : 0x30ca19da (818551258)</w:t>
       </w:r>
     </w:p>
     <w:p>
@@ -9154,21 +9402,7 @@
         <w:rPr>
           <w:rFonts w:ascii="Montserrat Medium" w:hAnsi="Montserrat Medium"/>
         </w:rPr>
-        <w:t xml:space="preserve">Unknown 2 </w:t>
-      </w:r>
-      <w:proofErr w:type="gramStart"/>
-      <w:r>
-        <w:rPr>
-          <w:rFonts w:ascii="Montserrat Medium" w:hAnsi="Montserrat Medium"/>
-        </w:rPr>
-        <w:t xml:space="preserve">  :</w:t>
-      </w:r>
-      <w:proofErr w:type="gramEnd"/>
-      <w:r>
-        <w:rPr>
-          <w:rFonts w:ascii="Montserrat Medium" w:hAnsi="Montserrat Medium"/>
-        </w:rPr>
-        <w:t xml:space="preserve"> 0x3c6764c9 (1013408969)</w:t>
+        <w:t>Unknown 2   : 0x3c6764c9 (1013408969)</w:t>
       </w:r>
     </w:p>
     <w:p>
@@ -9182,21 +9416,7 @@
         <w:rPr>
           <w:rFonts w:ascii="Montserrat Medium" w:hAnsi="Montserrat Medium"/>
         </w:rPr>
-        <w:t xml:space="preserve">Checksum  </w:t>
-      </w:r>
-      <w:proofErr w:type="gramStart"/>
-      <w:r>
-        <w:rPr>
-          <w:rFonts w:ascii="Montserrat Medium" w:hAnsi="Montserrat Medium"/>
-        </w:rPr>
-        <w:t xml:space="preserve">  :</w:t>
-      </w:r>
-      <w:proofErr w:type="gramEnd"/>
-      <w:r>
-        <w:rPr>
-          <w:rFonts w:ascii="Montserrat Medium" w:hAnsi="Montserrat Medium"/>
-        </w:rPr>
-        <w:t xml:space="preserve"> 0x00005a13 (23059)</w:t>
+        <w:t>Checksum    : 0x00005a13 (23059)</w:t>
       </w:r>
     </w:p>
     <w:p>
@@ -9308,59 +9528,1045 @@
           <w:sz w:val="28"/>
           <w:szCs w:val="28"/>
         </w:rPr>
-        <w:t>Stage 3: Grunt HTTP Stager</w:t>
-      </w:r>
-    </w:p>
-    <w:p>
-      <w:pPr>
-        <w:rPr>
-          <w:rFonts w:ascii="Montserrat Medium" w:hAnsi="Montserrat Medium"/>
-        </w:rPr>
-      </w:pPr>
-    </w:p>
-    <w:p>
-      <w:pPr>
-        <w:rPr>
-          <w:rFonts w:ascii="Montserrat Medium" w:hAnsi="Montserrat Medium"/>
-        </w:rPr>
-      </w:pPr>
-    </w:p>
-    <w:p>
-      <w:pPr>
-        <w:rPr>
-          <w:rFonts w:ascii="Montserrat Medium" w:hAnsi="Montserrat Medium"/>
-        </w:rPr>
-      </w:pPr>
-    </w:p>
-    <w:p>
-      <w:pPr>
-        <w:rPr>
-          <w:rFonts w:ascii="Montserrat Medium" w:hAnsi="Montserrat Medium"/>
-        </w:rPr>
-      </w:pPr>
-    </w:p>
-    <w:p>
-      <w:pPr>
-        <w:rPr>
-          <w:rFonts w:ascii="Montserrat Medium" w:hAnsi="Montserrat Medium"/>
-        </w:rPr>
-      </w:pPr>
-    </w:p>
-    <w:p>
-      <w:pPr>
-        <w:pStyle w:val="Heading2"/>
+        <w:t xml:space="preserve">Stage 3: </w:t>
+      </w:r>
+      <w:r>
         <w:rPr>
           <w:sz w:val="28"/>
           <w:szCs w:val="28"/>
         </w:rPr>
-      </w:pPr>
+        <w:t>Covenant</w:t>
+      </w:r>
       <w:r>
         <w:rPr>
           <w:sz w:val="28"/>
           <w:szCs w:val="28"/>
         </w:rPr>
-        <w:t>Stage 4: Final Covenant Implant</w:t>
-      </w:r>
+        <w:t xml:space="preserve"> Framework</w:t>
+      </w:r>
+      <w:r>
+        <w:rPr>
+          <w:sz w:val="28"/>
+          <w:szCs w:val="28"/>
+        </w:rPr>
+        <w:t xml:space="preserve"> -</w:t>
+      </w:r>
+      <w:r>
+        <w:rPr>
+          <w:sz w:val="28"/>
+          <w:szCs w:val="28"/>
+        </w:rPr>
+        <w:t xml:space="preserve"> C2</w:t>
+      </w:r>
+      <w:r>
+        <w:rPr>
+          <w:sz w:val="28"/>
+          <w:szCs w:val="28"/>
+        </w:rPr>
+        <w:t xml:space="preserve"> Grunt Stager</w:t>
+      </w:r>
+    </w:p>
+    <w:p/>
+    <w:p>
+      <w:pPr>
+        <w:jc w:val="center"/>
+        <w:rPr>
+          <w:rFonts w:ascii="Montserrat Medium" w:hAnsi="Montserrat Medium"/>
+        </w:rPr>
+      </w:pPr>
+      <w:r>
+        <w:rPr>
+          <w:rFonts w:ascii="Montserrat Medium" w:hAnsi="Montserrat Medium"/>
+        </w:rPr>
+        <w:t>Figure</w:t>
+      </w:r>
+      <w:r>
+        <w:rPr>
+          <w:rFonts w:ascii="Montserrat Medium" w:hAnsi="Montserrat Medium"/>
+        </w:rPr>
+        <w:t xml:space="preserve"> </w:t>
+      </w:r>
+      <w:r>
+        <w:rPr>
+          <w:rFonts w:ascii="Montserrat Medium" w:hAnsi="Montserrat Medium"/>
+        </w:rPr>
+        <w:t xml:space="preserve">: </w:t>
+      </w:r>
+      <w:r>
+        <w:rPr>
+          <w:rFonts w:ascii="Montserrat Medium" w:hAnsi="Montserrat Medium"/>
+        </w:rPr>
+        <w:t>The implant issues an HTTP GET request to the /stream endpoint with a custom authorization token and session identifier.</w:t>
+      </w:r>
+    </w:p>
+    <w:p>
+      <w:pPr>
+        <w:rPr>
+          <w:rFonts w:ascii="Montserrat Medium" w:hAnsi="Montserrat Medium"/>
+        </w:rPr>
+      </w:pPr>
+    </w:p>
+    <w:p>
+      <w:pPr>
+        <w:jc w:val="center"/>
+        <w:rPr>
+          <w:rFonts w:ascii="Montserrat Medium" w:hAnsi="Montserrat Medium"/>
+        </w:rPr>
+      </w:pPr>
+      <w:r>
+        <w:rPr>
+          <w:rFonts w:ascii="Montserrat Medium" w:hAnsi="Montserrat Medium"/>
+        </w:rPr>
+        <w:drawing>
+          <wp:inline distT="0" distB="0" distL="0" distR="0" wp14:anchorId="559DE265" wp14:editId="250318C8">
+            <wp:extent cx="4502381" cy="2470277"/>
+            <wp:effectExtent l="0" t="0" r="0" b="6350"/>
+            <wp:docPr id="1706137783" name="Picture 1"/>
+            <wp:cNvGraphicFramePr>
+              <a:graphicFrameLocks xmlns:a="http://schemas.openxmlformats.org/drawingml/2006/main" noChangeAspect="1"/>
+            </wp:cNvGraphicFramePr>
+            <a:graphic xmlns:a="http://schemas.openxmlformats.org/drawingml/2006/main">
+              <a:graphicData uri="http://schemas.openxmlformats.org/drawingml/2006/picture">
+                <pic:pic xmlns:pic="http://schemas.openxmlformats.org/drawingml/2006/picture">
+                  <pic:nvPicPr>
+                    <pic:cNvPr id="1706137783" name=""/>
+                    <pic:cNvPicPr/>
+                  </pic:nvPicPr>
+                  <pic:blipFill>
+                    <a:blip r:embed="rId32"/>
+                    <a:stretch>
+                      <a:fillRect/>
+                    </a:stretch>
+                  </pic:blipFill>
+                  <pic:spPr>
+                    <a:xfrm>
+                      <a:off x="0" y="0"/>
+                      <a:ext cx="4502381" cy="2470277"/>
+                    </a:xfrm>
+                    <a:prstGeom prst="rect">
+                      <a:avLst/>
+                    </a:prstGeom>
+                  </pic:spPr>
+                </pic:pic>
+              </a:graphicData>
+            </a:graphic>
+          </wp:inline>
+        </w:drawing>
+      </w:r>
+    </w:p>
+    <w:p>
+      <w:pPr>
+        <w:rPr>
+          <w:rFonts w:ascii="Montserrat Medium" w:hAnsi="Montserrat Medium"/>
+        </w:rPr>
+      </w:pPr>
+    </w:p>
+    <w:p>
+      <w:pPr>
+        <w:rPr>
+          <w:rFonts w:ascii="Montserrat Medium" w:hAnsi="Montserrat Medium"/>
+        </w:rPr>
+      </w:pPr>
+    </w:p>
+    <w:p>
+      <w:pPr>
+        <w:rPr>
+          <w:rFonts w:ascii="Montserrat Medium" w:hAnsi="Montserrat Medium"/>
+        </w:rPr>
+      </w:pPr>
+    </w:p>
+    <w:p>
+      <w:pPr>
+        <w:jc w:val="center"/>
+        <w:rPr>
+          <w:rFonts w:ascii="Montserrat Medium" w:hAnsi="Montserrat Medium"/>
+        </w:rPr>
+      </w:pPr>
+      <w:r>
+        <w:rPr>
+          <w:rFonts w:ascii="Montserrat Medium" w:hAnsi="Montserrat Medium"/>
+        </w:rPr>
+        <w:t>Figure X. HTTP-based beacon request captured on the loopback interface while emulating a C2 server using ncat. All network indicators have been defanged.</w:t>
+      </w:r>
+    </w:p>
+    <w:p>
+      <w:pPr>
+        <w:jc w:val="center"/>
+        <w:rPr>
+          <w:rFonts w:ascii="Montserrat Medium" w:hAnsi="Montserrat Medium"/>
+        </w:rPr>
+      </w:pPr>
+    </w:p>
+    <w:tbl>
+      <w:tblPr>
+        <w:tblStyle w:val="TableGrid"/>
+        <w:tblW w:w="0" w:type="auto"/>
+        <w:tblLook w:val="04A0" w:firstRow="1" w:lastRow="0" w:firstColumn="1" w:lastColumn="0" w:noHBand="0" w:noVBand="1"/>
+      </w:tblPr>
+      <w:tblGrid>
+        <w:gridCol w:w="9350"/>
+      </w:tblGrid>
+      <w:tr>
+        <w:tc>
+          <w:tcPr>
+            <w:tcW w:w="9350" w:type="dxa"/>
+          </w:tcPr>
+          <w:p>
+            <w:pPr>
+              <w:rPr>
+                <w:rFonts w:ascii="Montserrat Medium" w:hAnsi="Montserrat Medium"/>
+              </w:rPr>
+            </w:pPr>
+            <w:r>
+              <w:rPr>
+                <w:rFonts w:ascii="Montserrat Medium" w:hAnsi="Montserrat Medium"/>
+              </w:rPr>
+              <w:t>Frame 20: 372 bytes on wire (2976 bits), 372 bytes captured (2976 bits) on interface \Device\NPF_Loopback, id 0</w:t>
+            </w:r>
+          </w:p>
+        </w:tc>
+      </w:tr>
+      <w:tr>
+        <w:tc>
+          <w:tcPr>
+            <w:tcW w:w="9350" w:type="dxa"/>
+          </w:tcPr>
+          <w:p>
+            <w:pPr>
+              <w:rPr>
+                <w:rFonts w:ascii="Montserrat Medium" w:hAnsi="Montserrat Medium"/>
+              </w:rPr>
+            </w:pPr>
+            <w:r>
+              <w:rPr>
+                <w:rFonts w:ascii="Montserrat Medium" w:hAnsi="Montserrat Medium"/>
+              </w:rPr>
+              <w:t>Null/Loopback</w:t>
+            </w:r>
+          </w:p>
+        </w:tc>
+      </w:tr>
+      <w:tr>
+        <w:tc>
+          <w:tcPr>
+            <w:tcW w:w="9350" w:type="dxa"/>
+          </w:tcPr>
+          <w:p>
+            <w:pPr>
+              <w:rPr>
+                <w:rFonts w:ascii="Montserrat Medium" w:hAnsi="Montserrat Medium"/>
+              </w:rPr>
+            </w:pPr>
+            <w:r>
+              <w:rPr>
+                <w:rFonts w:ascii="Montserrat Medium" w:hAnsi="Montserrat Medium"/>
+              </w:rPr>
+              <w:t>Internet Protocol Version 4, Src: 127[.]0[.]0[.]1, Dst: 127[.]0[.]0[.]1</w:t>
+            </w:r>
+          </w:p>
+        </w:tc>
+      </w:tr>
+      <w:tr>
+        <w:tc>
+          <w:tcPr>
+            <w:tcW w:w="9350" w:type="dxa"/>
+          </w:tcPr>
+          <w:p>
+            <w:pPr>
+              <w:rPr>
+                <w:rFonts w:ascii="Montserrat Medium" w:hAnsi="Montserrat Medium"/>
+              </w:rPr>
+            </w:pPr>
+            <w:r>
+              <w:rPr>
+                <w:rFonts w:ascii="Montserrat Medium" w:hAnsi="Montserrat Medium"/>
+              </w:rPr>
+              <w:t>Transmission Control Protocol, Src Port: 50140, Dst Port: 5133, Seq: 1, Ack: 1, Len: 328</w:t>
+            </w:r>
+          </w:p>
+        </w:tc>
+      </w:tr>
+      <w:tr>
+        <w:tc>
+          <w:tcPr>
+            <w:tcW w:w="9350" w:type="dxa"/>
+          </w:tcPr>
+          <w:p>
+            <w:pPr>
+              <w:rPr>
+                <w:rFonts w:ascii="Montserrat Medium" w:hAnsi="Montserrat Medium"/>
+              </w:rPr>
+            </w:pPr>
+            <w:r>
+              <w:rPr>
+                <w:rFonts w:ascii="Montserrat Medium" w:hAnsi="Montserrat Medium"/>
+              </w:rPr>
+              <w:t xml:space="preserve">    Source Port: 50140</w:t>
+            </w:r>
+          </w:p>
+        </w:tc>
+      </w:tr>
+      <w:tr>
+        <w:tc>
+          <w:tcPr>
+            <w:tcW w:w="9350" w:type="dxa"/>
+          </w:tcPr>
+          <w:p>
+            <w:pPr>
+              <w:rPr>
+                <w:rFonts w:ascii="Montserrat Medium" w:hAnsi="Montserrat Medium"/>
+              </w:rPr>
+            </w:pPr>
+            <w:r>
+              <w:rPr>
+                <w:rFonts w:ascii="Montserrat Medium" w:hAnsi="Montserrat Medium"/>
+              </w:rPr>
+              <w:t xml:space="preserve">    Destination Port: 5133</w:t>
+            </w:r>
+          </w:p>
+        </w:tc>
+      </w:tr>
+      <w:tr>
+        <w:tc>
+          <w:tcPr>
+            <w:tcW w:w="9350" w:type="dxa"/>
+          </w:tcPr>
+          <w:p>
+            <w:pPr>
+              <w:rPr>
+                <w:rFonts w:ascii="Montserrat Medium" w:hAnsi="Montserrat Medium"/>
+              </w:rPr>
+            </w:pPr>
+            <w:r>
+              <w:rPr>
+                <w:rFonts w:ascii="Montserrat Medium" w:hAnsi="Montserrat Medium"/>
+              </w:rPr>
+              <w:t xml:space="preserve">    [Stream index: 3]</w:t>
+            </w:r>
+          </w:p>
+        </w:tc>
+      </w:tr>
+      <w:tr>
+        <w:tc>
+          <w:tcPr>
+            <w:tcW w:w="9350" w:type="dxa"/>
+          </w:tcPr>
+          <w:p>
+            <w:pPr>
+              <w:rPr>
+                <w:rFonts w:ascii="Montserrat Medium" w:hAnsi="Montserrat Medium"/>
+              </w:rPr>
+            </w:pPr>
+            <w:r>
+              <w:rPr>
+                <w:rFonts w:ascii="Montserrat Medium" w:hAnsi="Montserrat Medium"/>
+              </w:rPr>
+              <w:t xml:space="preserve">    [Stream Packet Number: 4]</w:t>
+            </w:r>
+          </w:p>
+        </w:tc>
+      </w:tr>
+      <w:tr>
+        <w:tc>
+          <w:tcPr>
+            <w:tcW w:w="9350" w:type="dxa"/>
+          </w:tcPr>
+          <w:p>
+            <w:pPr>
+              <w:rPr>
+                <w:rFonts w:ascii="Montserrat Medium" w:hAnsi="Montserrat Medium"/>
+              </w:rPr>
+            </w:pPr>
+            <w:r>
+              <w:rPr>
+                <w:rFonts w:ascii="Montserrat Medium" w:hAnsi="Montserrat Medium"/>
+              </w:rPr>
+              <w:t xml:space="preserve">    [Conversation completeness: Incomplete, DATA (15)]</w:t>
+            </w:r>
+          </w:p>
+        </w:tc>
+      </w:tr>
+      <w:tr>
+        <w:tc>
+          <w:tcPr>
+            <w:tcW w:w="9350" w:type="dxa"/>
+          </w:tcPr>
+          <w:p>
+            <w:pPr>
+              <w:rPr>
+                <w:rFonts w:ascii="Montserrat Medium" w:hAnsi="Montserrat Medium"/>
+              </w:rPr>
+            </w:pPr>
+            <w:r>
+              <w:rPr>
+                <w:rFonts w:ascii="Montserrat Medium" w:hAnsi="Montserrat Medium"/>
+              </w:rPr>
+              <w:t xml:space="preserve">    [TCP Segment Len: 328]</w:t>
+            </w:r>
+          </w:p>
+        </w:tc>
+      </w:tr>
+      <w:tr>
+        <w:tc>
+          <w:tcPr>
+            <w:tcW w:w="9350" w:type="dxa"/>
+          </w:tcPr>
+          <w:p>
+            <w:pPr>
+              <w:rPr>
+                <w:rFonts w:ascii="Montserrat Medium" w:hAnsi="Montserrat Medium"/>
+              </w:rPr>
+            </w:pPr>
+            <w:r>
+              <w:rPr>
+                <w:rFonts w:ascii="Montserrat Medium" w:hAnsi="Montserrat Medium"/>
+              </w:rPr>
+              <w:t xml:space="preserve">    Sequence Number: 1    (relative sequence number)</w:t>
+            </w:r>
+          </w:p>
+        </w:tc>
+      </w:tr>
+      <w:tr>
+        <w:tc>
+          <w:tcPr>
+            <w:tcW w:w="9350" w:type="dxa"/>
+          </w:tcPr>
+          <w:p>
+            <w:pPr>
+              <w:rPr>
+                <w:rFonts w:ascii="Montserrat Medium" w:hAnsi="Montserrat Medium"/>
+              </w:rPr>
+            </w:pPr>
+            <w:r>
+              <w:rPr>
+                <w:rFonts w:ascii="Montserrat Medium" w:hAnsi="Montserrat Medium"/>
+              </w:rPr>
+              <w:t xml:space="preserve">    Sequence Number (raw): 3547991908</w:t>
+            </w:r>
+          </w:p>
+        </w:tc>
+      </w:tr>
+      <w:tr>
+        <w:tc>
+          <w:tcPr>
+            <w:tcW w:w="9350" w:type="dxa"/>
+          </w:tcPr>
+          <w:p>
+            <w:pPr>
+              <w:rPr>
+                <w:rFonts w:ascii="Montserrat Medium" w:hAnsi="Montserrat Medium"/>
+              </w:rPr>
+            </w:pPr>
+            <w:r>
+              <w:rPr>
+                <w:rFonts w:ascii="Montserrat Medium" w:hAnsi="Montserrat Medium"/>
+              </w:rPr>
+              <w:t xml:space="preserve">    [Next Sequence Number: 329    (relative sequence number)]</w:t>
+            </w:r>
+          </w:p>
+        </w:tc>
+      </w:tr>
+      <w:tr>
+        <w:tc>
+          <w:tcPr>
+            <w:tcW w:w="9350" w:type="dxa"/>
+          </w:tcPr>
+          <w:p>
+            <w:pPr>
+              <w:rPr>
+                <w:rFonts w:ascii="Montserrat Medium" w:hAnsi="Montserrat Medium"/>
+              </w:rPr>
+            </w:pPr>
+            <w:r>
+              <w:rPr>
+                <w:rFonts w:ascii="Montserrat Medium" w:hAnsi="Montserrat Medium"/>
+              </w:rPr>
+              <w:t xml:space="preserve">    Acknowledgment Number: 1    (relative ack number)</w:t>
+            </w:r>
+          </w:p>
+        </w:tc>
+      </w:tr>
+      <w:tr>
+        <w:tc>
+          <w:tcPr>
+            <w:tcW w:w="9350" w:type="dxa"/>
+          </w:tcPr>
+          <w:p>
+            <w:pPr>
+              <w:rPr>
+                <w:rFonts w:ascii="Montserrat Medium" w:hAnsi="Montserrat Medium"/>
+              </w:rPr>
+            </w:pPr>
+            <w:r>
+              <w:rPr>
+                <w:rFonts w:ascii="Montserrat Medium" w:hAnsi="Montserrat Medium"/>
+              </w:rPr>
+              <w:t xml:space="preserve">    Acknowledgment number (raw): 77053556</w:t>
+            </w:r>
+          </w:p>
+        </w:tc>
+      </w:tr>
+      <w:tr>
+        <w:tc>
+          <w:tcPr>
+            <w:tcW w:w="9350" w:type="dxa"/>
+          </w:tcPr>
+          <w:p>
+            <w:pPr>
+              <w:rPr>
+                <w:rFonts w:ascii="Montserrat Medium" w:hAnsi="Montserrat Medium"/>
+              </w:rPr>
+            </w:pPr>
+            <w:r>
+              <w:rPr>
+                <w:rFonts w:ascii="Montserrat Medium" w:hAnsi="Montserrat Medium"/>
+              </w:rPr>
+              <w:t xml:space="preserve">    0101 .... = Header Length: 20 bytes (5)</w:t>
+            </w:r>
+          </w:p>
+        </w:tc>
+      </w:tr>
+      <w:tr>
+        <w:tc>
+          <w:tcPr>
+            <w:tcW w:w="9350" w:type="dxa"/>
+          </w:tcPr>
+          <w:p>
+            <w:pPr>
+              <w:rPr>
+                <w:rFonts w:ascii="Montserrat Medium" w:hAnsi="Montserrat Medium"/>
+              </w:rPr>
+            </w:pPr>
+            <w:r>
+              <w:rPr>
+                <w:rFonts w:ascii="Montserrat Medium" w:hAnsi="Montserrat Medium"/>
+              </w:rPr>
+              <w:t xml:space="preserve">    Flags: 0x018 (PSH, ACK)</w:t>
+            </w:r>
+          </w:p>
+        </w:tc>
+      </w:tr>
+      <w:tr>
+        <w:tc>
+          <w:tcPr>
+            <w:tcW w:w="9350" w:type="dxa"/>
+          </w:tcPr>
+          <w:p>
+            <w:pPr>
+              <w:rPr>
+                <w:rFonts w:ascii="Montserrat Medium" w:hAnsi="Montserrat Medium"/>
+              </w:rPr>
+            </w:pPr>
+            <w:r>
+              <w:rPr>
+                <w:rFonts w:ascii="Montserrat Medium" w:hAnsi="Montserrat Medium"/>
+              </w:rPr>
+              <w:t xml:space="preserve">    Window: 10233</w:t>
+            </w:r>
+          </w:p>
+        </w:tc>
+      </w:tr>
+      <w:tr>
+        <w:tc>
+          <w:tcPr>
+            <w:tcW w:w="9350" w:type="dxa"/>
+          </w:tcPr>
+          <w:p>
+            <w:pPr>
+              <w:rPr>
+                <w:rFonts w:ascii="Montserrat Medium" w:hAnsi="Montserrat Medium"/>
+              </w:rPr>
+            </w:pPr>
+            <w:r>
+              <w:rPr>
+                <w:rFonts w:ascii="Montserrat Medium" w:hAnsi="Montserrat Medium"/>
+              </w:rPr>
+              <w:t xml:space="preserve">    [Calculated window size: 2619648]</w:t>
+            </w:r>
+          </w:p>
+        </w:tc>
+      </w:tr>
+      <w:tr>
+        <w:tc>
+          <w:tcPr>
+            <w:tcW w:w="9350" w:type="dxa"/>
+          </w:tcPr>
+          <w:p>
+            <w:pPr>
+              <w:rPr>
+                <w:rFonts w:ascii="Montserrat Medium" w:hAnsi="Montserrat Medium"/>
+              </w:rPr>
+            </w:pPr>
+            <w:r>
+              <w:rPr>
+                <w:rFonts w:ascii="Montserrat Medium" w:hAnsi="Montserrat Medium"/>
+              </w:rPr>
+              <w:t xml:space="preserve">    [Window size scaling factor: 256]</w:t>
+            </w:r>
+          </w:p>
+        </w:tc>
+      </w:tr>
+      <w:tr>
+        <w:tc>
+          <w:tcPr>
+            <w:tcW w:w="9350" w:type="dxa"/>
+          </w:tcPr>
+          <w:p>
+            <w:pPr>
+              <w:rPr>
+                <w:rFonts w:ascii="Montserrat Medium" w:hAnsi="Montserrat Medium"/>
+              </w:rPr>
+            </w:pPr>
+            <w:r>
+              <w:rPr>
+                <w:rFonts w:ascii="Montserrat Medium" w:hAnsi="Montserrat Medium"/>
+              </w:rPr>
+              <w:t xml:space="preserve">    Checksum: 0x5fe2 [unverified]</w:t>
+            </w:r>
+          </w:p>
+        </w:tc>
+      </w:tr>
+      <w:tr>
+        <w:tc>
+          <w:tcPr>
+            <w:tcW w:w="9350" w:type="dxa"/>
+          </w:tcPr>
+          <w:p>
+            <w:pPr>
+              <w:rPr>
+                <w:rFonts w:ascii="Montserrat Medium" w:hAnsi="Montserrat Medium"/>
+              </w:rPr>
+            </w:pPr>
+            <w:r>
+              <w:rPr>
+                <w:rFonts w:ascii="Montserrat Medium" w:hAnsi="Montserrat Medium"/>
+              </w:rPr>
+              <w:t xml:space="preserve">    [Checksum Status: Unverified]</w:t>
+            </w:r>
+          </w:p>
+        </w:tc>
+      </w:tr>
+      <w:tr>
+        <w:tc>
+          <w:tcPr>
+            <w:tcW w:w="9350" w:type="dxa"/>
+          </w:tcPr>
+          <w:p>
+            <w:pPr>
+              <w:rPr>
+                <w:rFonts w:ascii="Montserrat Medium" w:hAnsi="Montserrat Medium"/>
+              </w:rPr>
+            </w:pPr>
+            <w:r>
+              <w:rPr>
+                <w:rFonts w:ascii="Montserrat Medium" w:hAnsi="Montserrat Medium"/>
+              </w:rPr>
+              <w:t xml:space="preserve">    Urgent Pointer: 0</w:t>
+            </w:r>
+          </w:p>
+        </w:tc>
+      </w:tr>
+      <w:tr>
+        <w:tc>
+          <w:tcPr>
+            <w:tcW w:w="9350" w:type="dxa"/>
+          </w:tcPr>
+          <w:p>
+            <w:pPr>
+              <w:rPr>
+                <w:rFonts w:ascii="Montserrat Medium" w:hAnsi="Montserrat Medium"/>
+              </w:rPr>
+            </w:pPr>
+            <w:r>
+              <w:rPr>
+                <w:rFonts w:ascii="Montserrat Medium" w:hAnsi="Montserrat Medium"/>
+              </w:rPr>
+              <w:t xml:space="preserve">    [Timestamps]</w:t>
+            </w:r>
+          </w:p>
+        </w:tc>
+      </w:tr>
+      <w:tr>
+        <w:tc>
+          <w:tcPr>
+            <w:tcW w:w="9350" w:type="dxa"/>
+          </w:tcPr>
+          <w:p>
+            <w:pPr>
+              <w:rPr>
+                <w:rFonts w:ascii="Montserrat Medium" w:hAnsi="Montserrat Medium"/>
+              </w:rPr>
+            </w:pPr>
+            <w:r>
+              <w:rPr>
+                <w:rFonts w:ascii="Montserrat Medium" w:hAnsi="Montserrat Medium"/>
+              </w:rPr>
+              <w:t xml:space="preserve">    [SEQ/ACK analysis]</w:t>
+            </w:r>
+          </w:p>
+        </w:tc>
+      </w:tr>
+      <w:tr>
+        <w:tc>
+          <w:tcPr>
+            <w:tcW w:w="9350" w:type="dxa"/>
+          </w:tcPr>
+          <w:p>
+            <w:pPr>
+              <w:rPr>
+                <w:rFonts w:ascii="Montserrat Medium" w:hAnsi="Montserrat Medium"/>
+              </w:rPr>
+            </w:pPr>
+            <w:r>
+              <w:rPr>
+                <w:rFonts w:ascii="Montserrat Medium" w:hAnsi="Montserrat Medium"/>
+              </w:rPr>
+              <w:t xml:space="preserve">    TCP payload (328 bytes)</w:t>
+            </w:r>
+          </w:p>
+        </w:tc>
+      </w:tr>
+      <w:tr>
+        <w:tc>
+          <w:tcPr>
+            <w:tcW w:w="9350" w:type="dxa"/>
+          </w:tcPr>
+          <w:p>
+            <w:pPr>
+              <w:rPr>
+                <w:rFonts w:ascii="Montserrat Medium" w:hAnsi="Montserrat Medium"/>
+              </w:rPr>
+            </w:pPr>
+            <w:r>
+              <w:rPr>
+                <w:rFonts w:ascii="Montserrat Medium" w:hAnsi="Montserrat Medium"/>
+              </w:rPr>
+              <w:t>Hypertext Transfer Protocol</w:t>
+            </w:r>
+          </w:p>
+        </w:tc>
+      </w:tr>
+      <w:tr>
+        <w:tc>
+          <w:tcPr>
+            <w:tcW w:w="9350" w:type="dxa"/>
+          </w:tcPr>
+          <w:p>
+            <w:pPr>
+              <w:rPr>
+                <w:rFonts w:ascii="Montserrat Medium" w:hAnsi="Montserrat Medium"/>
+              </w:rPr>
+            </w:pPr>
+            <w:r>
+              <w:rPr>
+                <w:rFonts w:ascii="Montserrat Medium" w:hAnsi="Montserrat Medium"/>
+              </w:rPr>
+              <w:t xml:space="preserve">    GET /stream HTTP/1.1\r\n</w:t>
+            </w:r>
+          </w:p>
+        </w:tc>
+      </w:tr>
+      <w:tr>
+        <w:tc>
+          <w:tcPr>
+            <w:tcW w:w="9350" w:type="dxa"/>
+          </w:tcPr>
+          <w:p>
+            <w:pPr>
+              <w:rPr>
+                <w:rFonts w:ascii="Montserrat Medium" w:hAnsi="Montserrat Medium"/>
+              </w:rPr>
+            </w:pPr>
+            <w:r>
+              <w:rPr>
+                <w:rFonts w:ascii="Montserrat Medium" w:hAnsi="Montserrat Medium"/>
+              </w:rPr>
+              <w:t xml:space="preserve">        Request Method: GET</w:t>
+            </w:r>
+          </w:p>
+        </w:tc>
+      </w:tr>
+      <w:tr>
+        <w:tc>
+          <w:tcPr>
+            <w:tcW w:w="9350" w:type="dxa"/>
+          </w:tcPr>
+          <w:p>
+            <w:pPr>
+              <w:rPr>
+                <w:rFonts w:ascii="Montserrat Medium" w:hAnsi="Montserrat Medium"/>
+              </w:rPr>
+            </w:pPr>
+            <w:r>
+              <w:rPr>
+                <w:rFonts w:ascii="Montserrat Medium" w:hAnsi="Montserrat Medium"/>
+              </w:rPr>
+              <w:t xml:space="preserve">        Request URI: /stream</w:t>
+            </w:r>
+          </w:p>
+        </w:tc>
+      </w:tr>
+      <w:tr>
+        <w:tc>
+          <w:tcPr>
+            <w:tcW w:w="9350" w:type="dxa"/>
+          </w:tcPr>
+          <w:p>
+            <w:pPr>
+              <w:rPr>
+                <w:rFonts w:ascii="Montserrat Medium" w:hAnsi="Montserrat Medium"/>
+              </w:rPr>
+            </w:pPr>
+            <w:r>
+              <w:rPr>
+                <w:rFonts w:ascii="Montserrat Medium" w:hAnsi="Montserrat Medium"/>
+              </w:rPr>
+              <w:t xml:space="preserve">        Request Version: HTTP/1.1</w:t>
+            </w:r>
+          </w:p>
+        </w:tc>
+      </w:tr>
+      <w:tr>
+        <w:tc>
+          <w:tcPr>
+            <w:tcW w:w="9350" w:type="dxa"/>
+          </w:tcPr>
+          <w:p>
+            <w:pPr>
+              <w:rPr>
+                <w:rFonts w:ascii="Montserrat Medium" w:hAnsi="Montserrat Medium"/>
+              </w:rPr>
+            </w:pPr>
+            <w:r>
+              <w:rPr>
+                <w:rFonts w:ascii="Montserrat Medium" w:hAnsi="Montserrat Medium"/>
+              </w:rPr>
+              <w:t xml:space="preserve">    host: localhost:5133\r\n</w:t>
+            </w:r>
+          </w:p>
+        </w:tc>
+      </w:tr>
+      <w:tr>
+        <w:tc>
+          <w:tcPr>
+            <w:tcW w:w="9350" w:type="dxa"/>
+          </w:tcPr>
+          <w:p>
+            <w:pPr>
+              <w:rPr>
+                <w:rFonts w:ascii="Montserrat Medium" w:hAnsi="Montserrat Medium"/>
+              </w:rPr>
+            </w:pPr>
+            <w:r>
+              <w:rPr>
+                <w:rFonts w:ascii="Montserrat Medium" w:hAnsi="Montserrat Medium"/>
+              </w:rPr>
+              <w:t xml:space="preserve">    connection: keep-alive\r\n</w:t>
+            </w:r>
+          </w:p>
+        </w:tc>
+      </w:tr>
+      <w:tr>
+        <w:tc>
+          <w:tcPr>
+            <w:tcW w:w="9350" w:type="dxa"/>
+          </w:tcPr>
+          <w:p>
+            <w:pPr>
+              <w:rPr>
+                <w:rFonts w:ascii="Montserrat Medium" w:hAnsi="Montserrat Medium"/>
+              </w:rPr>
+            </w:pPr>
+            <w:r>
+              <w:rPr>
+                <w:rFonts w:ascii="Montserrat Medium" w:hAnsi="Montserrat Medium"/>
+              </w:rPr>
+              <w:t xml:space="preserve">    authorization: d623295c3e95e6c346f33d3c44f39b2b7f7a5630753f352abcc077a47f3dac5a\r\n</w:t>
+            </w:r>
+          </w:p>
+        </w:tc>
+      </w:tr>
+      <w:tr>
+        <w:tc>
+          <w:tcPr>
+            <w:tcW w:w="9350" w:type="dxa"/>
+          </w:tcPr>
+          <w:p>
+            <w:pPr>
+              <w:rPr>
+                <w:rFonts w:ascii="Montserrat Medium" w:hAnsi="Montserrat Medium"/>
+              </w:rPr>
+            </w:pPr>
+            <w:r>
+              <w:rPr>
+                <w:rFonts w:ascii="Montserrat Medium" w:hAnsi="Montserrat Medium"/>
+              </w:rPr>
+              <w:t xml:space="preserve">    Accept: text/event-stream\r\n</w:t>
+            </w:r>
+          </w:p>
+        </w:tc>
+      </w:tr>
+      <w:tr>
+        <w:tc>
+          <w:tcPr>
+            <w:tcW w:w="9350" w:type="dxa"/>
+          </w:tcPr>
+          <w:p>
+            <w:pPr>
+              <w:rPr>
+                <w:rFonts w:ascii="Montserrat Medium" w:hAnsi="Montserrat Medium"/>
+              </w:rPr>
+            </w:pPr>
+            <w:r>
+              <w:rPr>
+                <w:rFonts w:ascii="Montserrat Medium" w:hAnsi="Montserrat Medium"/>
+              </w:rPr>
+              <w:t xml:space="preserve">    Mcp-Session-Id: 0f6090c6d9b9f4ed8a2cd47ec7c92339c1267245\r\n</w:t>
+            </w:r>
+          </w:p>
+        </w:tc>
+      </w:tr>
+      <w:tr>
+        <w:tc>
+          <w:tcPr>
+            <w:tcW w:w="9350" w:type="dxa"/>
+          </w:tcPr>
+          <w:p>
+            <w:pPr>
+              <w:rPr>
+                <w:rFonts w:ascii="Montserrat Medium" w:hAnsi="Montserrat Medium"/>
+              </w:rPr>
+            </w:pPr>
+            <w:r>
+              <w:rPr>
+                <w:rFonts w:ascii="Montserrat Medium" w:hAnsi="Montserrat Medium"/>
+              </w:rPr>
+              <w:t xml:space="preserve">    accept-language: *\r\n</w:t>
+            </w:r>
+          </w:p>
+        </w:tc>
+      </w:tr>
+      <w:tr>
+        <w:tc>
+          <w:tcPr>
+            <w:tcW w:w="9350" w:type="dxa"/>
+          </w:tcPr>
+          <w:p>
+            <w:pPr>
+              <w:rPr>
+                <w:rFonts w:ascii="Montserrat Medium" w:hAnsi="Montserrat Medium"/>
+              </w:rPr>
+            </w:pPr>
+            <w:r>
+              <w:rPr>
+                <w:rFonts w:ascii="Montserrat Medium" w:hAnsi="Montserrat Medium"/>
+              </w:rPr>
+              <w:t xml:space="preserve">    sec-fetch-mode: cors\r\n</w:t>
+            </w:r>
+          </w:p>
+        </w:tc>
+      </w:tr>
+      <w:tr>
+        <w:tc>
+          <w:tcPr>
+            <w:tcW w:w="9350" w:type="dxa"/>
+          </w:tcPr>
+          <w:p>
+            <w:pPr>
+              <w:rPr>
+                <w:rFonts w:ascii="Montserrat Medium" w:hAnsi="Montserrat Medium"/>
+              </w:rPr>
+            </w:pPr>
+            <w:r>
+              <w:rPr>
+                <w:rFonts w:ascii="Montserrat Medium" w:hAnsi="Montserrat Medium"/>
+              </w:rPr>
+              <w:t xml:space="preserve">    user-agent: node\r\n</w:t>
+            </w:r>
+          </w:p>
+        </w:tc>
+      </w:tr>
+      <w:tr>
+        <w:tc>
+          <w:tcPr>
+            <w:tcW w:w="9350" w:type="dxa"/>
+          </w:tcPr>
+          <w:p>
+            <w:pPr>
+              <w:rPr>
+                <w:rFonts w:ascii="Montserrat Medium" w:hAnsi="Montserrat Medium"/>
+              </w:rPr>
+            </w:pPr>
+            <w:r>
+              <w:rPr>
+                <w:rFonts w:ascii="Montserrat Medium" w:hAnsi="Montserrat Medium"/>
+              </w:rPr>
+              <w:t xml:space="preserve">    accept-encoding: gzip, deflate\r\n</w:t>
+            </w:r>
+          </w:p>
+        </w:tc>
+      </w:tr>
+      <w:tr>
+        <w:tc>
+          <w:tcPr>
+            <w:tcW w:w="9350" w:type="dxa"/>
+          </w:tcPr>
+          <w:p>
+            <w:pPr>
+              <w:rPr>
+                <w:rFonts w:ascii="Montserrat Medium" w:hAnsi="Montserrat Medium"/>
+              </w:rPr>
+            </w:pPr>
+            <w:r>
+              <w:rPr>
+                <w:rFonts w:ascii="Montserrat Medium" w:hAnsi="Montserrat Medium"/>
+              </w:rPr>
+              <w:t xml:space="preserve">    \r\n</w:t>
+            </w:r>
+          </w:p>
+        </w:tc>
+      </w:tr>
+      <w:tr>
+        <w:tc>
+          <w:tcPr>
+            <w:tcW w:w="9350" w:type="dxa"/>
+          </w:tcPr>
+          <w:p>
+            <w:pPr>
+              <w:rPr>
+                <w:rFonts w:ascii="Montserrat Medium" w:hAnsi="Montserrat Medium"/>
+              </w:rPr>
+            </w:pPr>
+            <w:r>
+              <w:rPr>
+                <w:rFonts w:ascii="Montserrat Medium" w:hAnsi="Montserrat Medium"/>
+              </w:rPr>
+              <w:t xml:space="preserve">    [Full request URI: hxxp://localhost:5133/stream]</w:t>
+            </w:r>
+          </w:p>
+        </w:tc>
+      </w:tr>
+    </w:tbl>
+    <w:p>
+      <w:pPr>
+        <w:rPr>
+          <w:rFonts w:ascii="Montserrat Medium" w:hAnsi="Montserrat Medium"/>
+        </w:rPr>
+      </w:pPr>
+    </w:p>
+    <w:p>
+      <w:pPr>
+        <w:rPr>
+          <w:rFonts w:ascii="Montserrat Medium" w:hAnsi="Montserrat Medium"/>
+        </w:rPr>
+      </w:pPr>
+    </w:p>
+    <w:p>
+      <w:pPr>
+        <w:rPr>
+          <w:rFonts w:ascii="Montserrat Medium" w:hAnsi="Montserrat Medium"/>
+        </w:rPr>
+      </w:pPr>
     </w:p>
     <w:p>
       <w:pPr>
@@ -9698,7 +10904,7 @@
           <w:szCs w:val="24"/>
         </w:rPr>
         <w:drawing>
-          <wp:inline distT="0" distB="0" distL="0" distR="0" wp14:anchorId="36466917" wp14:editId="463A78C3">
+          <wp:inline distT="0" distB="0" distL="0" distR="0" wp14:anchorId="36466917" wp14:editId="3EF6C117">
             <wp:extent cx="5943600" cy="770255"/>
             <wp:effectExtent l="0" t="0" r="0" b="0"/>
             <wp:docPr id="1678614218" name="Picture 1"/>
@@ -9713,7 +10919,7 @@
                     <pic:cNvPicPr/>
                   </pic:nvPicPr>
                   <pic:blipFill>
-                    <a:blip r:embed="rId32"/>
+                    <a:blip r:embed="rId33"/>
                     <a:stretch>
                       <a:fillRect/>
                     </a:stretch>
@@ -9745,7 +10951,6 @@
           <w:szCs w:val="24"/>
         </w:rPr>
       </w:pPr>
-      <w:proofErr w:type="gramStart"/>
       <w:r>
         <w:rPr>
           <w:rFonts w:ascii="Montserrat Medium" w:hAnsi="Montserrat Medium"/>
@@ -9753,17 +10958,7 @@
           <w:iCs/>
           <w:szCs w:val="24"/>
         </w:rPr>
-        <w:t>Figure :</w:t>
-      </w:r>
-      <w:proofErr w:type="gramEnd"/>
-      <w:r>
-        <w:rPr>
-          <w:rFonts w:ascii="Montserrat Medium" w:hAnsi="Montserrat Medium"/>
-          <w:i/>
-          <w:iCs/>
-          <w:szCs w:val="24"/>
-        </w:rPr>
-        <w:t xml:space="preserve"> Hardcoded password and AES decryption of a base64 string</w:t>
+        <w:t>Figure : Hardcoded password and AES decryption of a base64 string</w:t>
       </w:r>
     </w:p>
     <w:p>
@@ -9804,7 +10999,7 @@
           <w:szCs w:val="24"/>
         </w:rPr>
         <w:drawing>
-          <wp:inline distT="0" distB="0" distL="0" distR="0" wp14:anchorId="762AB3B3" wp14:editId="750F7820">
+          <wp:inline distT="0" distB="0" distL="0" distR="0" wp14:anchorId="762AB3B3" wp14:editId="1B5A5365">
             <wp:extent cx="5943600" cy="1535430"/>
             <wp:effectExtent l="0" t="0" r="0" b="7620"/>
             <wp:docPr id="68318029" name="Picture 1"/>
@@ -9819,7 +11014,7 @@
                     <pic:cNvPicPr/>
                   </pic:nvPicPr>
                   <pic:blipFill>
-                    <a:blip r:embed="rId33"/>
+                    <a:blip r:embed="rId34"/>
                     <a:stretch>
                       <a:fillRect/>
                     </a:stretch>
@@ -9851,7 +11046,6 @@
           <w:szCs w:val="24"/>
         </w:rPr>
       </w:pPr>
-      <w:proofErr w:type="gramStart"/>
       <w:r>
         <w:rPr>
           <w:rFonts w:ascii="Montserrat Medium" w:hAnsi="Montserrat Medium"/>
@@ -9859,17 +11053,7 @@
           <w:iCs/>
           <w:szCs w:val="24"/>
         </w:rPr>
-        <w:t>Figure :</w:t>
-      </w:r>
-      <w:proofErr w:type="gramEnd"/>
-      <w:r>
-        <w:rPr>
-          <w:rFonts w:ascii="Montserrat Medium" w:hAnsi="Montserrat Medium"/>
-          <w:i/>
-          <w:iCs/>
-          <w:szCs w:val="24"/>
-        </w:rPr>
-        <w:t xml:space="preserve"> AES encryption function</w:t>
+        <w:t>Figure : AES encryption function</w:t>
       </w:r>
     </w:p>
     <w:p>
@@ -9906,7 +11090,7 @@
           <w:szCs w:val="28"/>
         </w:rPr>
         <w:drawing>
-          <wp:inline distT="0" distB="0" distL="0" distR="0" wp14:anchorId="2A02C5E8" wp14:editId="476F2E12">
+          <wp:inline distT="0" distB="0" distL="0" distR="0" wp14:anchorId="2A02C5E8" wp14:editId="733DFA78">
             <wp:extent cx="5358848" cy="1255885"/>
             <wp:effectExtent l="0" t="0" r="0" b="1905"/>
             <wp:docPr id="1703342618" name="Picture 1"/>
@@ -9921,7 +11105,7 @@
                     <pic:cNvPicPr/>
                   </pic:nvPicPr>
                   <pic:blipFill>
-                    <a:blip r:embed="rId34"/>
+                    <a:blip r:embed="rId35"/>
                     <a:stretch>
                       <a:fillRect/>
                     </a:stretch>
@@ -9953,7 +11137,6 @@
           <w:szCs w:val="24"/>
         </w:rPr>
       </w:pPr>
-      <w:proofErr w:type="gramStart"/>
       <w:r>
         <w:rPr>
           <w:rFonts w:ascii="Montserrat Medium" w:hAnsi="Montserrat Medium"/>
@@ -9961,17 +11144,7 @@
           <w:iCs/>
           <w:szCs w:val="24"/>
         </w:rPr>
-        <w:t>Figure :</w:t>
-      </w:r>
-      <w:proofErr w:type="gramEnd"/>
-      <w:r>
-        <w:rPr>
-          <w:rFonts w:ascii="Montserrat Medium" w:hAnsi="Montserrat Medium"/>
-          <w:i/>
-          <w:iCs/>
-          <w:szCs w:val="24"/>
-        </w:rPr>
-        <w:t xml:space="preserve"> Name and location of dropped VBS script and XML file to be loaded at user logon</w:t>
+        <w:t>Figure : Name and location of dropped VBS script and XML file to be loaded at user logon</w:t>
       </w:r>
     </w:p>
     <w:p>
@@ -10540,7 +11713,7 @@
                     <pic:cNvPicPr/>
                   </pic:nvPicPr>
                   <pic:blipFill>
-                    <a:blip r:embed="rId35"/>
+                    <a:blip r:embed="rId36"/>
                     <a:stretch>
                       <a:fillRect/>
                     </a:stretch>
@@ -10595,7 +11768,7 @@
                     <pic:cNvPicPr/>
                   </pic:nvPicPr>
                   <pic:blipFill>
-                    <a:blip r:embed="rId36"/>
+                    <a:blip r:embed="rId37"/>
                     <a:stretch>
                       <a:fillRect/>
                     </a:stretch>
@@ -11505,7 +12678,7 @@
                     <pic:cNvPicPr/>
                   </pic:nvPicPr>
                   <pic:blipFill>
-                    <a:blip r:embed="rId37"/>
+                    <a:blip r:embed="rId38"/>
                     <a:stretch>
                       <a:fillRect/>
                     </a:stretch>
@@ -11653,18 +12826,8 @@
           <w:i/>
           <w:iCs/>
         </w:rPr>
-        <w:t xml:space="preserve">Fig </w:t>
-      </w:r>
-      <w:proofErr w:type="gramStart"/>
-      <w:r>
-        <w:rPr>
-          <w:rFonts w:ascii="Montserrat Medium" w:hAnsi="Montserrat Medium"/>
-          <w:i/>
-          <w:iCs/>
-        </w:rPr>
-        <w:t>4:.</w:t>
-      </w:r>
-      <w:proofErr w:type="gramEnd"/>
+        <w:t>Fig 4:.</w:t>
+      </w:r>
     </w:p>
     <w:p>
       <w:pPr>
@@ -12195,21 +13358,7 @@
               <w:rPr>
                 <w:rFonts w:ascii="Montserrat Medium" w:hAnsi="Montserrat Medium"/>
               </w:rPr>
-              <w:t>i=a19ea23062db990386a3a478cb89d52e&amp;data</w:t>
-            </w:r>
-            <w:proofErr w:type="gramStart"/>
-            <w:r>
-              <w:rPr>
-                <w:rFonts w:ascii="Montserrat Medium" w:hAnsi="Montserrat Medium"/>
-              </w:rPr>
-              <w:t>={0}&amp;</w:t>
-            </w:r>
-            <w:proofErr w:type="gramEnd"/>
-            <w:r>
-              <w:rPr>
-                <w:rFonts w:ascii="Montserrat Medium" w:hAnsi="Montserrat Medium"/>
-              </w:rPr>
-              <w:t>session=75db-99b1-25fe4e9afbe58696-320bea73</w:t>
+              <w:t>i=a19ea23062db990386a3a478cb89d52e&amp;data={0}&amp;session=75db-99b1-25fe4e9afbe58696-320bea73</w:t>
             </w:r>
           </w:p>
         </w:tc>
@@ -12443,91 +13592,7 @@
               <w:rPr>
                 <w:rFonts w:ascii="Montserrat Medium" w:hAnsi="Montserrat Medium"/>
               </w:rPr>
-              <w:t>{"GUID"</w:t>
-            </w:r>
-            <w:proofErr w:type="gramStart"/>
-            <w:r>
-              <w:rPr>
-                <w:rFonts w:ascii="Montserrat Medium" w:hAnsi="Montserrat Medium"/>
-              </w:rPr>
-              <w:t>:"{0}"</w:t>
-            </w:r>
-            <w:proofErr w:type="gramEnd"/>
-            <w:r>
-              <w:rPr>
-                <w:rFonts w:ascii="Montserrat Medium" w:hAnsi="Montserrat Medium"/>
-              </w:rPr>
-              <w:t>,"Type</w:t>
-            </w:r>
-            <w:proofErr w:type="gramStart"/>
-            <w:r>
-              <w:rPr>
-                <w:rFonts w:ascii="Montserrat Medium" w:hAnsi="Montserrat Medium"/>
-              </w:rPr>
-              <w:t>":{1},</w:t>
-            </w:r>
-            <w:proofErr w:type="gramEnd"/>
-            <w:r>
-              <w:rPr>
-                <w:rFonts w:ascii="Montserrat Medium" w:hAnsi="Montserrat Medium"/>
-              </w:rPr>
-              <w:t>"Meta"</w:t>
-            </w:r>
-            <w:proofErr w:type="gramStart"/>
-            <w:r>
-              <w:rPr>
-                <w:rFonts w:ascii="Montserrat Medium" w:hAnsi="Montserrat Medium"/>
-              </w:rPr>
-              <w:t>:"{2}"</w:t>
-            </w:r>
-            <w:proofErr w:type="gramEnd"/>
-            <w:r>
-              <w:rPr>
-                <w:rFonts w:ascii="Montserrat Medium" w:hAnsi="Montserrat Medium"/>
-              </w:rPr>
-              <w:t>,"</w:t>
-            </w:r>
-            <w:proofErr w:type="gramStart"/>
-            <w:r>
-              <w:rPr>
-                <w:rFonts w:ascii="Montserrat Medium" w:hAnsi="Montserrat Medium"/>
-              </w:rPr>
-              <w:t>IV":"{3}"</w:t>
-            </w:r>
-            <w:proofErr w:type="gramEnd"/>
-            <w:r>
-              <w:rPr>
-                <w:rFonts w:ascii="Montserrat Medium" w:hAnsi="Montserrat Medium"/>
-              </w:rPr>
-              <w:t>,"EncryptedMessage"</w:t>
-            </w:r>
-            <w:proofErr w:type="gramStart"/>
-            <w:r>
-              <w:rPr>
-                <w:rFonts w:ascii="Montserrat Medium" w:hAnsi="Montserrat Medium"/>
-              </w:rPr>
-              <w:t>:"{4}"</w:t>
-            </w:r>
-            <w:proofErr w:type="gramEnd"/>
-            <w:r>
-              <w:rPr>
-                <w:rFonts w:ascii="Montserrat Medium" w:hAnsi="Montserrat Medium"/>
-              </w:rPr>
-              <w:t>,"HMAC"</w:t>
-            </w:r>
-            <w:proofErr w:type="gramStart"/>
-            <w:r>
-              <w:rPr>
-                <w:rFonts w:ascii="Montserrat Medium" w:hAnsi="Montserrat Medium"/>
-              </w:rPr>
-              <w:t>:"{</w:t>
-            </w:r>
-            <w:proofErr w:type="gramEnd"/>
-            <w:r>
-              <w:rPr>
-                <w:rFonts w:ascii="Montserrat Medium" w:hAnsi="Montserrat Medium"/>
-              </w:rPr>
-              <w:t>5}"}</w:t>
+              <w:t>{"GUID":"{0}","Type":{1},"Meta":"{2}","IV":"{3}","EncryptedMessage":"{4}","HMAC":"{5}"}</w:t>
             </w:r>
           </w:p>
         </w:tc>
@@ -13189,21 +14254,7 @@
               <w:rPr>
                 <w:rFonts w:ascii="Montserrat Medium" w:hAnsi="Montserrat Medium"/>
               </w:rPr>
-              <w:t xml:space="preserve">Pinned certificate </w:t>
-            </w:r>
-            <w:proofErr w:type="gramStart"/>
-            <w:r>
-              <w:rPr>
-                <w:rFonts w:ascii="Montserrat Medium" w:hAnsi="Montserrat Medium"/>
-              </w:rPr>
-              <w:t>hash</w:t>
-            </w:r>
-            <w:proofErr w:type="gramEnd"/>
-            <w:r>
-              <w:rPr>
-                <w:rFonts w:ascii="Montserrat Medium" w:hAnsi="Montserrat Medium"/>
-              </w:rPr>
-              <w:t xml:space="preserve"> associated with Covenant framework</w:t>
+              <w:t>Pinned certificate hash associated with Covenant framework</w:t>
             </w:r>
           </w:p>
         </w:tc>
@@ -13545,19 +14596,11 @@
           <w:rFonts w:ascii="Montserrat Medium" w:hAnsi="Montserrat Medium"/>
         </w:rPr>
       </w:pPr>
-      <w:proofErr w:type="gramStart"/>
-      <w:r>
-        <w:rPr>
-          <w:rFonts w:ascii="Montserrat Medium" w:hAnsi="Montserrat Medium"/>
-        </w:rPr>
-        <w:t>Analysis</w:t>
-      </w:r>
-      <w:proofErr w:type="gramEnd"/>
-      <w:r>
-        <w:rPr>
-          <w:rFonts w:ascii="Montserrat Medium" w:hAnsi="Montserrat Medium"/>
-        </w:rPr>
-        <w:t xml:space="preserve"> Artifacts (NOT MALICIOUS)</w:t>
+      <w:r>
+        <w:rPr>
+          <w:rFonts w:ascii="Montserrat Medium" w:hAnsi="Montserrat Medium"/>
+        </w:rPr>
+        <w:t>Analysis Artifacts (NOT MALICIOUS)</w:t>
       </w:r>
     </w:p>
     <w:p>
@@ -13759,35 +14802,7 @@
         <w:rPr>
           <w:rFonts w:ascii="Montserrat Medium" w:hAnsi="Montserrat Medium"/>
         </w:rPr>
-        <w:t xml:space="preserve">Presence of encrypted Base64 blobs stored </w:t>
-      </w:r>
-      <w:proofErr w:type="gramStart"/>
-      <w:r>
-        <w:rPr>
-          <w:rFonts w:ascii="Montserrat Medium" w:hAnsi="Montserrat Medium"/>
-        </w:rPr>
-        <w:t>in .rsrc</w:t>
-      </w:r>
-      <w:proofErr w:type="gramEnd"/>
-      <w:r>
-        <w:rPr>
-          <w:rFonts w:ascii="Montserrat Medium" w:hAnsi="Montserrat Medium"/>
-        </w:rPr>
-        <w:t xml:space="preserve"> </w:t>
-      </w:r>
-      <w:proofErr w:type="gramStart"/>
-      <w:r>
-        <w:rPr>
-          <w:rFonts w:ascii="Montserrat Medium" w:hAnsi="Montserrat Medium"/>
-        </w:rPr>
-        <w:t>/ .rsdata</w:t>
-      </w:r>
-      <w:proofErr w:type="gramEnd"/>
-      <w:r>
-        <w:rPr>
-          <w:rFonts w:ascii="Montserrat Medium" w:hAnsi="Montserrat Medium"/>
-        </w:rPr>
-        <w:t xml:space="preserve"> sections</w:t>
+        <w:t>Presence of encrypted Base64 blobs stored in .rsrc / .rsdata sections</w:t>
       </w:r>
     </w:p>
     <w:p>
@@ -13843,21 +14858,7 @@
         <w:rPr>
           <w:rFonts w:ascii="Montserrat Medium" w:hAnsi="Montserrat Medium"/>
         </w:rPr>
-        <w:t xml:space="preserve">References to </w:t>
-      </w:r>
-      <w:proofErr w:type="gramStart"/>
-      <w:r>
-        <w:rPr>
-          <w:rFonts w:ascii="Montserrat Medium" w:hAnsi="Montserrat Medium"/>
-        </w:rPr>
-        <w:t>System.Reflection.Assembly::</w:t>
-      </w:r>
-      <w:proofErr w:type="gramEnd"/>
-      <w:r>
-        <w:rPr>
-          <w:rFonts w:ascii="Montserrat Medium" w:hAnsi="Montserrat Medium"/>
-        </w:rPr>
-        <w:t>Load</w:t>
+        <w:t>References to System.Reflection.Assembly::Load</w:t>
       </w:r>
     </w:p>
     <w:p>
@@ -14077,18 +15078,8 @@
           <w:b/>
           <w:bCs/>
         </w:rPr>
-        <w:t xml:space="preserve">Living-off-the-Land </w:t>
-      </w:r>
-      <w:proofErr w:type="gramStart"/>
-      <w:r>
-        <w:rPr>
-          <w:rFonts w:ascii="Montserrat Medium" w:hAnsi="Montserrat Medium"/>
-          <w:b/>
-          <w:bCs/>
-        </w:rPr>
-        <w:t>execution</w:t>
-      </w:r>
-      <w:proofErr w:type="gramEnd"/>
+        <w:t>Living-off-the-Land execution</w:t>
+      </w:r>
     </w:p>
     <w:p>
       <w:pPr>
@@ -14319,408 +15310,6 @@
           <w:bCs/>
         </w:rPr>
       </w:pPr>
-    </w:p>
-    <w:p>
-      <w:pPr>
-        <w:spacing w:after="160" w:line="259" w:lineRule="auto"/>
-        <w:rPr>
-          <w:rFonts w:ascii="Montserrat Medium" w:hAnsi="Montserrat Medium"/>
-          <w:b/>
-          <w:bCs/>
-        </w:rPr>
-      </w:pPr>
-      <w:r>
-        <w:rPr>
-          <w:rFonts w:ascii="Montserrat Medium" w:hAnsi="Montserrat Medium"/>
-          <w:b/>
-          <w:bCs/>
-        </w:rPr>
-        <w:t>Strings Analysis:</w:t>
-      </w:r>
-    </w:p>
-    <w:p>
-      <w:pPr>
-        <w:numPr>
-          <w:ilvl w:val="0"/>
-          <w:numId w:val="11"/>
-        </w:numPr>
-        <w:spacing w:after="160" w:line="259" w:lineRule="auto"/>
-        <w:rPr>
-          <w:rFonts w:ascii="Montserrat Medium" w:hAnsi="Montserrat Medium"/>
-          <w:b/>
-          <w:bCs/>
-        </w:rPr>
-      </w:pPr>
-      <w:r>
-        <w:rPr>
-          <w:rFonts w:ascii="Montserrat Medium" w:hAnsi="Montserrat Medium"/>
-          <w:b/>
-          <w:bCs/>
-        </w:rPr>
-        <w:t>These indicate a .NET loader:</w:t>
-      </w:r>
-    </w:p>
-    <w:p>
-      <w:pPr>
-        <w:spacing w:after="160" w:line="259" w:lineRule="auto"/>
-        <w:rPr>
-          <w:rFonts w:ascii="Montserrat Medium" w:hAnsi="Montserrat Medium"/>
-        </w:rPr>
-      </w:pPr>
-      <w:r>
-        <w:rPr>
-          <w:rFonts w:ascii="Montserrat Medium" w:hAnsi="Montserrat Medium"/>
-        </w:rPr>
-        <w:t>v4.0.30319</w:t>
-      </w:r>
-    </w:p>
-    <w:p>
-      <w:pPr>
-        <w:spacing w:after="160" w:line="259" w:lineRule="auto"/>
-        <w:rPr>
-          <w:rFonts w:ascii="Montserrat Medium" w:hAnsi="Montserrat Medium"/>
-        </w:rPr>
-      </w:pPr>
-      <w:r>
-        <w:rPr>
-          <w:rFonts w:ascii="Montserrat Medium" w:hAnsi="Montserrat Medium"/>
-        </w:rPr>
-        <w:t>mscoree.dll</w:t>
-      </w:r>
-    </w:p>
-    <w:p>
-      <w:pPr>
-        <w:spacing w:after="160" w:line="259" w:lineRule="auto"/>
-        <w:rPr>
-          <w:rFonts w:ascii="Montserrat Medium" w:hAnsi="Montserrat Medium"/>
-        </w:rPr>
-      </w:pPr>
-      <w:r>
-        <w:rPr>
-          <w:rFonts w:ascii="Montserrat Medium" w:hAnsi="Montserrat Medium"/>
-        </w:rPr>
-        <w:t>System.Reflection</w:t>
-      </w:r>
-    </w:p>
-    <w:p>
-      <w:pPr>
-        <w:spacing w:after="160" w:line="259" w:lineRule="auto"/>
-        <w:rPr>
-          <w:rFonts w:ascii="Montserrat Medium" w:hAnsi="Montserrat Medium"/>
-        </w:rPr>
-      </w:pPr>
-      <w:r>
-        <w:rPr>
-          <w:rFonts w:ascii="Montserrat Medium" w:hAnsi="Montserrat Medium"/>
-        </w:rPr>
-        <w:t>Assembly.Load</w:t>
-      </w:r>
-    </w:p>
-    <w:p>
-      <w:pPr>
-        <w:spacing w:after="160" w:line="259" w:lineRule="auto"/>
-        <w:rPr>
-          <w:rFonts w:ascii="Montserrat Medium" w:hAnsi="Montserrat Medium"/>
-        </w:rPr>
-      </w:pPr>
-    </w:p>
-    <w:p>
-      <w:pPr>
-        <w:numPr>
-          <w:ilvl w:val="0"/>
-          <w:numId w:val="11"/>
-        </w:numPr>
-        <w:spacing w:after="160" w:line="259" w:lineRule="auto"/>
-        <w:rPr>
-          <w:rFonts w:ascii="Montserrat Medium" w:hAnsi="Montserrat Medium"/>
-          <w:b/>
-          <w:bCs/>
-        </w:rPr>
-      </w:pPr>
-      <w:r>
-        <w:rPr>
-          <w:rFonts w:ascii="Montserrat Medium" w:hAnsi="Montserrat Medium"/>
-          <w:b/>
-          <w:bCs/>
-        </w:rPr>
-        <w:t>Embedded Payload Indicators:</w:t>
-      </w:r>
-    </w:p>
-    <w:p>
-      <w:pPr>
-        <w:spacing w:after="160" w:line="259" w:lineRule="auto"/>
-        <w:rPr>
-          <w:rFonts w:ascii="Montserrat Medium" w:hAnsi="Montserrat Medium"/>
-        </w:rPr>
-      </w:pPr>
-      <w:r>
-        <w:rPr>
-          <w:rFonts w:ascii="Montserrat Medium" w:hAnsi="Montserrat Medium"/>
-        </w:rPr>
-        <w:t>EmbedDLL.dll</w:t>
-      </w:r>
-    </w:p>
-    <w:p>
-      <w:pPr>
-        <w:spacing w:after="160" w:line="259" w:lineRule="auto"/>
-        <w:rPr>
-          <w:rFonts w:ascii="Montserrat Medium" w:hAnsi="Montserrat Medium"/>
-        </w:rPr>
-      </w:pPr>
-      <w:r>
-        <w:rPr>
-          <w:rFonts w:ascii="Montserrat Medium" w:hAnsi="Montserrat Medium"/>
-        </w:rPr>
-        <w:t>EmbedDLL</w:t>
-      </w:r>
-    </w:p>
-    <w:p>
-      <w:pPr>
-        <w:spacing w:after="160" w:line="259" w:lineRule="auto"/>
-        <w:rPr>
-          <w:rFonts w:ascii="Montserrat Medium" w:hAnsi="Montserrat Medium"/>
-        </w:rPr>
-      </w:pPr>
-      <w:r>
-        <w:rPr>
-          <w:rFonts w:ascii="Montserrat Medium" w:hAnsi="Montserrat Medium"/>
-        </w:rPr>
-        <w:t>\EmbedDLL.dll</w:t>
-      </w:r>
-    </w:p>
-    <w:p>
-      <w:pPr>
-        <w:spacing w:after="160" w:line="259" w:lineRule="auto"/>
-        <w:rPr>
-          <w:rFonts w:ascii="Montserrat Medium" w:hAnsi="Montserrat Medium"/>
-        </w:rPr>
-      </w:pPr>
-      <w:r>
-        <w:rPr>
-          <w:rFonts w:ascii="Montserrat Medium" w:hAnsi="Montserrat Medium"/>
-        </w:rPr>
-        <w:t>InternalName: EmbedDLL.dll</w:t>
-      </w:r>
-    </w:p>
-    <w:p>
-      <w:pPr>
-        <w:spacing w:after="160" w:line="259" w:lineRule="auto"/>
-        <w:rPr>
-          <w:rFonts w:ascii="Montserrat Medium" w:hAnsi="Montserrat Medium"/>
-        </w:rPr>
-      </w:pPr>
-      <w:r>
-        <w:rPr>
-          <w:rFonts w:ascii="Montserrat Medium" w:hAnsi="Montserrat Medium"/>
-        </w:rPr>
-        <w:t>OriginalFilename: EmbedDLL.dll</w:t>
-      </w:r>
-      <w:r>
-        <w:rPr>
-          <w:rFonts w:ascii="Montserrat Medium" w:hAnsi="Montserrat Medium"/>
-        </w:rPr>
-        <w:tab/>
-      </w:r>
-    </w:p>
-    <w:p>
-      <w:pPr>
-        <w:spacing w:after="160" w:line="259" w:lineRule="auto"/>
-        <w:rPr>
-          <w:rFonts w:ascii="Montserrat Medium" w:hAnsi="Montserrat Medium"/>
-        </w:rPr>
-      </w:pPr>
-    </w:p>
-    <w:p>
-      <w:pPr>
-        <w:numPr>
-          <w:ilvl w:val="0"/>
-          <w:numId w:val="11"/>
-        </w:numPr>
-        <w:spacing w:after="160" w:line="259" w:lineRule="auto"/>
-        <w:rPr>
-          <w:rFonts w:ascii="Montserrat Medium" w:hAnsi="Montserrat Medium"/>
-          <w:b/>
-          <w:bCs/>
-        </w:rPr>
-      </w:pPr>
-      <w:r>
-        <w:rPr>
-          <w:rFonts w:ascii="Montserrat Medium" w:hAnsi="Montserrat Medium"/>
-          <w:b/>
-          <w:bCs/>
-        </w:rPr>
-        <w:t>AES Encryption of Embedded Payload Indicators:</w:t>
-      </w:r>
-    </w:p>
-    <w:p>
-      <w:pPr>
-        <w:spacing w:after="160" w:line="259" w:lineRule="auto"/>
-        <w:rPr>
-          <w:rFonts w:ascii="Montserrat Medium" w:hAnsi="Montserrat Medium"/>
-        </w:rPr>
-      </w:pPr>
-      <w:proofErr w:type="gramStart"/>
-      <w:r>
-        <w:rPr>
-          <w:rFonts w:ascii="Montserrat Medium" w:hAnsi="Montserrat Medium"/>
-        </w:rPr>
-        <w:t>System.Securit</w:t>
-      </w:r>
-      <w:r>
-        <w:rPr>
-          <w:rFonts w:ascii="Montserrat Medium" w:hAnsi="Montserrat Medium"/>
-        </w:rPr>
-        <w:t>y</w:t>
-      </w:r>
-      <w:r>
-        <w:rPr>
-          <w:rFonts w:ascii="Montserrat Medium" w:hAnsi="Montserrat Medium"/>
-        </w:rPr>
-        <w:t>.Cryptography</w:t>
-      </w:r>
-      <w:proofErr w:type="gramEnd"/>
-    </w:p>
-    <w:p>
-      <w:pPr>
-        <w:spacing w:after="160" w:line="259" w:lineRule="auto"/>
-        <w:rPr>
-          <w:rFonts w:ascii="Montserrat Medium" w:hAnsi="Montserrat Medium"/>
-        </w:rPr>
-      </w:pPr>
-      <w:r>
-        <w:rPr>
-          <w:rFonts w:ascii="Montserrat Medium" w:hAnsi="Montserrat Medium"/>
-        </w:rPr>
-        <w:t>RijndaelManaged</w:t>
-      </w:r>
-    </w:p>
-    <w:p>
-      <w:pPr>
-        <w:spacing w:after="160" w:line="259" w:lineRule="auto"/>
-        <w:rPr>
-          <w:rFonts w:ascii="Montserrat Medium" w:hAnsi="Montserrat Medium"/>
-        </w:rPr>
-      </w:pPr>
-      <w:r>
-        <w:rPr>
-          <w:rFonts w:ascii="Montserrat Medium" w:hAnsi="Montserrat Medium"/>
-        </w:rPr>
-        <w:t>Rfc2898DeriveBytes</w:t>
-      </w:r>
-    </w:p>
-    <w:p>
-      <w:pPr>
-        <w:spacing w:after="160" w:line="259" w:lineRule="auto"/>
-        <w:rPr>
-          <w:rFonts w:ascii="Montserrat Medium" w:hAnsi="Montserrat Medium"/>
-        </w:rPr>
-      </w:pPr>
-      <w:r>
-        <w:rPr>
-          <w:rFonts w:ascii="Montserrat Medium" w:hAnsi="Montserrat Medium"/>
-        </w:rPr>
-        <w:t>AES_Encrypt</w:t>
-      </w:r>
-    </w:p>
-    <w:p>
-      <w:pPr>
-        <w:spacing w:after="160" w:line="259" w:lineRule="auto"/>
-        <w:rPr>
-          <w:rFonts w:ascii="Montserrat Medium" w:hAnsi="Montserrat Medium"/>
-        </w:rPr>
-      </w:pPr>
-      <w:r>
-        <w:rPr>
-          <w:rFonts w:ascii="Montserrat Medium" w:hAnsi="Montserrat Medium"/>
-        </w:rPr>
-        <w:t>AES_Decrypt</w:t>
-      </w:r>
-    </w:p>
-    <w:p>
-      <w:pPr>
-        <w:spacing w:after="160" w:line="259" w:lineRule="auto"/>
-        <w:rPr>
-          <w:rFonts w:ascii="Montserrat Medium" w:hAnsi="Montserrat Medium"/>
-        </w:rPr>
-      </w:pPr>
-      <w:r>
-        <w:rPr>
-          <w:rFonts w:ascii="Montserrat Medium" w:hAnsi="Montserrat Medium"/>
-        </w:rPr>
-        <w:t>passwordBytes</w:t>
-      </w:r>
-    </w:p>
-    <w:p>
-      <w:pPr>
-        <w:spacing w:after="160" w:line="259" w:lineRule="auto"/>
-        <w:rPr>
-          <w:rFonts w:ascii="Montserrat Medium" w:hAnsi="Montserrat Medium"/>
-        </w:rPr>
-      </w:pPr>
-      <w:r>
-        <w:rPr>
-          <w:rFonts w:ascii="Montserrat Medium" w:hAnsi="Montserrat Medium"/>
-        </w:rPr>
-        <w:t>bytesToBeEncrypted</w:t>
-      </w:r>
-    </w:p>
-    <w:p>
-      <w:pPr>
-        <w:spacing w:after="160" w:line="259" w:lineRule="auto"/>
-        <w:rPr>
-          <w:rFonts w:ascii="Montserrat Medium" w:hAnsi="Montserrat Medium"/>
-        </w:rPr>
-      </w:pPr>
-      <w:r>
-        <w:rPr>
-          <w:rFonts w:ascii="Montserrat Medium" w:hAnsi="Montserrat Medium"/>
-        </w:rPr>
-        <w:t>bytesToBeDecrypted</w:t>
-      </w:r>
-    </w:p>
-    <w:p>
-      <w:pPr>
-        <w:spacing w:after="160" w:line="259" w:lineRule="auto"/>
-        <w:rPr>
-          <w:rFonts w:ascii="Montserrat Medium" w:hAnsi="Montserrat Medium"/>
-        </w:rPr>
-      </w:pPr>
-    </w:p>
-    <w:p>
-      <w:pPr>
-        <w:numPr>
-          <w:ilvl w:val="0"/>
-          <w:numId w:val="11"/>
-        </w:numPr>
-        <w:spacing w:after="160" w:line="259" w:lineRule="auto"/>
-        <w:rPr>
-          <w:rFonts w:ascii="Montserrat Medium" w:hAnsi="Montserrat Medium"/>
-          <w:b/>
-          <w:bCs/>
-        </w:rPr>
-      </w:pPr>
-      <w:r>
-        <w:rPr>
-          <w:rFonts w:ascii="Montserrat Medium" w:hAnsi="Montserrat Medium"/>
-          <w:b/>
-          <w:bCs/>
-        </w:rPr>
-        <w:t>Hardcoded Password:</w:t>
-      </w:r>
-    </w:p>
-    <w:p>
-      <w:pPr>
-        <w:spacing w:after="160" w:line="259" w:lineRule="auto"/>
-        <w:rPr>
-          <w:rFonts w:ascii="Montserrat Medium" w:hAnsi="Montserrat Medium"/>
-        </w:rPr>
-      </w:pPr>
-      <w:r>
-        <w:rPr>
-          <w:rFonts w:ascii="Montserrat Medium" w:hAnsi="Montserrat Medium"/>
-        </w:rPr>
-        <w:t>p0w3r0verwh3lm1ng!</w:t>
-      </w:r>
     </w:p>
     <w:p>
       <w:pPr>
@@ -14740,328 +15329,6 @@
       <w:pPr>
         <w:spacing w:after="160" w:line="259" w:lineRule="auto"/>
         <w:rPr>
-          <w:rFonts w:ascii="Montserrat Medium" w:hAnsi="Montserrat Medium"/>
-        </w:rPr>
-      </w:pPr>
-    </w:p>
-    <w:p>
-      <w:pPr>
-        <w:numPr>
-          <w:ilvl w:val="0"/>
-          <w:numId w:val="11"/>
-        </w:numPr>
-        <w:spacing w:after="160" w:line="259" w:lineRule="auto"/>
-        <w:rPr>
-          <w:rFonts w:ascii="Montserrat Medium" w:hAnsi="Montserrat Medium"/>
-          <w:b/>
-          <w:bCs/>
-        </w:rPr>
-      </w:pPr>
-      <w:r>
-        <w:rPr>
-          <w:rFonts w:ascii="Montserrat Medium" w:hAnsi="Montserrat Medium"/>
-          <w:b/>
-          <w:bCs/>
-        </w:rPr>
-        <w:t>Large Base64 / High Entropy Blobs:</w:t>
-      </w:r>
-    </w:p>
-    <w:p>
-      <w:pPr>
-        <w:spacing w:after="160" w:line="259" w:lineRule="auto"/>
-        <w:rPr>
-          <w:rFonts w:ascii="Montserrat Medium" w:hAnsi="Montserrat Medium"/>
-        </w:rPr>
-      </w:pPr>
-      <w:r>
-        <w:rPr>
-          <w:rFonts w:ascii="Montserrat Medium" w:hAnsi="Montserrat Medium"/>
-        </w:rPr>
-        <w:t>pxQRI8YJc6jVr3x45Y+ti/tT8W+3HpQHbcw1yZJQ9goNh...</w:t>
-      </w:r>
-    </w:p>
-    <w:p>
-      <w:pPr>
-        <w:spacing w:after="160" w:line="259" w:lineRule="auto"/>
-        <w:rPr>
-          <w:rFonts w:ascii="Montserrat Medium" w:hAnsi="Montserrat Medium"/>
-        </w:rPr>
-      </w:pPr>
-    </w:p>
-    <w:p>
-      <w:pPr>
-        <w:numPr>
-          <w:ilvl w:val="0"/>
-          <w:numId w:val="11"/>
-        </w:numPr>
-        <w:spacing w:after="160" w:line="259" w:lineRule="auto"/>
-        <w:rPr>
-          <w:rFonts w:ascii="Montserrat Medium" w:hAnsi="Montserrat Medium"/>
-          <w:b/>
-          <w:bCs/>
-        </w:rPr>
-      </w:pPr>
-      <w:r>
-        <w:rPr>
-          <w:rFonts w:ascii="Montserrat Medium" w:hAnsi="Montserrat Medium"/>
-          <w:b/>
-          <w:bCs/>
-        </w:rPr>
-        <w:t>In-Memory Execution Indicators:</w:t>
-      </w:r>
-    </w:p>
-    <w:p>
-      <w:pPr>
-        <w:spacing w:after="160" w:line="259" w:lineRule="auto"/>
-        <w:rPr>
-          <w:rFonts w:ascii="Montserrat Medium" w:hAnsi="Montserrat Medium"/>
-        </w:rPr>
-      </w:pPr>
-      <w:r>
-        <w:rPr>
-          <w:rFonts w:ascii="Montserrat Medium" w:hAnsi="Montserrat Medium"/>
-        </w:rPr>
-        <w:t>System[.]Reflection</w:t>
-      </w:r>
-    </w:p>
-    <w:p>
-      <w:pPr>
-        <w:spacing w:after="160" w:line="259" w:lineRule="auto"/>
-        <w:rPr>
-          <w:rFonts w:ascii="Montserrat Medium" w:hAnsi="Montserrat Medium"/>
-        </w:rPr>
-      </w:pPr>
-      <w:r>
-        <w:rPr>
-          <w:rFonts w:ascii="Montserrat Medium" w:hAnsi="Montserrat Medium"/>
-        </w:rPr>
-        <w:t>MemoryStream</w:t>
-      </w:r>
-    </w:p>
-    <w:p>
-      <w:pPr>
-        <w:spacing w:after="160" w:line="259" w:lineRule="auto"/>
-        <w:rPr>
-          <w:rFonts w:ascii="Montserrat Medium" w:hAnsi="Montserrat Medium"/>
-        </w:rPr>
-      </w:pPr>
-      <w:r>
-        <w:rPr>
-          <w:rFonts w:ascii="Montserrat Medium" w:hAnsi="Montserrat Medium"/>
-        </w:rPr>
-        <w:t>Assembly</w:t>
-      </w:r>
-    </w:p>
-    <w:p>
-      <w:pPr>
-        <w:spacing w:after="160" w:line="259" w:lineRule="auto"/>
-        <w:rPr>
-          <w:rFonts w:ascii="Montserrat Medium" w:hAnsi="Montserrat Medium"/>
-        </w:rPr>
-      </w:pPr>
-      <w:r>
-        <w:rPr>
-          <w:rFonts w:ascii="Montserrat Medium" w:hAnsi="Montserrat Medium"/>
-        </w:rPr>
-        <w:t>InitializeArray</w:t>
-      </w:r>
-    </w:p>
-    <w:p>
-      <w:pPr>
-        <w:spacing w:after="160" w:line="259" w:lineRule="auto"/>
-        <w:rPr>
-          <w:rFonts w:ascii="Montserrat Medium" w:hAnsi="Montserrat Medium"/>
-        </w:rPr>
-      </w:pPr>
-      <w:r>
-        <w:rPr>
-          <w:rFonts w:ascii="Montserrat Medium" w:hAnsi="Montserrat Medium"/>
-        </w:rPr>
-        <w:t>MethodInfo.Invoke (implied)</w:t>
-      </w:r>
-    </w:p>
-    <w:p>
-      <w:pPr>
-        <w:spacing w:after="160" w:line="259" w:lineRule="auto"/>
-        <w:rPr>
-          <w:rFonts w:ascii="Montserrat Medium" w:hAnsi="Montserrat Medium"/>
-        </w:rPr>
-      </w:pPr>
-    </w:p>
-    <w:p>
-      <w:pPr>
-        <w:numPr>
-          <w:ilvl w:val="0"/>
-          <w:numId w:val="11"/>
-        </w:numPr>
-        <w:spacing w:after="160" w:line="259" w:lineRule="auto"/>
-        <w:rPr>
-          <w:rFonts w:ascii="Montserrat Medium" w:hAnsi="Montserrat Medium"/>
-          <w:b/>
-          <w:bCs/>
-        </w:rPr>
-      </w:pPr>
-      <w:r>
-        <w:rPr>
-          <w:rFonts w:ascii="Montserrat Medium" w:hAnsi="Montserrat Medium"/>
-          <w:b/>
-          <w:bCs/>
-        </w:rPr>
-        <w:t>Script-based Secondary Execution:</w:t>
-      </w:r>
-    </w:p>
-    <w:p>
-      <w:pPr>
-        <w:spacing w:after="160" w:line="259" w:lineRule="auto"/>
-        <w:rPr>
-          <w:rFonts w:ascii="Montserrat Medium" w:hAnsi="Montserrat Medium"/>
-        </w:rPr>
-      </w:pPr>
-      <w:r>
-        <w:rPr>
-          <w:rFonts w:ascii="Montserrat Medium" w:hAnsi="Montserrat Medium"/>
-        </w:rPr>
-        <w:t xml:space="preserve">U2V0IG9TaGVsbCA9IENyZWF0ZU9iamVjdCAoIldzY3JpcHQuU2hlbGwiKSAK... which converts to </w:t>
-      </w:r>
-      <w:r>
-        <w:rPr>
-          <w:rFonts w:ascii="Montserrat Medium" w:hAnsi="Montserrat Medium"/>
-        </w:rPr>
-        <w:sym w:font="Wingdings" w:char="F0E0"/>
-      </w:r>
-      <w:r>
-        <w:rPr>
-          <w:rFonts w:ascii="Montserrat Medium" w:hAnsi="Montserrat Medium"/>
-        </w:rPr>
-        <w:t xml:space="preserve"> C:\Windows\Microsoft[.]NET\Framework\v4.0.30319\MSBuild</w:t>
-      </w:r>
-      <w:r>
-        <w:rPr>
-          <w:rFonts w:ascii="Montserrat Medium" w:hAnsi="Montserrat Medium"/>
-        </w:rPr>
-        <w:t>[</w:t>
-      </w:r>
-      <w:r>
-        <w:rPr>
-          <w:rFonts w:ascii="Montserrat Medium" w:hAnsi="Montserrat Medium"/>
-        </w:rPr>
-        <w:t>.</w:t>
-      </w:r>
-      <w:r>
-        <w:rPr>
-          <w:rFonts w:ascii="Montserrat Medium" w:hAnsi="Montserrat Medium"/>
-        </w:rPr>
-        <w:t>]</w:t>
-      </w:r>
-      <w:r>
-        <w:rPr>
-          <w:rFonts w:ascii="Montserrat Medium" w:hAnsi="Montserrat Medium"/>
-        </w:rPr>
-        <w:t>exe</w:t>
-      </w:r>
-    </w:p>
-    <w:p>
-      <w:pPr>
-        <w:spacing w:after="160" w:line="259" w:lineRule="auto"/>
-        <w:rPr>
-          <w:rFonts w:ascii="Montserrat Medium" w:hAnsi="Montserrat Medium"/>
-        </w:rPr>
-      </w:pPr>
-    </w:p>
-    <w:p>
-      <w:pPr>
-        <w:numPr>
-          <w:ilvl w:val="0"/>
-          <w:numId w:val="11"/>
-        </w:numPr>
-        <w:spacing w:after="160" w:line="259" w:lineRule="auto"/>
-        <w:rPr>
-          <w:rFonts w:ascii="Montserrat Medium" w:hAnsi="Montserrat Medium"/>
-        </w:rPr>
-      </w:pPr>
-      <w:r>
-        <w:rPr>
-          <w:rFonts w:ascii="Montserrat Medium" w:hAnsi="Montserrat Medium"/>
-          <w:b/>
-          <w:bCs/>
-        </w:rPr>
-        <w:t>LoL Execution Script Drop Location:</w:t>
-      </w:r>
-    </w:p>
-    <w:p>
-      <w:pPr>
-        <w:spacing w:after="160" w:line="259" w:lineRule="auto"/>
-        <w:rPr>
-          <w:rFonts w:ascii="Montserrat Medium" w:hAnsi="Montserrat Medium"/>
-        </w:rPr>
-      </w:pPr>
-      <w:r>
-        <w:rPr>
-          <w:rFonts w:ascii="Montserrat Medium" w:hAnsi="Montserrat Medium"/>
-        </w:rPr>
-        <w:t>C:\Users\Public\Documents\embed[.]vbs</w:t>
-      </w:r>
-    </w:p>
-    <w:p>
-      <w:pPr>
-        <w:spacing w:after="160" w:line="259" w:lineRule="auto"/>
-        <w:rPr>
-          <w:rFonts w:ascii="Montserrat Medium" w:hAnsi="Montserrat Medium"/>
-        </w:rPr>
-      </w:pPr>
-    </w:p>
-    <w:p>
-      <w:pPr>
-        <w:numPr>
-          <w:ilvl w:val="0"/>
-          <w:numId w:val="11"/>
-        </w:numPr>
-        <w:spacing w:after="160" w:line="259" w:lineRule="auto"/>
-        <w:rPr>
-          <w:rFonts w:ascii="Montserrat Medium" w:hAnsi="Montserrat Medium"/>
-        </w:rPr>
-      </w:pPr>
-      <w:r>
-        <w:rPr>
-          <w:rFonts w:ascii="Montserrat Medium" w:hAnsi="Montserrat Medium"/>
-          <w:b/>
-          <w:bCs/>
-        </w:rPr>
-        <w:t>Persistence Mechanism Registry Key:</w:t>
-      </w:r>
-    </w:p>
-    <w:p>
-      <w:pPr>
-        <w:spacing w:after="160" w:line="259" w:lineRule="auto"/>
-        <w:rPr>
-          <w:rFonts w:ascii="Montserrat Medium" w:hAnsi="Montserrat Medium"/>
-        </w:rPr>
-      </w:pPr>
-      <w:r>
-        <w:rPr>
-          <w:rFonts w:ascii="Montserrat Medium" w:hAnsi="Montserrat Medium"/>
-        </w:rPr>
-        <w:t>HKCU\Software\Microsoft\Windows\CurrentVersion\Run</w:t>
-      </w:r>
-    </w:p>
-    <w:p>
-      <w:pPr>
-        <w:spacing w:after="160" w:line="259" w:lineRule="auto"/>
-        <w:rPr>
-          <w:rFonts w:ascii="Montserrat Medium" w:hAnsi="Montserrat Medium"/>
-        </w:rPr>
-        <w:sectPr>
-          <w:type w:val="continuous"/>
-          <w:pgSz w:w="12240" w:h="15840"/>
-          <w:pgMar w:top="1440" w:right="1440" w:bottom="1440" w:left="1440" w:header="720" w:footer="720" w:gutter="0"/>
-          <w:cols w:space="720"/>
-        </w:sectPr>
-      </w:pPr>
-    </w:p>
-    <w:p>
-      <w:pPr>
-        <w:spacing w:after="160" w:line="259" w:lineRule="auto"/>
-        <w:rPr>
           <w:rFonts w:ascii="Montserrat Medium" w:eastAsiaTheme="majorEastAsia" w:hAnsi="Montserrat Medium" w:cstheme="majorBidi"/>
           <w:b/>
           <w:color w:val="auto"/>
@@ -15868,9 +16135,17 @@
           <w:sz w:val="21"/>
           <w:szCs w:val="21"/>
         </w:rPr>
-        <w:t xml:space="preserve"> </w:t>
-      </w:r>
-      <w:proofErr w:type="gramStart"/>
+        <w:t xml:space="preserve"> { </w:t>
+      </w:r>
+      <w:r>
+        <w:rPr>
+          <w:rFonts w:ascii="Montserrat Medium" w:eastAsia="Times New Roman" w:hAnsi="Montserrat Medium" w:cs="Times New Roman"/>
+          <w:color w:val="CE9178"/>
+          <w:sz w:val="21"/>
+          <w:szCs w:val="21"/>
+        </w:rPr>
+        <w:t>01</w:t>
+      </w:r>
       <w:r>
         <w:rPr>
           <w:rFonts w:ascii="Montserrat Medium" w:eastAsia="Times New Roman" w:hAnsi="Montserrat Medium" w:cs="Times New Roman"/>
@@ -15878,7 +16153,7 @@
           <w:sz w:val="21"/>
           <w:szCs w:val="21"/>
         </w:rPr>
-        <w:t xml:space="preserve">{ </w:t>
+        <w:t xml:space="preserve"> </w:t>
       </w:r>
       <w:r>
         <w:rPr>
@@ -15887,9 +16162,8 @@
           <w:sz w:val="21"/>
           <w:szCs w:val="21"/>
         </w:rPr>
-        <w:t>01</w:t>
-      </w:r>
-      <w:proofErr w:type="gramEnd"/>
+        <w:t>02</w:t>
+      </w:r>
       <w:r>
         <w:rPr>
           <w:rFonts w:ascii="Montserrat Medium" w:eastAsia="Times New Roman" w:hAnsi="Montserrat Medium" w:cs="Times New Roman"/>
@@ -15906,7 +16180,7 @@
           <w:sz w:val="21"/>
           <w:szCs w:val="21"/>
         </w:rPr>
-        <w:t>02</w:t>
+        <w:t>03</w:t>
       </w:r>
       <w:r>
         <w:rPr>
@@ -15924,7 +16198,7 @@
           <w:sz w:val="21"/>
           <w:szCs w:val="21"/>
         </w:rPr>
-        <w:t>03</w:t>
+        <w:t>04</w:t>
       </w:r>
       <w:r>
         <w:rPr>
@@ -15942,7 +16216,7 @@
           <w:sz w:val="21"/>
           <w:szCs w:val="21"/>
         </w:rPr>
-        <w:t>04</w:t>
+        <w:t>05</w:t>
       </w:r>
       <w:r>
         <w:rPr>
@@ -15960,7 +16234,7 @@
           <w:sz w:val="21"/>
           <w:szCs w:val="21"/>
         </w:rPr>
-        <w:t>05</w:t>
+        <w:t>06</w:t>
       </w:r>
       <w:r>
         <w:rPr>
@@ -15978,7 +16252,7 @@
           <w:sz w:val="21"/>
           <w:szCs w:val="21"/>
         </w:rPr>
-        <w:t>06</w:t>
+        <w:t>07</w:t>
       </w:r>
       <w:r>
         <w:rPr>
@@ -15996,7 +16270,7 @@
           <w:sz w:val="21"/>
           <w:szCs w:val="21"/>
         </w:rPr>
-        <w:t>07</w:t>
+        <w:t>08</w:t>
       </w:r>
       <w:r>
         <w:rPr>
@@ -16005,9 +16279,116 @@
           <w:sz w:val="21"/>
           <w:szCs w:val="21"/>
         </w:rPr>
+        <w:t xml:space="preserve"> }</w:t>
+      </w:r>
+    </w:p>
+    <w:p>
+      <w:pPr>
+        <w:shd w:val="clear" w:color="auto" w:fill="1F1F1F"/>
+        <w:spacing w:line="285" w:lineRule="atLeast"/>
+        <w:rPr>
+          <w:rFonts w:ascii="Montserrat Medium" w:eastAsia="Times New Roman" w:hAnsi="Montserrat Medium" w:cs="Times New Roman"/>
+          <w:color w:val="CCCCCC"/>
+          <w:sz w:val="21"/>
+          <w:szCs w:val="21"/>
+        </w:rPr>
+      </w:pPr>
+    </w:p>
+    <w:p>
+      <w:pPr>
+        <w:shd w:val="clear" w:color="auto" w:fill="1F1F1F"/>
+        <w:spacing w:line="285" w:lineRule="atLeast"/>
+        <w:rPr>
+          <w:rFonts w:ascii="Montserrat Medium" w:eastAsia="Times New Roman" w:hAnsi="Montserrat Medium" w:cs="Times New Roman"/>
+          <w:color w:val="CCCCCC"/>
+          <w:sz w:val="21"/>
+          <w:szCs w:val="21"/>
+        </w:rPr>
+      </w:pPr>
+      <w:r>
+        <w:rPr>
+          <w:rFonts w:ascii="Montserrat Medium" w:eastAsia="Times New Roman" w:hAnsi="Montserrat Medium" w:cs="Times New Roman"/>
+          <w:color w:val="CCCCCC"/>
+          <w:sz w:val="21"/>
+          <w:szCs w:val="21"/>
+        </w:rPr>
+        <w:t xml:space="preserve">        </w:t>
+      </w:r>
+      <w:r>
+        <w:rPr>
+          <w:rFonts w:ascii="Montserrat Medium" w:eastAsia="Times New Roman" w:hAnsi="Montserrat Medium" w:cs="Times New Roman"/>
+          <w:color w:val="6A9955"/>
+          <w:sz w:val="21"/>
+          <w:szCs w:val="21"/>
+        </w:rPr>
+        <w:t>/ .NET crypto /</w:t>
+      </w:r>
+    </w:p>
+    <w:p>
+      <w:pPr>
+        <w:shd w:val="clear" w:color="auto" w:fill="1F1F1F"/>
+        <w:spacing w:line="285" w:lineRule="atLeast"/>
+        <w:rPr>
+          <w:rFonts w:ascii="Montserrat Medium" w:eastAsia="Times New Roman" w:hAnsi="Montserrat Medium" w:cs="Times New Roman"/>
+          <w:color w:val="CCCCCC"/>
+          <w:sz w:val="21"/>
+          <w:szCs w:val="21"/>
+        </w:rPr>
+      </w:pPr>
+      <w:r>
+        <w:rPr>
+          <w:rFonts w:ascii="Montserrat Medium" w:eastAsia="Times New Roman" w:hAnsi="Montserrat Medium" w:cs="Times New Roman"/>
+          <w:color w:val="CCCCCC"/>
+          <w:sz w:val="21"/>
+          <w:szCs w:val="21"/>
+        </w:rPr>
+        <w:t xml:space="preserve">        </w:t>
+      </w:r>
+      <w:r>
+        <w:rPr>
+          <w:rFonts w:ascii="Montserrat Medium" w:eastAsia="Times New Roman" w:hAnsi="Montserrat Medium" w:cs="Times New Roman"/>
+          <w:color w:val="569CD6"/>
+          <w:sz w:val="21"/>
+          <w:szCs w:val="21"/>
+        </w:rPr>
+        <w:t>$</w:t>
+      </w:r>
+      <w:r>
+        <w:rPr>
+          <w:rFonts w:ascii="Montserrat Medium" w:eastAsia="Times New Roman" w:hAnsi="Montserrat Medium" w:cs="Times New Roman"/>
+          <w:color w:val="9CDCFE"/>
+          <w:sz w:val="21"/>
+          <w:szCs w:val="21"/>
+        </w:rPr>
+        <w:t>rij</w:t>
+      </w:r>
+      <w:r>
+        <w:rPr>
+          <w:rFonts w:ascii="Montserrat Medium" w:eastAsia="Times New Roman" w:hAnsi="Montserrat Medium" w:cs="Times New Roman"/>
+          <w:color w:val="CCCCCC"/>
+          <w:sz w:val="21"/>
+          <w:szCs w:val="21"/>
+        </w:rPr>
         <w:t xml:space="preserve"> </w:t>
       </w:r>
-      <w:proofErr w:type="gramStart"/>
+      <w:r>
+        <w:rPr>
+          <w:rFonts w:ascii="Montserrat Medium" w:eastAsia="Times New Roman" w:hAnsi="Montserrat Medium" w:cs="Times New Roman"/>
+          <w:color w:val="D4D4D4"/>
+          <w:sz w:val="21"/>
+          <w:szCs w:val="21"/>
+        </w:rPr>
+        <w:t>=</w:t>
+      </w:r>
+      <w:r>
+        <w:rPr>
+          <w:rFonts w:ascii="Montserrat Medium" w:eastAsia="Times New Roman" w:hAnsi="Montserrat Medium" w:cs="Times New Roman"/>
+          <w:color w:val="CCCCCC"/>
+          <w:sz w:val="21"/>
+          <w:szCs w:val="21"/>
+        </w:rPr>
+        <w:t xml:space="preserve"> </w:t>
+      </w:r>
       <w:r>
         <w:rPr>
           <w:rFonts w:ascii="Montserrat Medium" w:eastAsia="Times New Roman" w:hAnsi="Montserrat Medium" w:cs="Times New Roman"/>
@@ -16015,42 +16396,65 @@
           <w:sz w:val="21"/>
           <w:szCs w:val="21"/>
         </w:rPr>
-        <w:t>08</w:t>
-      </w:r>
-      <w:r>
+        <w:t>"RijndaelManaged"</w:t>
+      </w:r>
+    </w:p>
+    <w:p>
+      <w:pPr>
+        <w:shd w:val="clear" w:color="auto" w:fill="1F1F1F"/>
+        <w:spacing w:line="285" w:lineRule="atLeast"/>
         <w:rPr>
           <w:rFonts w:ascii="Montserrat Medium" w:eastAsia="Times New Roman" w:hAnsi="Montserrat Medium" w:cs="Times New Roman"/>
           <w:color w:val="CCCCCC"/>
           <w:sz w:val="21"/>
           <w:szCs w:val="21"/>
         </w:rPr>
-        <w:t xml:space="preserve"> }</w:t>
-      </w:r>
-      <w:proofErr w:type="gramEnd"/>
-    </w:p>
-    <w:p>
-      <w:pPr>
-        <w:shd w:val="clear" w:color="auto" w:fill="1F1F1F"/>
-        <w:spacing w:line="285" w:lineRule="atLeast"/>
+      </w:pPr>
+      <w:r>
         <w:rPr>
           <w:rFonts w:ascii="Montserrat Medium" w:eastAsia="Times New Roman" w:hAnsi="Montserrat Medium" w:cs="Times New Roman"/>
           <w:color w:val="CCCCCC"/>
           <w:sz w:val="21"/>
           <w:szCs w:val="21"/>
         </w:rPr>
-      </w:pPr>
-    </w:p>
-    <w:p>
-      <w:pPr>
-        <w:shd w:val="clear" w:color="auto" w:fill="1F1F1F"/>
-        <w:spacing w:line="285" w:lineRule="atLeast"/>
+        <w:t xml:space="preserve">        </w:t>
+      </w:r>
+      <w:r>
+        <w:rPr>
+          <w:rFonts w:ascii="Montserrat Medium" w:eastAsia="Times New Roman" w:hAnsi="Montserrat Medium" w:cs="Times New Roman"/>
+          <w:color w:val="569CD6"/>
+          <w:sz w:val="21"/>
+          <w:szCs w:val="21"/>
+        </w:rPr>
+        <w:t>$</w:t>
+      </w:r>
+      <w:r>
+        <w:rPr>
+          <w:rFonts w:ascii="Montserrat Medium" w:eastAsia="Times New Roman" w:hAnsi="Montserrat Medium" w:cs="Times New Roman"/>
+          <w:color w:val="9CDCFE"/>
+          <w:sz w:val="21"/>
+          <w:szCs w:val="21"/>
+        </w:rPr>
+        <w:t>pbkdf</w:t>
+      </w:r>
+      <w:r>
         <w:rPr>
           <w:rFonts w:ascii="Montserrat Medium" w:eastAsia="Times New Roman" w:hAnsi="Montserrat Medium" w:cs="Times New Roman"/>
           <w:color w:val="CCCCCC"/>
           <w:sz w:val="21"/>
           <w:szCs w:val="21"/>
         </w:rPr>
-      </w:pPr>
+        <w:t xml:space="preserve"> </w:t>
+      </w:r>
+      <w:r>
+        <w:rPr>
+          <w:rFonts w:ascii="Montserrat Medium" w:eastAsia="Times New Roman" w:hAnsi="Montserrat Medium" w:cs="Times New Roman"/>
+          <w:color w:val="D4D4D4"/>
+          <w:sz w:val="21"/>
+          <w:szCs w:val="21"/>
+        </w:rPr>
+        <w:t>=</w:t>
+      </w:r>
       <w:r>
         <w:rPr>
           <w:rFonts w:ascii="Montserrat Medium" w:eastAsia="Times New Roman" w:hAnsi="Montserrat Medium" w:cs="Times New Roman"/>
@@ -16058,6 +16462,48 @@
           <w:sz w:val="21"/>
           <w:szCs w:val="21"/>
         </w:rPr>
+        <w:t xml:space="preserve"> </w:t>
+      </w:r>
+      <w:r>
+        <w:rPr>
+          <w:rFonts w:ascii="Montserrat Medium" w:eastAsia="Times New Roman" w:hAnsi="Montserrat Medium" w:cs="Times New Roman"/>
+          <w:color w:val="CE9178"/>
+          <w:sz w:val="21"/>
+          <w:szCs w:val="21"/>
+        </w:rPr>
+        <w:t>"Rfc2898DeriveBytes"</w:t>
+      </w:r>
+    </w:p>
+    <w:p>
+      <w:pPr>
+        <w:shd w:val="clear" w:color="auto" w:fill="1F1F1F"/>
+        <w:spacing w:line="285" w:lineRule="atLeast"/>
+        <w:rPr>
+          <w:rFonts w:ascii="Montserrat Medium" w:eastAsia="Times New Roman" w:hAnsi="Montserrat Medium" w:cs="Times New Roman"/>
+          <w:color w:val="CCCCCC"/>
+          <w:sz w:val="21"/>
+          <w:szCs w:val="21"/>
+        </w:rPr>
+      </w:pPr>
+    </w:p>
+    <w:p>
+      <w:pPr>
+        <w:shd w:val="clear" w:color="auto" w:fill="1F1F1F"/>
+        <w:spacing w:line="285" w:lineRule="atLeast"/>
+        <w:rPr>
+          <w:rFonts w:ascii="Montserrat Medium" w:eastAsia="Times New Roman" w:hAnsi="Montserrat Medium" w:cs="Times New Roman"/>
+          <w:color w:val="CCCCCC"/>
+          <w:sz w:val="21"/>
+          <w:szCs w:val="21"/>
+        </w:rPr>
+      </w:pPr>
+      <w:r>
+        <w:rPr>
+          <w:rFonts w:ascii="Montserrat Medium" w:eastAsia="Times New Roman" w:hAnsi="Montserrat Medium" w:cs="Times New Roman"/>
+          <w:color w:val="CCCCCC"/>
+          <w:sz w:val="21"/>
+          <w:szCs w:val="21"/>
+        </w:rPr>
         <w:t xml:space="preserve">        </w:t>
       </w:r>
       <w:r>
@@ -16067,7 +16513,7 @@
           <w:sz w:val="21"/>
           <w:szCs w:val="21"/>
         </w:rPr>
-        <w:t>/ .NET crypto /</w:t>
+        <w:t>/ JSON C2 fields /</w:t>
       </w:r>
     </w:p>
     <w:p>
@@ -16106,7 +16552,7 @@
           <w:sz w:val="21"/>
           <w:szCs w:val="21"/>
         </w:rPr>
-        <w:t>rij</w:t>
+        <w:t>json1</w:t>
       </w:r>
       <w:r>
         <w:rPr>
@@ -16142,7 +16588,43 @@
           <w:sz w:val="21"/>
           <w:szCs w:val="21"/>
         </w:rPr>
-        <w:t>"RijndaelManaged"</w:t>
+        <w:t>"</w:t>
+      </w:r>
+      <w:r>
+        <w:rPr>
+          <w:rFonts w:ascii="Montserrat Medium" w:eastAsia="Times New Roman" w:hAnsi="Montserrat Medium" w:cs="Times New Roman"/>
+          <w:color w:val="D7BA7D"/>
+          <w:sz w:val="21"/>
+          <w:szCs w:val="21"/>
+        </w:rPr>
+        <w:t>\"</w:t>
+      </w:r>
+      <w:r>
+        <w:rPr>
+          <w:rFonts w:ascii="Montserrat Medium" w:eastAsia="Times New Roman" w:hAnsi="Montserrat Medium" w:cs="Times New Roman"/>
+          <w:color w:val="CE9178"/>
+          <w:sz w:val="21"/>
+          <w:szCs w:val="21"/>
+        </w:rPr>
+        <w:t>EncryptedMessage</w:t>
+      </w:r>
+      <w:r>
+        <w:rPr>
+          <w:rFonts w:ascii="Montserrat Medium" w:eastAsia="Times New Roman" w:hAnsi="Montserrat Medium" w:cs="Times New Roman"/>
+          <w:color w:val="D7BA7D"/>
+          <w:sz w:val="21"/>
+          <w:szCs w:val="21"/>
+        </w:rPr>
+        <w:t>\"</w:t>
+      </w:r>
+      <w:r>
+        <w:rPr>
+          <w:rFonts w:ascii="Montserrat Medium" w:eastAsia="Times New Roman" w:hAnsi="Montserrat Medium" w:cs="Times New Roman"/>
+          <w:color w:val="CE9178"/>
+          <w:sz w:val="21"/>
+          <w:szCs w:val="21"/>
+        </w:rPr>
+        <w:t>"</w:t>
       </w:r>
     </w:p>
     <w:p>
@@ -16181,7 +16663,7 @@
           <w:sz w:val="21"/>
           <w:szCs w:val="21"/>
         </w:rPr>
-        <w:t>pbkdf</w:t>
+        <w:t>json2</w:t>
       </w:r>
       <w:r>
         <w:rPr>
@@ -16217,7 +16699,43 @@
           <w:sz w:val="21"/>
           <w:szCs w:val="21"/>
         </w:rPr>
-        <w:t>"Rfc2898DeriveBytes"</w:t>
+        <w:t>"</w:t>
+      </w:r>
+      <w:r>
+        <w:rPr>
+          <w:rFonts w:ascii="Montserrat Medium" w:eastAsia="Times New Roman" w:hAnsi="Montserrat Medium" w:cs="Times New Roman"/>
+          <w:color w:val="D7BA7D"/>
+          <w:sz w:val="21"/>
+          <w:szCs w:val="21"/>
+        </w:rPr>
+        <w:t>\"</w:t>
+      </w:r>
+      <w:r>
+        <w:rPr>
+          <w:rFonts w:ascii="Montserrat Medium" w:eastAsia="Times New Roman" w:hAnsi="Montserrat Medium" w:cs="Times New Roman"/>
+          <w:color w:val="CE9178"/>
+          <w:sz w:val="21"/>
+          <w:szCs w:val="21"/>
+        </w:rPr>
+        <w:t>IV</w:t>
+      </w:r>
+      <w:r>
+        <w:rPr>
+          <w:rFonts w:ascii="Montserrat Medium" w:eastAsia="Times New Roman" w:hAnsi="Montserrat Medium" w:cs="Times New Roman"/>
+          <w:color w:val="D7BA7D"/>
+          <w:sz w:val="21"/>
+          <w:szCs w:val="21"/>
+        </w:rPr>
+        <w:t>\"</w:t>
+      </w:r>
+      <w:r>
+        <w:rPr>
+          <w:rFonts w:ascii="Montserrat Medium" w:eastAsia="Times New Roman" w:hAnsi="Montserrat Medium" w:cs="Times New Roman"/>
+          <w:color w:val="CE9178"/>
+          <w:sz w:val="21"/>
+          <w:szCs w:val="21"/>
+        </w:rPr>
+        <w:t>"</w:t>
       </w:r>
     </w:p>
     <w:p>
@@ -16231,18 +16749,33 @@
           <w:szCs w:val="21"/>
         </w:rPr>
       </w:pPr>
-    </w:p>
-    <w:p>
-      <w:pPr>
-        <w:shd w:val="clear" w:color="auto" w:fill="1F1F1F"/>
-        <w:spacing w:line="285" w:lineRule="atLeast"/>
+      <w:r>
         <w:rPr>
           <w:rFonts w:ascii="Montserrat Medium" w:eastAsia="Times New Roman" w:hAnsi="Montserrat Medium" w:cs="Times New Roman"/>
           <w:color w:val="CCCCCC"/>
           <w:sz w:val="21"/>
           <w:szCs w:val="21"/>
         </w:rPr>
-      </w:pPr>
+        <w:t xml:space="preserve">        </w:t>
+      </w:r>
+      <w:r>
+        <w:rPr>
+          <w:rFonts w:ascii="Montserrat Medium" w:eastAsia="Times New Roman" w:hAnsi="Montserrat Medium" w:cs="Times New Roman"/>
+          <w:color w:val="569CD6"/>
+          <w:sz w:val="21"/>
+          <w:szCs w:val="21"/>
+        </w:rPr>
+        <w:t>$</w:t>
+      </w:r>
+      <w:r>
+        <w:rPr>
+          <w:rFonts w:ascii="Montserrat Medium" w:eastAsia="Times New Roman" w:hAnsi="Montserrat Medium" w:cs="Times New Roman"/>
+          <w:color w:val="9CDCFE"/>
+          <w:sz w:val="21"/>
+          <w:szCs w:val="21"/>
+        </w:rPr>
+        <w:t>json3</w:t>
+      </w:r>
       <w:r>
         <w:rPr>
           <w:rFonts w:ascii="Montserrat Medium" w:eastAsia="Times New Roman" w:hAnsi="Montserrat Medium" w:cs="Times New Roman"/>
@@ -16250,6 +16783,213 @@
           <w:sz w:val="21"/>
           <w:szCs w:val="21"/>
         </w:rPr>
+        <w:t xml:space="preserve"> </w:t>
+      </w:r>
+      <w:r>
+        <w:rPr>
+          <w:rFonts w:ascii="Montserrat Medium" w:eastAsia="Times New Roman" w:hAnsi="Montserrat Medium" w:cs="Times New Roman"/>
+          <w:color w:val="D4D4D4"/>
+          <w:sz w:val="21"/>
+          <w:szCs w:val="21"/>
+        </w:rPr>
+        <w:t>=</w:t>
+      </w:r>
+      <w:r>
+        <w:rPr>
+          <w:rFonts w:ascii="Montserrat Medium" w:eastAsia="Times New Roman" w:hAnsi="Montserrat Medium" w:cs="Times New Roman"/>
+          <w:color w:val="CCCCCC"/>
+          <w:sz w:val="21"/>
+          <w:szCs w:val="21"/>
+        </w:rPr>
+        <w:t xml:space="preserve"> </w:t>
+      </w:r>
+      <w:r>
+        <w:rPr>
+          <w:rFonts w:ascii="Montserrat Medium" w:eastAsia="Times New Roman" w:hAnsi="Montserrat Medium" w:cs="Times New Roman"/>
+          <w:color w:val="CE9178"/>
+          <w:sz w:val="21"/>
+          <w:szCs w:val="21"/>
+        </w:rPr>
+        <w:t>"</w:t>
+      </w:r>
+      <w:r>
+        <w:rPr>
+          <w:rFonts w:ascii="Montserrat Medium" w:eastAsia="Times New Roman" w:hAnsi="Montserrat Medium" w:cs="Times New Roman"/>
+          <w:color w:val="D7BA7D"/>
+          <w:sz w:val="21"/>
+          <w:szCs w:val="21"/>
+        </w:rPr>
+        <w:t>\"</w:t>
+      </w:r>
+      <w:r>
+        <w:rPr>
+          <w:rFonts w:ascii="Montserrat Medium" w:eastAsia="Times New Roman" w:hAnsi="Montserrat Medium" w:cs="Times New Roman"/>
+          <w:color w:val="CE9178"/>
+          <w:sz w:val="21"/>
+          <w:szCs w:val="21"/>
+        </w:rPr>
+        <w:t>HMAC</w:t>
+      </w:r>
+      <w:r>
+        <w:rPr>
+          <w:rFonts w:ascii="Montserrat Medium" w:eastAsia="Times New Roman" w:hAnsi="Montserrat Medium" w:cs="Times New Roman"/>
+          <w:color w:val="D7BA7D"/>
+          <w:sz w:val="21"/>
+          <w:szCs w:val="21"/>
+        </w:rPr>
+        <w:t>\"</w:t>
+      </w:r>
+      <w:r>
+        <w:rPr>
+          <w:rFonts w:ascii="Montserrat Medium" w:eastAsia="Times New Roman" w:hAnsi="Montserrat Medium" w:cs="Times New Roman"/>
+          <w:color w:val="CE9178"/>
+          <w:sz w:val="21"/>
+          <w:szCs w:val="21"/>
+        </w:rPr>
+        <w:t>"</w:t>
+      </w:r>
+    </w:p>
+    <w:p>
+      <w:pPr>
+        <w:shd w:val="clear" w:color="auto" w:fill="1F1F1F"/>
+        <w:spacing w:line="285" w:lineRule="atLeast"/>
+        <w:rPr>
+          <w:rFonts w:ascii="Montserrat Medium" w:eastAsia="Times New Roman" w:hAnsi="Montserrat Medium" w:cs="Times New Roman"/>
+          <w:color w:val="CCCCCC"/>
+          <w:sz w:val="21"/>
+          <w:szCs w:val="21"/>
+        </w:rPr>
+      </w:pPr>
+      <w:r>
+        <w:rPr>
+          <w:rFonts w:ascii="Montserrat Medium" w:eastAsia="Times New Roman" w:hAnsi="Montserrat Medium" w:cs="Times New Roman"/>
+          <w:color w:val="CCCCCC"/>
+          <w:sz w:val="21"/>
+          <w:szCs w:val="21"/>
+        </w:rPr>
+        <w:t xml:space="preserve">        </w:t>
+      </w:r>
+      <w:r>
+        <w:rPr>
+          <w:rFonts w:ascii="Montserrat Medium" w:eastAsia="Times New Roman" w:hAnsi="Montserrat Medium" w:cs="Times New Roman"/>
+          <w:color w:val="569CD6"/>
+          <w:sz w:val="21"/>
+          <w:szCs w:val="21"/>
+        </w:rPr>
+        <w:t>$</w:t>
+      </w:r>
+      <w:r>
+        <w:rPr>
+          <w:rFonts w:ascii="Montserrat Medium" w:eastAsia="Times New Roman" w:hAnsi="Montserrat Medium" w:cs="Times New Roman"/>
+          <w:color w:val="9CDCFE"/>
+          <w:sz w:val="21"/>
+          <w:szCs w:val="21"/>
+        </w:rPr>
+        <w:t>json4</w:t>
+      </w:r>
+      <w:r>
+        <w:rPr>
+          <w:rFonts w:ascii="Montserrat Medium" w:eastAsia="Times New Roman" w:hAnsi="Montserrat Medium" w:cs="Times New Roman"/>
+          <w:color w:val="CCCCCC"/>
+          <w:sz w:val="21"/>
+          <w:szCs w:val="21"/>
+        </w:rPr>
+        <w:t xml:space="preserve"> </w:t>
+      </w:r>
+      <w:r>
+        <w:rPr>
+          <w:rFonts w:ascii="Montserrat Medium" w:eastAsia="Times New Roman" w:hAnsi="Montserrat Medium" w:cs="Times New Roman"/>
+          <w:color w:val="D4D4D4"/>
+          <w:sz w:val="21"/>
+          <w:szCs w:val="21"/>
+        </w:rPr>
+        <w:t>=</w:t>
+      </w:r>
+      <w:r>
+        <w:rPr>
+          <w:rFonts w:ascii="Montserrat Medium" w:eastAsia="Times New Roman" w:hAnsi="Montserrat Medium" w:cs="Times New Roman"/>
+          <w:color w:val="CCCCCC"/>
+          <w:sz w:val="21"/>
+          <w:szCs w:val="21"/>
+        </w:rPr>
+        <w:t xml:space="preserve"> </w:t>
+      </w:r>
+      <w:r>
+        <w:rPr>
+          <w:rFonts w:ascii="Montserrat Medium" w:eastAsia="Times New Roman" w:hAnsi="Montserrat Medium" w:cs="Times New Roman"/>
+          <w:color w:val="CE9178"/>
+          <w:sz w:val="21"/>
+          <w:szCs w:val="21"/>
+        </w:rPr>
+        <w:t>"</w:t>
+      </w:r>
+      <w:r>
+        <w:rPr>
+          <w:rFonts w:ascii="Montserrat Medium" w:eastAsia="Times New Roman" w:hAnsi="Montserrat Medium" w:cs="Times New Roman"/>
+          <w:color w:val="D7BA7D"/>
+          <w:sz w:val="21"/>
+          <w:szCs w:val="21"/>
+        </w:rPr>
+        <w:t>\"</w:t>
+      </w:r>
+      <w:r>
+        <w:rPr>
+          <w:rFonts w:ascii="Montserrat Medium" w:eastAsia="Times New Roman" w:hAnsi="Montserrat Medium" w:cs="Times New Roman"/>
+          <w:color w:val="CE9178"/>
+          <w:sz w:val="21"/>
+          <w:szCs w:val="21"/>
+        </w:rPr>
+        <w:t>GUID</w:t>
+      </w:r>
+      <w:r>
+        <w:rPr>
+          <w:rFonts w:ascii="Montserrat Medium" w:eastAsia="Times New Roman" w:hAnsi="Montserrat Medium" w:cs="Times New Roman"/>
+          <w:color w:val="D7BA7D"/>
+          <w:sz w:val="21"/>
+          <w:szCs w:val="21"/>
+        </w:rPr>
+        <w:t>\"</w:t>
+      </w:r>
+      <w:r>
+        <w:rPr>
+          <w:rFonts w:ascii="Montserrat Medium" w:eastAsia="Times New Roman" w:hAnsi="Montserrat Medium" w:cs="Times New Roman"/>
+          <w:color w:val="CE9178"/>
+          <w:sz w:val="21"/>
+          <w:szCs w:val="21"/>
+        </w:rPr>
+        <w:t>"</w:t>
+      </w:r>
+    </w:p>
+    <w:p>
+      <w:pPr>
+        <w:shd w:val="clear" w:color="auto" w:fill="1F1F1F"/>
+        <w:spacing w:line="285" w:lineRule="atLeast"/>
+        <w:rPr>
+          <w:rFonts w:ascii="Montserrat Medium" w:eastAsia="Times New Roman" w:hAnsi="Montserrat Medium" w:cs="Times New Roman"/>
+          <w:color w:val="CCCCCC"/>
+          <w:sz w:val="21"/>
+          <w:szCs w:val="21"/>
+        </w:rPr>
+      </w:pPr>
+    </w:p>
+    <w:p>
+      <w:pPr>
+        <w:shd w:val="clear" w:color="auto" w:fill="1F1F1F"/>
+        <w:spacing w:line="285" w:lineRule="atLeast"/>
+        <w:rPr>
+          <w:rFonts w:ascii="Montserrat Medium" w:eastAsia="Times New Roman" w:hAnsi="Montserrat Medium" w:cs="Times New Roman"/>
+          <w:color w:val="CCCCCC"/>
+          <w:sz w:val="21"/>
+          <w:szCs w:val="21"/>
+        </w:rPr>
+      </w:pPr>
+      <w:r>
+        <w:rPr>
+          <w:rFonts w:ascii="Montserrat Medium" w:eastAsia="Times New Roman" w:hAnsi="Montserrat Medium" w:cs="Times New Roman"/>
+          <w:color w:val="CCCCCC"/>
+          <w:sz w:val="21"/>
+          <w:szCs w:val="21"/>
+        </w:rPr>
         <w:t xml:space="preserve">        </w:t>
       </w:r>
       <w:r>
@@ -16259,7 +16999,7 @@
           <w:sz w:val="21"/>
           <w:szCs w:val="21"/>
         </w:rPr>
-        <w:t>/ JSON C2 fields /</w:t>
+        <w:t>/ Reflection loading /</w:t>
       </w:r>
     </w:p>
     <w:p>
@@ -16298,7 +17038,7 @@
           <w:sz w:val="21"/>
           <w:szCs w:val="21"/>
         </w:rPr>
-        <w:t>json1</w:t>
+        <w:t>reflect</w:t>
       </w:r>
       <w:r>
         <w:rPr>
@@ -16334,43 +17074,7 @@
           <w:sz w:val="21"/>
           <w:szCs w:val="21"/>
         </w:rPr>
-        <w:t>"</w:t>
-      </w:r>
-      <w:r>
-        <w:rPr>
-          <w:rFonts w:ascii="Montserrat Medium" w:eastAsia="Times New Roman" w:hAnsi="Montserrat Medium" w:cs="Times New Roman"/>
-          <w:color w:val="D7BA7D"/>
-          <w:sz w:val="21"/>
-          <w:szCs w:val="21"/>
-        </w:rPr>
-        <w:t>\"</w:t>
-      </w:r>
-      <w:r>
-        <w:rPr>
-          <w:rFonts w:ascii="Montserrat Medium" w:eastAsia="Times New Roman" w:hAnsi="Montserrat Medium" w:cs="Times New Roman"/>
-          <w:color w:val="CE9178"/>
-          <w:sz w:val="21"/>
-          <w:szCs w:val="21"/>
-        </w:rPr>
-        <w:t>EncryptedMessage</w:t>
-      </w:r>
-      <w:r>
-        <w:rPr>
-          <w:rFonts w:ascii="Montserrat Medium" w:eastAsia="Times New Roman" w:hAnsi="Montserrat Medium" w:cs="Times New Roman"/>
-          <w:color w:val="D7BA7D"/>
-          <w:sz w:val="21"/>
-          <w:szCs w:val="21"/>
-        </w:rPr>
-        <w:t>\"</w:t>
-      </w:r>
-      <w:r>
-        <w:rPr>
-          <w:rFonts w:ascii="Montserrat Medium" w:eastAsia="Times New Roman" w:hAnsi="Montserrat Medium" w:cs="Times New Roman"/>
-          <w:color w:val="CE9178"/>
-          <w:sz w:val="21"/>
-          <w:szCs w:val="21"/>
-        </w:rPr>
-        <w:t>"</w:t>
+        <w:t>"System[.]Reflection"</w:t>
       </w:r>
     </w:p>
     <w:p>
@@ -16384,14 +17088,26 @@
           <w:szCs w:val="21"/>
         </w:rPr>
       </w:pPr>
-      <w:r>
+    </w:p>
+    <w:p>
+      <w:pPr>
+        <w:shd w:val="clear" w:color="auto" w:fill="1F1F1F"/>
+        <w:spacing w:line="285" w:lineRule="atLeast"/>
         <w:rPr>
           <w:rFonts w:ascii="Montserrat Medium" w:eastAsia="Times New Roman" w:hAnsi="Montserrat Medium" w:cs="Times New Roman"/>
           <w:color w:val="CCCCCC"/>
           <w:sz w:val="21"/>
           <w:szCs w:val="21"/>
         </w:rPr>
-        <w:t xml:space="preserve">        </w:t>
+      </w:pPr>
+      <w:r>
+        <w:rPr>
+          <w:rFonts w:ascii="Montserrat Medium" w:eastAsia="Times New Roman" w:hAnsi="Montserrat Medium" w:cs="Times New Roman"/>
+          <w:color w:val="CCCCCC"/>
+          <w:sz w:val="21"/>
+          <w:szCs w:val="21"/>
+        </w:rPr>
+        <w:t xml:space="preserve">    </w:t>
       </w:r>
       <w:r>
         <w:rPr>
@@ -16400,16 +17116,7 @@
           <w:sz w:val="21"/>
           <w:szCs w:val="21"/>
         </w:rPr>
-        <w:t>$</w:t>
-      </w:r>
-      <w:r>
-        <w:rPr>
-          <w:rFonts w:ascii="Montserrat Medium" w:eastAsia="Times New Roman" w:hAnsi="Montserrat Medium" w:cs="Times New Roman"/>
-          <w:color w:val="9CDCFE"/>
-          <w:sz w:val="21"/>
-          <w:szCs w:val="21"/>
-        </w:rPr>
-        <w:t>json2</w:t>
+        <w:t>condition</w:t>
       </w:r>
       <w:r>
         <w:rPr>
@@ -16418,7 +17125,64 @@
           <w:sz w:val="21"/>
           <w:szCs w:val="21"/>
         </w:rPr>
-        <w:t xml:space="preserve"> </w:t>
+        <w:t>:</w:t>
+      </w:r>
+    </w:p>
+    <w:p>
+      <w:pPr>
+        <w:shd w:val="clear" w:color="auto" w:fill="1F1F1F"/>
+        <w:spacing w:line="285" w:lineRule="atLeast"/>
+        <w:rPr>
+          <w:rFonts w:ascii="Montserrat Medium" w:eastAsia="Times New Roman" w:hAnsi="Montserrat Medium" w:cs="Times New Roman"/>
+          <w:color w:val="CCCCCC"/>
+          <w:sz w:val="21"/>
+          <w:szCs w:val="21"/>
+        </w:rPr>
+      </w:pPr>
+      <w:r>
+        <w:rPr>
+          <w:rFonts w:ascii="Montserrat Medium" w:eastAsia="Times New Roman" w:hAnsi="Montserrat Medium" w:cs="Times New Roman"/>
+          <w:color w:val="CCCCCC"/>
+          <w:sz w:val="21"/>
+          <w:szCs w:val="21"/>
+        </w:rPr>
+        <w:t xml:space="preserve">        </w:t>
+      </w:r>
+      <w:r>
+        <w:rPr>
+          <w:rFonts w:ascii="Montserrat Medium" w:eastAsia="Times New Roman" w:hAnsi="Montserrat Medium" w:cs="Times New Roman"/>
+          <w:color w:val="DCDCAA"/>
+          <w:sz w:val="21"/>
+          <w:szCs w:val="21"/>
+        </w:rPr>
+        <w:t>uint16</w:t>
+      </w:r>
+      <w:r>
+        <w:rPr>
+          <w:rFonts w:ascii="Montserrat Medium" w:eastAsia="Times New Roman" w:hAnsi="Montserrat Medium" w:cs="Times New Roman"/>
+          <w:color w:val="CCCCCC"/>
+          <w:sz w:val="21"/>
+          <w:szCs w:val="21"/>
+        </w:rPr>
+        <w:t>(</w:t>
+      </w:r>
+      <w:r>
+        <w:rPr>
+          <w:rFonts w:ascii="Montserrat Medium" w:eastAsia="Times New Roman" w:hAnsi="Montserrat Medium" w:cs="Times New Roman"/>
+          <w:color w:val="B5CEA8"/>
+          <w:sz w:val="21"/>
+          <w:szCs w:val="21"/>
+        </w:rPr>
+        <w:t>0</w:t>
+      </w:r>
+      <w:r>
+        <w:rPr>
+          <w:rFonts w:ascii="Montserrat Medium" w:eastAsia="Times New Roman" w:hAnsi="Montserrat Medium" w:cs="Times New Roman"/>
+          <w:color w:val="CCCCCC"/>
+          <w:sz w:val="21"/>
+          <w:szCs w:val="21"/>
+        </w:rPr>
+        <w:t xml:space="preserve">) </w:t>
       </w:r>
       <w:r>
         <w:rPr>
@@ -16427,7 +17191,7 @@
           <w:sz w:val="21"/>
           <w:szCs w:val="21"/>
         </w:rPr>
-        <w:t>=</w:t>
+        <w:t>==</w:t>
       </w:r>
       <w:r>
         <w:rPr>
@@ -16441,60 +17205,30 @@
       <w:r>
         <w:rPr>
           <w:rFonts w:ascii="Montserrat Medium" w:eastAsia="Times New Roman" w:hAnsi="Montserrat Medium" w:cs="Times New Roman"/>
-          <w:color w:val="CE9178"/>
+          <w:color w:val="B5CEA8"/>
           <w:sz w:val="21"/>
           <w:szCs w:val="21"/>
         </w:rPr>
-        <w:t>"</w:t>
-      </w:r>
-      <w:r>
-        <w:rPr>
-          <w:rFonts w:ascii="Montserrat Medium" w:eastAsia="Times New Roman" w:hAnsi="Montserrat Medium" w:cs="Times New Roman"/>
-          <w:color w:val="D7BA7D"/>
-          <w:sz w:val="21"/>
-          <w:szCs w:val="21"/>
-        </w:rPr>
-        <w:t>\"</w:t>
-      </w:r>
-      <w:r>
-        <w:rPr>
-          <w:rFonts w:ascii="Montserrat Medium" w:eastAsia="Times New Roman" w:hAnsi="Montserrat Medium" w:cs="Times New Roman"/>
-          <w:color w:val="CE9178"/>
-          <w:sz w:val="21"/>
-          <w:szCs w:val="21"/>
-        </w:rPr>
-        <w:t>IV</w:t>
-      </w:r>
-      <w:r>
-        <w:rPr>
-          <w:rFonts w:ascii="Montserrat Medium" w:eastAsia="Times New Roman" w:hAnsi="Montserrat Medium" w:cs="Times New Roman"/>
-          <w:color w:val="D7BA7D"/>
-          <w:sz w:val="21"/>
-          <w:szCs w:val="21"/>
-        </w:rPr>
-        <w:t>\"</w:t>
-      </w:r>
-      <w:r>
-        <w:rPr>
-          <w:rFonts w:ascii="Montserrat Medium" w:eastAsia="Times New Roman" w:hAnsi="Montserrat Medium" w:cs="Times New Roman"/>
-          <w:color w:val="CE9178"/>
-          <w:sz w:val="21"/>
-          <w:szCs w:val="21"/>
-        </w:rPr>
-        <w:t>"</w:t>
-      </w:r>
-    </w:p>
-    <w:p>
-      <w:pPr>
-        <w:shd w:val="clear" w:color="auto" w:fill="1F1F1F"/>
-        <w:spacing w:line="285" w:lineRule="atLeast"/>
+        <w:t>0x5A4D</w:t>
+      </w:r>
+      <w:r>
         <w:rPr>
           <w:rFonts w:ascii="Montserrat Medium" w:eastAsia="Times New Roman" w:hAnsi="Montserrat Medium" w:cs="Times New Roman"/>
           <w:color w:val="CCCCCC"/>
           <w:sz w:val="21"/>
           <w:szCs w:val="21"/>
         </w:rPr>
-      </w:pPr>
+        <w:t xml:space="preserve"> </w:t>
+      </w:r>
+      <w:r>
+        <w:rPr>
+          <w:rFonts w:ascii="Montserrat Medium" w:eastAsia="Times New Roman" w:hAnsi="Montserrat Medium" w:cs="Times New Roman"/>
+          <w:color w:val="D4D4D4"/>
+          <w:sz w:val="21"/>
+          <w:szCs w:val="21"/>
+        </w:rPr>
+        <w:t>and</w:t>
+      </w:r>
       <w:r>
         <w:rPr>
           <w:rFonts w:ascii="Montserrat Medium" w:eastAsia="Times New Roman" w:hAnsi="Montserrat Medium" w:cs="Times New Roman"/>
@@ -16502,7 +17236,55 @@
           <w:sz w:val="21"/>
           <w:szCs w:val="21"/>
         </w:rPr>
+        <w:t xml:space="preserve">   </w:t>
+      </w:r>
+      <w:r>
+        <w:rPr>
+          <w:rFonts w:ascii="Montserrat Medium" w:eastAsia="Times New Roman" w:hAnsi="Montserrat Medium" w:cs="Times New Roman"/>
+          <w:color w:val="6A9955"/>
+          <w:sz w:val="21"/>
+          <w:szCs w:val="21"/>
+        </w:rPr>
+        <w:t>// PE</w:t>
+      </w:r>
+    </w:p>
+    <w:p>
+      <w:pPr>
+        <w:shd w:val="clear" w:color="auto" w:fill="1F1F1F"/>
+        <w:spacing w:line="285" w:lineRule="atLeast"/>
+        <w:rPr>
+          <w:rFonts w:ascii="Montserrat Medium" w:eastAsia="Times New Roman" w:hAnsi="Montserrat Medium" w:cs="Times New Roman"/>
+          <w:color w:val="CCCCCC"/>
+          <w:sz w:val="21"/>
+          <w:szCs w:val="21"/>
+        </w:rPr>
+      </w:pPr>
+      <w:r>
+        <w:rPr>
+          <w:rFonts w:ascii="Montserrat Medium" w:eastAsia="Times New Roman" w:hAnsi="Montserrat Medium" w:cs="Times New Roman"/>
+          <w:color w:val="CCCCCC"/>
+          <w:sz w:val="21"/>
+          <w:szCs w:val="21"/>
+        </w:rPr>
         <w:t xml:space="preserve">        </w:t>
+      </w:r>
+      <w:r>
+        <w:rPr>
+          <w:rFonts w:ascii="Montserrat Medium" w:eastAsia="Times New Roman" w:hAnsi="Montserrat Medium" w:cs="Times New Roman"/>
+          <w:color w:val="B5CEA8"/>
+          <w:sz w:val="21"/>
+          <w:szCs w:val="21"/>
+        </w:rPr>
+        <w:t>all</w:t>
+      </w:r>
+      <w:r>
+        <w:rPr>
+          <w:rFonts w:ascii="Montserrat Medium" w:eastAsia="Times New Roman" w:hAnsi="Montserrat Medium" w:cs="Times New Roman"/>
+          <w:color w:val="CCCCCC"/>
+          <w:sz w:val="21"/>
+          <w:szCs w:val="21"/>
+        </w:rPr>
+        <w:t xml:space="preserve"> </w:t>
       </w:r>
       <w:r>
         <w:rPr>
@@ -16511,542 +17293,8 @@
           <w:sz w:val="21"/>
           <w:szCs w:val="21"/>
         </w:rPr>
-        <w:t>$</w:t>
-      </w:r>
-      <w:r>
-        <w:rPr>
-          <w:rFonts w:ascii="Montserrat Medium" w:eastAsia="Times New Roman" w:hAnsi="Montserrat Medium" w:cs="Times New Roman"/>
-          <w:color w:val="9CDCFE"/>
-          <w:sz w:val="21"/>
-          <w:szCs w:val="21"/>
-        </w:rPr>
-        <w:t>json3</w:t>
-      </w:r>
-      <w:r>
-        <w:rPr>
-          <w:rFonts w:ascii="Montserrat Medium" w:eastAsia="Times New Roman" w:hAnsi="Montserrat Medium" w:cs="Times New Roman"/>
-          <w:color w:val="CCCCCC"/>
-          <w:sz w:val="21"/>
-          <w:szCs w:val="21"/>
-        </w:rPr>
-        <w:t xml:space="preserve"> </w:t>
-      </w:r>
-      <w:r>
-        <w:rPr>
-          <w:rFonts w:ascii="Montserrat Medium" w:eastAsia="Times New Roman" w:hAnsi="Montserrat Medium" w:cs="Times New Roman"/>
-          <w:color w:val="D4D4D4"/>
-          <w:sz w:val="21"/>
-          <w:szCs w:val="21"/>
-        </w:rPr>
-        <w:t>=</w:t>
-      </w:r>
-      <w:r>
-        <w:rPr>
-          <w:rFonts w:ascii="Montserrat Medium" w:eastAsia="Times New Roman" w:hAnsi="Montserrat Medium" w:cs="Times New Roman"/>
-          <w:color w:val="CCCCCC"/>
-          <w:sz w:val="21"/>
-          <w:szCs w:val="21"/>
-        </w:rPr>
-        <w:t xml:space="preserve"> </w:t>
-      </w:r>
-      <w:r>
-        <w:rPr>
-          <w:rFonts w:ascii="Montserrat Medium" w:eastAsia="Times New Roman" w:hAnsi="Montserrat Medium" w:cs="Times New Roman"/>
-          <w:color w:val="CE9178"/>
-          <w:sz w:val="21"/>
-          <w:szCs w:val="21"/>
-        </w:rPr>
-        <w:t>"</w:t>
-      </w:r>
-      <w:r>
-        <w:rPr>
-          <w:rFonts w:ascii="Montserrat Medium" w:eastAsia="Times New Roman" w:hAnsi="Montserrat Medium" w:cs="Times New Roman"/>
-          <w:color w:val="D7BA7D"/>
-          <w:sz w:val="21"/>
-          <w:szCs w:val="21"/>
-        </w:rPr>
-        <w:t>\"</w:t>
-      </w:r>
-      <w:proofErr w:type="gramStart"/>
-      <w:r>
-        <w:rPr>
-          <w:rFonts w:ascii="Montserrat Medium" w:eastAsia="Times New Roman" w:hAnsi="Montserrat Medium" w:cs="Times New Roman"/>
-          <w:color w:val="CE9178"/>
-          <w:sz w:val="21"/>
-          <w:szCs w:val="21"/>
-        </w:rPr>
-        <w:t>HMAC</w:t>
-      </w:r>
-      <w:r>
-        <w:rPr>
-          <w:rFonts w:ascii="Montserrat Medium" w:eastAsia="Times New Roman" w:hAnsi="Montserrat Medium" w:cs="Times New Roman"/>
-          <w:color w:val="D7BA7D"/>
-          <w:sz w:val="21"/>
-          <w:szCs w:val="21"/>
-        </w:rPr>
-        <w:t>\"</w:t>
-      </w:r>
-      <w:proofErr w:type="gramEnd"/>
-      <w:r>
-        <w:rPr>
-          <w:rFonts w:ascii="Montserrat Medium" w:eastAsia="Times New Roman" w:hAnsi="Montserrat Medium" w:cs="Times New Roman"/>
-          <w:color w:val="CE9178"/>
-          <w:sz w:val="21"/>
-          <w:szCs w:val="21"/>
-        </w:rPr>
-        <w:t>"</w:t>
-      </w:r>
-    </w:p>
-    <w:p>
-      <w:pPr>
-        <w:shd w:val="clear" w:color="auto" w:fill="1F1F1F"/>
-        <w:spacing w:line="285" w:lineRule="atLeast"/>
-        <w:rPr>
-          <w:rFonts w:ascii="Montserrat Medium" w:eastAsia="Times New Roman" w:hAnsi="Montserrat Medium" w:cs="Times New Roman"/>
-          <w:color w:val="CCCCCC"/>
-          <w:sz w:val="21"/>
-          <w:szCs w:val="21"/>
-        </w:rPr>
-      </w:pPr>
-      <w:r>
-        <w:rPr>
-          <w:rFonts w:ascii="Montserrat Medium" w:eastAsia="Times New Roman" w:hAnsi="Montserrat Medium" w:cs="Times New Roman"/>
-          <w:color w:val="CCCCCC"/>
-          <w:sz w:val="21"/>
-          <w:szCs w:val="21"/>
-        </w:rPr>
-        <w:t xml:space="preserve">        </w:t>
-      </w:r>
-      <w:r>
-        <w:rPr>
-          <w:rFonts w:ascii="Montserrat Medium" w:eastAsia="Times New Roman" w:hAnsi="Montserrat Medium" w:cs="Times New Roman"/>
-          <w:color w:val="569CD6"/>
-          <w:sz w:val="21"/>
-          <w:szCs w:val="21"/>
-        </w:rPr>
-        <w:t>$</w:t>
-      </w:r>
-      <w:r>
-        <w:rPr>
-          <w:rFonts w:ascii="Montserrat Medium" w:eastAsia="Times New Roman" w:hAnsi="Montserrat Medium" w:cs="Times New Roman"/>
-          <w:color w:val="9CDCFE"/>
-          <w:sz w:val="21"/>
-          <w:szCs w:val="21"/>
-        </w:rPr>
-        <w:t>json4</w:t>
-      </w:r>
-      <w:r>
-        <w:rPr>
-          <w:rFonts w:ascii="Montserrat Medium" w:eastAsia="Times New Roman" w:hAnsi="Montserrat Medium" w:cs="Times New Roman"/>
-          <w:color w:val="CCCCCC"/>
-          <w:sz w:val="21"/>
-          <w:szCs w:val="21"/>
-        </w:rPr>
-        <w:t xml:space="preserve"> </w:t>
-      </w:r>
-      <w:r>
-        <w:rPr>
-          <w:rFonts w:ascii="Montserrat Medium" w:eastAsia="Times New Roman" w:hAnsi="Montserrat Medium" w:cs="Times New Roman"/>
-          <w:color w:val="D4D4D4"/>
-          <w:sz w:val="21"/>
-          <w:szCs w:val="21"/>
-        </w:rPr>
-        <w:t>=</w:t>
-      </w:r>
-      <w:r>
-        <w:rPr>
-          <w:rFonts w:ascii="Montserrat Medium" w:eastAsia="Times New Roman" w:hAnsi="Montserrat Medium" w:cs="Times New Roman"/>
-          <w:color w:val="CCCCCC"/>
-          <w:sz w:val="21"/>
-          <w:szCs w:val="21"/>
-        </w:rPr>
-        <w:t xml:space="preserve"> </w:t>
-      </w:r>
-      <w:r>
-        <w:rPr>
-          <w:rFonts w:ascii="Montserrat Medium" w:eastAsia="Times New Roman" w:hAnsi="Montserrat Medium" w:cs="Times New Roman"/>
-          <w:color w:val="CE9178"/>
-          <w:sz w:val="21"/>
-          <w:szCs w:val="21"/>
-        </w:rPr>
-        <w:t>"</w:t>
-      </w:r>
-      <w:r>
-        <w:rPr>
-          <w:rFonts w:ascii="Montserrat Medium" w:eastAsia="Times New Roman" w:hAnsi="Montserrat Medium" w:cs="Times New Roman"/>
-          <w:color w:val="D7BA7D"/>
-          <w:sz w:val="21"/>
-          <w:szCs w:val="21"/>
-        </w:rPr>
-        <w:t>\"</w:t>
-      </w:r>
-      <w:proofErr w:type="gramStart"/>
-      <w:r>
-        <w:rPr>
-          <w:rFonts w:ascii="Montserrat Medium" w:eastAsia="Times New Roman" w:hAnsi="Montserrat Medium" w:cs="Times New Roman"/>
-          <w:color w:val="CE9178"/>
-          <w:sz w:val="21"/>
-          <w:szCs w:val="21"/>
-        </w:rPr>
-        <w:t>GUID</w:t>
-      </w:r>
-      <w:r>
-        <w:rPr>
-          <w:rFonts w:ascii="Montserrat Medium" w:eastAsia="Times New Roman" w:hAnsi="Montserrat Medium" w:cs="Times New Roman"/>
-          <w:color w:val="D7BA7D"/>
-          <w:sz w:val="21"/>
-          <w:szCs w:val="21"/>
-        </w:rPr>
-        <w:t>\"</w:t>
-      </w:r>
-      <w:proofErr w:type="gramEnd"/>
-      <w:r>
-        <w:rPr>
-          <w:rFonts w:ascii="Montserrat Medium" w:eastAsia="Times New Roman" w:hAnsi="Montserrat Medium" w:cs="Times New Roman"/>
-          <w:color w:val="CE9178"/>
-          <w:sz w:val="21"/>
-          <w:szCs w:val="21"/>
-        </w:rPr>
-        <w:t>"</w:t>
-      </w:r>
-    </w:p>
-    <w:p>
-      <w:pPr>
-        <w:shd w:val="clear" w:color="auto" w:fill="1F1F1F"/>
-        <w:spacing w:line="285" w:lineRule="atLeast"/>
-        <w:rPr>
-          <w:rFonts w:ascii="Montserrat Medium" w:eastAsia="Times New Roman" w:hAnsi="Montserrat Medium" w:cs="Times New Roman"/>
-          <w:color w:val="CCCCCC"/>
-          <w:sz w:val="21"/>
-          <w:szCs w:val="21"/>
-        </w:rPr>
-      </w:pPr>
-    </w:p>
-    <w:p>
-      <w:pPr>
-        <w:shd w:val="clear" w:color="auto" w:fill="1F1F1F"/>
-        <w:spacing w:line="285" w:lineRule="atLeast"/>
-        <w:rPr>
-          <w:rFonts w:ascii="Montserrat Medium" w:eastAsia="Times New Roman" w:hAnsi="Montserrat Medium" w:cs="Times New Roman"/>
-          <w:color w:val="CCCCCC"/>
-          <w:sz w:val="21"/>
-          <w:szCs w:val="21"/>
-        </w:rPr>
-      </w:pPr>
-      <w:r>
-        <w:rPr>
-          <w:rFonts w:ascii="Montserrat Medium" w:eastAsia="Times New Roman" w:hAnsi="Montserrat Medium" w:cs="Times New Roman"/>
-          <w:color w:val="CCCCCC"/>
-          <w:sz w:val="21"/>
-          <w:szCs w:val="21"/>
-        </w:rPr>
-        <w:t xml:space="preserve">        </w:t>
-      </w:r>
-      <w:r>
-        <w:rPr>
-          <w:rFonts w:ascii="Montserrat Medium" w:eastAsia="Times New Roman" w:hAnsi="Montserrat Medium" w:cs="Times New Roman"/>
-          <w:color w:val="6A9955"/>
-          <w:sz w:val="21"/>
-          <w:szCs w:val="21"/>
-        </w:rPr>
-        <w:t>/ Reflection loading /</w:t>
-      </w:r>
-    </w:p>
-    <w:p>
-      <w:pPr>
-        <w:shd w:val="clear" w:color="auto" w:fill="1F1F1F"/>
-        <w:spacing w:line="285" w:lineRule="atLeast"/>
-        <w:rPr>
-          <w:rFonts w:ascii="Montserrat Medium" w:eastAsia="Times New Roman" w:hAnsi="Montserrat Medium" w:cs="Times New Roman"/>
-          <w:color w:val="CCCCCC"/>
-          <w:sz w:val="21"/>
-          <w:szCs w:val="21"/>
-        </w:rPr>
-      </w:pPr>
-      <w:r>
-        <w:rPr>
-          <w:rFonts w:ascii="Montserrat Medium" w:eastAsia="Times New Roman" w:hAnsi="Montserrat Medium" w:cs="Times New Roman"/>
-          <w:color w:val="CCCCCC"/>
-          <w:sz w:val="21"/>
-          <w:szCs w:val="21"/>
-        </w:rPr>
-        <w:t xml:space="preserve">        </w:t>
-      </w:r>
-      <w:r>
-        <w:rPr>
-          <w:rFonts w:ascii="Montserrat Medium" w:eastAsia="Times New Roman" w:hAnsi="Montserrat Medium" w:cs="Times New Roman"/>
-          <w:color w:val="569CD6"/>
-          <w:sz w:val="21"/>
-          <w:szCs w:val="21"/>
-        </w:rPr>
-        <w:t>$</w:t>
-      </w:r>
-      <w:r>
-        <w:rPr>
-          <w:rFonts w:ascii="Montserrat Medium" w:eastAsia="Times New Roman" w:hAnsi="Montserrat Medium" w:cs="Times New Roman"/>
-          <w:color w:val="9CDCFE"/>
-          <w:sz w:val="21"/>
-          <w:szCs w:val="21"/>
-        </w:rPr>
-        <w:t>reflect</w:t>
-      </w:r>
-      <w:r>
-        <w:rPr>
-          <w:rFonts w:ascii="Montserrat Medium" w:eastAsia="Times New Roman" w:hAnsi="Montserrat Medium" w:cs="Times New Roman"/>
-          <w:color w:val="CCCCCC"/>
-          <w:sz w:val="21"/>
-          <w:szCs w:val="21"/>
-        </w:rPr>
-        <w:t xml:space="preserve"> </w:t>
-      </w:r>
-      <w:r>
-        <w:rPr>
-          <w:rFonts w:ascii="Montserrat Medium" w:eastAsia="Times New Roman" w:hAnsi="Montserrat Medium" w:cs="Times New Roman"/>
-          <w:color w:val="D4D4D4"/>
-          <w:sz w:val="21"/>
-          <w:szCs w:val="21"/>
-        </w:rPr>
-        <w:t>=</w:t>
-      </w:r>
-      <w:r>
-        <w:rPr>
-          <w:rFonts w:ascii="Montserrat Medium" w:eastAsia="Times New Roman" w:hAnsi="Montserrat Medium" w:cs="Times New Roman"/>
-          <w:color w:val="CCCCCC"/>
-          <w:sz w:val="21"/>
-          <w:szCs w:val="21"/>
-        </w:rPr>
-        <w:t xml:space="preserve"> </w:t>
-      </w:r>
-      <w:r>
-        <w:rPr>
-          <w:rFonts w:ascii="Montserrat Medium" w:eastAsia="Times New Roman" w:hAnsi="Montserrat Medium" w:cs="Times New Roman"/>
-          <w:color w:val="CE9178"/>
-          <w:sz w:val="21"/>
-          <w:szCs w:val="21"/>
-        </w:rPr>
-        <w:t>"System[.]Reflection"</w:t>
-      </w:r>
-    </w:p>
-    <w:p>
-      <w:pPr>
-        <w:shd w:val="clear" w:color="auto" w:fill="1F1F1F"/>
-        <w:spacing w:line="285" w:lineRule="atLeast"/>
-        <w:rPr>
-          <w:rFonts w:ascii="Montserrat Medium" w:eastAsia="Times New Roman" w:hAnsi="Montserrat Medium" w:cs="Times New Roman"/>
-          <w:color w:val="CCCCCC"/>
-          <w:sz w:val="21"/>
-          <w:szCs w:val="21"/>
-        </w:rPr>
-      </w:pPr>
-    </w:p>
-    <w:p>
-      <w:pPr>
-        <w:shd w:val="clear" w:color="auto" w:fill="1F1F1F"/>
-        <w:spacing w:line="285" w:lineRule="atLeast"/>
-        <w:rPr>
-          <w:rFonts w:ascii="Montserrat Medium" w:eastAsia="Times New Roman" w:hAnsi="Montserrat Medium" w:cs="Times New Roman"/>
-          <w:color w:val="CCCCCC"/>
-          <w:sz w:val="21"/>
-          <w:szCs w:val="21"/>
-        </w:rPr>
-      </w:pPr>
-      <w:r>
-        <w:rPr>
-          <w:rFonts w:ascii="Montserrat Medium" w:eastAsia="Times New Roman" w:hAnsi="Montserrat Medium" w:cs="Times New Roman"/>
-          <w:color w:val="CCCCCC"/>
-          <w:sz w:val="21"/>
-          <w:szCs w:val="21"/>
-        </w:rPr>
-        <w:t xml:space="preserve">    </w:t>
-      </w:r>
-      <w:r>
-        <w:rPr>
-          <w:rFonts w:ascii="Montserrat Medium" w:eastAsia="Times New Roman" w:hAnsi="Montserrat Medium" w:cs="Times New Roman"/>
-          <w:color w:val="569CD6"/>
-          <w:sz w:val="21"/>
-          <w:szCs w:val="21"/>
-        </w:rPr>
-        <w:t>condition</w:t>
-      </w:r>
-      <w:r>
-        <w:rPr>
-          <w:rFonts w:ascii="Montserrat Medium" w:eastAsia="Times New Roman" w:hAnsi="Montserrat Medium" w:cs="Times New Roman"/>
-          <w:color w:val="CCCCCC"/>
-          <w:sz w:val="21"/>
-          <w:szCs w:val="21"/>
-        </w:rPr>
-        <w:t>:</w:t>
-      </w:r>
-    </w:p>
-    <w:p>
-      <w:pPr>
-        <w:shd w:val="clear" w:color="auto" w:fill="1F1F1F"/>
-        <w:spacing w:line="285" w:lineRule="atLeast"/>
-        <w:rPr>
-          <w:rFonts w:ascii="Montserrat Medium" w:eastAsia="Times New Roman" w:hAnsi="Montserrat Medium" w:cs="Times New Roman"/>
-          <w:color w:val="CCCCCC"/>
-          <w:sz w:val="21"/>
-          <w:szCs w:val="21"/>
-        </w:rPr>
-      </w:pPr>
-      <w:r>
-        <w:rPr>
-          <w:rFonts w:ascii="Montserrat Medium" w:eastAsia="Times New Roman" w:hAnsi="Montserrat Medium" w:cs="Times New Roman"/>
-          <w:color w:val="CCCCCC"/>
-          <w:sz w:val="21"/>
-          <w:szCs w:val="21"/>
-        </w:rPr>
-        <w:t xml:space="preserve">        </w:t>
-      </w:r>
-      <w:r>
-        <w:rPr>
-          <w:rFonts w:ascii="Montserrat Medium" w:eastAsia="Times New Roman" w:hAnsi="Montserrat Medium" w:cs="Times New Roman"/>
-          <w:color w:val="DCDCAA"/>
-          <w:sz w:val="21"/>
-          <w:szCs w:val="21"/>
-        </w:rPr>
-        <w:t>uint16</w:t>
-      </w:r>
-      <w:r>
-        <w:rPr>
-          <w:rFonts w:ascii="Montserrat Medium" w:eastAsia="Times New Roman" w:hAnsi="Montserrat Medium" w:cs="Times New Roman"/>
-          <w:color w:val="CCCCCC"/>
-          <w:sz w:val="21"/>
-          <w:szCs w:val="21"/>
-        </w:rPr>
-        <w:t>(</w:t>
-      </w:r>
-      <w:r>
-        <w:rPr>
-          <w:rFonts w:ascii="Montserrat Medium" w:eastAsia="Times New Roman" w:hAnsi="Montserrat Medium" w:cs="Times New Roman"/>
-          <w:color w:val="B5CEA8"/>
-          <w:sz w:val="21"/>
-          <w:szCs w:val="21"/>
-        </w:rPr>
-        <w:t>0</w:t>
-      </w:r>
-      <w:r>
-        <w:rPr>
-          <w:rFonts w:ascii="Montserrat Medium" w:eastAsia="Times New Roman" w:hAnsi="Montserrat Medium" w:cs="Times New Roman"/>
-          <w:color w:val="CCCCCC"/>
-          <w:sz w:val="21"/>
-          <w:szCs w:val="21"/>
-        </w:rPr>
-        <w:t xml:space="preserve">) </w:t>
-      </w:r>
-      <w:r>
-        <w:rPr>
-          <w:rFonts w:ascii="Montserrat Medium" w:eastAsia="Times New Roman" w:hAnsi="Montserrat Medium" w:cs="Times New Roman"/>
-          <w:color w:val="D4D4D4"/>
-          <w:sz w:val="21"/>
-          <w:szCs w:val="21"/>
-        </w:rPr>
-        <w:t>==</w:t>
-      </w:r>
-      <w:r>
-        <w:rPr>
-          <w:rFonts w:ascii="Montserrat Medium" w:eastAsia="Times New Roman" w:hAnsi="Montserrat Medium" w:cs="Times New Roman"/>
-          <w:color w:val="CCCCCC"/>
-          <w:sz w:val="21"/>
-          <w:szCs w:val="21"/>
-        </w:rPr>
-        <w:t xml:space="preserve"> </w:t>
-      </w:r>
-      <w:r>
-        <w:rPr>
-          <w:rFonts w:ascii="Montserrat Medium" w:eastAsia="Times New Roman" w:hAnsi="Montserrat Medium" w:cs="Times New Roman"/>
-          <w:color w:val="B5CEA8"/>
-          <w:sz w:val="21"/>
-          <w:szCs w:val="21"/>
-        </w:rPr>
-        <w:t>0x5A4D</w:t>
-      </w:r>
-      <w:r>
-        <w:rPr>
-          <w:rFonts w:ascii="Montserrat Medium" w:eastAsia="Times New Roman" w:hAnsi="Montserrat Medium" w:cs="Times New Roman"/>
-          <w:color w:val="CCCCCC"/>
-          <w:sz w:val="21"/>
-          <w:szCs w:val="21"/>
-        </w:rPr>
-        <w:t xml:space="preserve"> </w:t>
-      </w:r>
-      <w:r>
-        <w:rPr>
-          <w:rFonts w:ascii="Montserrat Medium" w:eastAsia="Times New Roman" w:hAnsi="Montserrat Medium" w:cs="Times New Roman"/>
-          <w:color w:val="D4D4D4"/>
-          <w:sz w:val="21"/>
-          <w:szCs w:val="21"/>
-        </w:rPr>
-        <w:t>and</w:t>
-      </w:r>
-      <w:r>
-        <w:rPr>
-          <w:rFonts w:ascii="Montserrat Medium" w:eastAsia="Times New Roman" w:hAnsi="Montserrat Medium" w:cs="Times New Roman"/>
-          <w:color w:val="CCCCCC"/>
-          <w:sz w:val="21"/>
-          <w:szCs w:val="21"/>
-        </w:rPr>
-        <w:t xml:space="preserve">   </w:t>
-      </w:r>
-      <w:r>
-        <w:rPr>
-          <w:rFonts w:ascii="Montserrat Medium" w:eastAsia="Times New Roman" w:hAnsi="Montserrat Medium" w:cs="Times New Roman"/>
-          <w:color w:val="6A9955"/>
-          <w:sz w:val="21"/>
-          <w:szCs w:val="21"/>
-        </w:rPr>
-        <w:t>// PE</w:t>
-      </w:r>
-    </w:p>
-    <w:p>
-      <w:pPr>
-        <w:shd w:val="clear" w:color="auto" w:fill="1F1F1F"/>
-        <w:spacing w:line="285" w:lineRule="atLeast"/>
-        <w:rPr>
-          <w:rFonts w:ascii="Montserrat Medium" w:eastAsia="Times New Roman" w:hAnsi="Montserrat Medium" w:cs="Times New Roman"/>
-          <w:color w:val="CCCCCC"/>
-          <w:sz w:val="21"/>
-          <w:szCs w:val="21"/>
-        </w:rPr>
-      </w:pPr>
-      <w:r>
-        <w:rPr>
-          <w:rFonts w:ascii="Montserrat Medium" w:eastAsia="Times New Roman" w:hAnsi="Montserrat Medium" w:cs="Times New Roman"/>
-          <w:color w:val="CCCCCC"/>
-          <w:sz w:val="21"/>
-          <w:szCs w:val="21"/>
-        </w:rPr>
-        <w:t xml:space="preserve">        </w:t>
-      </w:r>
-      <w:proofErr w:type="gramStart"/>
-      <w:r>
-        <w:rPr>
-          <w:rFonts w:ascii="Montserrat Medium" w:eastAsia="Times New Roman" w:hAnsi="Montserrat Medium" w:cs="Times New Roman"/>
-          <w:color w:val="B5CEA8"/>
-          <w:sz w:val="21"/>
-          <w:szCs w:val="21"/>
-        </w:rPr>
-        <w:t>all</w:t>
-      </w:r>
-      <w:r>
-        <w:rPr>
-          <w:rFonts w:ascii="Montserrat Medium" w:eastAsia="Times New Roman" w:hAnsi="Montserrat Medium" w:cs="Times New Roman"/>
-          <w:color w:val="CCCCCC"/>
-          <w:sz w:val="21"/>
-          <w:szCs w:val="21"/>
-        </w:rPr>
-        <w:t xml:space="preserve"> </w:t>
-      </w:r>
-      <w:r>
-        <w:rPr>
-          <w:rFonts w:ascii="Montserrat Medium" w:eastAsia="Times New Roman" w:hAnsi="Montserrat Medium" w:cs="Times New Roman"/>
-          <w:color w:val="569CD6"/>
-          <w:sz w:val="21"/>
-          <w:szCs w:val="21"/>
-        </w:rPr>
         <w:t>of</w:t>
       </w:r>
-      <w:proofErr w:type="gramEnd"/>
       <w:r>
         <w:rPr>
           <w:rFonts w:ascii="Montserrat Medium" w:eastAsia="Times New Roman" w:hAnsi="Montserrat Medium" w:cs="Times New Roman"/>
@@ -17490,16 +17738,8 @@
               <w:rPr>
                 <w:rFonts w:ascii="Montserrat Medium" w:hAnsi="Montserrat Medium"/>
               </w:rPr>
-              <w:t xml:space="preserve"> </w:t>
-            </w:r>
-            <w:proofErr w:type="spellStart"/>
-            <w:r>
-              <w:rPr>
-                <w:rFonts w:ascii="Montserrat Medium" w:hAnsi="Montserrat Medium"/>
-              </w:rPr>
-              <w:t>srv</w:t>
-            </w:r>
-            <w:proofErr w:type="spellEnd"/>
+              <w:t xml:space="preserve"> srv</w:t>
+            </w:r>
             <w:r>
               <w:rPr>
                 <w:rFonts w:ascii="Montserrat Medium" w:hAnsi="Montserrat Medium"/>
@@ -17518,14 +17758,12 @@
               </w:rPr>
               <w:t>]</w:t>
             </w:r>
-            <w:proofErr w:type="spellStart"/>
             <w:r>
               <w:rPr>
                 <w:rFonts w:ascii="Montserrat Medium" w:hAnsi="Montserrat Medium"/>
               </w:rPr>
               <w:t>masterchiefsgruntemporium</w:t>
             </w:r>
-            <w:proofErr w:type="spellEnd"/>
             <w:r>
               <w:rPr>
                 <w:rFonts w:ascii="Montserrat Medium" w:hAnsi="Montserrat Medium"/>
@@ -18415,6 +18653,92 @@
     </w:lvl>
   </w:abstractNum>
   <w:abstractNum w:abstractNumId="3" w15:restartNumberingAfterBreak="0">
+    <w:nsid w:val="0AF80824"/>
+    <w:multiLevelType w:val="hybridMultilevel"/>
+    <w:tmpl w:val="DA86D4F4"/>
+    <w:lvl w:ilvl="0" w:tplc="04090015">
+      <w:start w:val="1"/>
+      <w:numFmt w:val="upperLetter"/>
+      <w:lvlText w:val="%1."/>
+      <w:lvlJc w:val="left"/>
+      <w:pPr>
+        <w:ind w:left="720" w:hanging="360"/>
+      </w:pPr>
+    </w:lvl>
+    <w:lvl w:ilvl="1" w:tplc="04090019">
+      <w:start w:val="1"/>
+      <w:numFmt w:val="lowerLetter"/>
+      <w:lvlText w:val="%2."/>
+      <w:lvlJc w:val="left"/>
+      <w:pPr>
+        <w:ind w:left="1440" w:hanging="360"/>
+      </w:pPr>
+    </w:lvl>
+    <w:lvl w:ilvl="2" w:tplc="0409001B" w:tentative="1">
+      <w:start w:val="1"/>
+      <w:numFmt w:val="lowerRoman"/>
+      <w:lvlText w:val="%3."/>
+      <w:lvlJc w:val="right"/>
+      <w:pPr>
+        <w:ind w:left="2160" w:hanging="180"/>
+      </w:pPr>
+    </w:lvl>
+    <w:lvl w:ilvl="3" w:tplc="0409000F" w:tentative="1">
+      <w:start w:val="1"/>
+      <w:numFmt w:val="decimal"/>
+      <w:lvlText w:val="%4."/>
+      <w:lvlJc w:val="left"/>
+      <w:pPr>
+        <w:ind w:left="2880" w:hanging="360"/>
+      </w:pPr>
+    </w:lvl>
+    <w:lvl w:ilvl="4" w:tplc="04090019" w:tentative="1">
+      <w:start w:val="1"/>
+      <w:numFmt w:val="lowerLetter"/>
+      <w:lvlText w:val="%5."/>
+      <w:lvlJc w:val="left"/>
+      <w:pPr>
+        <w:ind w:left="3600" w:hanging="360"/>
+      </w:pPr>
+    </w:lvl>
+    <w:lvl w:ilvl="5" w:tplc="0409001B" w:tentative="1">
+      <w:start w:val="1"/>
+      <w:numFmt w:val="lowerRoman"/>
+      <w:lvlText w:val="%6."/>
+      <w:lvlJc w:val="right"/>
+      <w:pPr>
+        <w:ind w:left="4320" w:hanging="180"/>
+      </w:pPr>
+    </w:lvl>
+    <w:lvl w:ilvl="6" w:tplc="0409000F" w:tentative="1">
+      <w:start w:val="1"/>
+      <w:numFmt w:val="decimal"/>
+      <w:lvlText w:val="%7."/>
+      <w:lvlJc w:val="left"/>
+      <w:pPr>
+        <w:ind w:left="5040" w:hanging="360"/>
+      </w:pPr>
+    </w:lvl>
+    <w:lvl w:ilvl="7" w:tplc="04090019" w:tentative="1">
+      <w:start w:val="1"/>
+      <w:numFmt w:val="lowerLetter"/>
+      <w:lvlText w:val="%8."/>
+      <w:lvlJc w:val="left"/>
+      <w:pPr>
+        <w:ind w:left="5760" w:hanging="360"/>
+      </w:pPr>
+    </w:lvl>
+    <w:lvl w:ilvl="8" w:tplc="0409001B" w:tentative="1">
+      <w:start w:val="1"/>
+      <w:numFmt w:val="lowerRoman"/>
+      <w:lvlText w:val="%9."/>
+      <w:lvlJc w:val="right"/>
+      <w:pPr>
+        <w:ind w:left="6480" w:hanging="180"/>
+      </w:pPr>
+    </w:lvl>
+  </w:abstractNum>
+  <w:abstractNum w:abstractNumId="4" w15:restartNumberingAfterBreak="0">
     <w:nsid w:val="11726451"/>
     <w:multiLevelType w:val="hybridMultilevel"/>
     <w:tmpl w:val="9760DED6"/>
@@ -18527,7 +18851,93 @@
       </w:rPr>
     </w:lvl>
   </w:abstractNum>
-  <w:abstractNum w:abstractNumId="4" w15:restartNumberingAfterBreak="0">
+  <w:abstractNum w:abstractNumId="5" w15:restartNumberingAfterBreak="0">
+    <w:nsid w:val="125921BE"/>
+    <w:multiLevelType w:val="hybridMultilevel"/>
+    <w:tmpl w:val="50903DBC"/>
+    <w:lvl w:ilvl="0" w:tplc="04090015">
+      <w:start w:val="1"/>
+      <w:numFmt w:val="upperLetter"/>
+      <w:lvlText w:val="%1."/>
+      <w:lvlJc w:val="left"/>
+      <w:pPr>
+        <w:ind w:left="720" w:hanging="360"/>
+      </w:pPr>
+    </w:lvl>
+    <w:lvl w:ilvl="1" w:tplc="04090019">
+      <w:start w:val="1"/>
+      <w:numFmt w:val="lowerLetter"/>
+      <w:lvlText w:val="%2."/>
+      <w:lvlJc w:val="left"/>
+      <w:pPr>
+        <w:ind w:left="1440" w:hanging="360"/>
+      </w:pPr>
+    </w:lvl>
+    <w:lvl w:ilvl="2" w:tplc="0409001B" w:tentative="1">
+      <w:start w:val="1"/>
+      <w:numFmt w:val="lowerRoman"/>
+      <w:lvlText w:val="%3."/>
+      <w:lvlJc w:val="right"/>
+      <w:pPr>
+        <w:ind w:left="2160" w:hanging="180"/>
+      </w:pPr>
+    </w:lvl>
+    <w:lvl w:ilvl="3" w:tplc="0409000F" w:tentative="1">
+      <w:start w:val="1"/>
+      <w:numFmt w:val="decimal"/>
+      <w:lvlText w:val="%4."/>
+      <w:lvlJc w:val="left"/>
+      <w:pPr>
+        <w:ind w:left="2880" w:hanging="360"/>
+      </w:pPr>
+    </w:lvl>
+    <w:lvl w:ilvl="4" w:tplc="04090019" w:tentative="1">
+      <w:start w:val="1"/>
+      <w:numFmt w:val="lowerLetter"/>
+      <w:lvlText w:val="%5."/>
+      <w:lvlJc w:val="left"/>
+      <w:pPr>
+        <w:ind w:left="3600" w:hanging="360"/>
+      </w:pPr>
+    </w:lvl>
+    <w:lvl w:ilvl="5" w:tplc="0409001B" w:tentative="1">
+      <w:start w:val="1"/>
+      <w:numFmt w:val="lowerRoman"/>
+      <w:lvlText w:val="%6."/>
+      <w:lvlJc w:val="right"/>
+      <w:pPr>
+        <w:ind w:left="4320" w:hanging="180"/>
+      </w:pPr>
+    </w:lvl>
+    <w:lvl w:ilvl="6" w:tplc="0409000F" w:tentative="1">
+      <w:start w:val="1"/>
+      <w:numFmt w:val="decimal"/>
+      <w:lvlText w:val="%7."/>
+      <w:lvlJc w:val="left"/>
+      <w:pPr>
+        <w:ind w:left="5040" w:hanging="360"/>
+      </w:pPr>
+    </w:lvl>
+    <w:lvl w:ilvl="7" w:tplc="04090019" w:tentative="1">
+      <w:start w:val="1"/>
+      <w:numFmt w:val="lowerLetter"/>
+      <w:lvlText w:val="%8."/>
+      <w:lvlJc w:val="left"/>
+      <w:pPr>
+        <w:ind w:left="5760" w:hanging="360"/>
+      </w:pPr>
+    </w:lvl>
+    <w:lvl w:ilvl="8" w:tplc="0409001B" w:tentative="1">
+      <w:start w:val="1"/>
+      <w:numFmt w:val="lowerRoman"/>
+      <w:lvlText w:val="%9."/>
+      <w:lvlJc w:val="right"/>
+      <w:pPr>
+        <w:ind w:left="6480" w:hanging="180"/>
+      </w:pPr>
+    </w:lvl>
+  </w:abstractNum>
+  <w:abstractNum w:abstractNumId="6" w15:restartNumberingAfterBreak="0">
     <w:nsid w:val="14095896"/>
     <w:multiLevelType w:val="multilevel"/>
     <w:tmpl w:val="855200F8"/>
@@ -18676,7 +19086,7 @@
       </w:rPr>
     </w:lvl>
   </w:abstractNum>
-  <w:abstractNum w:abstractNumId="5" w15:restartNumberingAfterBreak="0">
+  <w:abstractNum w:abstractNumId="7" w15:restartNumberingAfterBreak="0">
     <w:nsid w:val="1DB44385"/>
     <w:multiLevelType w:val="hybridMultilevel"/>
     <w:tmpl w:val="2C3EA820"/>
@@ -18789,7 +19199,7 @@
       </w:rPr>
     </w:lvl>
   </w:abstractNum>
-  <w:abstractNum w:abstractNumId="6" w15:restartNumberingAfterBreak="0">
+  <w:abstractNum w:abstractNumId="8" w15:restartNumberingAfterBreak="0">
     <w:nsid w:val="1F0C4281"/>
     <w:multiLevelType w:val="multilevel"/>
     <w:tmpl w:val="FDAC4420"/>
@@ -18938,7 +19348,7 @@
       </w:rPr>
     </w:lvl>
   </w:abstractNum>
-  <w:abstractNum w:abstractNumId="7" w15:restartNumberingAfterBreak="0">
+  <w:abstractNum w:abstractNumId="9" w15:restartNumberingAfterBreak="0">
     <w:nsid w:val="26C87AF8"/>
     <w:multiLevelType w:val="hybridMultilevel"/>
     <w:tmpl w:val="A76A1AC0"/>
@@ -19027,7 +19437,93 @@
       </w:pPr>
     </w:lvl>
   </w:abstractNum>
-  <w:abstractNum w:abstractNumId="8" w15:restartNumberingAfterBreak="0">
+  <w:abstractNum w:abstractNumId="10" w15:restartNumberingAfterBreak="0">
+    <w:nsid w:val="2E3A2285"/>
+    <w:multiLevelType w:val="hybridMultilevel"/>
+    <w:tmpl w:val="EC2ACC7A"/>
+    <w:lvl w:ilvl="0" w:tplc="04090015">
+      <w:start w:val="1"/>
+      <w:numFmt w:val="upperLetter"/>
+      <w:lvlText w:val="%1."/>
+      <w:lvlJc w:val="left"/>
+      <w:pPr>
+        <w:ind w:left="720" w:hanging="360"/>
+      </w:pPr>
+    </w:lvl>
+    <w:lvl w:ilvl="1" w:tplc="04090019">
+      <w:start w:val="1"/>
+      <w:numFmt w:val="lowerLetter"/>
+      <w:lvlText w:val="%2."/>
+      <w:lvlJc w:val="left"/>
+      <w:pPr>
+        <w:ind w:left="1440" w:hanging="360"/>
+      </w:pPr>
+    </w:lvl>
+    <w:lvl w:ilvl="2" w:tplc="0409001B" w:tentative="1">
+      <w:start w:val="1"/>
+      <w:numFmt w:val="lowerRoman"/>
+      <w:lvlText w:val="%3."/>
+      <w:lvlJc w:val="right"/>
+      <w:pPr>
+        <w:ind w:left="2160" w:hanging="180"/>
+      </w:pPr>
+    </w:lvl>
+    <w:lvl w:ilvl="3" w:tplc="0409000F" w:tentative="1">
+      <w:start w:val="1"/>
+      <w:numFmt w:val="decimal"/>
+      <w:lvlText w:val="%4."/>
+      <w:lvlJc w:val="left"/>
+      <w:pPr>
+        <w:ind w:left="2880" w:hanging="360"/>
+      </w:pPr>
+    </w:lvl>
+    <w:lvl w:ilvl="4" w:tplc="04090019" w:tentative="1">
+      <w:start w:val="1"/>
+      <w:numFmt w:val="lowerLetter"/>
+      <w:lvlText w:val="%5."/>
+      <w:lvlJc w:val="left"/>
+      <w:pPr>
+        <w:ind w:left="3600" w:hanging="360"/>
+      </w:pPr>
+    </w:lvl>
+    <w:lvl w:ilvl="5" w:tplc="0409001B" w:tentative="1">
+      <w:start w:val="1"/>
+      <w:numFmt w:val="lowerRoman"/>
+      <w:lvlText w:val="%6."/>
+      <w:lvlJc w:val="right"/>
+      <w:pPr>
+        <w:ind w:left="4320" w:hanging="180"/>
+      </w:pPr>
+    </w:lvl>
+    <w:lvl w:ilvl="6" w:tplc="0409000F" w:tentative="1">
+      <w:start w:val="1"/>
+      <w:numFmt w:val="decimal"/>
+      <w:lvlText w:val="%7."/>
+      <w:lvlJc w:val="left"/>
+      <w:pPr>
+        <w:ind w:left="5040" w:hanging="360"/>
+      </w:pPr>
+    </w:lvl>
+    <w:lvl w:ilvl="7" w:tplc="04090019" w:tentative="1">
+      <w:start w:val="1"/>
+      <w:numFmt w:val="lowerLetter"/>
+      <w:lvlText w:val="%8."/>
+      <w:lvlJc w:val="left"/>
+      <w:pPr>
+        <w:ind w:left="5760" w:hanging="360"/>
+      </w:pPr>
+    </w:lvl>
+    <w:lvl w:ilvl="8" w:tplc="0409001B" w:tentative="1">
+      <w:start w:val="1"/>
+      <w:numFmt w:val="lowerRoman"/>
+      <w:lvlText w:val="%9."/>
+      <w:lvlJc w:val="right"/>
+      <w:pPr>
+        <w:ind w:left="6480" w:hanging="180"/>
+      </w:pPr>
+    </w:lvl>
+  </w:abstractNum>
+  <w:abstractNum w:abstractNumId="11" w15:restartNumberingAfterBreak="0">
     <w:nsid w:val="3216346A"/>
     <w:multiLevelType w:val="multilevel"/>
     <w:tmpl w:val="14EAA8A8"/>
@@ -19140,7 +19636,7 @@
       </w:pPr>
     </w:lvl>
   </w:abstractNum>
-  <w:abstractNum w:abstractNumId="9" w15:restartNumberingAfterBreak="0">
+  <w:abstractNum w:abstractNumId="12" w15:restartNumberingAfterBreak="0">
     <w:nsid w:val="34C36575"/>
     <w:multiLevelType w:val="multilevel"/>
     <w:tmpl w:val="116261DA"/>
@@ -19289,7 +19785,7 @@
       </w:rPr>
     </w:lvl>
   </w:abstractNum>
-  <w:abstractNum w:abstractNumId="10" w15:restartNumberingAfterBreak="0">
+  <w:abstractNum w:abstractNumId="13" w15:restartNumberingAfterBreak="0">
     <w:nsid w:val="38474A9D"/>
     <w:multiLevelType w:val="hybridMultilevel"/>
     <w:tmpl w:val="94DAEE22"/>
@@ -19378,7 +19874,93 @@
       </w:pPr>
     </w:lvl>
   </w:abstractNum>
-  <w:abstractNum w:abstractNumId="11" w15:restartNumberingAfterBreak="0">
+  <w:abstractNum w:abstractNumId="14" w15:restartNumberingAfterBreak="0">
+    <w:nsid w:val="38722B9F"/>
+    <w:multiLevelType w:val="hybridMultilevel"/>
+    <w:tmpl w:val="CF64AF1A"/>
+    <w:lvl w:ilvl="0" w:tplc="04090017">
+      <w:start w:val="1"/>
+      <w:numFmt w:val="lowerLetter"/>
+      <w:lvlText w:val="%1)"/>
+      <w:lvlJc w:val="left"/>
+      <w:pPr>
+        <w:ind w:left="720" w:hanging="360"/>
+      </w:pPr>
+    </w:lvl>
+    <w:lvl w:ilvl="1" w:tplc="FFFFFFFF">
+      <w:start w:val="1"/>
+      <w:numFmt w:val="lowerLetter"/>
+      <w:lvlText w:val="%2."/>
+      <w:lvlJc w:val="left"/>
+      <w:pPr>
+        <w:ind w:left="1440" w:hanging="360"/>
+      </w:pPr>
+    </w:lvl>
+    <w:lvl w:ilvl="2" w:tplc="FFFFFFFF" w:tentative="1">
+      <w:start w:val="1"/>
+      <w:numFmt w:val="lowerRoman"/>
+      <w:lvlText w:val="%3."/>
+      <w:lvlJc w:val="right"/>
+      <w:pPr>
+        <w:ind w:left="2160" w:hanging="180"/>
+      </w:pPr>
+    </w:lvl>
+    <w:lvl w:ilvl="3" w:tplc="FFFFFFFF" w:tentative="1">
+      <w:start w:val="1"/>
+      <w:numFmt w:val="decimal"/>
+      <w:lvlText w:val="%4."/>
+      <w:lvlJc w:val="left"/>
+      <w:pPr>
+        <w:ind w:left="2880" w:hanging="360"/>
+      </w:pPr>
+    </w:lvl>
+    <w:lvl w:ilvl="4" w:tplc="FFFFFFFF" w:tentative="1">
+      <w:start w:val="1"/>
+      <w:numFmt w:val="lowerLetter"/>
+      <w:lvlText w:val="%5."/>
+      <w:lvlJc w:val="left"/>
+      <w:pPr>
+        <w:ind w:left="3600" w:hanging="360"/>
+      </w:pPr>
+    </w:lvl>
+    <w:lvl w:ilvl="5" w:tplc="FFFFFFFF" w:tentative="1">
+      <w:start w:val="1"/>
+      <w:numFmt w:val="lowerRoman"/>
+      <w:lvlText w:val="%6."/>
+      <w:lvlJc w:val="right"/>
+      <w:pPr>
+        <w:ind w:left="4320" w:hanging="180"/>
+      </w:pPr>
+    </w:lvl>
+    <w:lvl w:ilvl="6" w:tplc="FFFFFFFF" w:tentative="1">
+      <w:start w:val="1"/>
+      <w:numFmt w:val="decimal"/>
+      <w:lvlText w:val="%7."/>
+      <w:lvlJc w:val="left"/>
+      <w:pPr>
+        <w:ind w:left="5040" w:hanging="360"/>
+      </w:pPr>
+    </w:lvl>
+    <w:lvl w:ilvl="7" w:tplc="FFFFFFFF" w:tentative="1">
+      <w:start w:val="1"/>
+      <w:numFmt w:val="lowerLetter"/>
+      <w:lvlText w:val="%8."/>
+      <w:lvlJc w:val="left"/>
+      <w:pPr>
+        <w:ind w:left="5760" w:hanging="360"/>
+      </w:pPr>
+    </w:lvl>
+    <w:lvl w:ilvl="8" w:tplc="FFFFFFFF" w:tentative="1">
+      <w:start w:val="1"/>
+      <w:numFmt w:val="lowerRoman"/>
+      <w:lvlText w:val="%9."/>
+      <w:lvlJc w:val="right"/>
+      <w:pPr>
+        <w:ind w:left="6480" w:hanging="180"/>
+      </w:pPr>
+    </w:lvl>
+  </w:abstractNum>
+  <w:abstractNum w:abstractNumId="15" w15:restartNumberingAfterBreak="0">
     <w:nsid w:val="3AB32667"/>
     <w:multiLevelType w:val="hybridMultilevel"/>
     <w:tmpl w:val="70D64A14"/>
@@ -19467,7 +20049,7 @@
       </w:pPr>
     </w:lvl>
   </w:abstractNum>
-  <w:abstractNum w:abstractNumId="12" w15:restartNumberingAfterBreak="0">
+  <w:abstractNum w:abstractNumId="16" w15:restartNumberingAfterBreak="0">
     <w:nsid w:val="3E9100CF"/>
     <w:multiLevelType w:val="hybridMultilevel"/>
     <w:tmpl w:val="78F022DC"/>
@@ -19580,7 +20162,7 @@
       </w:rPr>
     </w:lvl>
   </w:abstractNum>
-  <w:abstractNum w:abstractNumId="13" w15:restartNumberingAfterBreak="0">
+  <w:abstractNum w:abstractNumId="17" w15:restartNumberingAfterBreak="0">
     <w:nsid w:val="48DD0ECB"/>
     <w:multiLevelType w:val="hybridMultilevel"/>
     <w:tmpl w:val="7A185AB0"/>
@@ -19666,7 +20248,7 @@
       </w:pPr>
     </w:lvl>
   </w:abstractNum>
-  <w:abstractNum w:abstractNumId="14" w15:restartNumberingAfterBreak="0">
+  <w:abstractNum w:abstractNumId="18" w15:restartNumberingAfterBreak="0">
     <w:nsid w:val="4C8A212B"/>
     <w:multiLevelType w:val="hybridMultilevel"/>
     <w:tmpl w:val="955694FA"/>
@@ -19755,7 +20337,7 @@
       </w:pPr>
     </w:lvl>
   </w:abstractNum>
-  <w:abstractNum w:abstractNumId="15" w15:restartNumberingAfterBreak="0">
+  <w:abstractNum w:abstractNumId="19" w15:restartNumberingAfterBreak="0">
     <w:nsid w:val="4D2957C7"/>
     <w:multiLevelType w:val="hybridMultilevel"/>
     <w:tmpl w:val="66C2B80C"/>
@@ -19868,7 +20450,7 @@
       </w:rPr>
     </w:lvl>
   </w:abstractNum>
-  <w:abstractNum w:abstractNumId="16" w15:restartNumberingAfterBreak="0">
+  <w:abstractNum w:abstractNumId="20" w15:restartNumberingAfterBreak="0">
     <w:nsid w:val="54CB2D4E"/>
     <w:multiLevelType w:val="hybridMultilevel"/>
     <w:tmpl w:val="7D9C5E42"/>
@@ -19981,7 +20563,93 @@
       </w:rPr>
     </w:lvl>
   </w:abstractNum>
-  <w:abstractNum w:abstractNumId="17" w15:restartNumberingAfterBreak="0">
+  <w:abstractNum w:abstractNumId="21" w15:restartNumberingAfterBreak="0">
+    <w:nsid w:val="57C43888"/>
+    <w:multiLevelType w:val="hybridMultilevel"/>
+    <w:tmpl w:val="5860CD10"/>
+    <w:lvl w:ilvl="0" w:tplc="04090015">
+      <w:start w:val="1"/>
+      <w:numFmt w:val="upperLetter"/>
+      <w:lvlText w:val="%1."/>
+      <w:lvlJc w:val="left"/>
+      <w:pPr>
+        <w:ind w:left="720" w:hanging="360"/>
+      </w:pPr>
+    </w:lvl>
+    <w:lvl w:ilvl="1" w:tplc="FFFFFFFF">
+      <w:start w:val="1"/>
+      <w:numFmt w:val="lowerLetter"/>
+      <w:lvlText w:val="%2."/>
+      <w:lvlJc w:val="left"/>
+      <w:pPr>
+        <w:ind w:left="1440" w:hanging="360"/>
+      </w:pPr>
+    </w:lvl>
+    <w:lvl w:ilvl="2" w:tplc="FFFFFFFF" w:tentative="1">
+      <w:start w:val="1"/>
+      <w:numFmt w:val="lowerRoman"/>
+      <w:lvlText w:val="%3."/>
+      <w:lvlJc w:val="right"/>
+      <w:pPr>
+        <w:ind w:left="2160" w:hanging="180"/>
+      </w:pPr>
+    </w:lvl>
+    <w:lvl w:ilvl="3" w:tplc="FFFFFFFF" w:tentative="1">
+      <w:start w:val="1"/>
+      <w:numFmt w:val="decimal"/>
+      <w:lvlText w:val="%4."/>
+      <w:lvlJc w:val="left"/>
+      <w:pPr>
+        <w:ind w:left="2880" w:hanging="360"/>
+      </w:pPr>
+    </w:lvl>
+    <w:lvl w:ilvl="4" w:tplc="FFFFFFFF" w:tentative="1">
+      <w:start w:val="1"/>
+      <w:numFmt w:val="lowerLetter"/>
+      <w:lvlText w:val="%5."/>
+      <w:lvlJc w:val="left"/>
+      <w:pPr>
+        <w:ind w:left="3600" w:hanging="360"/>
+      </w:pPr>
+    </w:lvl>
+    <w:lvl w:ilvl="5" w:tplc="FFFFFFFF" w:tentative="1">
+      <w:start w:val="1"/>
+      <w:numFmt w:val="lowerRoman"/>
+      <w:lvlText w:val="%6."/>
+      <w:lvlJc w:val="right"/>
+      <w:pPr>
+        <w:ind w:left="4320" w:hanging="180"/>
+      </w:pPr>
+    </w:lvl>
+    <w:lvl w:ilvl="6" w:tplc="FFFFFFFF" w:tentative="1">
+      <w:start w:val="1"/>
+      <w:numFmt w:val="decimal"/>
+      <w:lvlText w:val="%7."/>
+      <w:lvlJc w:val="left"/>
+      <w:pPr>
+        <w:ind w:left="5040" w:hanging="360"/>
+      </w:pPr>
+    </w:lvl>
+    <w:lvl w:ilvl="7" w:tplc="FFFFFFFF" w:tentative="1">
+      <w:start w:val="1"/>
+      <w:numFmt w:val="lowerLetter"/>
+      <w:lvlText w:val="%8."/>
+      <w:lvlJc w:val="left"/>
+      <w:pPr>
+        <w:ind w:left="5760" w:hanging="360"/>
+      </w:pPr>
+    </w:lvl>
+    <w:lvl w:ilvl="8" w:tplc="FFFFFFFF" w:tentative="1">
+      <w:start w:val="1"/>
+      <w:numFmt w:val="lowerRoman"/>
+      <w:lvlText w:val="%9."/>
+      <w:lvlJc w:val="right"/>
+      <w:pPr>
+        <w:ind w:left="6480" w:hanging="180"/>
+      </w:pPr>
+    </w:lvl>
+  </w:abstractNum>
+  <w:abstractNum w:abstractNumId="22" w15:restartNumberingAfterBreak="0">
     <w:nsid w:val="69506475"/>
     <w:multiLevelType w:val="hybridMultilevel"/>
     <w:tmpl w:val="6476858A"/>
@@ -20094,7 +20762,7 @@
       </w:rPr>
     </w:lvl>
   </w:abstractNum>
-  <w:abstractNum w:abstractNumId="18" w15:restartNumberingAfterBreak="0">
+  <w:abstractNum w:abstractNumId="23" w15:restartNumberingAfterBreak="0">
     <w:nsid w:val="698E4720"/>
     <w:multiLevelType w:val="hybridMultilevel"/>
     <w:tmpl w:val="A37C5DB0"/>
@@ -20180,7 +20848,93 @@
       </w:pPr>
     </w:lvl>
   </w:abstractNum>
-  <w:abstractNum w:abstractNumId="19" w15:restartNumberingAfterBreak="0">
+  <w:abstractNum w:abstractNumId="24" w15:restartNumberingAfterBreak="0">
+    <w:nsid w:val="6A4C3DBE"/>
+    <w:multiLevelType w:val="hybridMultilevel"/>
+    <w:tmpl w:val="A53C8528"/>
+    <w:lvl w:ilvl="0" w:tplc="04090015">
+      <w:start w:val="1"/>
+      <w:numFmt w:val="upperLetter"/>
+      <w:lvlText w:val="%1."/>
+      <w:lvlJc w:val="left"/>
+      <w:pPr>
+        <w:ind w:left="720" w:hanging="360"/>
+      </w:pPr>
+    </w:lvl>
+    <w:lvl w:ilvl="1" w:tplc="04090019">
+      <w:start w:val="1"/>
+      <w:numFmt w:val="lowerLetter"/>
+      <w:lvlText w:val="%2."/>
+      <w:lvlJc w:val="left"/>
+      <w:pPr>
+        <w:ind w:left="1440" w:hanging="360"/>
+      </w:pPr>
+    </w:lvl>
+    <w:lvl w:ilvl="2" w:tplc="0409001B" w:tentative="1">
+      <w:start w:val="1"/>
+      <w:numFmt w:val="lowerRoman"/>
+      <w:lvlText w:val="%3."/>
+      <w:lvlJc w:val="right"/>
+      <w:pPr>
+        <w:ind w:left="2160" w:hanging="180"/>
+      </w:pPr>
+    </w:lvl>
+    <w:lvl w:ilvl="3" w:tplc="0409000F" w:tentative="1">
+      <w:start w:val="1"/>
+      <w:numFmt w:val="decimal"/>
+      <w:lvlText w:val="%4."/>
+      <w:lvlJc w:val="left"/>
+      <w:pPr>
+        <w:ind w:left="2880" w:hanging="360"/>
+      </w:pPr>
+    </w:lvl>
+    <w:lvl w:ilvl="4" w:tplc="04090019" w:tentative="1">
+      <w:start w:val="1"/>
+      <w:numFmt w:val="lowerLetter"/>
+      <w:lvlText w:val="%5."/>
+      <w:lvlJc w:val="left"/>
+      <w:pPr>
+        <w:ind w:left="3600" w:hanging="360"/>
+      </w:pPr>
+    </w:lvl>
+    <w:lvl w:ilvl="5" w:tplc="0409001B" w:tentative="1">
+      <w:start w:val="1"/>
+      <w:numFmt w:val="lowerRoman"/>
+      <w:lvlText w:val="%6."/>
+      <w:lvlJc w:val="right"/>
+      <w:pPr>
+        <w:ind w:left="4320" w:hanging="180"/>
+      </w:pPr>
+    </w:lvl>
+    <w:lvl w:ilvl="6" w:tplc="0409000F" w:tentative="1">
+      <w:start w:val="1"/>
+      <w:numFmt w:val="decimal"/>
+      <w:lvlText w:val="%7."/>
+      <w:lvlJc w:val="left"/>
+      <w:pPr>
+        <w:ind w:left="5040" w:hanging="360"/>
+      </w:pPr>
+    </w:lvl>
+    <w:lvl w:ilvl="7" w:tplc="04090019" w:tentative="1">
+      <w:start w:val="1"/>
+      <w:numFmt w:val="lowerLetter"/>
+      <w:lvlText w:val="%8."/>
+      <w:lvlJc w:val="left"/>
+      <w:pPr>
+        <w:ind w:left="5760" w:hanging="360"/>
+      </w:pPr>
+    </w:lvl>
+    <w:lvl w:ilvl="8" w:tplc="0409001B" w:tentative="1">
+      <w:start w:val="1"/>
+      <w:numFmt w:val="lowerRoman"/>
+      <w:lvlText w:val="%9."/>
+      <w:lvlJc w:val="right"/>
+      <w:pPr>
+        <w:ind w:left="6480" w:hanging="180"/>
+      </w:pPr>
+    </w:lvl>
+  </w:abstractNum>
+  <w:abstractNum w:abstractNumId="25" w15:restartNumberingAfterBreak="0">
     <w:nsid w:val="77CD49FD"/>
     <w:multiLevelType w:val="hybridMultilevel"/>
     <w:tmpl w:val="94DAEE22"/>
@@ -20269,7 +21023,7 @@
       </w:pPr>
     </w:lvl>
   </w:abstractNum>
-  <w:abstractNum w:abstractNumId="20" w15:restartNumberingAfterBreak="0">
+  <w:abstractNum w:abstractNumId="26" w15:restartNumberingAfterBreak="0">
     <w:nsid w:val="79DC3DE1"/>
     <w:multiLevelType w:val="multilevel"/>
     <w:tmpl w:val="1DD02F1E"/>
@@ -20419,37 +21173,37 @@
     </w:lvl>
   </w:abstractNum>
   <w:num w:numId="1" w16cid:durableId="119541408">
-    <w:abstractNumId w:val="10"/>
+    <w:abstractNumId w:val="13"/>
   </w:num>
   <w:num w:numId="2" w16cid:durableId="1802259225">
-    <w:abstractNumId w:val="7"/>
+    <w:abstractNumId w:val="9"/>
   </w:num>
   <w:num w:numId="3" w16cid:durableId="1479229882">
-    <w:abstractNumId w:val="8"/>
+    <w:abstractNumId w:val="11"/>
   </w:num>
   <w:num w:numId="4" w16cid:durableId="1827431497">
     <w:abstractNumId w:val="1"/>
   </w:num>
   <w:num w:numId="5" w16cid:durableId="1061441746">
-    <w:abstractNumId w:val="19"/>
+    <w:abstractNumId w:val="25"/>
   </w:num>
   <w:num w:numId="6" w16cid:durableId="1696811301">
-    <w:abstractNumId w:val="15"/>
+    <w:abstractNumId w:val="19"/>
   </w:num>
   <w:num w:numId="7" w16cid:durableId="1433866157">
     <w:abstractNumId w:val="0"/>
   </w:num>
   <w:num w:numId="8" w16cid:durableId="207181576">
-    <w:abstractNumId w:val="20"/>
+    <w:abstractNumId w:val="26"/>
   </w:num>
   <w:num w:numId="9" w16cid:durableId="1255439356">
-    <w:abstractNumId w:val="4"/>
+    <w:abstractNumId w:val="6"/>
   </w:num>
   <w:num w:numId="10" w16cid:durableId="960648940">
-    <w:abstractNumId w:val="9"/>
+    <w:abstractNumId w:val="12"/>
   </w:num>
   <w:num w:numId="11" w16cid:durableId="346907316">
-    <w:abstractNumId w:val="7"/>
+    <w:abstractNumId w:val="9"/>
     <w:lvlOverride w:ilvl="0">
       <w:startOverride w:val="1"/>
     </w:lvlOverride>
@@ -20479,37 +21233,55 @@
     </w:lvlOverride>
   </w:num>
   <w:num w:numId="12" w16cid:durableId="862133591">
-    <w:abstractNumId w:val="12"/>
+    <w:abstractNumId w:val="16"/>
   </w:num>
   <w:num w:numId="13" w16cid:durableId="136458437">
-    <w:abstractNumId w:val="6"/>
+    <w:abstractNumId w:val="8"/>
   </w:num>
   <w:num w:numId="14" w16cid:durableId="474105176">
-    <w:abstractNumId w:val="3"/>
+    <w:abstractNumId w:val="4"/>
   </w:num>
   <w:num w:numId="15" w16cid:durableId="739838200">
-    <w:abstractNumId w:val="14"/>
+    <w:abstractNumId w:val="18"/>
   </w:num>
   <w:num w:numId="16" w16cid:durableId="1922907953">
-    <w:abstractNumId w:val="18"/>
+    <w:abstractNumId w:val="23"/>
   </w:num>
   <w:num w:numId="17" w16cid:durableId="1431388672">
-    <w:abstractNumId w:val="13"/>
+    <w:abstractNumId w:val="17"/>
   </w:num>
   <w:num w:numId="18" w16cid:durableId="1039664963">
-    <w:abstractNumId w:val="11"/>
+    <w:abstractNumId w:val="15"/>
   </w:num>
   <w:num w:numId="19" w16cid:durableId="2060201667">
-    <w:abstractNumId w:val="5"/>
+    <w:abstractNumId w:val="7"/>
   </w:num>
   <w:num w:numId="20" w16cid:durableId="1506824953">
-    <w:abstractNumId w:val="16"/>
+    <w:abstractNumId w:val="20"/>
   </w:num>
   <w:num w:numId="21" w16cid:durableId="1006901521">
-    <w:abstractNumId w:val="17"/>
+    <w:abstractNumId w:val="22"/>
   </w:num>
   <w:num w:numId="22" w16cid:durableId="1438865086">
     <w:abstractNumId w:val="2"/>
+  </w:num>
+  <w:num w:numId="23" w16cid:durableId="126319204">
+    <w:abstractNumId w:val="10"/>
+  </w:num>
+  <w:num w:numId="24" w16cid:durableId="892622639">
+    <w:abstractNumId w:val="14"/>
+  </w:num>
+  <w:num w:numId="25" w16cid:durableId="167064453">
+    <w:abstractNumId w:val="21"/>
+  </w:num>
+  <w:num w:numId="26" w16cid:durableId="1025444393">
+    <w:abstractNumId w:val="24"/>
+  </w:num>
+  <w:num w:numId="27" w16cid:durableId="1222907651">
+    <w:abstractNumId w:val="3"/>
+  </w:num>
+  <w:num w:numId="28" w16cid:durableId="1061907640">
+    <w:abstractNumId w:val="5"/>
   </w:num>
 </w:numbering>
 </file>
@@ -20912,7 +21684,7 @@
   <w:style w:type="paragraph" w:default="1" w:styleId="Normal">
     <w:name w:val="Normal"/>
     <w:qFormat/>
-    <w:rsid w:val="002D159A"/>
+    <w:rsid w:val="005746BC"/>
     <w:pPr>
       <w:spacing w:after="0" w:line="240" w:lineRule="auto"/>
     </w:pPr>
@@ -20991,7 +21763,6 @@
   <w:style w:type="character" w:default="1" w:styleId="DefaultParagraphFont">
     <w:name w:val="Default Paragraph Font"/>
     <w:uiPriority w:val="1"/>
-    <w:semiHidden/>
     <w:unhideWhenUsed/>
   </w:style>
   <w:style w:type="table" w:default="1" w:styleId="TableNormal">
@@ -22572,7 +23343,7 @@
             <a:rPr lang="en-US">
               <a:latin typeface="Montserrat" panose="00000500000000000000" pitchFamily="2" charset="0"/>
             </a:rPr>
-            <a:t>Callback to C2 server at </a:t>
+            <a:t>Callback to C2 server</a:t>
           </a:r>
         </a:p>
       </dgm:t>
@@ -23519,7 +24290,7 @@
             <a:rPr lang="en-US" sz="1800" kern="1200">
               <a:latin typeface="Montserrat" panose="00000500000000000000" pitchFamily="2" charset="0"/>
             </a:rPr>
-            <a:t>Callback to C2 server at </a:t>
+            <a:t>Callback to C2 server</a:t>
           </a:r>
         </a:p>
       </dsp:txBody>

--- a/EmbedDLL_C2_Dropper-Loader_FINAL_DEFANGED.docx
+++ b/EmbedDLL_C2_Dropper-Loader_FINAL_DEFANGED.docx
@@ -166,8 +166,9 @@
           <w:sz w:val="44"/>
           <w:szCs w:val="44"/>
         </w:rPr>
-        <w:t>C2</w:t>
-      </w:r>
+        <w:t>C</w:t>
+      </w:r>
+      <w:proofErr w:type="gramStart"/>
       <w:r>
         <w:rPr>
           <w:rFonts w:ascii="Montserrat Medium" w:hAnsi="Montserrat Medium" w:cs="Times New Roman"/>
@@ -176,7 +177,7 @@
           <w:sz w:val="44"/>
           <w:szCs w:val="44"/>
         </w:rPr>
-        <w:t>.</w:t>
+        <w:t>2</w:t>
       </w:r>
       <w:r>
         <w:rPr>
@@ -186,7 +187,7 @@
           <w:sz w:val="44"/>
           <w:szCs w:val="44"/>
         </w:rPr>
-        <w:t>Bootstrap</w:t>
+        <w:t>.</w:t>
       </w:r>
       <w:r>
         <w:rPr>
@@ -196,7 +197,7 @@
           <w:sz w:val="44"/>
           <w:szCs w:val="44"/>
         </w:rPr>
-        <w:t>.</w:t>
+        <w:t>Bootstrap</w:t>
       </w:r>
       <w:r>
         <w:rPr>
@@ -206,7 +207,7 @@
           <w:sz w:val="44"/>
           <w:szCs w:val="44"/>
         </w:rPr>
-        <w:t>Dropper</w:t>
+        <w:t>.</w:t>
       </w:r>
       <w:r>
         <w:rPr>
@@ -216,8 +217,9 @@
           <w:sz w:val="44"/>
           <w:szCs w:val="44"/>
         </w:rPr>
-        <w:t>.</w:t>
-      </w:r>
+        <w:t>Dropper</w:t>
+      </w:r>
+      <w:proofErr w:type="gramEnd"/>
       <w:r>
         <w:rPr>
           <w:rFonts w:ascii="Montserrat Medium" w:hAnsi="Montserrat Medium" w:cs="Times New Roman"/>
@@ -226,13 +228,9 @@
           <w:sz w:val="44"/>
           <w:szCs w:val="44"/>
         </w:rPr>
-        <w:t>Loader</w:t>
-      </w:r>
-    </w:p>
-    <w:p>
-      <w:pPr>
-        <w:spacing w:after="160" w:line="259" w:lineRule="auto"/>
-        <w:jc w:val="center"/>
+        <w:t>.</w:t>
+      </w:r>
+      <w:r>
         <w:rPr>
           <w:rFonts w:ascii="Montserrat Medium" w:hAnsi="Montserrat Medium" w:cs="Times New Roman"/>
           <w:bCs/>
@@ -240,7 +238,8 @@
           <w:sz w:val="44"/>
           <w:szCs w:val="44"/>
         </w:rPr>
-      </w:pPr>
+        <w:t>Loader</w:t>
+      </w:r>
     </w:p>
     <w:p>
       <w:pPr>
@@ -250,6 +249,8 @@
           <w:rFonts w:ascii="Montserrat Medium" w:hAnsi="Montserrat Medium" w:cs="Times New Roman"/>
           <w:bCs/>
           <w:color w:val="004E76"/>
+          <w:sz w:val="44"/>
+          <w:szCs w:val="44"/>
         </w:rPr>
       </w:pPr>
     </w:p>
@@ -263,21 +264,24 @@
           <w:color w:val="004E76"/>
         </w:rPr>
       </w:pPr>
-      <w:r>
+    </w:p>
+    <w:p>
+      <w:pPr>
+        <w:spacing w:after="160" w:line="259" w:lineRule="auto"/>
+        <w:jc w:val="center"/>
         <w:rPr>
           <w:rFonts w:ascii="Montserrat Medium" w:hAnsi="Montserrat Medium" w:cs="Times New Roman"/>
           <w:bCs/>
           <w:color w:val="004E76"/>
         </w:rPr>
-        <w:t>January 2,</w:t>
-      </w:r>
+      </w:pPr>
       <w:r>
         <w:rPr>
           <w:rFonts w:ascii="Montserrat Medium" w:hAnsi="Montserrat Medium" w:cs="Times New Roman"/>
           <w:bCs/>
           <w:color w:val="004E76"/>
         </w:rPr>
-        <w:t xml:space="preserve"> 202</w:t>
+        <w:t>January 2,</w:t>
       </w:r>
       <w:r>
         <w:rPr>
@@ -285,8 +289,26 @@
           <w:bCs/>
           <w:color w:val="004E76"/>
         </w:rPr>
+        <w:t xml:space="preserve"> </w:t>
+      </w:r>
+      <w:proofErr w:type="gramStart"/>
+      <w:r>
+        <w:rPr>
+          <w:rFonts w:ascii="Montserrat Medium" w:hAnsi="Montserrat Medium" w:cs="Times New Roman"/>
+          <w:bCs/>
+          <w:color w:val="004E76"/>
+        </w:rPr>
+        <w:t>202</w:t>
+      </w:r>
+      <w:r>
+        <w:rPr>
+          <w:rFonts w:ascii="Montserrat Medium" w:hAnsi="Montserrat Medium" w:cs="Times New Roman"/>
+          <w:bCs/>
+          <w:color w:val="004E76"/>
+        </w:rPr>
         <w:t>6</w:t>
       </w:r>
+      <w:proofErr w:type="gramEnd"/>
       <w:r>
         <w:rPr>
           <w:rFonts w:ascii="Montserrat Medium" w:hAnsi="Montserrat Medium" w:cs="Times New Roman"/>
@@ -3250,7 +3272,21 @@
         <w:rPr>
           <w:rFonts w:ascii="Montserrat Medium" w:hAnsi="Montserrat Medium"/>
         </w:rPr>
-        <w:t xml:space="preserve"> loader that deploys a secondary payload using DLL reflection and Living-off-the-Land binaries. The malware is designed to evade static detection through AES-encrypted embedded resources and reflective assembly loading. Persistence is achieved via registry Run keys and execution is proxied through MSBuild.</w:t>
+        <w:t xml:space="preserve"> </w:t>
+      </w:r>
+      <w:proofErr w:type="gramStart"/>
+      <w:r>
+        <w:rPr>
+          <w:rFonts w:ascii="Montserrat Medium" w:hAnsi="Montserrat Medium"/>
+        </w:rPr>
+        <w:t>loader</w:t>
+      </w:r>
+      <w:proofErr w:type="gramEnd"/>
+      <w:r>
+        <w:rPr>
+          <w:rFonts w:ascii="Montserrat Medium" w:hAnsi="Montserrat Medium"/>
+        </w:rPr>
+        <w:t xml:space="preserve"> that deploys a secondary payload using DLL reflection and Living-off-the-Land binaries. The malware is designed to evade static detection through AES-encrypted embedded resources and reflective assembly loading. Persistence is achieved via registry Run keys and execution is proxied through MSBuild.</w:t>
       </w:r>
       <w:r>
         <w:rPr>
@@ -3487,8 +3523,17 @@
           <w:rFonts w:ascii="Montserrat Medium" w:hAnsi="Montserrat Medium"/>
           <w:szCs w:val="24"/>
         </w:rPr>
-        <w:t>To analyze the managed .NET DLL (Malware.cryptlib64.dll), a controlled execution environment was established. The DLL requires a hosting process, as it contains managed code entry points that cannot execute</w:t>
-      </w:r>
+        <w:t xml:space="preserve">To analyze the managed .NET DLL (Malware.cryptlib64.dll), a controlled execution environment was established. The DLL requires a hosting process, as it contains managed code entry points that cannot </w:t>
+      </w:r>
+      <w:proofErr w:type="gramStart"/>
+      <w:r>
+        <w:rPr>
+          <w:rFonts w:ascii="Montserrat Medium" w:hAnsi="Montserrat Medium"/>
+          <w:szCs w:val="24"/>
+        </w:rPr>
+        <w:t>execute</w:t>
+      </w:r>
+      <w:proofErr w:type="gramEnd"/>
       <w:r>
         <w:rPr>
           <w:rFonts w:ascii="Montserrat Medium" w:hAnsi="Montserrat Medium"/>
@@ -3642,7 +3687,64 @@
           <w:rFonts w:ascii="Montserrat Medium" w:hAnsi="Montserrat Medium"/>
           <w:szCs w:val="24"/>
         </w:rPr>
-        <w:t>Loading Mechanism: Using .NET Reflection APIs Assembly[.]LoadFile(), MethodInfo[.]Invoke()</w:t>
+        <w:t>Loading Mechanism: Using .NET Reflection APIs Assembly[.]</w:t>
+      </w:r>
+      <w:proofErr w:type="spellStart"/>
+      <w:proofErr w:type="gramStart"/>
+      <w:r>
+        <w:rPr>
+          <w:rFonts w:ascii="Montserrat Medium" w:hAnsi="Montserrat Medium"/>
+          <w:szCs w:val="24"/>
+        </w:rPr>
+        <w:t>LoadFile</w:t>
+      </w:r>
+      <w:proofErr w:type="spellEnd"/>
+      <w:r>
+        <w:rPr>
+          <w:rFonts w:ascii="Montserrat Medium" w:hAnsi="Montserrat Medium"/>
+          <w:szCs w:val="24"/>
+        </w:rPr>
+        <w:t>(</w:t>
+      </w:r>
+      <w:proofErr w:type="gramEnd"/>
+      <w:r>
+        <w:rPr>
+          <w:rFonts w:ascii="Montserrat Medium" w:hAnsi="Montserrat Medium"/>
+          <w:szCs w:val="24"/>
+        </w:rPr>
+        <w:t xml:space="preserve">), </w:t>
+      </w:r>
+      <w:proofErr w:type="spellStart"/>
+      <w:r>
+        <w:rPr>
+          <w:rFonts w:ascii="Montserrat Medium" w:hAnsi="Montserrat Medium"/>
+          <w:szCs w:val="24"/>
+        </w:rPr>
+        <w:t>MethodInfo</w:t>
+      </w:r>
+      <w:proofErr w:type="spellEnd"/>
+      <w:r>
+        <w:rPr>
+          <w:rFonts w:ascii="Montserrat Medium" w:hAnsi="Montserrat Medium"/>
+          <w:szCs w:val="24"/>
+        </w:rPr>
+        <w:t>[.]</w:t>
+      </w:r>
+      <w:proofErr w:type="gramStart"/>
+      <w:r>
+        <w:rPr>
+          <w:rFonts w:ascii="Montserrat Medium" w:hAnsi="Montserrat Medium"/>
+          <w:szCs w:val="24"/>
+        </w:rPr>
+        <w:t>Invoke(</w:t>
+      </w:r>
+      <w:proofErr w:type="gramEnd"/>
+      <w:r>
+        <w:rPr>
+          <w:rFonts w:ascii="Montserrat Medium" w:hAnsi="Montserrat Medium"/>
+          <w:szCs w:val="24"/>
+        </w:rPr>
+        <w:t>)</w:t>
       </w:r>
     </w:p>
     <w:p>
@@ -3663,7 +3765,23 @@
           <w:rFonts w:ascii="Montserrat Medium" w:hAnsi="Montserrat Medium"/>
           <w:szCs w:val="24"/>
         </w:rPr>
-        <w:t>Entry Point: Calling EmbedDLL[.]Program[.]embed() method</w:t>
+        <w:t>Entry Point: Calling EmbedDLL[.]Program[.]</w:t>
+      </w:r>
+      <w:proofErr w:type="gramStart"/>
+      <w:r>
+        <w:rPr>
+          <w:rFonts w:ascii="Montserrat Medium" w:hAnsi="Montserrat Medium"/>
+          <w:szCs w:val="24"/>
+        </w:rPr>
+        <w:t>embed(</w:t>
+      </w:r>
+      <w:proofErr w:type="gramEnd"/>
+      <w:r>
+        <w:rPr>
+          <w:rFonts w:ascii="Montserrat Medium" w:hAnsi="Montserrat Medium"/>
+          <w:szCs w:val="24"/>
+        </w:rPr>
+        <w:t>) method</w:t>
       </w:r>
     </w:p>
     <w:p>
@@ -4127,7 +4245,23 @@
           <w:rFonts w:ascii="Montserrat Medium" w:hAnsi="Montserrat Medium"/>
           <w:szCs w:val="24"/>
         </w:rPr>
-        <w:t>All findings reflect the DLL's capabilities when properly loaded</w:t>
+        <w:t xml:space="preserve">All findings reflect </w:t>
+      </w:r>
+      <w:proofErr w:type="gramStart"/>
+      <w:r>
+        <w:rPr>
+          <w:rFonts w:ascii="Montserrat Medium" w:hAnsi="Montserrat Medium"/>
+          <w:szCs w:val="24"/>
+        </w:rPr>
+        <w:t>the DLL's</w:t>
+      </w:r>
+      <w:proofErr w:type="gramEnd"/>
+      <w:r>
+        <w:rPr>
+          <w:rFonts w:ascii="Montserrat Medium" w:hAnsi="Montserrat Medium"/>
+          <w:szCs w:val="24"/>
+        </w:rPr>
+        <w:t xml:space="preserve"> capabilities when properly loaded</w:t>
       </w:r>
       <w:r>
         <w:rPr>
@@ -4481,7 +4615,7 @@
           <w:noProof/>
         </w:rPr>
         <w:drawing>
-          <wp:inline distT="0" distB="0" distL="0" distR="0" wp14:anchorId="78FA3533" wp14:editId="30247123">
+          <wp:inline distT="0" distB="0" distL="0" distR="0" wp14:anchorId="78FA3533" wp14:editId="1648BA36">
             <wp:extent cx="5064125" cy="8229600"/>
             <wp:effectExtent l="0" t="0" r="3175" b="0"/>
             <wp:docPr id="800585426" name="Picture 4"/>
@@ -5278,13 +5412,23 @@
         </w:rPr>
         <w:t xml:space="preserve">The XML payload is dropped in </w:t>
       </w:r>
+      <w:proofErr w:type="gramStart"/>
       <w:r>
         <w:rPr>
           <w:rFonts w:ascii="Montserrat Medium" w:hAnsi="Montserrat Medium"/>
           <w:i/>
           <w:iCs/>
         </w:rPr>
-        <w:t>Public user folder</w:t>
+        <w:t>Public</w:t>
+      </w:r>
+      <w:proofErr w:type="gramEnd"/>
+      <w:r>
+        <w:rPr>
+          <w:rFonts w:ascii="Montserrat Medium" w:hAnsi="Montserrat Medium"/>
+          <w:i/>
+          <w:iCs/>
+        </w:rPr>
+        <w:t xml:space="preserve"> user folder</w:t>
       </w:r>
     </w:p>
     <w:p>
@@ -5982,13 +6126,23 @@
           <w:iCs/>
         </w:rPr>
       </w:pPr>
+      <w:proofErr w:type="gramStart"/>
       <w:r>
         <w:rPr>
           <w:rFonts w:ascii="Montserrat Medium" w:hAnsi="Montserrat Medium"/>
           <w:i/>
           <w:iCs/>
         </w:rPr>
-        <w:t>Figure : H</w:t>
+        <w:t>Figure :</w:t>
+      </w:r>
+      <w:proofErr w:type="gramEnd"/>
+      <w:r>
+        <w:rPr>
+          <w:rFonts w:ascii="Montserrat Medium" w:hAnsi="Montserrat Medium"/>
+          <w:i/>
+          <w:iCs/>
+        </w:rPr>
+        <w:t xml:space="preserve"> H</w:t>
       </w:r>
       <w:r>
         <w:rPr>
@@ -6058,13 +6212,23 @@
           <w:iCs/>
         </w:rPr>
       </w:pPr>
+      <w:proofErr w:type="gramStart"/>
       <w:r>
         <w:rPr>
           <w:rFonts w:ascii="Montserrat Medium" w:hAnsi="Montserrat Medium"/>
           <w:i/>
           <w:iCs/>
         </w:rPr>
-        <w:t xml:space="preserve">Figure : </w:t>
+        <w:t>Figure :</w:t>
+      </w:r>
+      <w:proofErr w:type="gramEnd"/>
+      <w:r>
+        <w:rPr>
+          <w:rFonts w:ascii="Montserrat Medium" w:hAnsi="Montserrat Medium"/>
+          <w:i/>
+          <w:iCs/>
+        </w:rPr>
+        <w:t xml:space="preserve"> </w:t>
       </w:r>
       <w:r>
         <w:rPr>
@@ -6489,12 +6653,14 @@
           <w:rFonts w:ascii="Montserrat Medium" w:hAnsi="Montserrat Medium"/>
         </w:rPr>
       </w:pPr>
+      <w:proofErr w:type="gramStart"/>
       <w:r>
         <w:rPr>
           <w:rFonts w:ascii="Montserrat Medium" w:hAnsi="Montserrat Medium"/>
         </w:rPr>
         <w:t>System.Security.Cryptography</w:t>
       </w:r>
+      <w:proofErr w:type="gramEnd"/>
     </w:p>
     <w:p>
       <w:pPr>
@@ -7670,7 +7836,27 @@
           <w:color w:val="auto"/>
           <w:szCs w:val="24"/>
         </w:rPr>
-        <w:t>User-Agent: Mozilla/5.0 (Windows NT 6.1)…Chrome/41.0…</w:t>
+        <w:t xml:space="preserve">User-Agent: Mozilla/5.0 (Windows NT </w:t>
+      </w:r>
+      <w:proofErr w:type="gramStart"/>
+      <w:r>
+        <w:rPr>
+          <w:rFonts w:ascii="Montserrat Medium" w:eastAsiaTheme="majorEastAsia" w:hAnsi="Montserrat Medium" w:cstheme="majorBidi"/>
+          <w:bCs/>
+          <w:color w:val="auto"/>
+          <w:szCs w:val="24"/>
+        </w:rPr>
+        <w:t>6.1)…</w:t>
+      </w:r>
+      <w:proofErr w:type="gramEnd"/>
+      <w:r>
+        <w:rPr>
+          <w:rFonts w:ascii="Montserrat Medium" w:eastAsiaTheme="majorEastAsia" w:hAnsi="Montserrat Medium" w:cstheme="majorBidi"/>
+          <w:bCs/>
+          <w:color w:val="auto"/>
+          <w:szCs w:val="24"/>
+        </w:rPr>
+        <w:t>Chrome/41.0…</w:t>
       </w:r>
     </w:p>
     <w:p>
@@ -7743,7 +7929,87 @@
           <w:color w:val="auto"/>
           <w:szCs w:val="24"/>
         </w:rPr>
-        <w:t>{"GUID":"{0}","Type":{1},"Meta":"{2}","IV":"{3}",</w:t>
+        <w:t>{"GUID"</w:t>
+      </w:r>
+      <w:proofErr w:type="gramStart"/>
+      <w:r>
+        <w:rPr>
+          <w:rFonts w:ascii="Montserrat Medium" w:eastAsiaTheme="majorEastAsia" w:hAnsi="Montserrat Medium" w:cstheme="majorBidi"/>
+          <w:bCs/>
+          <w:color w:val="auto"/>
+          <w:szCs w:val="24"/>
+        </w:rPr>
+        <w:t>:"{0}"</w:t>
+      </w:r>
+      <w:proofErr w:type="gramEnd"/>
+      <w:r>
+        <w:rPr>
+          <w:rFonts w:ascii="Montserrat Medium" w:eastAsiaTheme="majorEastAsia" w:hAnsi="Montserrat Medium" w:cstheme="majorBidi"/>
+          <w:bCs/>
+          <w:color w:val="auto"/>
+          <w:szCs w:val="24"/>
+        </w:rPr>
+        <w:t>,"Type</w:t>
+      </w:r>
+      <w:proofErr w:type="gramStart"/>
+      <w:r>
+        <w:rPr>
+          <w:rFonts w:ascii="Montserrat Medium" w:eastAsiaTheme="majorEastAsia" w:hAnsi="Montserrat Medium" w:cstheme="majorBidi"/>
+          <w:bCs/>
+          <w:color w:val="auto"/>
+          <w:szCs w:val="24"/>
+        </w:rPr>
+        <w:t>":{1},</w:t>
+      </w:r>
+      <w:proofErr w:type="gramEnd"/>
+      <w:r>
+        <w:rPr>
+          <w:rFonts w:ascii="Montserrat Medium" w:eastAsiaTheme="majorEastAsia" w:hAnsi="Montserrat Medium" w:cstheme="majorBidi"/>
+          <w:bCs/>
+          <w:color w:val="auto"/>
+          <w:szCs w:val="24"/>
+        </w:rPr>
+        <w:t>"Meta"</w:t>
+      </w:r>
+      <w:proofErr w:type="gramStart"/>
+      <w:r>
+        <w:rPr>
+          <w:rFonts w:ascii="Montserrat Medium" w:eastAsiaTheme="majorEastAsia" w:hAnsi="Montserrat Medium" w:cstheme="majorBidi"/>
+          <w:bCs/>
+          <w:color w:val="auto"/>
+          <w:szCs w:val="24"/>
+        </w:rPr>
+        <w:t>:"{2}"</w:t>
+      </w:r>
+      <w:proofErr w:type="gramEnd"/>
+      <w:r>
+        <w:rPr>
+          <w:rFonts w:ascii="Montserrat Medium" w:eastAsiaTheme="majorEastAsia" w:hAnsi="Montserrat Medium" w:cstheme="majorBidi"/>
+          <w:bCs/>
+          <w:color w:val="auto"/>
+          <w:szCs w:val="24"/>
+        </w:rPr>
+        <w:t>,"IV"</w:t>
+      </w:r>
+      <w:proofErr w:type="gramStart"/>
+      <w:r>
+        <w:rPr>
+          <w:rFonts w:ascii="Montserrat Medium" w:eastAsiaTheme="majorEastAsia" w:hAnsi="Montserrat Medium" w:cstheme="majorBidi"/>
+          <w:bCs/>
+          <w:color w:val="auto"/>
+          <w:szCs w:val="24"/>
+        </w:rPr>
+        <w:t>:"{3}"</w:t>
+      </w:r>
+      <w:proofErr w:type="gramEnd"/>
+      <w:r>
+        <w:rPr>
+          <w:rFonts w:ascii="Montserrat Medium" w:eastAsiaTheme="majorEastAsia" w:hAnsi="Montserrat Medium" w:cstheme="majorBidi"/>
+          <w:bCs/>
+          <w:color w:val="auto"/>
+          <w:szCs w:val="24"/>
+        </w:rPr>
+        <w:t>,</w:t>
       </w:r>
     </w:p>
     <w:p>
@@ -7768,8 +8034,39 @@
           <w:color w:val="auto"/>
           <w:szCs w:val="24"/>
         </w:rPr>
-        <w:t>"EncryptedMessage":"{4}","HMAC":"{5}"}</w:t>
-      </w:r>
+        <w:t>"EncryptedMessage"</w:t>
+      </w:r>
+      <w:proofErr w:type="gramStart"/>
+      <w:r>
+        <w:rPr>
+          <w:rFonts w:ascii="Montserrat Medium" w:eastAsiaTheme="majorEastAsia" w:hAnsi="Montserrat Medium" w:cstheme="majorBidi"/>
+          <w:bCs/>
+          <w:color w:val="auto"/>
+          <w:szCs w:val="24"/>
+        </w:rPr>
+        <w:t>:"{4}"</w:t>
+      </w:r>
+      <w:proofErr w:type="gramEnd"/>
+      <w:r>
+        <w:rPr>
+          <w:rFonts w:ascii="Montserrat Medium" w:eastAsiaTheme="majorEastAsia" w:hAnsi="Montserrat Medium" w:cstheme="majorBidi"/>
+          <w:bCs/>
+          <w:color w:val="auto"/>
+          <w:szCs w:val="24"/>
+        </w:rPr>
+        <w:t>,"HMAC"</w:t>
+      </w:r>
+      <w:proofErr w:type="gramStart"/>
+      <w:r>
+        <w:rPr>
+          <w:rFonts w:ascii="Montserrat Medium" w:eastAsiaTheme="majorEastAsia" w:hAnsi="Montserrat Medium" w:cstheme="majorBidi"/>
+          <w:bCs/>
+          <w:color w:val="auto"/>
+          <w:szCs w:val="24"/>
+        </w:rPr>
+        <w:t>:"{5}"}</w:t>
+      </w:r>
+      <w:proofErr w:type="gramEnd"/>
     </w:p>
     <w:p>
       <w:pPr>
@@ -7994,43 +8291,6 @@
           <w:szCs w:val="28"/>
         </w:rPr>
       </w:pPr>
-    </w:p>
-    <w:p>
-      <w:pPr>
-        <w:pStyle w:val="Heading2"/>
-        <w:rPr>
-          <w:sz w:val="28"/>
-          <w:szCs w:val="28"/>
-        </w:rPr>
-      </w:pPr>
-      <w:r>
-        <w:rPr>
-          <w:sz w:val="28"/>
-          <w:szCs w:val="28"/>
-        </w:rPr>
-        <w:t xml:space="preserve">Stage 4: </w:t>
-      </w:r>
-      <w:r>
-        <w:rPr>
-          <w:sz w:val="28"/>
-          <w:szCs w:val="28"/>
-        </w:rPr>
-        <w:t xml:space="preserve">Final </w:t>
-      </w:r>
-      <w:r>
-        <w:rPr>
-          <w:sz w:val="28"/>
-          <w:szCs w:val="28"/>
-        </w:rPr>
-        <w:t xml:space="preserve">Covenant </w:t>
-      </w:r>
-      <w:r>
-        <w:rPr>
-          <w:sz w:val="28"/>
-          <w:szCs w:val="28"/>
-        </w:rPr>
-        <w:t>Implant</w:t>
-      </w:r>
     </w:p>
     <w:p>
       <w:pPr>
@@ -8360,13 +8620,23 @@
           <w:iCs/>
         </w:rPr>
       </w:pPr>
+      <w:proofErr w:type="gramStart"/>
       <w:r>
         <w:rPr>
           <w:rFonts w:ascii="Montserrat Medium" w:hAnsi="Montserrat Medium"/>
           <w:i/>
           <w:iCs/>
         </w:rPr>
-        <w:t xml:space="preserve">Figure : ProcMon shows files </w:t>
+        <w:t>Figure :</w:t>
+      </w:r>
+      <w:proofErr w:type="gramEnd"/>
+      <w:r>
+        <w:rPr>
+          <w:rFonts w:ascii="Montserrat Medium" w:hAnsi="Montserrat Medium"/>
+          <w:i/>
+          <w:iCs/>
+        </w:rPr>
+        <w:t xml:space="preserve"> ProcMon shows files </w:t>
       </w:r>
       <w:r>
         <w:rPr>
@@ -8457,13 +8727,23 @@
           <w:iCs/>
         </w:rPr>
       </w:pPr>
+      <w:proofErr w:type="gramStart"/>
       <w:r>
         <w:rPr>
           <w:rFonts w:ascii="Montserrat Medium" w:hAnsi="Montserrat Medium"/>
           <w:i/>
           <w:iCs/>
         </w:rPr>
-        <w:t>Figure : Persistence registry key created after initial EmbedDLL.dll execution</w:t>
+        <w:t>Figure :</w:t>
+      </w:r>
+      <w:proofErr w:type="gramEnd"/>
+      <w:r>
+        <w:rPr>
+          <w:rFonts w:ascii="Montserrat Medium" w:hAnsi="Montserrat Medium"/>
+          <w:i/>
+          <w:iCs/>
+        </w:rPr>
+        <w:t xml:space="preserve"> Persistence registry key created after initial EmbedDLL.dll execution</w:t>
       </w:r>
     </w:p>
     <w:p>
@@ -8533,13 +8813,23 @@
           <w:iCs/>
         </w:rPr>
       </w:pPr>
+      <w:proofErr w:type="gramStart"/>
       <w:r>
         <w:rPr>
           <w:rFonts w:ascii="Montserrat Medium" w:hAnsi="Montserrat Medium"/>
           <w:i/>
           <w:iCs/>
         </w:rPr>
-        <w:t>Figure : Wireshark packet capture showing HTTP call to C2 server</w:t>
+        <w:t>Figure :</w:t>
+      </w:r>
+      <w:proofErr w:type="gramEnd"/>
+      <w:r>
+        <w:rPr>
+          <w:rFonts w:ascii="Montserrat Medium" w:hAnsi="Montserrat Medium"/>
+          <w:i/>
+          <w:iCs/>
+        </w:rPr>
+        <w:t xml:space="preserve"> Wireshark packet capture showing HTTP call to C2 server</w:t>
       </w:r>
     </w:p>
     <w:p>
@@ -8609,13 +8899,23 @@
           <w:iCs/>
         </w:rPr>
       </w:pPr>
+      <w:proofErr w:type="gramStart"/>
       <w:r>
         <w:rPr>
           <w:rFonts w:ascii="Montserrat Medium" w:hAnsi="Montserrat Medium"/>
           <w:i/>
           <w:iCs/>
         </w:rPr>
-        <w:t>Figure : Successful request on port 80</w:t>
+        <w:t>Figure :</w:t>
+      </w:r>
+      <w:proofErr w:type="gramEnd"/>
+      <w:r>
+        <w:rPr>
+          <w:rFonts w:ascii="Montserrat Medium" w:hAnsi="Montserrat Medium"/>
+          <w:i/>
+          <w:iCs/>
+        </w:rPr>
+        <w:t xml:space="preserve"> Successful request on port 80</w:t>
       </w:r>
     </w:p>
     <w:p>
@@ -8882,21 +9182,49 @@
           <w:iCs/>
         </w:rPr>
       </w:pPr>
+      <w:proofErr w:type="gramStart"/>
       <w:r>
         <w:rPr>
           <w:rFonts w:ascii="Montserrat Medium" w:hAnsi="Montserrat Medium"/>
           <w:i/>
           <w:iCs/>
         </w:rPr>
-        <w:t xml:space="preserve">Figure : </w:t>
-      </w:r>
+        <w:t>Figure :</w:t>
+      </w:r>
+      <w:proofErr w:type="gramEnd"/>
       <w:r>
         <w:rPr>
           <w:rFonts w:ascii="Montserrat Medium" w:hAnsi="Montserrat Medium"/>
           <w:i/>
           <w:iCs/>
         </w:rPr>
-        <w:t xml:space="preserve">XML arguments for embed[.]vbs to </w:t>
+        <w:t xml:space="preserve"> </w:t>
+      </w:r>
+      <w:r>
+        <w:rPr>
+          <w:rFonts w:ascii="Montserrat Medium" w:hAnsi="Montserrat Medium"/>
+          <w:i/>
+          <w:iCs/>
+        </w:rPr>
+        <w:t>XML arguments for embed[.]</w:t>
+      </w:r>
+      <w:proofErr w:type="spellStart"/>
+      <w:r>
+        <w:rPr>
+          <w:rFonts w:ascii="Montserrat Medium" w:hAnsi="Montserrat Medium"/>
+          <w:i/>
+          <w:iCs/>
+        </w:rPr>
+        <w:t>vbs</w:t>
+      </w:r>
+      <w:proofErr w:type="spellEnd"/>
+      <w:r>
+        <w:rPr>
+          <w:rFonts w:ascii="Montserrat Medium" w:hAnsi="Montserrat Medium"/>
+          <w:i/>
+          <w:iCs/>
+        </w:rPr>
+        <w:t xml:space="preserve"> to </w:t>
       </w:r>
       <w:r>
         <w:rPr>
@@ -8974,13 +9302,23 @@
           <w:iCs/>
         </w:rPr>
       </w:pPr>
+      <w:proofErr w:type="gramStart"/>
       <w:r>
         <w:rPr>
           <w:rFonts w:ascii="Montserrat Medium" w:hAnsi="Montserrat Medium"/>
           <w:i/>
           <w:iCs/>
         </w:rPr>
-        <w:t xml:space="preserve">Figure : Ncat </w:t>
+        <w:t>Figure :</w:t>
+      </w:r>
+      <w:proofErr w:type="gramEnd"/>
+      <w:r>
+        <w:rPr>
+          <w:rFonts w:ascii="Montserrat Medium" w:hAnsi="Montserrat Medium"/>
+          <w:i/>
+          <w:iCs/>
+        </w:rPr>
+        <w:t xml:space="preserve"> Ncat </w:t>
       </w:r>
       <w:r>
         <w:rPr>
@@ -9097,11 +9435,19 @@
           <w:rFonts w:ascii="Montserrat Medium" w:hAnsi="Montserrat Medium"/>
         </w:rPr>
       </w:pPr>
-      <w:r>
-        <w:rPr>
-          <w:rFonts w:ascii="Montserrat Medium" w:hAnsi="Montserrat Medium"/>
-        </w:rPr>
-        <w:t xml:space="preserve">Figure : </w:t>
+      <w:proofErr w:type="gramStart"/>
+      <w:r>
+        <w:rPr>
+          <w:rFonts w:ascii="Montserrat Medium" w:hAnsi="Montserrat Medium"/>
+        </w:rPr>
+        <w:t>Figure :</w:t>
+      </w:r>
+      <w:proofErr w:type="gramEnd"/>
+      <w:r>
+        <w:rPr>
+          <w:rFonts w:ascii="Montserrat Medium" w:hAnsi="Montserrat Medium"/>
+        </w:rPr>
+        <w:t xml:space="preserve"> </w:t>
       </w:r>
       <w:r>
         <w:rPr>
@@ -9160,7 +9506,21 @@
         <w:rPr>
           <w:rFonts w:ascii="Montserrat Medium" w:hAnsi="Montserrat Medium"/>
         </w:rPr>
-        <w:t xml:space="preserve">message portion in this HTTP POST </w:t>
+        <w:t xml:space="preserve">message portion in this HTTP </w:t>
+      </w:r>
+      <w:proofErr w:type="gramStart"/>
+      <w:r>
+        <w:rPr>
+          <w:rFonts w:ascii="Montserrat Medium" w:hAnsi="Montserrat Medium"/>
+        </w:rPr>
+        <w:t>POST</w:t>
+      </w:r>
+      <w:proofErr w:type="gramEnd"/>
+      <w:r>
+        <w:rPr>
+          <w:rFonts w:ascii="Montserrat Medium" w:hAnsi="Montserrat Medium"/>
+        </w:rPr>
+        <w:t xml:space="preserve"> </w:t>
       </w:r>
       <w:r>
         <w:rPr>
@@ -9206,7 +9566,21 @@
         <w:rPr>
           <w:rFonts w:ascii="Montserrat Medium" w:hAnsi="Montserrat Medium"/>
         </w:rPr>
-        <w:t>GUID   : 4f1113988d3b14972c77</w:t>
+        <w:t xml:space="preserve">GUID </w:t>
+      </w:r>
+      <w:proofErr w:type="gramStart"/>
+      <w:r>
+        <w:rPr>
+          <w:rFonts w:ascii="Montserrat Medium" w:hAnsi="Montserrat Medium"/>
+        </w:rPr>
+        <w:t xml:space="preserve">  :</w:t>
+      </w:r>
+      <w:proofErr w:type="gramEnd"/>
+      <w:r>
+        <w:rPr>
+          <w:rFonts w:ascii="Montserrat Medium" w:hAnsi="Montserrat Medium"/>
+        </w:rPr>
+        <w:t xml:space="preserve"> 4f1113988d3b14972c77</w:t>
       </w:r>
     </w:p>
     <w:p>
@@ -9216,11 +9590,19 @@
           <w:rFonts w:ascii="Montserrat Medium" w:hAnsi="Montserrat Medium"/>
         </w:rPr>
       </w:pPr>
-      <w:r>
-        <w:rPr>
-          <w:rFonts w:ascii="Montserrat Medium" w:hAnsi="Montserrat Medium"/>
-        </w:rPr>
-        <w:t>Opcode : 0x154615aa</w:t>
+      <w:proofErr w:type="gramStart"/>
+      <w:r>
+        <w:rPr>
+          <w:rFonts w:ascii="Montserrat Medium" w:hAnsi="Montserrat Medium"/>
+        </w:rPr>
+        <w:t>Opcode :</w:t>
+      </w:r>
+      <w:proofErr w:type="gramEnd"/>
+      <w:r>
+        <w:rPr>
+          <w:rFonts w:ascii="Montserrat Medium" w:hAnsi="Montserrat Medium"/>
+        </w:rPr>
+        <w:t xml:space="preserve"> 0x154615aa</w:t>
       </w:r>
     </w:p>
     <w:p>
@@ -9248,7 +9630,21 @@
         <w:rPr>
           <w:rFonts w:ascii="Montserrat Medium" w:hAnsi="Montserrat Medium"/>
         </w:rPr>
-        <w:t>Beacon ID   : 0x8938d318 (2302202648)</w:t>
+        <w:t xml:space="preserve">Beacon ID </w:t>
+      </w:r>
+      <w:proofErr w:type="gramStart"/>
+      <w:r>
+        <w:rPr>
+          <w:rFonts w:ascii="Montserrat Medium" w:hAnsi="Montserrat Medium"/>
+        </w:rPr>
+        <w:t xml:space="preserve">  :</w:t>
+      </w:r>
+      <w:proofErr w:type="gramEnd"/>
+      <w:r>
+        <w:rPr>
+          <w:rFonts w:ascii="Montserrat Medium" w:hAnsi="Montserrat Medium"/>
+        </w:rPr>
+        <w:t xml:space="preserve"> 0x8938d318 (2302202648)</w:t>
       </w:r>
     </w:p>
     <w:p>
@@ -9262,7 +9658,21 @@
         <w:rPr>
           <w:rFonts w:ascii="Montserrat Medium" w:hAnsi="Montserrat Medium"/>
         </w:rPr>
-        <w:t>Uptime low  : 0x38a4de1c (950328860)</w:t>
+        <w:t xml:space="preserve">Uptime </w:t>
+      </w:r>
+      <w:proofErr w:type="gramStart"/>
+      <w:r>
+        <w:rPr>
+          <w:rFonts w:ascii="Montserrat Medium" w:hAnsi="Montserrat Medium"/>
+        </w:rPr>
+        <w:t>low  :</w:t>
+      </w:r>
+      <w:proofErr w:type="gramEnd"/>
+      <w:r>
+        <w:rPr>
+          <w:rFonts w:ascii="Montserrat Medium" w:hAnsi="Montserrat Medium"/>
+        </w:rPr>
+        <w:t xml:space="preserve"> 0x38a4de1c (950328860)</w:t>
       </w:r>
     </w:p>
     <w:p>
@@ -9276,7 +9686,21 @@
         <w:rPr>
           <w:rFonts w:ascii="Montserrat Medium" w:hAnsi="Montserrat Medium"/>
         </w:rPr>
-        <w:t>Uptime high : 0xdd007378 (3707794296)</w:t>
+        <w:t xml:space="preserve">Uptime </w:t>
+      </w:r>
+      <w:proofErr w:type="gramStart"/>
+      <w:r>
+        <w:rPr>
+          <w:rFonts w:ascii="Montserrat Medium" w:hAnsi="Montserrat Medium"/>
+        </w:rPr>
+        <w:t>high :</w:t>
+      </w:r>
+      <w:proofErr w:type="gramEnd"/>
+      <w:r>
+        <w:rPr>
+          <w:rFonts w:ascii="Montserrat Medium" w:hAnsi="Montserrat Medium"/>
+        </w:rPr>
+        <w:t xml:space="preserve"> 0xdd007378 (3707794296)</w:t>
       </w:r>
     </w:p>
     <w:p>
@@ -9290,7 +9714,21 @@
         <w:rPr>
           <w:rFonts w:ascii="Montserrat Medium" w:hAnsi="Montserrat Medium"/>
         </w:rPr>
-        <w:t>Flags       : 0x5d30d302 (1563480834)</w:t>
+        <w:t xml:space="preserve">Flags     </w:t>
+      </w:r>
+      <w:proofErr w:type="gramStart"/>
+      <w:r>
+        <w:rPr>
+          <w:rFonts w:ascii="Montserrat Medium" w:hAnsi="Montserrat Medium"/>
+        </w:rPr>
+        <w:t xml:space="preserve">  :</w:t>
+      </w:r>
+      <w:proofErr w:type="gramEnd"/>
+      <w:r>
+        <w:rPr>
+          <w:rFonts w:ascii="Montserrat Medium" w:hAnsi="Montserrat Medium"/>
+        </w:rPr>
+        <w:t xml:space="preserve"> 0x5d30d302 (1563480834)</w:t>
       </w:r>
     </w:p>
     <w:p>
@@ -9304,7 +9742,21 @@
         <w:rPr>
           <w:rFonts w:ascii="Montserrat Medium" w:hAnsi="Montserrat Medium"/>
         </w:rPr>
-        <w:t>OS version  : 0x0d221e46 (220339782)</w:t>
+        <w:t xml:space="preserve">OS </w:t>
+      </w:r>
+      <w:proofErr w:type="gramStart"/>
+      <w:r>
+        <w:rPr>
+          <w:rFonts w:ascii="Montserrat Medium" w:hAnsi="Montserrat Medium"/>
+        </w:rPr>
+        <w:t>version  :</w:t>
+      </w:r>
+      <w:proofErr w:type="gramEnd"/>
+      <w:r>
+        <w:rPr>
+          <w:rFonts w:ascii="Montserrat Medium" w:hAnsi="Montserrat Medium"/>
+        </w:rPr>
+        <w:t xml:space="preserve"> 0x0d221e46 (220339782)</w:t>
       </w:r>
     </w:p>
     <w:p>
@@ -9318,7 +9770,21 @@
         <w:rPr>
           <w:rFonts w:ascii="Montserrat Medium" w:hAnsi="Montserrat Medium"/>
         </w:rPr>
-        <w:t>PID         : 0x1db5043a (498402362)</w:t>
+        <w:t xml:space="preserve">PID       </w:t>
+      </w:r>
+      <w:proofErr w:type="gramStart"/>
+      <w:r>
+        <w:rPr>
+          <w:rFonts w:ascii="Montserrat Medium" w:hAnsi="Montserrat Medium"/>
+        </w:rPr>
+        <w:t xml:space="preserve">  :</w:t>
+      </w:r>
+      <w:proofErr w:type="gramEnd"/>
+      <w:r>
+        <w:rPr>
+          <w:rFonts w:ascii="Montserrat Medium" w:hAnsi="Montserrat Medium"/>
+        </w:rPr>
+        <w:t xml:space="preserve"> 0x1db5043a (498402362)</w:t>
       </w:r>
     </w:p>
     <w:p>
@@ -9332,7 +9798,21 @@
         <w:rPr>
           <w:rFonts w:ascii="Montserrat Medium" w:hAnsi="Montserrat Medium"/>
         </w:rPr>
-        <w:t>PPID        : 0xd584cc5d (3582250077)</w:t>
+        <w:t xml:space="preserve">PPID      </w:t>
+      </w:r>
+      <w:proofErr w:type="gramStart"/>
+      <w:r>
+        <w:rPr>
+          <w:rFonts w:ascii="Montserrat Medium" w:hAnsi="Montserrat Medium"/>
+        </w:rPr>
+        <w:t xml:space="preserve">  :</w:t>
+      </w:r>
+      <w:proofErr w:type="gramEnd"/>
+      <w:r>
+        <w:rPr>
+          <w:rFonts w:ascii="Montserrat Medium" w:hAnsi="Montserrat Medium"/>
+        </w:rPr>
+        <w:t xml:space="preserve"> 0xd584cc5d (3582250077)</w:t>
       </w:r>
     </w:p>
     <w:p>
@@ -9346,7 +9826,21 @@
         <w:rPr>
           <w:rFonts w:ascii="Montserrat Medium" w:hAnsi="Montserrat Medium"/>
         </w:rPr>
-        <w:t>Arch        : 0x981f4c53 (2552187987)</w:t>
+        <w:t xml:space="preserve">Arch      </w:t>
+      </w:r>
+      <w:proofErr w:type="gramStart"/>
+      <w:r>
+        <w:rPr>
+          <w:rFonts w:ascii="Montserrat Medium" w:hAnsi="Montserrat Medium"/>
+        </w:rPr>
+        <w:t xml:space="preserve">  :</w:t>
+      </w:r>
+      <w:proofErr w:type="gramEnd"/>
+      <w:r>
+        <w:rPr>
+          <w:rFonts w:ascii="Montserrat Medium" w:hAnsi="Montserrat Medium"/>
+        </w:rPr>
+        <w:t xml:space="preserve"> 0x981f4c53 (2552187987)</w:t>
       </w:r>
     </w:p>
     <w:p>
@@ -9360,7 +9854,21 @@
         <w:rPr>
           <w:rFonts w:ascii="Montserrat Medium" w:hAnsi="Montserrat Medium"/>
         </w:rPr>
-        <w:t>Privilege   : 0x8e487bff (2387115007)</w:t>
+        <w:t xml:space="preserve">Privilege </w:t>
+      </w:r>
+      <w:proofErr w:type="gramStart"/>
+      <w:r>
+        <w:rPr>
+          <w:rFonts w:ascii="Montserrat Medium" w:hAnsi="Montserrat Medium"/>
+        </w:rPr>
+        <w:t xml:space="preserve">  :</w:t>
+      </w:r>
+      <w:proofErr w:type="gramEnd"/>
+      <w:r>
+        <w:rPr>
+          <w:rFonts w:ascii="Montserrat Medium" w:hAnsi="Montserrat Medium"/>
+        </w:rPr>
+        <w:t xml:space="preserve"> 0x8e487bff (2387115007)</w:t>
       </w:r>
     </w:p>
     <w:p>
@@ -9374,7 +9882,21 @@
         <w:rPr>
           <w:rFonts w:ascii="Montserrat Medium" w:hAnsi="Montserrat Medium"/>
         </w:rPr>
-        <w:t>Net status  : 0x162a26c5 (371861189)</w:t>
+        <w:t xml:space="preserve">Net </w:t>
+      </w:r>
+      <w:proofErr w:type="gramStart"/>
+      <w:r>
+        <w:rPr>
+          <w:rFonts w:ascii="Montserrat Medium" w:hAnsi="Montserrat Medium"/>
+        </w:rPr>
+        <w:t>status  :</w:t>
+      </w:r>
+      <w:proofErr w:type="gramEnd"/>
+      <w:r>
+        <w:rPr>
+          <w:rFonts w:ascii="Montserrat Medium" w:hAnsi="Montserrat Medium"/>
+        </w:rPr>
+        <w:t xml:space="preserve"> 0x162a26c5 (371861189)</w:t>
       </w:r>
     </w:p>
     <w:p>
@@ -9388,7 +9910,21 @@
         <w:rPr>
           <w:rFonts w:ascii="Montserrat Medium" w:hAnsi="Montserrat Medium"/>
         </w:rPr>
-        <w:t>Unknown 1   : 0x30ca19da (818551258)</w:t>
+        <w:t xml:space="preserve">Unknown 1 </w:t>
+      </w:r>
+      <w:proofErr w:type="gramStart"/>
+      <w:r>
+        <w:rPr>
+          <w:rFonts w:ascii="Montserrat Medium" w:hAnsi="Montserrat Medium"/>
+        </w:rPr>
+        <w:t xml:space="preserve">  :</w:t>
+      </w:r>
+      <w:proofErr w:type="gramEnd"/>
+      <w:r>
+        <w:rPr>
+          <w:rFonts w:ascii="Montserrat Medium" w:hAnsi="Montserrat Medium"/>
+        </w:rPr>
+        <w:t xml:space="preserve"> 0x30ca19da (818551258)</w:t>
       </w:r>
     </w:p>
     <w:p>
@@ -9402,7 +9938,21 @@
         <w:rPr>
           <w:rFonts w:ascii="Montserrat Medium" w:hAnsi="Montserrat Medium"/>
         </w:rPr>
-        <w:t>Unknown 2   : 0x3c6764c9 (1013408969)</w:t>
+        <w:t xml:space="preserve">Unknown 2 </w:t>
+      </w:r>
+      <w:proofErr w:type="gramStart"/>
+      <w:r>
+        <w:rPr>
+          <w:rFonts w:ascii="Montserrat Medium" w:hAnsi="Montserrat Medium"/>
+        </w:rPr>
+        <w:t xml:space="preserve">  :</w:t>
+      </w:r>
+      <w:proofErr w:type="gramEnd"/>
+      <w:r>
+        <w:rPr>
+          <w:rFonts w:ascii="Montserrat Medium" w:hAnsi="Montserrat Medium"/>
+        </w:rPr>
+        <w:t xml:space="preserve"> 0x3c6764c9 (1013408969)</w:t>
       </w:r>
     </w:p>
     <w:p>
@@ -9416,7 +9966,21 @@
         <w:rPr>
           <w:rFonts w:ascii="Montserrat Medium" w:hAnsi="Montserrat Medium"/>
         </w:rPr>
-        <w:t>Checksum    : 0x00005a13 (23059)</w:t>
+        <w:t xml:space="preserve">Checksum  </w:t>
+      </w:r>
+      <w:proofErr w:type="gramStart"/>
+      <w:r>
+        <w:rPr>
+          <w:rFonts w:ascii="Montserrat Medium" w:hAnsi="Montserrat Medium"/>
+        </w:rPr>
+        <w:t xml:space="preserve">  :</w:t>
+      </w:r>
+      <w:proofErr w:type="gramEnd"/>
+      <w:r>
+        <w:rPr>
+          <w:rFonts w:ascii="Montserrat Medium" w:hAnsi="Montserrat Medium"/>
+        </w:rPr>
+        <w:t xml:space="preserve"> 0x00005a13 (23059)</w:t>
       </w:r>
     </w:p>
     <w:p>
@@ -9574,6 +10138,7 @@
           <w:rFonts w:ascii="Montserrat Medium" w:hAnsi="Montserrat Medium"/>
         </w:rPr>
       </w:pPr>
+      <w:proofErr w:type="gramStart"/>
       <w:r>
         <w:rPr>
           <w:rFonts w:ascii="Montserrat Medium" w:hAnsi="Montserrat Medium"/>
@@ -9590,13 +10155,14 @@
         <w:rPr>
           <w:rFonts w:ascii="Montserrat Medium" w:hAnsi="Montserrat Medium"/>
         </w:rPr>
-        <w:t xml:space="preserve">: </w:t>
-      </w:r>
-      <w:r>
-        <w:rPr>
-          <w:rFonts w:ascii="Montserrat Medium" w:hAnsi="Montserrat Medium"/>
-        </w:rPr>
-        <w:t>The implant issues an HTTP GET request to the /stream endpoint with a custom authorization token and session identifier.</w:t>
+        <w:t>:</w:t>
+      </w:r>
+      <w:proofErr w:type="gramEnd"/>
+      <w:r>
+        <w:rPr>
+          <w:rFonts w:ascii="Montserrat Medium" w:hAnsi="Montserrat Medium"/>
+        </w:rPr>
+        <w:t xml:space="preserve"> The implant issues an HTTP GET request to the /stream endpoint with a custom authorization token and session identifier.</w:t>
       </w:r>
     </w:p>
     <w:p>
@@ -9616,6 +10182,7 @@
       <w:r>
         <w:rPr>
           <w:rFonts w:ascii="Montserrat Medium" w:hAnsi="Montserrat Medium"/>
+          <w:noProof/>
         </w:rPr>
         <w:drawing>
           <wp:inline distT="0" distB="0" distL="0" distR="0" wp14:anchorId="559DE265" wp14:editId="250318C8">
@@ -9686,7 +10253,21 @@
         <w:rPr>
           <w:rFonts w:ascii="Montserrat Medium" w:hAnsi="Montserrat Medium"/>
         </w:rPr>
-        <w:t>Figure X. HTTP-based beacon request captured on the loopback interface while emulating a C2 server using ncat. All network indicators have been defanged.</w:t>
+        <w:t xml:space="preserve">Figure X. HTTP-based beacon request captured on the loopback interface while emulating a C2 server using </w:t>
+      </w:r>
+      <w:proofErr w:type="spellStart"/>
+      <w:r>
+        <w:rPr>
+          <w:rFonts w:ascii="Montserrat Medium" w:hAnsi="Montserrat Medium"/>
+        </w:rPr>
+        <w:t>ncat</w:t>
+      </w:r>
+      <w:proofErr w:type="spellEnd"/>
+      <w:r>
+        <w:rPr>
+          <w:rFonts w:ascii="Montserrat Medium" w:hAnsi="Montserrat Medium"/>
+        </w:rPr>
+        <w:t>. All network indicators have been defanged.</w:t>
       </w:r>
     </w:p>
     <w:p>
@@ -9721,7 +10302,21 @@
               <w:rPr>
                 <w:rFonts w:ascii="Montserrat Medium" w:hAnsi="Montserrat Medium"/>
               </w:rPr>
-              <w:t>Frame 20: 372 bytes on wire (2976 bits), 372 bytes captured (2976 bits) on interface \Device\NPF_Loopback, id 0</w:t>
+              <w:t>Frame 20: 372 bytes on wire (2976 bits), 372 bytes captured (2976 bits) on interface \Device\</w:t>
+            </w:r>
+            <w:proofErr w:type="spellStart"/>
+            <w:r>
+              <w:rPr>
+                <w:rFonts w:ascii="Montserrat Medium" w:hAnsi="Montserrat Medium"/>
+              </w:rPr>
+              <w:t>NPF_Loopback</w:t>
+            </w:r>
+            <w:proofErr w:type="spellEnd"/>
+            <w:r>
+              <w:rPr>
+                <w:rFonts w:ascii="Montserrat Medium" w:hAnsi="Montserrat Medium"/>
+              </w:rPr>
+              <w:t>, id 0</w:t>
             </w:r>
           </w:p>
         </w:tc>
@@ -9761,7 +10356,63 @@
               <w:rPr>
                 <w:rFonts w:ascii="Montserrat Medium" w:hAnsi="Montserrat Medium"/>
               </w:rPr>
-              <w:t>Internet Protocol Version 4, Src: 127[.]0[.]0[.]1, Dst: 127[.]0[.]0[.]1</w:t>
+              <w:t xml:space="preserve">Internet Protocol Version 4, </w:t>
+            </w:r>
+            <w:proofErr w:type="spellStart"/>
+            <w:r>
+              <w:rPr>
+                <w:rFonts w:ascii="Montserrat Medium" w:hAnsi="Montserrat Medium"/>
+              </w:rPr>
+              <w:t>Src</w:t>
+            </w:r>
+            <w:proofErr w:type="spellEnd"/>
+            <w:r>
+              <w:rPr>
+                <w:rFonts w:ascii="Montserrat Medium" w:hAnsi="Montserrat Medium"/>
+              </w:rPr>
+              <w:t xml:space="preserve">: </w:t>
+            </w:r>
+            <w:proofErr w:type="gramStart"/>
+            <w:r>
+              <w:rPr>
+                <w:rFonts w:ascii="Montserrat Medium" w:hAnsi="Montserrat Medium"/>
+              </w:rPr>
+              <w:t>127[.]0</w:t>
+            </w:r>
+            <w:proofErr w:type="gramEnd"/>
+            <w:r>
+              <w:rPr>
+                <w:rFonts w:ascii="Montserrat Medium" w:hAnsi="Montserrat Medium"/>
+              </w:rPr>
+              <w:t xml:space="preserve">[.]0[.]1, </w:t>
+            </w:r>
+            <w:proofErr w:type="spellStart"/>
+            <w:r>
+              <w:rPr>
+                <w:rFonts w:ascii="Montserrat Medium" w:hAnsi="Montserrat Medium"/>
+              </w:rPr>
+              <w:t>Dst</w:t>
+            </w:r>
+            <w:proofErr w:type="spellEnd"/>
+            <w:r>
+              <w:rPr>
+                <w:rFonts w:ascii="Montserrat Medium" w:hAnsi="Montserrat Medium"/>
+              </w:rPr>
+              <w:t>: 127[.]0[.</w:t>
+            </w:r>
+            <w:proofErr w:type="gramStart"/>
+            <w:r>
+              <w:rPr>
+                <w:rFonts w:ascii="Montserrat Medium" w:hAnsi="Montserrat Medium"/>
+              </w:rPr>
+              <w:t>]0</w:t>
+            </w:r>
+            <w:proofErr w:type="gramEnd"/>
+            <w:r>
+              <w:rPr>
+                <w:rFonts w:ascii="Montserrat Medium" w:hAnsi="Montserrat Medium"/>
+              </w:rPr>
+              <w:t>[.]1</w:t>
             </w:r>
           </w:p>
         </w:tc>
@@ -9781,7 +10432,35 @@
               <w:rPr>
                 <w:rFonts w:ascii="Montserrat Medium" w:hAnsi="Montserrat Medium"/>
               </w:rPr>
-              <w:t>Transmission Control Protocol, Src Port: 50140, Dst Port: 5133, Seq: 1, Ack: 1, Len: 328</w:t>
+              <w:t xml:space="preserve">Transmission Control Protocol, </w:t>
+            </w:r>
+            <w:proofErr w:type="spellStart"/>
+            <w:r>
+              <w:rPr>
+                <w:rFonts w:ascii="Montserrat Medium" w:hAnsi="Montserrat Medium"/>
+              </w:rPr>
+              <w:t>Src</w:t>
+            </w:r>
+            <w:proofErr w:type="spellEnd"/>
+            <w:r>
+              <w:rPr>
+                <w:rFonts w:ascii="Montserrat Medium" w:hAnsi="Montserrat Medium"/>
+              </w:rPr>
+              <w:t xml:space="preserve"> Port: 50140, </w:t>
+            </w:r>
+            <w:proofErr w:type="spellStart"/>
+            <w:r>
+              <w:rPr>
+                <w:rFonts w:ascii="Montserrat Medium" w:hAnsi="Montserrat Medium"/>
+              </w:rPr>
+              <w:t>Dst</w:t>
+            </w:r>
+            <w:proofErr w:type="spellEnd"/>
+            <w:r>
+              <w:rPr>
+                <w:rFonts w:ascii="Montserrat Medium" w:hAnsi="Montserrat Medium"/>
+              </w:rPr>
+              <w:t xml:space="preserve"> Port: 5133, Seq: 1, Ack: 1, Len: 328</w:t>
             </w:r>
           </w:p>
         </w:tc>
@@ -9921,7 +10600,21 @@
               <w:rPr>
                 <w:rFonts w:ascii="Montserrat Medium" w:hAnsi="Montserrat Medium"/>
               </w:rPr>
-              <w:t xml:space="preserve">    Sequence Number: 1    (relative sequence number)</w:t>
+              <w:t xml:space="preserve">    Sequence Number: 1 </w:t>
+            </w:r>
+            <w:proofErr w:type="gramStart"/>
+            <w:r>
+              <w:rPr>
+                <w:rFonts w:ascii="Montserrat Medium" w:hAnsi="Montserrat Medium"/>
+              </w:rPr>
+              <w:t xml:space="preserve">   (</w:t>
+            </w:r>
+            <w:proofErr w:type="gramEnd"/>
+            <w:r>
+              <w:rPr>
+                <w:rFonts w:ascii="Montserrat Medium" w:hAnsi="Montserrat Medium"/>
+              </w:rPr>
+              <w:t>relative sequence number)</w:t>
             </w:r>
           </w:p>
         </w:tc>
@@ -9961,7 +10654,21 @@
               <w:rPr>
                 <w:rFonts w:ascii="Montserrat Medium" w:hAnsi="Montserrat Medium"/>
               </w:rPr>
-              <w:t xml:space="preserve">    [Next Sequence Number: 329    (relative sequence number)]</w:t>
+              <w:t xml:space="preserve">    [Next Sequence Number: 329 </w:t>
+            </w:r>
+            <w:proofErr w:type="gramStart"/>
+            <w:r>
+              <w:rPr>
+                <w:rFonts w:ascii="Montserrat Medium" w:hAnsi="Montserrat Medium"/>
+              </w:rPr>
+              <w:t xml:space="preserve">   (</w:t>
+            </w:r>
+            <w:proofErr w:type="gramEnd"/>
+            <w:r>
+              <w:rPr>
+                <w:rFonts w:ascii="Montserrat Medium" w:hAnsi="Montserrat Medium"/>
+              </w:rPr>
+              <w:t>relative sequence number)]</w:t>
             </w:r>
           </w:p>
         </w:tc>
@@ -9981,7 +10688,21 @@
               <w:rPr>
                 <w:rFonts w:ascii="Montserrat Medium" w:hAnsi="Montserrat Medium"/>
               </w:rPr>
-              <w:t xml:space="preserve">    Acknowledgment Number: 1    (relative ack number)</w:t>
+              <w:t xml:space="preserve">    Acknowledgment Number: 1 </w:t>
+            </w:r>
+            <w:proofErr w:type="gramStart"/>
+            <w:r>
+              <w:rPr>
+                <w:rFonts w:ascii="Montserrat Medium" w:hAnsi="Montserrat Medium"/>
+              </w:rPr>
+              <w:t xml:space="preserve">   (</w:t>
+            </w:r>
+            <w:proofErr w:type="gramEnd"/>
+            <w:r>
+              <w:rPr>
+                <w:rFonts w:ascii="Montserrat Medium" w:hAnsi="Montserrat Medium"/>
+              </w:rPr>
+              <w:t>relative ack number)</w:t>
             </w:r>
           </w:p>
         </w:tc>
@@ -10421,7 +11142,21 @@
               <w:rPr>
                 <w:rFonts w:ascii="Montserrat Medium" w:hAnsi="Montserrat Medium"/>
               </w:rPr>
-              <w:t xml:space="preserve">    Mcp-Session-Id: 0f6090c6d9b9f4ed8a2cd47ec7c92339c1267245\r\n</w:t>
+              <w:t xml:space="preserve">    </w:t>
+            </w:r>
+            <w:proofErr w:type="spellStart"/>
+            <w:r>
+              <w:rPr>
+                <w:rFonts w:ascii="Montserrat Medium" w:hAnsi="Montserrat Medium"/>
+              </w:rPr>
+              <w:t>Mcp</w:t>
+            </w:r>
+            <w:proofErr w:type="spellEnd"/>
+            <w:r>
+              <w:rPr>
+                <w:rFonts w:ascii="Montserrat Medium" w:hAnsi="Montserrat Medium"/>
+              </w:rPr>
+              <w:t>-Session-Id: 0f6090c6d9b9f4ed8a2cd47ec7c92339c1267245\r\n</w:t>
             </w:r>
           </w:p>
         </w:tc>
@@ -10461,7 +11196,21 @@
               <w:rPr>
                 <w:rFonts w:ascii="Montserrat Medium" w:hAnsi="Montserrat Medium"/>
               </w:rPr>
-              <w:t xml:space="preserve">    sec-fetch-mode: cors\r\n</w:t>
+              <w:t xml:space="preserve">    sec-fetch-mode: </w:t>
+            </w:r>
+            <w:proofErr w:type="spellStart"/>
+            <w:r>
+              <w:rPr>
+                <w:rFonts w:ascii="Montserrat Medium" w:hAnsi="Montserrat Medium"/>
+              </w:rPr>
+              <w:t>cors</w:t>
+            </w:r>
+            <w:proofErr w:type="spellEnd"/>
+            <w:r>
+              <w:rPr>
+                <w:rFonts w:ascii="Montserrat Medium" w:hAnsi="Montserrat Medium"/>
+              </w:rPr>
+              <w:t>\r\n</w:t>
             </w:r>
           </w:p>
         </w:tc>
@@ -10501,7 +11250,21 @@
               <w:rPr>
                 <w:rFonts w:ascii="Montserrat Medium" w:hAnsi="Montserrat Medium"/>
               </w:rPr>
-              <w:t xml:space="preserve">    accept-encoding: gzip, deflate\r\n</w:t>
+              <w:t xml:space="preserve">    accept-encoding: </w:t>
+            </w:r>
+            <w:proofErr w:type="spellStart"/>
+            <w:r>
+              <w:rPr>
+                <w:rFonts w:ascii="Montserrat Medium" w:hAnsi="Montserrat Medium"/>
+              </w:rPr>
+              <w:t>gzip</w:t>
+            </w:r>
+            <w:proofErr w:type="spellEnd"/>
+            <w:r>
+              <w:rPr>
+                <w:rFonts w:ascii="Montserrat Medium" w:hAnsi="Montserrat Medium"/>
+              </w:rPr>
+              <w:t>, deflate\r\n</w:t>
             </w:r>
           </w:p>
         </w:tc>
@@ -10951,6 +11714,7 @@
           <w:szCs w:val="24"/>
         </w:rPr>
       </w:pPr>
+      <w:proofErr w:type="gramStart"/>
       <w:r>
         <w:rPr>
           <w:rFonts w:ascii="Montserrat Medium" w:hAnsi="Montserrat Medium"/>
@@ -10958,7 +11722,17 @@
           <w:iCs/>
           <w:szCs w:val="24"/>
         </w:rPr>
-        <w:t>Figure : Hardcoded password and AES decryption of a base64 string</w:t>
+        <w:t>Figure :</w:t>
+      </w:r>
+      <w:proofErr w:type="gramEnd"/>
+      <w:r>
+        <w:rPr>
+          <w:rFonts w:ascii="Montserrat Medium" w:hAnsi="Montserrat Medium"/>
+          <w:i/>
+          <w:iCs/>
+          <w:szCs w:val="24"/>
+        </w:rPr>
+        <w:t xml:space="preserve"> Hardcoded password and AES decryption of a base64 string</w:t>
       </w:r>
     </w:p>
     <w:p>
@@ -11046,6 +11820,7 @@
           <w:szCs w:val="24"/>
         </w:rPr>
       </w:pPr>
+      <w:proofErr w:type="gramStart"/>
       <w:r>
         <w:rPr>
           <w:rFonts w:ascii="Montserrat Medium" w:hAnsi="Montserrat Medium"/>
@@ -11053,7 +11828,17 @@
           <w:iCs/>
           <w:szCs w:val="24"/>
         </w:rPr>
-        <w:t>Figure : AES encryption function</w:t>
+        <w:t>Figure :</w:t>
+      </w:r>
+      <w:proofErr w:type="gramEnd"/>
+      <w:r>
+        <w:rPr>
+          <w:rFonts w:ascii="Montserrat Medium" w:hAnsi="Montserrat Medium"/>
+          <w:i/>
+          <w:iCs/>
+          <w:szCs w:val="24"/>
+        </w:rPr>
+        <w:t xml:space="preserve"> AES encryption function</w:t>
       </w:r>
     </w:p>
     <w:p>
@@ -11137,6 +11922,7 @@
           <w:szCs w:val="24"/>
         </w:rPr>
       </w:pPr>
+      <w:proofErr w:type="gramStart"/>
       <w:r>
         <w:rPr>
           <w:rFonts w:ascii="Montserrat Medium" w:hAnsi="Montserrat Medium"/>
@@ -11144,7 +11930,17 @@
           <w:iCs/>
           <w:szCs w:val="24"/>
         </w:rPr>
-        <w:t>Figure : Name and location of dropped VBS script and XML file to be loaded at user logon</w:t>
+        <w:t>Figure :</w:t>
+      </w:r>
+      <w:proofErr w:type="gramEnd"/>
+      <w:r>
+        <w:rPr>
+          <w:rFonts w:ascii="Montserrat Medium" w:hAnsi="Montserrat Medium"/>
+          <w:i/>
+          <w:iCs/>
+          <w:szCs w:val="24"/>
+        </w:rPr>
+        <w:t xml:space="preserve"> Name and location of dropped VBS script and XML file to be loaded at user logon</w:t>
       </w:r>
     </w:p>
     <w:p>
@@ -11460,22 +12256,6 @@
           <w:rFonts w:ascii="Montserrat Medium" w:hAnsi="Montserrat Medium"/>
         </w:rPr>
       </w:pPr>
-    </w:p>
-    <w:p>
-      <w:pPr>
-        <w:pStyle w:val="Heading2"/>
-        <w:rPr>
-          <w:sz w:val="28"/>
-          <w:szCs w:val="28"/>
-        </w:rPr>
-      </w:pPr>
-      <w:r>
-        <w:rPr>
-          <w:sz w:val="28"/>
-          <w:szCs w:val="28"/>
-        </w:rPr>
-        <w:t>Stage 4: Final Covenant Implant</w:t>
-      </w:r>
     </w:p>
     <w:p>
       <w:pPr>
@@ -12826,8 +13606,18 @@
           <w:i/>
           <w:iCs/>
         </w:rPr>
-        <w:t>Fig 4:.</w:t>
-      </w:r>
+        <w:t xml:space="preserve">Fig </w:t>
+      </w:r>
+      <w:proofErr w:type="gramStart"/>
+      <w:r>
+        <w:rPr>
+          <w:rFonts w:ascii="Montserrat Medium" w:hAnsi="Montserrat Medium"/>
+          <w:i/>
+          <w:iCs/>
+        </w:rPr>
+        <w:t>4:.</w:t>
+      </w:r>
+      <w:proofErr w:type="gramEnd"/>
     </w:p>
     <w:p>
       <w:pPr>
@@ -13124,7 +13914,21 @@
               <w:rPr>
                 <w:rFonts w:ascii="Montserrat Medium" w:hAnsi="Montserrat Medium"/>
               </w:rPr>
-              <w:t>/en-us/index[.]html</w:t>
+              <w:t>/</w:t>
+            </w:r>
+            <w:proofErr w:type="gramStart"/>
+            <w:r>
+              <w:rPr>
+                <w:rFonts w:ascii="Montserrat Medium" w:hAnsi="Montserrat Medium"/>
+              </w:rPr>
+              <w:t>en</w:t>
+            </w:r>
+            <w:proofErr w:type="gramEnd"/>
+            <w:r>
+              <w:rPr>
+                <w:rFonts w:ascii="Montserrat Medium" w:hAnsi="Montserrat Medium"/>
+              </w:rPr>
+              <w:t>-us/index[.]html</w:t>
             </w:r>
           </w:p>
         </w:tc>
@@ -13202,7 +14006,21 @@
               <w:rPr>
                 <w:rFonts w:ascii="Montserrat Medium" w:hAnsi="Montserrat Medium"/>
               </w:rPr>
-              <w:t>/en-us/docs[.]html</w:t>
+              <w:t>/</w:t>
+            </w:r>
+            <w:proofErr w:type="gramStart"/>
+            <w:r>
+              <w:rPr>
+                <w:rFonts w:ascii="Montserrat Medium" w:hAnsi="Montserrat Medium"/>
+              </w:rPr>
+              <w:t>en</w:t>
+            </w:r>
+            <w:proofErr w:type="gramEnd"/>
+            <w:r>
+              <w:rPr>
+                <w:rFonts w:ascii="Montserrat Medium" w:hAnsi="Montserrat Medium"/>
+              </w:rPr>
+              <w:t>-us/docs[.]html</w:t>
             </w:r>
           </w:p>
         </w:tc>
@@ -13280,7 +14098,21 @@
               <w:rPr>
                 <w:rFonts w:ascii="Montserrat Medium" w:hAnsi="Montserrat Medium"/>
               </w:rPr>
-              <w:t>/en-us/test[.]html</w:t>
+              <w:t>/</w:t>
+            </w:r>
+            <w:proofErr w:type="gramStart"/>
+            <w:r>
+              <w:rPr>
+                <w:rFonts w:ascii="Montserrat Medium" w:hAnsi="Montserrat Medium"/>
+              </w:rPr>
+              <w:t>en</w:t>
+            </w:r>
+            <w:proofErr w:type="gramEnd"/>
+            <w:r>
+              <w:rPr>
+                <w:rFonts w:ascii="Montserrat Medium" w:hAnsi="Montserrat Medium"/>
+              </w:rPr>
+              <w:t>-us/test[.]html</w:t>
             </w:r>
           </w:p>
         </w:tc>
@@ -13358,7 +14190,21 @@
               <w:rPr>
                 <w:rFonts w:ascii="Montserrat Medium" w:hAnsi="Montserrat Medium"/>
               </w:rPr>
-              <w:t>i=a19ea23062db990386a3a478cb89d52e&amp;data={0}&amp;session=75db-99b1-25fe4e9afbe58696-320bea73</w:t>
+              <w:t>i=a19ea23062db990386a3a478cb89d52e&amp;data</w:t>
+            </w:r>
+            <w:proofErr w:type="gramStart"/>
+            <w:r>
+              <w:rPr>
+                <w:rFonts w:ascii="Montserrat Medium" w:hAnsi="Montserrat Medium"/>
+              </w:rPr>
+              <w:t>={0}&amp;</w:t>
+            </w:r>
+            <w:proofErr w:type="gramEnd"/>
+            <w:r>
+              <w:rPr>
+                <w:rFonts w:ascii="Montserrat Medium" w:hAnsi="Montserrat Medium"/>
+              </w:rPr>
+              <w:t>session=75db-99b1-25fe4e9afbe58696-320bea73</w:t>
             </w:r>
           </w:p>
         </w:tc>
@@ -13592,7 +14438,91 @@
               <w:rPr>
                 <w:rFonts w:ascii="Montserrat Medium" w:hAnsi="Montserrat Medium"/>
               </w:rPr>
-              <w:t>{"GUID":"{0}","Type":{1},"Meta":"{2}","IV":"{3}","EncryptedMessage":"{4}","HMAC":"{5}"}</w:t>
+              <w:t>{"GUID"</w:t>
+            </w:r>
+            <w:proofErr w:type="gramStart"/>
+            <w:r>
+              <w:rPr>
+                <w:rFonts w:ascii="Montserrat Medium" w:hAnsi="Montserrat Medium"/>
+              </w:rPr>
+              <w:t>:"{0}"</w:t>
+            </w:r>
+            <w:proofErr w:type="gramEnd"/>
+            <w:r>
+              <w:rPr>
+                <w:rFonts w:ascii="Montserrat Medium" w:hAnsi="Montserrat Medium"/>
+              </w:rPr>
+              <w:t>,"Type</w:t>
+            </w:r>
+            <w:proofErr w:type="gramStart"/>
+            <w:r>
+              <w:rPr>
+                <w:rFonts w:ascii="Montserrat Medium" w:hAnsi="Montserrat Medium"/>
+              </w:rPr>
+              <w:t>":{1},</w:t>
+            </w:r>
+            <w:proofErr w:type="gramEnd"/>
+            <w:r>
+              <w:rPr>
+                <w:rFonts w:ascii="Montserrat Medium" w:hAnsi="Montserrat Medium"/>
+              </w:rPr>
+              <w:t>"Meta"</w:t>
+            </w:r>
+            <w:proofErr w:type="gramStart"/>
+            <w:r>
+              <w:rPr>
+                <w:rFonts w:ascii="Montserrat Medium" w:hAnsi="Montserrat Medium"/>
+              </w:rPr>
+              <w:t>:"{2}"</w:t>
+            </w:r>
+            <w:proofErr w:type="gramEnd"/>
+            <w:r>
+              <w:rPr>
+                <w:rFonts w:ascii="Montserrat Medium" w:hAnsi="Montserrat Medium"/>
+              </w:rPr>
+              <w:t>,"</w:t>
+            </w:r>
+            <w:proofErr w:type="gramStart"/>
+            <w:r>
+              <w:rPr>
+                <w:rFonts w:ascii="Montserrat Medium" w:hAnsi="Montserrat Medium"/>
+              </w:rPr>
+              <w:t>IV":"{3}"</w:t>
+            </w:r>
+            <w:proofErr w:type="gramEnd"/>
+            <w:r>
+              <w:rPr>
+                <w:rFonts w:ascii="Montserrat Medium" w:hAnsi="Montserrat Medium"/>
+              </w:rPr>
+              <w:t>,"EncryptedMessage"</w:t>
+            </w:r>
+            <w:proofErr w:type="gramStart"/>
+            <w:r>
+              <w:rPr>
+                <w:rFonts w:ascii="Montserrat Medium" w:hAnsi="Montserrat Medium"/>
+              </w:rPr>
+              <w:t>:"{4}"</w:t>
+            </w:r>
+            <w:proofErr w:type="gramEnd"/>
+            <w:r>
+              <w:rPr>
+                <w:rFonts w:ascii="Montserrat Medium" w:hAnsi="Montserrat Medium"/>
+              </w:rPr>
+              <w:t>,"HMAC"</w:t>
+            </w:r>
+            <w:proofErr w:type="gramStart"/>
+            <w:r>
+              <w:rPr>
+                <w:rFonts w:ascii="Montserrat Medium" w:hAnsi="Montserrat Medium"/>
+              </w:rPr>
+              <w:t>:"{</w:t>
+            </w:r>
+            <w:proofErr w:type="gramEnd"/>
+            <w:r>
+              <w:rPr>
+                <w:rFonts w:ascii="Montserrat Medium" w:hAnsi="Montserrat Medium"/>
+              </w:rPr>
+              <w:t>5}"}</w:t>
             </w:r>
           </w:p>
         </w:tc>
@@ -14254,7 +15184,21 @@
               <w:rPr>
                 <w:rFonts w:ascii="Montserrat Medium" w:hAnsi="Montserrat Medium"/>
               </w:rPr>
-              <w:t>Pinned certificate hash associated with Covenant framework</w:t>
+              <w:t xml:space="preserve">Pinned certificate </w:t>
+            </w:r>
+            <w:proofErr w:type="gramStart"/>
+            <w:r>
+              <w:rPr>
+                <w:rFonts w:ascii="Montserrat Medium" w:hAnsi="Montserrat Medium"/>
+              </w:rPr>
+              <w:t>hash</w:t>
+            </w:r>
+            <w:proofErr w:type="gramEnd"/>
+            <w:r>
+              <w:rPr>
+                <w:rFonts w:ascii="Montserrat Medium" w:hAnsi="Montserrat Medium"/>
+              </w:rPr>
+              <w:t xml:space="preserve"> associated with Covenant framework</w:t>
             </w:r>
           </w:p>
         </w:tc>
@@ -14560,47 +15504,39 @@
     </w:p>
     <w:p>
       <w:pPr>
-        <w:pStyle w:val="Heading2"/>
-        <w:rPr>
-          <w:sz w:val="28"/>
-          <w:szCs w:val="28"/>
-        </w:rPr>
-      </w:pPr>
-      <w:r>
-        <w:rPr>
-          <w:sz w:val="28"/>
-          <w:szCs w:val="28"/>
-        </w:rPr>
-        <w:t>Stage 4: Final Covenant Implant</w:t>
-      </w:r>
-    </w:p>
-    <w:p>
-      <w:pPr>
-        <w:rPr>
-          <w:rFonts w:ascii="Montserrat Medium" w:hAnsi="Montserrat Medium"/>
-        </w:rPr>
-      </w:pPr>
-    </w:p>
-    <w:p>
-      <w:pPr>
-        <w:spacing w:after="160" w:line="259" w:lineRule="auto"/>
-        <w:rPr>
-          <w:rFonts w:ascii="Montserrat Medium" w:hAnsi="Montserrat Medium"/>
-        </w:rPr>
-      </w:pPr>
-    </w:p>
-    <w:p>
-      <w:pPr>
-        <w:spacing w:after="160" w:line="259" w:lineRule="auto"/>
-        <w:rPr>
-          <w:rFonts w:ascii="Montserrat Medium" w:hAnsi="Montserrat Medium"/>
-        </w:rPr>
-      </w:pPr>
-      <w:r>
-        <w:rPr>
-          <w:rFonts w:ascii="Montserrat Medium" w:hAnsi="Montserrat Medium"/>
-        </w:rPr>
-        <w:t>Analysis Artifacts (NOT MALICIOUS)</w:t>
+        <w:rPr>
+          <w:rFonts w:ascii="Montserrat Medium" w:hAnsi="Montserrat Medium"/>
+        </w:rPr>
+      </w:pPr>
+    </w:p>
+    <w:p>
+      <w:pPr>
+        <w:spacing w:after="160" w:line="259" w:lineRule="auto"/>
+        <w:rPr>
+          <w:rFonts w:ascii="Montserrat Medium" w:hAnsi="Montserrat Medium"/>
+        </w:rPr>
+      </w:pPr>
+    </w:p>
+    <w:p>
+      <w:pPr>
+        <w:spacing w:after="160" w:line="259" w:lineRule="auto"/>
+        <w:rPr>
+          <w:rFonts w:ascii="Montserrat Medium" w:hAnsi="Montserrat Medium"/>
+        </w:rPr>
+      </w:pPr>
+      <w:proofErr w:type="gramStart"/>
+      <w:r>
+        <w:rPr>
+          <w:rFonts w:ascii="Montserrat Medium" w:hAnsi="Montserrat Medium"/>
+        </w:rPr>
+        <w:t>Analysis</w:t>
+      </w:r>
+      <w:proofErr w:type="gramEnd"/>
+      <w:r>
+        <w:rPr>
+          <w:rFonts w:ascii="Montserrat Medium" w:hAnsi="Montserrat Medium"/>
+        </w:rPr>
+        <w:t xml:space="preserve"> Artifacts (NOT MALICIOUS)</w:t>
       </w:r>
     </w:p>
     <w:p>
@@ -14802,7 +15738,35 @@
         <w:rPr>
           <w:rFonts w:ascii="Montserrat Medium" w:hAnsi="Montserrat Medium"/>
         </w:rPr>
-        <w:t>Presence of encrypted Base64 blobs stored in .rsrc / .rsdata sections</w:t>
+        <w:t xml:space="preserve">Presence of encrypted Base64 blobs stored </w:t>
+      </w:r>
+      <w:proofErr w:type="gramStart"/>
+      <w:r>
+        <w:rPr>
+          <w:rFonts w:ascii="Montserrat Medium" w:hAnsi="Montserrat Medium"/>
+        </w:rPr>
+        <w:t>in .rsrc</w:t>
+      </w:r>
+      <w:proofErr w:type="gramEnd"/>
+      <w:r>
+        <w:rPr>
+          <w:rFonts w:ascii="Montserrat Medium" w:hAnsi="Montserrat Medium"/>
+        </w:rPr>
+        <w:t xml:space="preserve"> </w:t>
+      </w:r>
+      <w:proofErr w:type="gramStart"/>
+      <w:r>
+        <w:rPr>
+          <w:rFonts w:ascii="Montserrat Medium" w:hAnsi="Montserrat Medium"/>
+        </w:rPr>
+        <w:t>/ .rsdata</w:t>
+      </w:r>
+      <w:proofErr w:type="gramEnd"/>
+      <w:r>
+        <w:rPr>
+          <w:rFonts w:ascii="Montserrat Medium" w:hAnsi="Montserrat Medium"/>
+        </w:rPr>
+        <w:t xml:space="preserve"> sections</w:t>
       </w:r>
     </w:p>
     <w:p>
@@ -14858,7 +15822,21 @@
         <w:rPr>
           <w:rFonts w:ascii="Montserrat Medium" w:hAnsi="Montserrat Medium"/>
         </w:rPr>
-        <w:t>References to System.Reflection.Assembly::Load</w:t>
+        <w:t xml:space="preserve">References to </w:t>
+      </w:r>
+      <w:proofErr w:type="gramStart"/>
+      <w:r>
+        <w:rPr>
+          <w:rFonts w:ascii="Montserrat Medium" w:hAnsi="Montserrat Medium"/>
+        </w:rPr>
+        <w:t>System.Reflection.Assembly::</w:t>
+      </w:r>
+      <w:proofErr w:type="gramEnd"/>
+      <w:r>
+        <w:rPr>
+          <w:rFonts w:ascii="Montserrat Medium" w:hAnsi="Montserrat Medium"/>
+        </w:rPr>
+        <w:t>Load</w:t>
       </w:r>
     </w:p>
     <w:p>
@@ -15078,8 +16056,18 @@
           <w:b/>
           <w:bCs/>
         </w:rPr>
-        <w:t>Living-off-the-Land execution</w:t>
-      </w:r>
+        <w:t xml:space="preserve">Living-off-the-Land </w:t>
+      </w:r>
+      <w:proofErr w:type="gramStart"/>
+      <w:r>
+        <w:rPr>
+          <w:rFonts w:ascii="Montserrat Medium" w:hAnsi="Montserrat Medium"/>
+          <w:b/>
+          <w:bCs/>
+        </w:rPr>
+        <w:t>execution</w:t>
+      </w:r>
+      <w:proofErr w:type="gramEnd"/>
     </w:p>
     <w:p>
       <w:pPr>
@@ -16135,7 +17123,17 @@
           <w:sz w:val="21"/>
           <w:szCs w:val="21"/>
         </w:rPr>
-        <w:t xml:space="preserve"> { </w:t>
+        <w:t xml:space="preserve"> </w:t>
+      </w:r>
+      <w:proofErr w:type="gramStart"/>
+      <w:r>
+        <w:rPr>
+          <w:rFonts w:ascii="Montserrat Medium" w:eastAsia="Times New Roman" w:hAnsi="Montserrat Medium" w:cs="Times New Roman"/>
+          <w:color w:val="CCCCCC"/>
+          <w:sz w:val="21"/>
+          <w:szCs w:val="21"/>
+        </w:rPr>
+        <w:t xml:space="preserve">{ </w:t>
       </w:r>
       <w:r>
         <w:rPr>
@@ -16146,6 +17144,7 @@
         </w:rPr>
         <w:t>01</w:t>
       </w:r>
+      <w:proofErr w:type="gramEnd"/>
       <w:r>
         <w:rPr>
           <w:rFonts w:ascii="Montserrat Medium" w:eastAsia="Times New Roman" w:hAnsi="Montserrat Medium" w:cs="Times New Roman"/>
@@ -16263,6 +17262,7 @@
         </w:rPr>
         <w:t xml:space="preserve"> </w:t>
       </w:r>
+      <w:proofErr w:type="gramStart"/>
       <w:r>
         <w:rPr>
           <w:rFonts w:ascii="Montserrat Medium" w:eastAsia="Times New Roman" w:hAnsi="Montserrat Medium" w:cs="Times New Roman"/>
@@ -16281,6 +17281,7 @@
         </w:rPr>
         <w:t xml:space="preserve"> }</w:t>
       </w:r>
+      <w:proofErr w:type="gramEnd"/>
     </w:p>
     <w:p>
       <w:pPr>
@@ -16821,6 +17822,7 @@
         </w:rPr>
         <w:t>\"</w:t>
       </w:r>
+      <w:proofErr w:type="gramStart"/>
       <w:r>
         <w:rPr>
           <w:rFonts w:ascii="Montserrat Medium" w:eastAsia="Times New Roman" w:hAnsi="Montserrat Medium" w:cs="Times New Roman"/>
@@ -16839,6 +17841,7 @@
         </w:rPr>
         <w:t>\"</w:t>
       </w:r>
+      <w:proofErr w:type="gramEnd"/>
       <w:r>
         <w:rPr>
           <w:rFonts w:ascii="Montserrat Medium" w:eastAsia="Times New Roman" w:hAnsi="Montserrat Medium" w:cs="Times New Roman"/>
@@ -16932,6 +17935,7 @@
         </w:rPr>
         <w:t>\"</w:t>
       </w:r>
+      <w:proofErr w:type="gramStart"/>
       <w:r>
         <w:rPr>
           <w:rFonts w:ascii="Montserrat Medium" w:eastAsia="Times New Roman" w:hAnsi="Montserrat Medium" w:cs="Times New Roman"/>
@@ -16950,6 +17954,7 @@
         </w:rPr>
         <w:t>\"</w:t>
       </w:r>
+      <w:proofErr w:type="gramEnd"/>
       <w:r>
         <w:rPr>
           <w:rFonts w:ascii="Montserrat Medium" w:eastAsia="Times New Roman" w:hAnsi="Montserrat Medium" w:cs="Times New Roman"/>
@@ -17268,6 +18273,7 @@
         </w:rPr>
         <w:t xml:space="preserve">        </w:t>
       </w:r>
+      <w:proofErr w:type="gramStart"/>
       <w:r>
         <w:rPr>
           <w:rFonts w:ascii="Montserrat Medium" w:eastAsia="Times New Roman" w:hAnsi="Montserrat Medium" w:cs="Times New Roman"/>
@@ -17295,6 +18301,7 @@
         </w:rPr>
         <w:t>of</w:t>
       </w:r>
+      <w:proofErr w:type="gramEnd"/>
       <w:r>
         <w:rPr>
           <w:rFonts w:ascii="Montserrat Medium" w:eastAsia="Times New Roman" w:hAnsi="Montserrat Medium" w:cs="Times New Roman"/>
@@ -17738,8 +18745,16 @@
               <w:rPr>
                 <w:rFonts w:ascii="Montserrat Medium" w:hAnsi="Montserrat Medium"/>
               </w:rPr>
-              <w:t xml:space="preserve"> srv</w:t>
-            </w:r>
+              <w:t xml:space="preserve"> </w:t>
+            </w:r>
+            <w:proofErr w:type="spellStart"/>
+            <w:r>
+              <w:rPr>
+                <w:rFonts w:ascii="Montserrat Medium" w:hAnsi="Montserrat Medium"/>
+              </w:rPr>
+              <w:t>srv</w:t>
+            </w:r>
+            <w:proofErr w:type="spellEnd"/>
             <w:r>
               <w:rPr>
                 <w:rFonts w:ascii="Montserrat Medium" w:hAnsi="Montserrat Medium"/>
@@ -17758,12 +18773,14 @@
               </w:rPr>
               <w:t>]</w:t>
             </w:r>
+            <w:proofErr w:type="spellStart"/>
             <w:r>
               <w:rPr>
                 <w:rFonts w:ascii="Montserrat Medium" w:hAnsi="Montserrat Medium"/>
               </w:rPr>
               <w:t>masterchiefsgruntemporium</w:t>
             </w:r>
+            <w:proofErr w:type="spellEnd"/>
             <w:r>
               <w:rPr>
                 <w:rFonts w:ascii="Montserrat Medium" w:hAnsi="Montserrat Medium"/>
@@ -21763,6 +22780,7 @@
   <w:style w:type="character" w:default="1" w:styleId="DefaultParagraphFont">
     <w:name w:val="Default Paragraph Font"/>
     <w:uiPriority w:val="1"/>
+    <w:semiHidden/>
     <w:unhideWhenUsed/>
   </w:style>
   <w:style w:type="table" w:default="1" w:styleId="TableNormal">
